--- a/Documents/数据库表.docx
+++ b/Documents/数据库表.docx
@@ -1239,7 +1239,7 @@
               <w:rPr>
                 <w:rFonts w:hint="eastAsia"/>
               </w:rPr>
-              <w:t>varchar(100)</w:t>
+              <w:t>varchar(10)</w:t>
             </w:r>
           </w:p>
         </w:tc>
@@ -1320,7 +1320,121 @@
             <w:pPr>
               <w:spacing w:after="0" w:line="240" w:lineRule="auto"/>
               <w:rPr>
-                <w:rFonts w:hint="eastAsia"/>
+                <w:rFonts w:hint="default" w:eastAsiaTheme="minorEastAsia"/>
+                <w:lang w:val="en-US" w:eastAsia="zh-CN"/>
+              </w:rPr>
+            </w:pPr>
+            <w:r>
+              <w:rPr>
+                <w:rFonts w:hint="eastAsia"/>
+                <w:lang w:val="en-US" w:eastAsia="zh-CN"/>
+              </w:rPr>
+              <w:t>Status_value</w:t>
+            </w:r>
+          </w:p>
+        </w:tc>
+        <w:tc>
+          <w:tcPr>
+            <w:tcW w:w="1648" w:type="dxa"/>
+          </w:tcPr>
+          <w:p>
+            <w:pPr>
+              <w:spacing w:after="0" w:line="240" w:lineRule="auto"/>
+              <w:rPr>
+                <w:rFonts w:hint="default" w:eastAsiaTheme="minorEastAsia"/>
+                <w:lang w:val="en-US" w:eastAsia="zh-CN"/>
+              </w:rPr>
+            </w:pPr>
+            <w:r>
+              <w:rPr>
+                <w:rFonts w:hint="eastAsia"/>
+                <w:lang w:val="en-US" w:eastAsia="zh-CN"/>
+              </w:rPr>
+              <w:t>varchar(20)</w:t>
+            </w:r>
+          </w:p>
+        </w:tc>
+        <w:tc>
+          <w:tcPr>
+            <w:tcW w:w="1593" w:type="dxa"/>
+          </w:tcPr>
+          <w:p>
+            <w:pPr>
+              <w:spacing w:after="0" w:line="240" w:lineRule="auto"/>
+              <w:rPr>
+                <w:rFonts w:hint="eastAsia"/>
+              </w:rPr>
+            </w:pPr>
+          </w:p>
+        </w:tc>
+        <w:tc>
+          <w:tcPr>
+            <w:tcW w:w="1576" w:type="dxa"/>
+          </w:tcPr>
+          <w:p>
+            <w:pPr>
+              <w:spacing w:after="0" w:line="240" w:lineRule="auto"/>
+              <w:rPr>
+                <w:rFonts w:hint="default" w:eastAsiaTheme="minorEastAsia"/>
+                <w:lang w:val="en-US" w:eastAsia="zh-CN"/>
+              </w:rPr>
+            </w:pPr>
+            <w:r>
+              <w:rPr>
+                <w:rFonts w:hint="eastAsia"/>
+                <w:lang w:val="en-US" w:eastAsia="zh-CN"/>
+              </w:rPr>
+              <w:t>状态值</w:t>
+            </w:r>
+          </w:p>
+        </w:tc>
+        <w:tc>
+          <w:tcPr>
+            <w:tcW w:w="1577" w:type="dxa"/>
+          </w:tcPr>
+          <w:p>
+            <w:pPr>
+              <w:spacing w:after="0" w:line="240" w:lineRule="auto"/>
+              <w:rPr>
+                <w:rFonts w:hint="eastAsia"/>
+              </w:rPr>
+            </w:pPr>
+          </w:p>
+        </w:tc>
+      </w:tr>
+      <w:tr>
+        <w:tblPrEx>
+          <w:tblBorders>
+            <w:top w:val="single" w:color="auto" w:sz="4" w:space="0"/>
+            <w:left w:val="single" w:color="auto" w:sz="4" w:space="0"/>
+            <w:bottom w:val="single" w:color="auto" w:sz="4" w:space="0"/>
+            <w:right w:val="single" w:color="auto" w:sz="4" w:space="0"/>
+            <w:insideH w:val="single" w:color="auto" w:sz="4" w:space="0"/>
+            <w:insideV w:val="single" w:color="auto" w:sz="4" w:space="0"/>
+          </w:tblBorders>
+          <w:tblCellMar>
+            <w:top w:w="0" w:type="dxa"/>
+            <w:left w:w="108" w:type="dxa"/>
+            <w:bottom w:w="0" w:type="dxa"/>
+            <w:right w:w="108" w:type="dxa"/>
+          </w:tblCellMar>
+        </w:tblPrEx>
+        <w:tc>
+          <w:tcPr>
+            <w:tcW w:w="1902" w:type="dxa"/>
+            <w:shd w:val="clear"/>
+            <w:vAlign w:val="top"/>
+          </w:tcPr>
+          <w:p>
+            <w:pPr>
+              <w:spacing w:after="0" w:line="240" w:lineRule="auto"/>
+              <w:rPr>
+                <w:rFonts w:hint="eastAsia" w:asciiTheme="minorHAnsi" w:hAnsiTheme="minorHAnsi" w:eastAsiaTheme="minorEastAsia" w:cstheme="minorBidi"/>
+                <w:kern w:val="2"/>
+                <w:sz w:val="22"/>
+                <w:szCs w:val="24"/>
+                <w:lang w:val="en-US" w:eastAsia="zh-CN" w:bidi="ar-SA"/>
+                <w14:ligatures w14:val="standardContextual"/>
               </w:rPr>
             </w:pPr>
             <w:r>
@@ -1334,12 +1448,19 @@
         <w:tc>
           <w:tcPr>
             <w:tcW w:w="1648" w:type="dxa"/>
-          </w:tcPr>
-          <w:p>
-            <w:pPr>
-              <w:spacing w:after="0" w:line="240" w:lineRule="auto"/>
-              <w:rPr>
-                <w:rFonts w:hint="eastAsia"/>
+            <w:shd w:val="clear"/>
+            <w:vAlign w:val="top"/>
+          </w:tcPr>
+          <w:p>
+            <w:pPr>
+              <w:spacing w:after="0" w:line="240" w:lineRule="auto"/>
+              <w:rPr>
+                <w:rFonts w:hint="eastAsia" w:asciiTheme="minorHAnsi" w:hAnsiTheme="minorHAnsi" w:eastAsiaTheme="minorEastAsia" w:cstheme="minorBidi"/>
+                <w:kern w:val="2"/>
+                <w:sz w:val="22"/>
+                <w:szCs w:val="24"/>
+                <w:lang w:val="en-US" w:eastAsia="zh-CN" w:bidi="ar-SA"/>
+                <w14:ligatures w14:val="standardContextual"/>
               </w:rPr>
             </w:pPr>
             <w:r>
@@ -1353,12 +1474,19 @@
         <w:tc>
           <w:tcPr>
             <w:tcW w:w="1593" w:type="dxa"/>
-          </w:tcPr>
-          <w:p>
-            <w:pPr>
-              <w:spacing w:after="0" w:line="240" w:lineRule="auto"/>
-              <w:rPr>
-                <w:rFonts w:hint="eastAsia"/>
+            <w:shd w:val="clear"/>
+            <w:vAlign w:val="top"/>
+          </w:tcPr>
+          <w:p>
+            <w:pPr>
+              <w:spacing w:after="0" w:line="240" w:lineRule="auto"/>
+              <w:rPr>
+                <w:rFonts w:hint="eastAsia" w:asciiTheme="minorHAnsi" w:hAnsiTheme="minorHAnsi" w:eastAsiaTheme="minorEastAsia" w:cstheme="minorBidi"/>
+                <w:kern w:val="2"/>
+                <w:sz w:val="22"/>
+                <w:szCs w:val="24"/>
+                <w:lang w:val="en-US" w:eastAsia="zh-CN" w:bidi="ar-SA"/>
+                <w14:ligatures w14:val="standardContextual"/>
               </w:rPr>
             </w:pPr>
           </w:p>
@@ -1366,12 +1494,19 @@
         <w:tc>
           <w:tcPr>
             <w:tcW w:w="1576" w:type="dxa"/>
-          </w:tcPr>
-          <w:p>
-            <w:pPr>
-              <w:spacing w:after="0" w:line="240" w:lineRule="auto"/>
-              <w:rPr>
-                <w:rFonts w:hint="eastAsia"/>
+            <w:shd w:val="clear"/>
+            <w:vAlign w:val="top"/>
+          </w:tcPr>
+          <w:p>
+            <w:pPr>
+              <w:spacing w:after="0" w:line="240" w:lineRule="auto"/>
+              <w:rPr>
+                <w:rFonts w:hint="eastAsia" w:asciiTheme="minorHAnsi" w:hAnsiTheme="minorHAnsi" w:eastAsiaTheme="minorEastAsia" w:cstheme="minorBidi"/>
+                <w:kern w:val="2"/>
+                <w:sz w:val="22"/>
+                <w:szCs w:val="24"/>
+                <w:lang w:val="en-US" w:eastAsia="zh-CN" w:bidi="ar-SA"/>
+                <w14:ligatures w14:val="standardContextual"/>
               </w:rPr>
             </w:pPr>
             <w:r>
@@ -1385,12 +1520,19 @@
         <w:tc>
           <w:tcPr>
             <w:tcW w:w="1577" w:type="dxa"/>
-          </w:tcPr>
-          <w:p>
-            <w:pPr>
-              <w:spacing w:after="0" w:line="240" w:lineRule="auto"/>
-              <w:rPr>
-                <w:rFonts w:hint="eastAsia"/>
+            <w:shd w:val="clear"/>
+            <w:vAlign w:val="top"/>
+          </w:tcPr>
+          <w:p>
+            <w:pPr>
+              <w:spacing w:after="0" w:line="240" w:lineRule="auto"/>
+              <w:rPr>
+                <w:rFonts w:hint="eastAsia" w:asciiTheme="minorHAnsi" w:hAnsiTheme="minorHAnsi" w:eastAsiaTheme="minorEastAsia" w:cstheme="minorBidi"/>
+                <w:kern w:val="2"/>
+                <w:sz w:val="22"/>
+                <w:szCs w:val="24"/>
+                <w:lang w:val="en-US" w:eastAsia="zh-CN" w:bidi="ar-SA"/>
+                <w14:ligatures w14:val="standardContextual"/>
               </w:rPr>
             </w:pPr>
             <w:r>
@@ -1587,6 +1729,12 @@
             <w:insideH w:val="single" w:color="auto" w:sz="4" w:space="0"/>
             <w:insideV w:val="single" w:color="auto" w:sz="4" w:space="0"/>
           </w:tblBorders>
+          <w:tblCellMar>
+            <w:top w:w="0" w:type="dxa"/>
+            <w:left w:w="108" w:type="dxa"/>
+            <w:bottom w:w="0" w:type="dxa"/>
+            <w:right w:w="108" w:type="dxa"/>
+          </w:tblCellMar>
         </w:tblPrEx>
         <w:tc>
           <w:tcPr>
@@ -2396,811 +2544,6 @@
         <w:rPr>
           <w:rFonts w:hint="eastAsia"/>
         </w:rPr>
-        <w:t>状态记录表</w:t>
-      </w:r>
-    </w:p>
-    <w:p>
-      <w:pPr>
-        <w:rPr>
-          <w:rFonts w:hint="eastAsia"/>
-        </w:rPr>
-      </w:pPr>
-      <w:r>
-        <w:rPr>
-          <w:rFonts w:hint="eastAsia"/>
-        </w:rPr>
-        <w:t>status_record</w:t>
-      </w:r>
-    </w:p>
-    <w:tbl>
-      <w:tblPr>
-        <w:tblStyle w:val="16"/>
-        <w:tblW w:w="0" w:type="auto"/>
-        <w:tblInd w:w="0" w:type="dxa"/>
-        <w:tblBorders>
-          <w:top w:val="single" w:color="auto" w:sz="4" w:space="0"/>
-          <w:left w:val="single" w:color="auto" w:sz="4" w:space="0"/>
-          <w:bottom w:val="single" w:color="auto" w:sz="4" w:space="0"/>
-          <w:right w:val="single" w:color="auto" w:sz="4" w:space="0"/>
-          <w:insideH w:val="single" w:color="auto" w:sz="4" w:space="0"/>
-          <w:insideV w:val="single" w:color="auto" w:sz="4" w:space="0"/>
-        </w:tblBorders>
-        <w:tblLayout w:type="autofit"/>
-        <w:tblCellMar>
-          <w:top w:w="0" w:type="dxa"/>
-          <w:left w:w="108" w:type="dxa"/>
-          <w:bottom w:w="0" w:type="dxa"/>
-          <w:right w:w="108" w:type="dxa"/>
-        </w:tblCellMar>
-      </w:tblPr>
-      <w:tblGrid>
-        <w:gridCol w:w="1902"/>
-        <w:gridCol w:w="1648"/>
-        <w:gridCol w:w="1593"/>
-        <w:gridCol w:w="1576"/>
-        <w:gridCol w:w="1577"/>
-      </w:tblGrid>
-      <w:tr>
-        <w:tblPrEx>
-          <w:tblBorders>
-            <w:top w:val="single" w:color="auto" w:sz="4" w:space="0"/>
-            <w:left w:val="single" w:color="auto" w:sz="4" w:space="0"/>
-            <w:bottom w:val="single" w:color="auto" w:sz="4" w:space="0"/>
-            <w:right w:val="single" w:color="auto" w:sz="4" w:space="0"/>
-            <w:insideH w:val="single" w:color="auto" w:sz="4" w:space="0"/>
-            <w:insideV w:val="single" w:color="auto" w:sz="4" w:space="0"/>
-          </w:tblBorders>
-          <w:tblCellMar>
-            <w:top w:w="0" w:type="dxa"/>
-            <w:left w:w="108" w:type="dxa"/>
-            <w:bottom w:w="0" w:type="dxa"/>
-            <w:right w:w="108" w:type="dxa"/>
-          </w:tblCellMar>
-        </w:tblPrEx>
-        <w:tc>
-          <w:tcPr>
-            <w:tcW w:w="1902" w:type="dxa"/>
-          </w:tcPr>
-          <w:p>
-            <w:pPr>
-              <w:spacing w:after="0" w:line="240" w:lineRule="auto"/>
-              <w:rPr>
-                <w:rFonts w:hint="eastAsia"/>
-              </w:rPr>
-            </w:pPr>
-            <w:r>
-              <w:rPr>
-                <w:rFonts w:hint="eastAsia"/>
-              </w:rPr>
-              <w:t>字段名</w:t>
-            </w:r>
-          </w:p>
-        </w:tc>
-        <w:tc>
-          <w:tcPr>
-            <w:tcW w:w="1648" w:type="dxa"/>
-          </w:tcPr>
-          <w:p>
-            <w:pPr>
-              <w:spacing w:after="0" w:line="240" w:lineRule="auto"/>
-              <w:rPr>
-                <w:rFonts w:hint="eastAsia"/>
-              </w:rPr>
-            </w:pPr>
-            <w:r>
-              <w:rPr>
-                <w:rFonts w:hint="eastAsia"/>
-              </w:rPr>
-              <w:t>数据类型</w:t>
-            </w:r>
-          </w:p>
-        </w:tc>
-        <w:tc>
-          <w:tcPr>
-            <w:tcW w:w="1593" w:type="dxa"/>
-          </w:tcPr>
-          <w:p>
-            <w:pPr>
-              <w:spacing w:after="0" w:line="240" w:lineRule="auto"/>
-              <w:rPr>
-                <w:rFonts w:hint="eastAsia"/>
-              </w:rPr>
-            </w:pPr>
-            <w:r>
-              <w:rPr>
-                <w:rFonts w:hint="eastAsia"/>
-              </w:rPr>
-              <w:t>长度</w:t>
-            </w:r>
-          </w:p>
-        </w:tc>
-        <w:tc>
-          <w:tcPr>
-            <w:tcW w:w="1576" w:type="dxa"/>
-          </w:tcPr>
-          <w:p>
-            <w:pPr>
-              <w:spacing w:after="0" w:line="240" w:lineRule="auto"/>
-              <w:rPr>
-                <w:rFonts w:hint="eastAsia"/>
-              </w:rPr>
-            </w:pPr>
-            <w:r>
-              <w:rPr>
-                <w:rFonts w:hint="eastAsia"/>
-              </w:rPr>
-              <w:t>说明</w:t>
-            </w:r>
-          </w:p>
-        </w:tc>
-        <w:tc>
-          <w:tcPr>
-            <w:tcW w:w="1577" w:type="dxa"/>
-          </w:tcPr>
-          <w:p>
-            <w:pPr>
-              <w:spacing w:after="0" w:line="240" w:lineRule="auto"/>
-              <w:rPr>
-                <w:rFonts w:hint="eastAsia"/>
-              </w:rPr>
-            </w:pPr>
-            <w:r>
-              <w:rPr>
-                <w:rFonts w:hint="eastAsia"/>
-              </w:rPr>
-              <w:t>备注</w:t>
-            </w:r>
-          </w:p>
-        </w:tc>
-      </w:tr>
-      <w:tr>
-        <w:tblPrEx>
-          <w:tblBorders>
-            <w:top w:val="single" w:color="auto" w:sz="4" w:space="0"/>
-            <w:left w:val="single" w:color="auto" w:sz="4" w:space="0"/>
-            <w:bottom w:val="single" w:color="auto" w:sz="4" w:space="0"/>
-            <w:right w:val="single" w:color="auto" w:sz="4" w:space="0"/>
-            <w:insideH w:val="single" w:color="auto" w:sz="4" w:space="0"/>
-            <w:insideV w:val="single" w:color="auto" w:sz="4" w:space="0"/>
-          </w:tblBorders>
-          <w:tblCellMar>
-            <w:top w:w="0" w:type="dxa"/>
-            <w:left w:w="108" w:type="dxa"/>
-            <w:bottom w:w="0" w:type="dxa"/>
-            <w:right w:w="108" w:type="dxa"/>
-          </w:tblCellMar>
-        </w:tblPrEx>
-        <w:tc>
-          <w:tcPr>
-            <w:tcW w:w="1902" w:type="dxa"/>
-          </w:tcPr>
-          <w:p>
-            <w:pPr>
-              <w:spacing w:after="0" w:line="240" w:lineRule="auto"/>
-              <w:rPr>
-                <w:rFonts w:hint="eastAsia"/>
-              </w:rPr>
-            </w:pPr>
-            <w:r>
-              <w:rPr>
-                <w:rFonts w:hint="eastAsia"/>
-              </w:rPr>
-              <w:t>status_id</w:t>
-            </w:r>
-          </w:p>
-        </w:tc>
-        <w:tc>
-          <w:tcPr>
-            <w:tcW w:w="1648" w:type="dxa"/>
-          </w:tcPr>
-          <w:p>
-            <w:pPr>
-              <w:spacing w:after="0" w:line="240" w:lineRule="auto"/>
-              <w:rPr>
-                <w:rFonts w:hint="eastAsia"/>
-              </w:rPr>
-            </w:pPr>
-            <w:r>
-              <w:rPr>
-                <w:rFonts w:hint="eastAsia"/>
-              </w:rPr>
-              <w:t>int(11)</w:t>
-            </w:r>
-          </w:p>
-        </w:tc>
-        <w:tc>
-          <w:tcPr>
-            <w:tcW w:w="1593" w:type="dxa"/>
-          </w:tcPr>
-          <w:p>
-            <w:pPr>
-              <w:spacing w:after="0" w:line="240" w:lineRule="auto"/>
-              <w:rPr>
-                <w:rFonts w:hint="eastAsia"/>
-              </w:rPr>
-            </w:pPr>
-          </w:p>
-        </w:tc>
-        <w:tc>
-          <w:tcPr>
-            <w:tcW w:w="1576" w:type="dxa"/>
-          </w:tcPr>
-          <w:p>
-            <w:pPr>
-              <w:spacing w:after="0" w:line="240" w:lineRule="auto"/>
-              <w:rPr>
-                <w:rFonts w:hint="eastAsia"/>
-              </w:rPr>
-            </w:pPr>
-            <w:r>
-              <w:rPr>
-                <w:rFonts w:hint="eastAsia"/>
-              </w:rPr>
-              <w:t>状态id</w:t>
-            </w:r>
-          </w:p>
-        </w:tc>
-        <w:tc>
-          <w:tcPr>
-            <w:tcW w:w="1577" w:type="dxa"/>
-          </w:tcPr>
-          <w:p>
-            <w:pPr>
-              <w:spacing w:after="0" w:line="240" w:lineRule="auto"/>
-              <w:rPr>
-                <w:rFonts w:hint="eastAsia"/>
-              </w:rPr>
-            </w:pPr>
-            <w:r>
-              <w:rPr>
-                <w:rFonts w:hint="eastAsia"/>
-              </w:rPr>
-              <w:t>外码 引用status中的status_id</w:t>
-            </w:r>
-          </w:p>
-        </w:tc>
-      </w:tr>
-      <w:tr>
-        <w:tblPrEx>
-          <w:tblBorders>
-            <w:top w:val="single" w:color="auto" w:sz="4" w:space="0"/>
-            <w:left w:val="single" w:color="auto" w:sz="4" w:space="0"/>
-            <w:bottom w:val="single" w:color="auto" w:sz="4" w:space="0"/>
-            <w:right w:val="single" w:color="auto" w:sz="4" w:space="0"/>
-            <w:insideH w:val="single" w:color="auto" w:sz="4" w:space="0"/>
-            <w:insideV w:val="single" w:color="auto" w:sz="4" w:space="0"/>
-          </w:tblBorders>
-          <w:tblCellMar>
-            <w:top w:w="0" w:type="dxa"/>
-            <w:left w:w="108" w:type="dxa"/>
-            <w:bottom w:w="0" w:type="dxa"/>
-            <w:right w:w="108" w:type="dxa"/>
-          </w:tblCellMar>
-        </w:tblPrEx>
-        <w:tc>
-          <w:tcPr>
-            <w:tcW w:w="1902" w:type="dxa"/>
-          </w:tcPr>
-          <w:p>
-            <w:pPr>
-              <w:spacing w:after="0" w:line="240" w:lineRule="auto"/>
-              <w:rPr>
-                <w:rFonts w:hint="eastAsia"/>
-              </w:rPr>
-            </w:pPr>
-            <w:r>
-              <w:rPr>
-                <w:rFonts w:hint="eastAsia"/>
-              </w:rPr>
-              <w:t>pet_id</w:t>
-            </w:r>
-          </w:p>
-        </w:tc>
-        <w:tc>
-          <w:tcPr>
-            <w:tcW w:w="1648" w:type="dxa"/>
-          </w:tcPr>
-          <w:p>
-            <w:pPr>
-              <w:spacing w:after="0" w:line="240" w:lineRule="auto"/>
-              <w:rPr>
-                <w:rFonts w:hint="eastAsia"/>
-              </w:rPr>
-            </w:pPr>
-            <w:r>
-              <w:rPr>
-                <w:rFonts w:hint="eastAsia"/>
-              </w:rPr>
-              <w:t>int(11)</w:t>
-            </w:r>
-          </w:p>
-        </w:tc>
-        <w:tc>
-          <w:tcPr>
-            <w:tcW w:w="1593" w:type="dxa"/>
-          </w:tcPr>
-          <w:p>
-            <w:pPr>
-              <w:spacing w:after="0" w:line="240" w:lineRule="auto"/>
-              <w:rPr>
-                <w:rFonts w:hint="eastAsia"/>
-              </w:rPr>
-            </w:pPr>
-          </w:p>
-        </w:tc>
-        <w:tc>
-          <w:tcPr>
-            <w:tcW w:w="1576" w:type="dxa"/>
-          </w:tcPr>
-          <w:p>
-            <w:pPr>
-              <w:spacing w:after="0" w:line="240" w:lineRule="auto"/>
-              <w:rPr>
-                <w:rFonts w:hint="eastAsia"/>
-              </w:rPr>
-            </w:pPr>
-            <w:r>
-              <w:rPr>
-                <w:rFonts w:hint="eastAsia"/>
-              </w:rPr>
-              <w:t>宠物id</w:t>
-            </w:r>
-          </w:p>
-        </w:tc>
-        <w:tc>
-          <w:tcPr>
-            <w:tcW w:w="1577" w:type="dxa"/>
-          </w:tcPr>
-          <w:p>
-            <w:pPr>
-              <w:spacing w:after="0" w:line="240" w:lineRule="auto"/>
-              <w:rPr>
-                <w:rFonts w:hint="eastAsia"/>
-              </w:rPr>
-            </w:pPr>
-            <w:r>
-              <w:rPr>
-                <w:rFonts w:hint="eastAsia"/>
-              </w:rPr>
-              <w:t>外码 引用pets中的pet_id</w:t>
-            </w:r>
-          </w:p>
-        </w:tc>
-      </w:tr>
-      <w:tr>
-        <w:tblPrEx>
-          <w:tblBorders>
-            <w:top w:val="single" w:color="auto" w:sz="4" w:space="0"/>
-            <w:left w:val="single" w:color="auto" w:sz="4" w:space="0"/>
-            <w:bottom w:val="single" w:color="auto" w:sz="4" w:space="0"/>
-            <w:right w:val="single" w:color="auto" w:sz="4" w:space="0"/>
-            <w:insideH w:val="single" w:color="auto" w:sz="4" w:space="0"/>
-            <w:insideV w:val="single" w:color="auto" w:sz="4" w:space="0"/>
-          </w:tblBorders>
-          <w:tblCellMar>
-            <w:top w:w="0" w:type="dxa"/>
-            <w:left w:w="108" w:type="dxa"/>
-            <w:bottom w:w="0" w:type="dxa"/>
-            <w:right w:w="108" w:type="dxa"/>
-          </w:tblCellMar>
-        </w:tblPrEx>
-        <w:tc>
-          <w:tcPr>
-            <w:tcW w:w="1902" w:type="dxa"/>
-          </w:tcPr>
-          <w:p>
-            <w:pPr>
-              <w:spacing w:after="0" w:line="240" w:lineRule="auto"/>
-              <w:rPr>
-                <w:rFonts w:hint="eastAsia"/>
-              </w:rPr>
-            </w:pPr>
-            <w:r>
-              <w:rPr>
-                <w:rFonts w:hint="eastAsia"/>
-              </w:rPr>
-              <w:t>start_date</w:t>
-            </w:r>
-          </w:p>
-        </w:tc>
-        <w:tc>
-          <w:tcPr>
-            <w:tcW w:w="1648" w:type="dxa"/>
-          </w:tcPr>
-          <w:p>
-            <w:pPr>
-              <w:spacing w:after="0" w:line="240" w:lineRule="auto"/>
-              <w:rPr>
-                <w:rFonts w:hint="eastAsia"/>
-              </w:rPr>
-            </w:pPr>
-            <w:r>
-              <w:rPr>
-                <w:rFonts w:hint="eastAsia"/>
-              </w:rPr>
-              <w:t>date</w:t>
-            </w:r>
-          </w:p>
-        </w:tc>
-        <w:tc>
-          <w:tcPr>
-            <w:tcW w:w="1593" w:type="dxa"/>
-          </w:tcPr>
-          <w:p>
-            <w:pPr>
-              <w:spacing w:after="0" w:line="240" w:lineRule="auto"/>
-              <w:rPr>
-                <w:rFonts w:hint="eastAsia"/>
-              </w:rPr>
-            </w:pPr>
-          </w:p>
-        </w:tc>
-        <w:tc>
-          <w:tcPr>
-            <w:tcW w:w="1576" w:type="dxa"/>
-          </w:tcPr>
-          <w:p>
-            <w:pPr>
-              <w:spacing w:after="0" w:line="240" w:lineRule="auto"/>
-              <w:rPr>
-                <w:rFonts w:hint="eastAsia"/>
-              </w:rPr>
-            </w:pPr>
-            <w:r>
-              <w:rPr>
-                <w:rFonts w:hint="eastAsia"/>
-              </w:rPr>
-              <w:t>状态开始日期</w:t>
-            </w:r>
-          </w:p>
-        </w:tc>
-        <w:tc>
-          <w:tcPr>
-            <w:tcW w:w="1577" w:type="dxa"/>
-          </w:tcPr>
-          <w:p>
-            <w:pPr>
-              <w:spacing w:after="0" w:line="240" w:lineRule="auto"/>
-              <w:rPr>
-                <w:rFonts w:hint="eastAsia"/>
-              </w:rPr>
-            </w:pPr>
-          </w:p>
-        </w:tc>
-      </w:tr>
-      <w:tr>
-        <w:tblPrEx>
-          <w:tblBorders>
-            <w:top w:val="single" w:color="auto" w:sz="4" w:space="0"/>
-            <w:left w:val="single" w:color="auto" w:sz="4" w:space="0"/>
-            <w:bottom w:val="single" w:color="auto" w:sz="4" w:space="0"/>
-            <w:right w:val="single" w:color="auto" w:sz="4" w:space="0"/>
-            <w:insideH w:val="single" w:color="auto" w:sz="4" w:space="0"/>
-            <w:insideV w:val="single" w:color="auto" w:sz="4" w:space="0"/>
-          </w:tblBorders>
-          <w:tblCellMar>
-            <w:top w:w="0" w:type="dxa"/>
-            <w:left w:w="108" w:type="dxa"/>
-            <w:bottom w:w="0" w:type="dxa"/>
-            <w:right w:w="108" w:type="dxa"/>
-          </w:tblCellMar>
-        </w:tblPrEx>
-        <w:tc>
-          <w:tcPr>
-            <w:tcW w:w="1902" w:type="dxa"/>
-          </w:tcPr>
-          <w:p>
-            <w:pPr>
-              <w:spacing w:after="0" w:line="240" w:lineRule="auto"/>
-              <w:rPr>
-                <w:rFonts w:hint="eastAsia"/>
-              </w:rPr>
-            </w:pPr>
-            <w:r>
-              <w:rPr>
-                <w:rFonts w:hint="eastAsia"/>
-              </w:rPr>
-              <w:t>end_date</w:t>
-            </w:r>
-          </w:p>
-        </w:tc>
-        <w:tc>
-          <w:tcPr>
-            <w:tcW w:w="1648" w:type="dxa"/>
-          </w:tcPr>
-          <w:p>
-            <w:pPr>
-              <w:spacing w:after="0" w:line="240" w:lineRule="auto"/>
-              <w:rPr>
-                <w:rFonts w:hint="eastAsia"/>
-              </w:rPr>
-            </w:pPr>
-            <w:r>
-              <w:rPr>
-                <w:rFonts w:hint="eastAsia"/>
-              </w:rPr>
-              <w:t>date</w:t>
-            </w:r>
-          </w:p>
-        </w:tc>
-        <w:tc>
-          <w:tcPr>
-            <w:tcW w:w="1593" w:type="dxa"/>
-          </w:tcPr>
-          <w:p>
-            <w:pPr>
-              <w:spacing w:after="0" w:line="240" w:lineRule="auto"/>
-              <w:rPr>
-                <w:rFonts w:hint="eastAsia"/>
-              </w:rPr>
-            </w:pPr>
-          </w:p>
-        </w:tc>
-        <w:tc>
-          <w:tcPr>
-            <w:tcW w:w="1576" w:type="dxa"/>
-          </w:tcPr>
-          <w:p>
-            <w:pPr>
-              <w:spacing w:after="0" w:line="240" w:lineRule="auto"/>
-              <w:rPr>
-                <w:rFonts w:hint="eastAsia"/>
-              </w:rPr>
-            </w:pPr>
-            <w:r>
-              <w:rPr>
-                <w:rFonts w:hint="eastAsia"/>
-              </w:rPr>
-              <w:t>状态结束日期</w:t>
-            </w:r>
-          </w:p>
-        </w:tc>
-        <w:tc>
-          <w:tcPr>
-            <w:tcW w:w="1577" w:type="dxa"/>
-          </w:tcPr>
-          <w:p>
-            <w:pPr>
-              <w:spacing w:after="0" w:line="240" w:lineRule="auto"/>
-              <w:rPr>
-                <w:rFonts w:hint="eastAsia"/>
-              </w:rPr>
-            </w:pPr>
-          </w:p>
-        </w:tc>
-      </w:tr>
-      <w:tr>
-        <w:tblPrEx>
-          <w:tblBorders>
-            <w:top w:val="single" w:color="auto" w:sz="4" w:space="0"/>
-            <w:left w:val="single" w:color="auto" w:sz="4" w:space="0"/>
-            <w:bottom w:val="single" w:color="auto" w:sz="4" w:space="0"/>
-            <w:right w:val="single" w:color="auto" w:sz="4" w:space="0"/>
-            <w:insideH w:val="single" w:color="auto" w:sz="4" w:space="0"/>
-            <w:insideV w:val="single" w:color="auto" w:sz="4" w:space="0"/>
-          </w:tblBorders>
-          <w:tblCellMar>
-            <w:top w:w="0" w:type="dxa"/>
-            <w:left w:w="108" w:type="dxa"/>
-            <w:bottom w:w="0" w:type="dxa"/>
-            <w:right w:w="108" w:type="dxa"/>
-          </w:tblCellMar>
-        </w:tblPrEx>
-        <w:tc>
-          <w:tcPr>
-            <w:tcW w:w="1902" w:type="dxa"/>
-          </w:tcPr>
-          <w:p>
-            <w:pPr>
-              <w:spacing w:after="0" w:line="240" w:lineRule="auto"/>
-              <w:rPr>
-                <w:rFonts w:hint="eastAsia"/>
-              </w:rPr>
-            </w:pPr>
-            <w:r>
-              <w:rPr>
-                <w:rFonts w:hint="eastAsia"/>
-              </w:rPr>
-              <w:t>status_record_id</w:t>
-            </w:r>
-          </w:p>
-        </w:tc>
-        <w:tc>
-          <w:tcPr>
-            <w:tcW w:w="1648" w:type="dxa"/>
-          </w:tcPr>
-          <w:p>
-            <w:pPr>
-              <w:spacing w:after="0" w:line="240" w:lineRule="auto"/>
-              <w:rPr>
-                <w:rFonts w:hint="eastAsia"/>
-              </w:rPr>
-            </w:pPr>
-            <w:r>
-              <w:rPr>
-                <w:rFonts w:hint="eastAsia"/>
-              </w:rPr>
-              <w:t>int(11)</w:t>
-            </w:r>
-          </w:p>
-        </w:tc>
-        <w:tc>
-          <w:tcPr>
-            <w:tcW w:w="1593" w:type="dxa"/>
-          </w:tcPr>
-          <w:p>
-            <w:pPr>
-              <w:spacing w:after="0" w:line="240" w:lineRule="auto"/>
-              <w:rPr>
-                <w:rFonts w:hint="eastAsia"/>
-              </w:rPr>
-            </w:pPr>
-          </w:p>
-        </w:tc>
-        <w:tc>
-          <w:tcPr>
-            <w:tcW w:w="1576" w:type="dxa"/>
-          </w:tcPr>
-          <w:p>
-            <w:pPr>
-              <w:spacing w:after="0" w:line="240" w:lineRule="auto"/>
-              <w:rPr>
-                <w:rFonts w:hint="eastAsia"/>
-              </w:rPr>
-            </w:pPr>
-            <w:r>
-              <w:rPr>
-                <w:rFonts w:hint="eastAsia"/>
-              </w:rPr>
-              <w:t>状态记录id</w:t>
-            </w:r>
-          </w:p>
-        </w:tc>
-        <w:tc>
-          <w:tcPr>
-            <w:tcW w:w="1577" w:type="dxa"/>
-          </w:tcPr>
-          <w:p>
-            <w:pPr>
-              <w:spacing w:after="0" w:line="240" w:lineRule="auto"/>
-              <w:rPr>
-                <w:rFonts w:hint="eastAsia"/>
-              </w:rPr>
-            </w:pPr>
-            <w:r>
-              <w:rPr>
-                <w:rFonts w:hint="eastAsia"/>
-              </w:rPr>
-              <w:t>主码</w:t>
-            </w:r>
-          </w:p>
-        </w:tc>
-      </w:tr>
-      <w:tr>
-        <w:tblPrEx>
-          <w:tblBorders>
-            <w:top w:val="single" w:color="auto" w:sz="4" w:space="0"/>
-            <w:left w:val="single" w:color="auto" w:sz="4" w:space="0"/>
-            <w:bottom w:val="single" w:color="auto" w:sz="4" w:space="0"/>
-            <w:right w:val="single" w:color="auto" w:sz="4" w:space="0"/>
-            <w:insideH w:val="single" w:color="auto" w:sz="4" w:space="0"/>
-            <w:insideV w:val="single" w:color="auto" w:sz="4" w:space="0"/>
-          </w:tblBorders>
-          <w:tblCellMar>
-            <w:top w:w="0" w:type="dxa"/>
-            <w:left w:w="108" w:type="dxa"/>
-            <w:bottom w:w="0" w:type="dxa"/>
-            <w:right w:w="108" w:type="dxa"/>
-          </w:tblCellMar>
-        </w:tblPrEx>
-        <w:tc>
-          <w:tcPr>
-            <w:tcW w:w="1902" w:type="dxa"/>
-          </w:tcPr>
-          <w:p>
-            <w:pPr>
-              <w:spacing w:after="0" w:line="240" w:lineRule="auto"/>
-              <w:rPr>
-                <w:rFonts w:hint="eastAsia"/>
-              </w:rPr>
-            </w:pPr>
-            <w:r>
-              <w:rPr>
-                <w:rFonts w:hint="eastAsia"/>
-              </w:rPr>
-              <w:t>status_description</w:t>
-            </w:r>
-          </w:p>
-        </w:tc>
-        <w:tc>
-          <w:tcPr>
-            <w:tcW w:w="1648" w:type="dxa"/>
-          </w:tcPr>
-          <w:p>
-            <w:pPr>
-              <w:spacing w:after="0" w:line="240" w:lineRule="auto"/>
-              <w:rPr>
-                <w:rFonts w:hint="eastAsia"/>
-              </w:rPr>
-            </w:pPr>
-            <w:r>
-              <w:rPr>
-                <w:rFonts w:hint="eastAsia"/>
-              </w:rPr>
-              <w:t>varchar(1000)</w:t>
-            </w:r>
-          </w:p>
-        </w:tc>
-        <w:tc>
-          <w:tcPr>
-            <w:tcW w:w="1593" w:type="dxa"/>
-          </w:tcPr>
-          <w:p>
-            <w:pPr>
-              <w:spacing w:after="0" w:line="240" w:lineRule="auto"/>
-              <w:rPr>
-                <w:rFonts w:hint="eastAsia"/>
-              </w:rPr>
-            </w:pPr>
-            <w:r>
-              <w:rPr>
-                <w:rFonts w:hint="eastAsia"/>
-              </w:rPr>
-              <w:t>1000</w:t>
-            </w:r>
-          </w:p>
-        </w:tc>
-        <w:tc>
-          <w:tcPr>
-            <w:tcW w:w="1576" w:type="dxa"/>
-          </w:tcPr>
-          <w:p>
-            <w:pPr>
-              <w:spacing w:after="0" w:line="240" w:lineRule="auto"/>
-              <w:rPr>
-                <w:rFonts w:hint="eastAsia"/>
-              </w:rPr>
-            </w:pPr>
-            <w:r>
-              <w:rPr>
-                <w:rFonts w:hint="eastAsia"/>
-              </w:rPr>
-              <w:t>状态描述</w:t>
-            </w:r>
-          </w:p>
-        </w:tc>
-        <w:tc>
-          <w:tcPr>
-            <w:tcW w:w="1577" w:type="dxa"/>
-          </w:tcPr>
-          <w:p>
-            <w:pPr>
-              <w:spacing w:after="0" w:line="240" w:lineRule="auto"/>
-              <w:rPr>
-                <w:rFonts w:hint="eastAsia"/>
-              </w:rPr>
-            </w:pPr>
-          </w:p>
-        </w:tc>
-      </w:tr>
-    </w:tbl>
-    <w:p>
-      <w:pPr>
-        <w:rPr>
-          <w:rFonts w:hint="eastAsia"/>
-        </w:rPr>
-      </w:pPr>
-    </w:p>
-    <w:p>
-      <w:pPr>
-        <w:rPr>
-          <w:rFonts w:hint="eastAsia"/>
-        </w:rPr>
-      </w:pPr>
-      <w:r>
-        <w:rPr>
-          <w:rFonts w:hint="eastAsia"/>
-        </w:rPr>
         <w:t>活动记录表</w:t>
       </w:r>
     </w:p>
@@ -3239,11 +2582,11 @@
         </w:tblCellMar>
       </w:tblPr>
       <w:tblGrid>
-        <w:gridCol w:w="2006"/>
-        <w:gridCol w:w="1626"/>
-        <w:gridCol w:w="1562"/>
-        <w:gridCol w:w="1546"/>
-        <w:gridCol w:w="1556"/>
+        <w:gridCol w:w="2210"/>
+        <w:gridCol w:w="1585"/>
+        <w:gridCol w:w="1197"/>
+        <w:gridCol w:w="1299"/>
+        <w:gridCol w:w="2231"/>
       </w:tblGrid>
       <w:tr>
         <w:tblPrEx>
@@ -3264,7 +2607,7 @@
         </w:tblPrEx>
         <w:tc>
           <w:tcPr>
-            <w:tcW w:w="2006" w:type="dxa"/>
+            <w:tcW w:w="2284" w:type="dxa"/>
           </w:tcPr>
           <w:p>
             <w:pPr>
@@ -3283,7 +2626,7 @@
         </w:tc>
         <w:tc>
           <w:tcPr>
-            <w:tcW w:w="1626" w:type="dxa"/>
+            <w:tcW w:w="1616" w:type="dxa"/>
           </w:tcPr>
           <w:p>
             <w:pPr>
@@ -3302,7 +2645,7 @@
         </w:tc>
         <w:tc>
           <w:tcPr>
-            <w:tcW w:w="1562" w:type="dxa"/>
+            <w:tcW w:w="1474" w:type="dxa"/>
           </w:tcPr>
           <w:p>
             <w:pPr>
@@ -3321,7 +2664,7 @@
         </w:tc>
         <w:tc>
           <w:tcPr>
-            <w:tcW w:w="1546" w:type="dxa"/>
+            <w:tcW w:w="1613" w:type="dxa"/>
           </w:tcPr>
           <w:p>
             <w:pPr>
@@ -3340,7 +2683,7 @@
         </w:tc>
         <w:tc>
           <w:tcPr>
-            <w:tcW w:w="1556" w:type="dxa"/>
+            <w:tcW w:w="1535" w:type="dxa"/>
           </w:tcPr>
           <w:p>
             <w:pPr>
@@ -3377,7 +2720,7 @@
         </w:tblPrEx>
         <w:tc>
           <w:tcPr>
-            <w:tcW w:w="2006" w:type="dxa"/>
+            <w:tcW w:w="2284" w:type="dxa"/>
           </w:tcPr>
           <w:p>
             <w:pPr>
@@ -3396,7 +2739,7 @@
         </w:tc>
         <w:tc>
           <w:tcPr>
-            <w:tcW w:w="1626" w:type="dxa"/>
+            <w:tcW w:w="1616" w:type="dxa"/>
           </w:tcPr>
           <w:p>
             <w:pPr>
@@ -3415,20 +2758,20 @@
         </w:tc>
         <w:tc>
           <w:tcPr>
-            <w:tcW w:w="1562" w:type="dxa"/>
-          </w:tcPr>
-          <w:p>
-            <w:pPr>
-              <w:spacing w:after="0" w:line="240" w:lineRule="auto"/>
-              <w:rPr>
-                <w:rFonts w:hint="eastAsia"/>
-              </w:rPr>
-            </w:pPr>
-          </w:p>
-        </w:tc>
-        <w:tc>
-          <w:tcPr>
-            <w:tcW w:w="1546" w:type="dxa"/>
+            <w:tcW w:w="1474" w:type="dxa"/>
+          </w:tcPr>
+          <w:p>
+            <w:pPr>
+              <w:spacing w:after="0" w:line="240" w:lineRule="auto"/>
+              <w:rPr>
+                <w:rFonts w:hint="eastAsia"/>
+              </w:rPr>
+            </w:pPr>
+          </w:p>
+        </w:tc>
+        <w:tc>
+          <w:tcPr>
+            <w:tcW w:w="1613" w:type="dxa"/>
           </w:tcPr>
           <w:p>
             <w:pPr>
@@ -3447,7 +2790,7 @@
         </w:tc>
         <w:tc>
           <w:tcPr>
-            <w:tcW w:w="1556" w:type="dxa"/>
+            <w:tcW w:w="1535" w:type="dxa"/>
           </w:tcPr>
           <w:p>
             <w:pPr>
@@ -3498,7 +2841,7 @@
         </w:tblPrEx>
         <w:tc>
           <w:tcPr>
-            <w:tcW w:w="2006" w:type="dxa"/>
+            <w:tcW w:w="2284" w:type="dxa"/>
           </w:tcPr>
           <w:p>
             <w:pPr>
@@ -3517,7 +2860,7 @@
         </w:tc>
         <w:tc>
           <w:tcPr>
-            <w:tcW w:w="1626" w:type="dxa"/>
+            <w:tcW w:w="1616" w:type="dxa"/>
           </w:tcPr>
           <w:p>
             <w:pPr>
@@ -3536,20 +2879,20 @@
         </w:tc>
         <w:tc>
           <w:tcPr>
-            <w:tcW w:w="1562" w:type="dxa"/>
-          </w:tcPr>
-          <w:p>
-            <w:pPr>
-              <w:spacing w:after="0" w:line="240" w:lineRule="auto"/>
-              <w:rPr>
-                <w:rFonts w:hint="eastAsia"/>
-              </w:rPr>
-            </w:pPr>
-          </w:p>
-        </w:tc>
-        <w:tc>
-          <w:tcPr>
-            <w:tcW w:w="1546" w:type="dxa"/>
+            <w:tcW w:w="1474" w:type="dxa"/>
+          </w:tcPr>
+          <w:p>
+            <w:pPr>
+              <w:spacing w:after="0" w:line="240" w:lineRule="auto"/>
+              <w:rPr>
+                <w:rFonts w:hint="eastAsia"/>
+              </w:rPr>
+            </w:pPr>
+          </w:p>
+        </w:tc>
+        <w:tc>
+          <w:tcPr>
+            <w:tcW w:w="1613" w:type="dxa"/>
           </w:tcPr>
           <w:p>
             <w:pPr>
@@ -3568,7 +2911,7 @@
         </w:tc>
         <w:tc>
           <w:tcPr>
-            <w:tcW w:w="1556" w:type="dxa"/>
+            <w:tcW w:w="1535" w:type="dxa"/>
           </w:tcPr>
           <w:p>
             <w:pPr>
@@ -3605,7 +2948,7 @@
         </w:tblPrEx>
         <w:tc>
           <w:tcPr>
-            <w:tcW w:w="2006" w:type="dxa"/>
+            <w:tcW w:w="2284" w:type="dxa"/>
           </w:tcPr>
           <w:p>
             <w:pPr>
@@ -3624,7 +2967,7 @@
         </w:tc>
         <w:tc>
           <w:tcPr>
-            <w:tcW w:w="1626" w:type="dxa"/>
+            <w:tcW w:w="1616" w:type="dxa"/>
           </w:tcPr>
           <w:p>
             <w:pPr>
@@ -3643,20 +2986,20 @@
         </w:tc>
         <w:tc>
           <w:tcPr>
-            <w:tcW w:w="1562" w:type="dxa"/>
-          </w:tcPr>
-          <w:p>
-            <w:pPr>
-              <w:spacing w:after="0" w:line="240" w:lineRule="auto"/>
-              <w:rPr>
-                <w:rFonts w:hint="eastAsia"/>
-              </w:rPr>
-            </w:pPr>
-          </w:p>
-        </w:tc>
-        <w:tc>
-          <w:tcPr>
-            <w:tcW w:w="1546" w:type="dxa"/>
+            <w:tcW w:w="1474" w:type="dxa"/>
+          </w:tcPr>
+          <w:p>
+            <w:pPr>
+              <w:spacing w:after="0" w:line="240" w:lineRule="auto"/>
+              <w:rPr>
+                <w:rFonts w:hint="eastAsia"/>
+              </w:rPr>
+            </w:pPr>
+          </w:p>
+        </w:tc>
+        <w:tc>
+          <w:tcPr>
+            <w:tcW w:w="1613" w:type="dxa"/>
           </w:tcPr>
           <w:p>
             <w:pPr>
@@ -3675,7 +3018,7 @@
         </w:tc>
         <w:tc>
           <w:tcPr>
-            <w:tcW w:w="1556" w:type="dxa"/>
+            <w:tcW w:w="1535" w:type="dxa"/>
           </w:tcPr>
           <w:p>
             <w:pPr>
@@ -3706,7 +3049,7 @@
         </w:tblPrEx>
         <w:tc>
           <w:tcPr>
-            <w:tcW w:w="2006" w:type="dxa"/>
+            <w:tcW w:w="2284" w:type="dxa"/>
           </w:tcPr>
           <w:p>
             <w:pPr>
@@ -3725,7 +3068,7 @@
         </w:tc>
         <w:tc>
           <w:tcPr>
-            <w:tcW w:w="1626" w:type="dxa"/>
+            <w:tcW w:w="1616" w:type="dxa"/>
           </w:tcPr>
           <w:p>
             <w:pPr>
@@ -3744,20 +3087,20 @@
         </w:tc>
         <w:tc>
           <w:tcPr>
-            <w:tcW w:w="1562" w:type="dxa"/>
-          </w:tcPr>
-          <w:p>
-            <w:pPr>
-              <w:spacing w:after="0" w:line="240" w:lineRule="auto"/>
-              <w:rPr>
-                <w:rFonts w:hint="eastAsia"/>
-              </w:rPr>
-            </w:pPr>
-          </w:p>
-        </w:tc>
-        <w:tc>
-          <w:tcPr>
-            <w:tcW w:w="1546" w:type="dxa"/>
+            <w:tcW w:w="1474" w:type="dxa"/>
+          </w:tcPr>
+          <w:p>
+            <w:pPr>
+              <w:spacing w:after="0" w:line="240" w:lineRule="auto"/>
+              <w:rPr>
+                <w:rFonts w:hint="eastAsia"/>
+              </w:rPr>
+            </w:pPr>
+          </w:p>
+        </w:tc>
+        <w:tc>
+          <w:tcPr>
+            <w:tcW w:w="1613" w:type="dxa"/>
           </w:tcPr>
           <w:p>
             <w:pPr>
@@ -3776,7 +3119,7 @@
         </w:tc>
         <w:tc>
           <w:tcPr>
-            <w:tcW w:w="1556" w:type="dxa"/>
+            <w:tcW w:w="1535" w:type="dxa"/>
           </w:tcPr>
           <w:p>
             <w:pPr>
@@ -3807,7 +3150,7 @@
         </w:tblPrEx>
         <w:tc>
           <w:tcPr>
-            <w:tcW w:w="2006" w:type="dxa"/>
+            <w:tcW w:w="2284" w:type="dxa"/>
           </w:tcPr>
           <w:p>
             <w:pPr>
@@ -3826,7 +3169,7 @@
         </w:tc>
         <w:tc>
           <w:tcPr>
-            <w:tcW w:w="1626" w:type="dxa"/>
+            <w:tcW w:w="1616" w:type="dxa"/>
           </w:tcPr>
           <w:p>
             <w:pPr>
@@ -3845,20 +3188,20 @@
         </w:tc>
         <w:tc>
           <w:tcPr>
-            <w:tcW w:w="1562" w:type="dxa"/>
-          </w:tcPr>
-          <w:p>
-            <w:pPr>
-              <w:spacing w:after="0" w:line="240" w:lineRule="auto"/>
-              <w:rPr>
-                <w:rFonts w:hint="eastAsia"/>
-              </w:rPr>
-            </w:pPr>
-          </w:p>
-        </w:tc>
-        <w:tc>
-          <w:tcPr>
-            <w:tcW w:w="1546" w:type="dxa"/>
+            <w:tcW w:w="1474" w:type="dxa"/>
+          </w:tcPr>
+          <w:p>
+            <w:pPr>
+              <w:spacing w:after="0" w:line="240" w:lineRule="auto"/>
+              <w:rPr>
+                <w:rFonts w:hint="eastAsia"/>
+              </w:rPr>
+            </w:pPr>
+          </w:p>
+        </w:tc>
+        <w:tc>
+          <w:tcPr>
+            <w:tcW w:w="1613" w:type="dxa"/>
           </w:tcPr>
           <w:p>
             <w:pPr>
@@ -3877,7 +3220,7 @@
         </w:tc>
         <w:tc>
           <w:tcPr>
-            <w:tcW w:w="1556" w:type="dxa"/>
+            <w:tcW w:w="1535" w:type="dxa"/>
           </w:tcPr>
           <w:p>
             <w:pPr>
@@ -3892,6 +3235,341 @@
               </w:rPr>
               <w:t>主码</w:t>
             </w:r>
+          </w:p>
+        </w:tc>
+      </w:tr>
+      <w:tr>
+        <w:tblPrEx>
+          <w:tblBorders>
+            <w:top w:val="single" w:color="auto" w:sz="4" w:space="0"/>
+            <w:left w:val="single" w:color="auto" w:sz="4" w:space="0"/>
+            <w:bottom w:val="single" w:color="auto" w:sz="4" w:space="0"/>
+            <w:right w:val="single" w:color="auto" w:sz="4" w:space="0"/>
+            <w:insideH w:val="single" w:color="auto" w:sz="4" w:space="0"/>
+            <w:insideV w:val="single" w:color="auto" w:sz="4" w:space="0"/>
+          </w:tblBorders>
+          <w:tblCellMar>
+            <w:top w:w="0" w:type="dxa"/>
+            <w:left w:w="108" w:type="dxa"/>
+            <w:bottom w:w="0" w:type="dxa"/>
+            <w:right w:w="108" w:type="dxa"/>
+          </w:tblCellMar>
+        </w:tblPrEx>
+        <w:tc>
+          <w:tcPr>
+            <w:tcW w:w="2284" w:type="dxa"/>
+          </w:tcPr>
+          <w:p>
+            <w:pPr>
+              <w:spacing w:after="0" w:line="240" w:lineRule="auto"/>
+              <w:rPr>
+                <w:rFonts w:hint="eastAsia"/>
+                <w:lang w:val="en-US" w:eastAsia="zh-CN"/>
+              </w:rPr>
+            </w:pPr>
+            <w:r>
+              <w:rPr>
+                <w:rFonts w:hint="eastAsia"/>
+                <w:lang w:val="en-US" w:eastAsia="zh-CN"/>
+              </w:rPr>
+              <w:t>migration_status</w:t>
+            </w:r>
+          </w:p>
+        </w:tc>
+        <w:tc>
+          <w:tcPr>
+            <w:tcW w:w="1616" w:type="dxa"/>
+          </w:tcPr>
+          <w:p>
+            <w:pPr>
+              <w:spacing w:after="0" w:line="240" w:lineRule="auto"/>
+              <w:rPr>
+                <w:rFonts w:hint="default"/>
+                <w:lang w:val="en-US" w:eastAsia="zh-CN"/>
+              </w:rPr>
+            </w:pPr>
+            <w:r>
+              <w:rPr>
+                <w:rFonts w:hint="eastAsia"/>
+                <w:lang w:val="en-US" w:eastAsia="zh-CN"/>
+              </w:rPr>
+              <w:t>varchar(20)</w:t>
+            </w:r>
+          </w:p>
+        </w:tc>
+        <w:tc>
+          <w:tcPr>
+            <w:tcW w:w="1474" w:type="dxa"/>
+          </w:tcPr>
+          <w:p>
+            <w:pPr>
+              <w:spacing w:after="0" w:line="240" w:lineRule="auto"/>
+              <w:rPr>
+                <w:rFonts w:hint="eastAsia"/>
+              </w:rPr>
+            </w:pPr>
+          </w:p>
+        </w:tc>
+        <w:tc>
+          <w:tcPr>
+            <w:tcW w:w="1613" w:type="dxa"/>
+          </w:tcPr>
+          <w:p>
+            <w:pPr>
+              <w:spacing w:after="0" w:line="240" w:lineRule="auto"/>
+              <w:rPr>
+                <w:rFonts w:hint="default"/>
+                <w:lang w:val="en-US" w:eastAsia="zh-CN"/>
+              </w:rPr>
+            </w:pPr>
+            <w:r>
+              <w:rPr>
+                <w:rFonts w:hint="eastAsia"/>
+                <w:lang w:val="en-US" w:eastAsia="zh-CN"/>
+              </w:rPr>
+              <w:t>迁移状态</w:t>
+            </w:r>
+          </w:p>
+        </w:tc>
+        <w:tc>
+          <w:tcPr>
+            <w:tcW w:w="1535" w:type="dxa"/>
+          </w:tcPr>
+          <w:p>
+            <w:pPr>
+              <w:spacing w:after="0" w:line="240" w:lineRule="auto"/>
+              <w:rPr>
+                <w:rFonts w:hint="default"/>
+                <w:lang w:val="en-US" w:eastAsia="zh-CN"/>
+              </w:rPr>
+            </w:pPr>
+            <w:r>
+              <w:rPr>
+                <w:rFonts w:hint="default"/>
+                <w:lang w:val="en-US" w:eastAsia="zh-CN"/>
+              </w:rPr>
+              <w:t>‘</w:t>
+            </w:r>
+            <w:r>
+              <w:rPr>
+                <w:rFonts w:hint="eastAsia"/>
+                <w:lang w:val="en-US" w:eastAsia="zh-CN"/>
+              </w:rPr>
+              <w:t>NONE</w:t>
+            </w:r>
+            <w:r>
+              <w:rPr>
+                <w:rFonts w:hint="default"/>
+                <w:lang w:val="en-US" w:eastAsia="zh-CN"/>
+              </w:rPr>
+              <w:t>’</w:t>
+            </w:r>
+            <w:r>
+              <w:rPr>
+                <w:rFonts w:hint="eastAsia"/>
+                <w:lang w:val="en-US" w:eastAsia="zh-CN"/>
+              </w:rPr>
+              <w:t>/</w:t>
+            </w:r>
+            <w:r>
+              <w:rPr>
+                <w:rFonts w:hint="default"/>
+                <w:lang w:val="en-US" w:eastAsia="zh-CN"/>
+              </w:rPr>
+              <w:t>’</w:t>
+            </w:r>
+            <w:r>
+              <w:rPr>
+                <w:rFonts w:hint="eastAsia"/>
+                <w:lang w:val="en-US" w:eastAsia="zh-CN"/>
+              </w:rPr>
+              <w:t>MIGRATING</w:t>
+            </w:r>
+            <w:r>
+              <w:rPr>
+                <w:rFonts w:hint="default"/>
+                <w:lang w:val="en-US" w:eastAsia="zh-CN"/>
+              </w:rPr>
+              <w:t>’</w:t>
+            </w:r>
+          </w:p>
+          <w:p>
+            <w:pPr>
+              <w:spacing w:after="0" w:line="240" w:lineRule="auto"/>
+              <w:rPr>
+                <w:rFonts w:hint="default"/>
+                <w:lang w:val="en-US" w:eastAsia="zh-CN"/>
+              </w:rPr>
+            </w:pPr>
+            <w:r>
+              <w:rPr>
+                <w:rFonts w:hint="eastAsia"/>
+                <w:lang w:val="en-US" w:eastAsia="zh-CN"/>
+              </w:rPr>
+              <w:t>默认</w:t>
+            </w:r>
+            <w:r>
+              <w:rPr>
+                <w:rFonts w:hint="default"/>
+                <w:lang w:val="en-US" w:eastAsia="zh-CN"/>
+              </w:rPr>
+              <w:t>’</w:t>
+            </w:r>
+            <w:r>
+              <w:rPr>
+                <w:rFonts w:hint="eastAsia"/>
+                <w:lang w:val="en-US" w:eastAsia="zh-CN"/>
+              </w:rPr>
+              <w:t>NONE</w:t>
+            </w:r>
+            <w:bookmarkStart w:id="0" w:name="_GoBack"/>
+            <w:bookmarkEnd w:id="0"/>
+            <w:r>
+              <w:rPr>
+                <w:rFonts w:hint="default"/>
+                <w:lang w:val="en-US" w:eastAsia="zh-CN"/>
+              </w:rPr>
+              <w:t>’</w:t>
+            </w:r>
+          </w:p>
+        </w:tc>
+      </w:tr>
+      <w:tr>
+        <w:tblPrEx>
+          <w:tblBorders>
+            <w:top w:val="single" w:color="auto" w:sz="4" w:space="0"/>
+            <w:left w:val="single" w:color="auto" w:sz="4" w:space="0"/>
+            <w:bottom w:val="single" w:color="auto" w:sz="4" w:space="0"/>
+            <w:right w:val="single" w:color="auto" w:sz="4" w:space="0"/>
+            <w:insideH w:val="single" w:color="auto" w:sz="4" w:space="0"/>
+            <w:insideV w:val="single" w:color="auto" w:sz="4" w:space="0"/>
+          </w:tblBorders>
+          <w:tblCellMar>
+            <w:top w:w="0" w:type="dxa"/>
+            <w:left w:w="108" w:type="dxa"/>
+            <w:bottom w:w="0" w:type="dxa"/>
+            <w:right w:w="108" w:type="dxa"/>
+          </w:tblCellMar>
+        </w:tblPrEx>
+        <w:tc>
+          <w:tcPr>
+            <w:tcW w:w="2284" w:type="dxa"/>
+            <w:shd w:val="clear"/>
+            <w:vAlign w:val="top"/>
+          </w:tcPr>
+          <w:p>
+            <w:pPr>
+              <w:spacing w:after="0" w:line="240" w:lineRule="auto"/>
+              <w:rPr>
+                <w:rFonts w:hint="eastAsia" w:asciiTheme="minorHAnsi" w:hAnsiTheme="minorHAnsi" w:eastAsiaTheme="minorEastAsia" w:cstheme="minorBidi"/>
+                <w:kern w:val="2"/>
+                <w:sz w:val="22"/>
+                <w:szCs w:val="24"/>
+                <w:lang w:val="en-US" w:eastAsia="zh-CN" w:bidi="ar-SA"/>
+                <w14:ligatures w14:val="standardContextual"/>
+              </w:rPr>
+            </w:pPr>
+            <w:r>
+              <w:rPr>
+                <w:rFonts w:hint="eastAsia"/>
+                <w:lang w:val="en-US" w:eastAsia="zh-CN"/>
+              </w:rPr>
+              <w:t>thaw_expire_time</w:t>
+            </w:r>
+          </w:p>
+        </w:tc>
+        <w:tc>
+          <w:tcPr>
+            <w:tcW w:w="1616" w:type="dxa"/>
+            <w:shd w:val="clear"/>
+            <w:vAlign w:val="top"/>
+          </w:tcPr>
+          <w:p>
+            <w:pPr>
+              <w:spacing w:after="0" w:line="240" w:lineRule="auto"/>
+              <w:rPr>
+                <w:rFonts w:hint="eastAsia" w:asciiTheme="minorHAnsi" w:hAnsiTheme="minorHAnsi" w:eastAsiaTheme="minorEastAsia" w:cstheme="minorBidi"/>
+                <w:kern w:val="2"/>
+                <w:sz w:val="22"/>
+                <w:szCs w:val="24"/>
+                <w:lang w:val="en-US" w:eastAsia="zh-CN" w:bidi="ar-SA"/>
+                <w14:ligatures w14:val="standardContextual"/>
+              </w:rPr>
+            </w:pPr>
+            <w:r>
+              <w:rPr>
+                <w:rFonts w:hint="eastAsia"/>
+                <w:lang w:val="en-US" w:eastAsia="zh-CN"/>
+              </w:rPr>
+              <w:t>datetime</w:t>
+            </w:r>
+          </w:p>
+        </w:tc>
+        <w:tc>
+          <w:tcPr>
+            <w:tcW w:w="1474" w:type="dxa"/>
+            <w:shd w:val="clear"/>
+            <w:vAlign w:val="top"/>
+          </w:tcPr>
+          <w:p>
+            <w:pPr>
+              <w:spacing w:after="0" w:line="240" w:lineRule="auto"/>
+              <w:rPr>
+                <w:rFonts w:hint="eastAsia" w:asciiTheme="minorHAnsi" w:hAnsiTheme="minorHAnsi" w:eastAsiaTheme="minorEastAsia" w:cstheme="minorBidi"/>
+                <w:kern w:val="2"/>
+                <w:sz w:val="22"/>
+                <w:szCs w:val="24"/>
+                <w:lang w:val="en-US" w:eastAsia="zh-CN" w:bidi="ar-SA"/>
+                <w14:ligatures w14:val="standardContextual"/>
+              </w:rPr>
+            </w:pPr>
+          </w:p>
+        </w:tc>
+        <w:tc>
+          <w:tcPr>
+            <w:tcW w:w="1613" w:type="dxa"/>
+            <w:shd w:val="clear"/>
+            <w:vAlign w:val="top"/>
+          </w:tcPr>
+          <w:p>
+            <w:pPr>
+              <w:spacing w:after="0" w:line="240" w:lineRule="auto"/>
+              <w:rPr>
+                <w:rFonts w:hint="eastAsia" w:asciiTheme="minorHAnsi" w:hAnsiTheme="minorHAnsi" w:eastAsiaTheme="minorEastAsia" w:cstheme="minorBidi"/>
+                <w:kern w:val="2"/>
+                <w:sz w:val="22"/>
+                <w:szCs w:val="24"/>
+                <w:lang w:val="en-US" w:eastAsia="zh-CN" w:bidi="ar-SA"/>
+                <w14:ligatures w14:val="standardContextual"/>
+              </w:rPr>
+            </w:pPr>
+            <w:r>
+              <w:rPr>
+                <w:rFonts w:hint="eastAsia"/>
+                <w:lang w:val="en-US" w:eastAsia="zh-CN"/>
+              </w:rPr>
+              <w:t>解冻过期时间</w:t>
+            </w:r>
+          </w:p>
+        </w:tc>
+        <w:tc>
+          <w:tcPr>
+            <w:tcW w:w="1535" w:type="dxa"/>
+            <w:shd w:val="clear"/>
+            <w:vAlign w:val="top"/>
+          </w:tcPr>
+          <w:p>
+            <w:pPr>
+              <w:spacing w:after="0" w:line="240" w:lineRule="auto"/>
+              <w:rPr>
+                <w:rFonts w:hint="default" w:asciiTheme="minorHAnsi" w:hAnsiTheme="minorHAnsi" w:eastAsiaTheme="minorEastAsia" w:cstheme="minorBidi"/>
+                <w:kern w:val="2"/>
+                <w:sz w:val="22"/>
+                <w:szCs w:val="24"/>
+                <w:lang w:val="en-US" w:eastAsia="zh-CN" w:bidi="ar-SA"/>
+                <w14:ligatures w14:val="standardContextual"/>
+              </w:rPr>
+            </w:pPr>
           </w:p>
         </w:tc>
       </w:tr>
@@ -4975,14 +4653,6 @@
       </w:tr>
       <w:tr>
         <w:tblPrEx>
-          <w:tblBorders>
-            <w:top w:val="single" w:color="auto" w:sz="4" w:space="0"/>
-            <w:left w:val="single" w:color="auto" w:sz="4" w:space="0"/>
-            <w:bottom w:val="single" w:color="auto" w:sz="4" w:space="0"/>
-            <w:right w:val="single" w:color="auto" w:sz="4" w:space="0"/>
-            <w:insideH w:val="single" w:color="auto" w:sz="4" w:space="0"/>
-            <w:insideV w:val="single" w:color="auto" w:sz="4" w:space="0"/>
-          </w:tblBorders>
           <w:tblCellMar>
             <w:top w:w="0" w:type="dxa"/>
             <w:left w:w="108" w:type="dxa"/>
@@ -5803,8 +5473,6 @@
               </w:rPr>
               <w:t>，判断数据冷热</w:t>
             </w:r>
-            <w:bookmarkStart w:id="0" w:name="_GoBack"/>
-            <w:bookmarkEnd w:id="0"/>
           </w:p>
         </w:tc>
         <w:tc>
@@ -6002,7 +5670,7 @@
   <w:docDefaults>
     <w:rPrDefault>
       <w:rPr>
-        <w:rFonts w:asciiTheme="minorHAnsi" w:hAnsiTheme="minorHAnsi" w:eastAsiaTheme="minorEastAsia" w:cstheme="minorBidi"/>
+        <w:rFonts w:ascii="Times New Roman" w:hAnsi="Times New Roman" w:eastAsia="宋体" w:cs="Times New Roman"/>
       </w:rPr>
     </w:rPrDefault>
     <w:pPrDefault/>

--- a/Documents/数据库表.docx
+++ b/Documents/数据库表.docx
@@ -1422,7 +1422,7 @@
         <w:tc>
           <w:tcPr>
             <w:tcW w:w="1902" w:type="dxa"/>
-            <w:shd w:val="clear"/>
+            <w:shd w:val="clear" w:color="auto" w:fill="auto"/>
             <w:vAlign w:val="top"/>
           </w:tcPr>
           <w:p>
@@ -1448,7 +1448,7 @@
         <w:tc>
           <w:tcPr>
             <w:tcW w:w="1648" w:type="dxa"/>
-            <w:shd w:val="clear"/>
+            <w:shd w:val="clear" w:color="auto" w:fill="auto"/>
             <w:vAlign w:val="top"/>
           </w:tcPr>
           <w:p>
@@ -1474,7 +1474,7 @@
         <w:tc>
           <w:tcPr>
             <w:tcW w:w="1593" w:type="dxa"/>
-            <w:shd w:val="clear"/>
+            <w:shd w:val="clear" w:color="auto" w:fill="auto"/>
             <w:vAlign w:val="top"/>
           </w:tcPr>
           <w:p>
@@ -1494,7 +1494,7 @@
         <w:tc>
           <w:tcPr>
             <w:tcW w:w="1576" w:type="dxa"/>
-            <w:shd w:val="clear"/>
+            <w:shd w:val="clear" w:color="auto" w:fill="auto"/>
             <w:vAlign w:val="top"/>
           </w:tcPr>
           <w:p>
@@ -1520,7 +1520,7 @@
         <w:tc>
           <w:tcPr>
             <w:tcW w:w="1577" w:type="dxa"/>
-            <w:shd w:val="clear"/>
+            <w:shd w:val="clear" w:color="auto" w:fill="auto"/>
             <w:vAlign w:val="top"/>
           </w:tcPr>
           <w:p>
@@ -3422,8 +3422,6 @@
               </w:rPr>
               <w:t>NONE</w:t>
             </w:r>
-            <w:bookmarkStart w:id="0" w:name="_GoBack"/>
-            <w:bookmarkEnd w:id="0"/>
             <w:r>
               <w:rPr>
                 <w:rFonts w:hint="default"/>
@@ -3454,7 +3452,7 @@
         <w:tc>
           <w:tcPr>
             <w:tcW w:w="2284" w:type="dxa"/>
-            <w:shd w:val="clear"/>
+            <w:shd w:val="clear" w:color="auto" w:fill="auto"/>
             <w:vAlign w:val="top"/>
           </w:tcPr>
           <w:p>
@@ -3481,7 +3479,7 @@
         <w:tc>
           <w:tcPr>
             <w:tcW w:w="1616" w:type="dxa"/>
-            <w:shd w:val="clear"/>
+            <w:shd w:val="clear" w:color="auto" w:fill="auto"/>
             <w:vAlign w:val="top"/>
           </w:tcPr>
           <w:p>
@@ -3508,7 +3506,7 @@
         <w:tc>
           <w:tcPr>
             <w:tcW w:w="1474" w:type="dxa"/>
-            <w:shd w:val="clear"/>
+            <w:shd w:val="clear" w:color="auto" w:fill="auto"/>
             <w:vAlign w:val="top"/>
           </w:tcPr>
           <w:p>
@@ -3528,7 +3526,7 @@
         <w:tc>
           <w:tcPr>
             <w:tcW w:w="1613" w:type="dxa"/>
-            <w:shd w:val="clear"/>
+            <w:shd w:val="clear" w:color="auto" w:fill="auto"/>
             <w:vAlign w:val="top"/>
           </w:tcPr>
           <w:p>
@@ -3548,14 +3546,14 @@
                 <w:rFonts w:hint="eastAsia"/>
                 <w:lang w:val="en-US" w:eastAsia="zh-CN"/>
               </w:rPr>
-              <w:t>解冻过期时间</w:t>
+              <w:t>解冻终止时间</w:t>
             </w:r>
           </w:p>
         </w:tc>
         <w:tc>
           <w:tcPr>
             <w:tcW w:w="1535" w:type="dxa"/>
-            <w:shd w:val="clear"/>
+            <w:shd w:val="clear" w:color="auto" w:fill="auto"/>
             <w:vAlign w:val="top"/>
           </w:tcPr>
           <w:p>
@@ -3570,6 +3568,17 @@
                 <w14:ligatures w14:val="standardContextual"/>
               </w:rPr>
             </w:pPr>
+            <w:r>
+              <w:rPr>
+                <w:rFonts w:hint="eastAsia" w:cstheme="minorBidi"/>
+                <w:kern w:val="2"/>
+                <w:sz w:val="22"/>
+                <w:szCs w:val="24"/>
+                <w:lang w:val="en-US" w:eastAsia="zh-CN" w:bidi="ar-SA"/>
+                <w14:ligatures w14:val="standardContextual"/>
+              </w:rPr>
+              <w:t>解冻时间+10min</w:t>
+            </w:r>
           </w:p>
         </w:tc>
       </w:tr>
@@ -4064,12 +4073,6 @@
             <w:insideH w:val="single" w:color="auto" w:sz="4" w:space="0"/>
             <w:insideV w:val="single" w:color="auto" w:sz="4" w:space="0"/>
           </w:tblBorders>
-          <w:tblCellMar>
-            <w:top w:w="0" w:type="dxa"/>
-            <w:left w:w="108" w:type="dxa"/>
-            <w:bottom w:w="0" w:type="dxa"/>
-            <w:right w:w="108" w:type="dxa"/>
-          </w:tblCellMar>
         </w:tblPrEx>
         <w:tc>
           <w:tcPr>
@@ -4116,8 +4119,15 @@
             <w:r>
               <w:rPr>
                 <w:rFonts w:hint="eastAsia"/>
-              </w:rPr>
-              <w:t>DateTime</w:t>
+                <w:lang w:val="en-US" w:eastAsia="zh-CN"/>
+              </w:rPr>
+              <w:t>d</w:t>
+            </w:r>
+            <w:r>
+              <w:rPr>
+                <w:rFonts w:hint="eastAsia"/>
+              </w:rPr>
+              <w:t>ateTime</w:t>
             </w:r>
           </w:p>
         </w:tc>
@@ -4239,12 +4249,6 @@
             <w:insideH w:val="single" w:color="auto" w:sz="4" w:space="0"/>
             <w:insideV w:val="single" w:color="auto" w:sz="4" w:space="0"/>
           </w:tblBorders>
-          <w:tblCellMar>
-            <w:top w:w="0" w:type="dxa"/>
-            <w:left w:w="108" w:type="dxa"/>
-            <w:bottom w:w="0" w:type="dxa"/>
-            <w:right w:w="108" w:type="dxa"/>
-          </w:tblCellMar>
         </w:tblPrEx>
         <w:tc>
           <w:tcPr>
@@ -4653,6 +4657,14 @@
       </w:tr>
       <w:tr>
         <w:tblPrEx>
+          <w:tblBorders>
+            <w:top w:val="single" w:color="auto" w:sz="4" w:space="0"/>
+            <w:left w:val="single" w:color="auto" w:sz="4" w:space="0"/>
+            <w:bottom w:val="single" w:color="auto" w:sz="4" w:space="0"/>
+            <w:right w:val="single" w:color="auto" w:sz="4" w:space="0"/>
+            <w:insideH w:val="single" w:color="auto" w:sz="4" w:space="0"/>
+            <w:insideV w:val="single" w:color="auto" w:sz="4" w:space="0"/>
+          </w:tblBorders>
           <w:tblCellMar>
             <w:top w:w="0" w:type="dxa"/>
             <w:left w:w="108" w:type="dxa"/>
@@ -5602,6 +5614,3081 @@
       <w:pPr>
         <w:rPr>
           <w:rFonts w:hint="eastAsia"/>
+        </w:rPr>
+      </w:pPr>
+    </w:p>
+    <w:p>
+      <w:pPr>
+        <w:rPr>
+          <w:rFonts w:hint="default" w:eastAsiaTheme="minorEastAsia"/>
+          <w:lang w:val="en-US" w:eastAsia="zh-CN"/>
+        </w:rPr>
+      </w:pPr>
+      <w:r>
+        <w:rPr>
+          <w:rFonts w:hint="eastAsia"/>
+          <w:lang w:val="en-US" w:eastAsia="zh-CN"/>
+        </w:rPr>
+        <w:t>社区动态表</w:t>
+      </w:r>
+      <w:r>
+        <w:rPr>
+          <w:rFonts w:hint="eastAsia"/>
+          <w:lang w:val="en-US" w:eastAsia="zh-CN"/>
+        </w:rPr>
+        <w:br w:type="textWrapping"/>
+      </w:r>
+      <w:r>
+        <w:rPr>
+          <w:rFonts w:hint="eastAsia"/>
+          <w:lang w:val="en-US" w:eastAsia="zh-CN"/>
+        </w:rPr>
+        <w:t>moments</w:t>
+      </w:r>
+    </w:p>
+    <w:tbl>
+      <w:tblPr>
+        <w:tblStyle w:val="16"/>
+        <w:tblW w:w="0" w:type="auto"/>
+        <w:tblInd w:w="0" w:type="dxa"/>
+        <w:tblBorders>
+          <w:top w:val="single" w:color="auto" w:sz="4" w:space="0"/>
+          <w:left w:val="single" w:color="auto" w:sz="4" w:space="0"/>
+          <w:bottom w:val="single" w:color="auto" w:sz="4" w:space="0"/>
+          <w:right w:val="single" w:color="auto" w:sz="4" w:space="0"/>
+          <w:insideH w:val="single" w:color="auto" w:sz="4" w:space="0"/>
+          <w:insideV w:val="single" w:color="auto" w:sz="4" w:space="0"/>
+        </w:tblBorders>
+        <w:tblLayout w:type="autofit"/>
+        <w:tblCellMar>
+          <w:top w:w="0" w:type="dxa"/>
+          <w:left w:w="108" w:type="dxa"/>
+          <w:bottom w:w="0" w:type="dxa"/>
+          <w:right w:w="108" w:type="dxa"/>
+        </w:tblCellMar>
+      </w:tblPr>
+      <w:tblGrid>
+        <w:gridCol w:w="1965"/>
+        <w:gridCol w:w="1591"/>
+        <w:gridCol w:w="1368"/>
+        <w:gridCol w:w="1368"/>
+        <w:gridCol w:w="2230"/>
+      </w:tblGrid>
+      <w:tr>
+        <w:tblPrEx>
+          <w:tblBorders>
+            <w:top w:val="single" w:color="auto" w:sz="4" w:space="0"/>
+            <w:left w:val="single" w:color="auto" w:sz="4" w:space="0"/>
+            <w:bottom w:val="single" w:color="auto" w:sz="4" w:space="0"/>
+            <w:right w:val="single" w:color="auto" w:sz="4" w:space="0"/>
+            <w:insideH w:val="single" w:color="auto" w:sz="4" w:space="0"/>
+            <w:insideV w:val="single" w:color="auto" w:sz="4" w:space="0"/>
+          </w:tblBorders>
+          <w:tblCellMar>
+            <w:top w:w="0" w:type="dxa"/>
+            <w:left w:w="108" w:type="dxa"/>
+            <w:bottom w:w="0" w:type="dxa"/>
+            <w:right w:w="108" w:type="dxa"/>
+          </w:tblCellMar>
+        </w:tblPrEx>
+        <w:tc>
+          <w:tcPr>
+            <w:tcW w:w="1965" w:type="dxa"/>
+          </w:tcPr>
+          <w:p>
+            <w:pPr>
+              <w:spacing w:after="0" w:line="240" w:lineRule="auto"/>
+              <w:rPr>
+                <w:rFonts w:hint="eastAsia"/>
+              </w:rPr>
+            </w:pPr>
+            <w:r>
+              <w:rPr>
+                <w:rFonts w:hint="eastAsia"/>
+              </w:rPr>
+              <w:t>字段名</w:t>
+            </w:r>
+          </w:p>
+        </w:tc>
+        <w:tc>
+          <w:tcPr>
+            <w:tcW w:w="1591" w:type="dxa"/>
+          </w:tcPr>
+          <w:p>
+            <w:pPr>
+              <w:spacing w:after="0" w:line="240" w:lineRule="auto"/>
+              <w:rPr>
+                <w:rFonts w:hint="eastAsia"/>
+              </w:rPr>
+            </w:pPr>
+            <w:r>
+              <w:rPr>
+                <w:rFonts w:hint="eastAsia"/>
+              </w:rPr>
+              <w:t>数据类型</w:t>
+            </w:r>
+          </w:p>
+        </w:tc>
+        <w:tc>
+          <w:tcPr>
+            <w:tcW w:w="1368" w:type="dxa"/>
+          </w:tcPr>
+          <w:p>
+            <w:pPr>
+              <w:spacing w:after="0" w:line="240" w:lineRule="auto"/>
+              <w:rPr>
+                <w:rFonts w:hint="eastAsia"/>
+              </w:rPr>
+            </w:pPr>
+            <w:r>
+              <w:rPr>
+                <w:rFonts w:hint="eastAsia"/>
+              </w:rPr>
+              <w:t>长度</w:t>
+            </w:r>
+          </w:p>
+        </w:tc>
+        <w:tc>
+          <w:tcPr>
+            <w:tcW w:w="1368" w:type="dxa"/>
+          </w:tcPr>
+          <w:p>
+            <w:pPr>
+              <w:spacing w:after="0" w:line="240" w:lineRule="auto"/>
+              <w:rPr>
+                <w:rFonts w:hint="eastAsia"/>
+              </w:rPr>
+            </w:pPr>
+            <w:r>
+              <w:rPr>
+                <w:rFonts w:hint="eastAsia"/>
+              </w:rPr>
+              <w:t>说明</w:t>
+            </w:r>
+          </w:p>
+        </w:tc>
+        <w:tc>
+          <w:tcPr>
+            <w:tcW w:w="2230" w:type="dxa"/>
+          </w:tcPr>
+          <w:p>
+            <w:pPr>
+              <w:spacing w:after="0" w:line="240" w:lineRule="auto"/>
+              <w:rPr>
+                <w:rFonts w:hint="eastAsia"/>
+              </w:rPr>
+            </w:pPr>
+            <w:r>
+              <w:rPr>
+                <w:rFonts w:hint="eastAsia"/>
+              </w:rPr>
+              <w:t>备注</w:t>
+            </w:r>
+          </w:p>
+        </w:tc>
+      </w:tr>
+      <w:tr>
+        <w:tblPrEx>
+          <w:tblBorders>
+            <w:top w:val="single" w:color="auto" w:sz="4" w:space="0"/>
+            <w:left w:val="single" w:color="auto" w:sz="4" w:space="0"/>
+            <w:bottom w:val="single" w:color="auto" w:sz="4" w:space="0"/>
+            <w:right w:val="single" w:color="auto" w:sz="4" w:space="0"/>
+            <w:insideH w:val="single" w:color="auto" w:sz="4" w:space="0"/>
+            <w:insideV w:val="single" w:color="auto" w:sz="4" w:space="0"/>
+          </w:tblBorders>
+          <w:tblCellMar>
+            <w:top w:w="0" w:type="dxa"/>
+            <w:left w:w="108" w:type="dxa"/>
+            <w:bottom w:w="0" w:type="dxa"/>
+            <w:right w:w="108" w:type="dxa"/>
+          </w:tblCellMar>
+        </w:tblPrEx>
+        <w:tc>
+          <w:tcPr>
+            <w:tcW w:w="1965" w:type="dxa"/>
+          </w:tcPr>
+          <w:p>
+            <w:pPr>
+              <w:spacing w:after="0" w:line="240" w:lineRule="auto"/>
+              <w:rPr>
+                <w:rFonts w:hint="default" w:eastAsiaTheme="minorEastAsia"/>
+                <w:lang w:val="en-US" w:eastAsia="zh-CN"/>
+              </w:rPr>
+            </w:pPr>
+            <w:r>
+              <w:rPr>
+                <w:rFonts w:hint="eastAsia"/>
+                <w:lang w:val="en-US" w:eastAsia="zh-CN"/>
+              </w:rPr>
+              <w:t>moment_id</w:t>
+            </w:r>
+          </w:p>
+        </w:tc>
+        <w:tc>
+          <w:tcPr>
+            <w:tcW w:w="1591" w:type="dxa"/>
+          </w:tcPr>
+          <w:p>
+            <w:pPr>
+              <w:spacing w:after="0" w:line="240" w:lineRule="auto"/>
+              <w:rPr>
+                <w:rFonts w:hint="default" w:eastAsiaTheme="minorEastAsia"/>
+                <w:lang w:val="en-US" w:eastAsia="zh-CN"/>
+              </w:rPr>
+            </w:pPr>
+            <w:r>
+              <w:rPr>
+                <w:rFonts w:hint="eastAsia"/>
+                <w:lang w:val="en-US" w:eastAsia="zh-CN"/>
+              </w:rPr>
+              <w:t>int(11)</w:t>
+            </w:r>
+          </w:p>
+        </w:tc>
+        <w:tc>
+          <w:tcPr>
+            <w:tcW w:w="1368" w:type="dxa"/>
+          </w:tcPr>
+          <w:p>
+            <w:pPr>
+              <w:spacing w:after="0" w:line="240" w:lineRule="auto"/>
+              <w:rPr>
+                <w:rFonts w:hint="eastAsia"/>
+              </w:rPr>
+            </w:pPr>
+          </w:p>
+        </w:tc>
+        <w:tc>
+          <w:tcPr>
+            <w:tcW w:w="1368" w:type="dxa"/>
+          </w:tcPr>
+          <w:p>
+            <w:pPr>
+              <w:spacing w:after="0" w:line="240" w:lineRule="auto"/>
+              <w:rPr>
+                <w:rFonts w:hint="default" w:eastAsiaTheme="minorEastAsia"/>
+                <w:lang w:val="en-US" w:eastAsia="zh-CN"/>
+              </w:rPr>
+            </w:pPr>
+            <w:r>
+              <w:rPr>
+                <w:rFonts w:hint="eastAsia"/>
+                <w:lang w:val="en-US" w:eastAsia="zh-CN"/>
+              </w:rPr>
+              <w:t>动态id</w:t>
+            </w:r>
+          </w:p>
+        </w:tc>
+        <w:tc>
+          <w:tcPr>
+            <w:tcW w:w="2230" w:type="dxa"/>
+          </w:tcPr>
+          <w:p>
+            <w:pPr>
+              <w:spacing w:after="0" w:line="240" w:lineRule="auto"/>
+              <w:rPr>
+                <w:rFonts w:hint="eastAsia" w:eastAsiaTheme="minorEastAsia"/>
+                <w:lang w:val="en-US" w:eastAsia="zh-CN"/>
+              </w:rPr>
+            </w:pPr>
+            <w:r>
+              <w:rPr>
+                <w:rFonts w:hint="eastAsia"/>
+                <w:lang w:val="en-US" w:eastAsia="zh-CN"/>
+              </w:rPr>
+              <w:t>主码</w:t>
+            </w:r>
+          </w:p>
+        </w:tc>
+      </w:tr>
+      <w:tr>
+        <w:tblPrEx>
+          <w:tblBorders>
+            <w:top w:val="single" w:color="auto" w:sz="4" w:space="0"/>
+            <w:left w:val="single" w:color="auto" w:sz="4" w:space="0"/>
+            <w:bottom w:val="single" w:color="auto" w:sz="4" w:space="0"/>
+            <w:right w:val="single" w:color="auto" w:sz="4" w:space="0"/>
+            <w:insideH w:val="single" w:color="auto" w:sz="4" w:space="0"/>
+            <w:insideV w:val="single" w:color="auto" w:sz="4" w:space="0"/>
+          </w:tblBorders>
+          <w:tblCellMar>
+            <w:top w:w="0" w:type="dxa"/>
+            <w:left w:w="108" w:type="dxa"/>
+            <w:bottom w:w="0" w:type="dxa"/>
+            <w:right w:w="108" w:type="dxa"/>
+          </w:tblCellMar>
+        </w:tblPrEx>
+        <w:tc>
+          <w:tcPr>
+            <w:tcW w:w="1965" w:type="dxa"/>
+          </w:tcPr>
+          <w:p>
+            <w:pPr>
+              <w:spacing w:after="0" w:line="240" w:lineRule="auto"/>
+              <w:rPr>
+                <w:rFonts w:hint="eastAsia"/>
+              </w:rPr>
+            </w:pPr>
+            <w:r>
+              <w:rPr>
+                <w:rFonts w:hint="eastAsia"/>
+              </w:rPr>
+              <w:t>user_id</w:t>
+            </w:r>
+          </w:p>
+        </w:tc>
+        <w:tc>
+          <w:tcPr>
+            <w:tcW w:w="1591" w:type="dxa"/>
+          </w:tcPr>
+          <w:p>
+            <w:pPr>
+              <w:spacing w:after="0" w:line="240" w:lineRule="auto"/>
+              <w:rPr>
+                <w:rFonts w:hint="eastAsia"/>
+              </w:rPr>
+            </w:pPr>
+            <w:r>
+              <w:rPr>
+                <w:rFonts w:hint="eastAsia"/>
+              </w:rPr>
+              <w:t>int(11)</w:t>
+            </w:r>
+          </w:p>
+        </w:tc>
+        <w:tc>
+          <w:tcPr>
+            <w:tcW w:w="1368" w:type="dxa"/>
+          </w:tcPr>
+          <w:p>
+            <w:pPr>
+              <w:spacing w:after="0" w:line="240" w:lineRule="auto"/>
+              <w:rPr>
+                <w:rFonts w:hint="eastAsia"/>
+              </w:rPr>
+            </w:pPr>
+          </w:p>
+        </w:tc>
+        <w:tc>
+          <w:tcPr>
+            <w:tcW w:w="1368" w:type="dxa"/>
+          </w:tcPr>
+          <w:p>
+            <w:pPr>
+              <w:spacing w:after="0" w:line="240" w:lineRule="auto"/>
+              <w:rPr>
+                <w:rFonts w:hint="eastAsia"/>
+              </w:rPr>
+            </w:pPr>
+            <w:r>
+              <w:rPr>
+                <w:rFonts w:hint="eastAsia"/>
+              </w:rPr>
+              <w:t>用户id</w:t>
+            </w:r>
+          </w:p>
+        </w:tc>
+        <w:tc>
+          <w:tcPr>
+            <w:tcW w:w="2230" w:type="dxa"/>
+          </w:tcPr>
+          <w:p>
+            <w:pPr>
+              <w:spacing w:after="0" w:line="240" w:lineRule="auto"/>
+              <w:rPr>
+                <w:rFonts w:hint="eastAsia"/>
+              </w:rPr>
+            </w:pPr>
+          </w:p>
+        </w:tc>
+      </w:tr>
+      <w:tr>
+        <w:tblPrEx>
+          <w:tblBorders>
+            <w:top w:val="single" w:color="auto" w:sz="4" w:space="0"/>
+            <w:left w:val="single" w:color="auto" w:sz="4" w:space="0"/>
+            <w:bottom w:val="single" w:color="auto" w:sz="4" w:space="0"/>
+            <w:right w:val="single" w:color="auto" w:sz="4" w:space="0"/>
+            <w:insideH w:val="single" w:color="auto" w:sz="4" w:space="0"/>
+            <w:insideV w:val="single" w:color="auto" w:sz="4" w:space="0"/>
+          </w:tblBorders>
+          <w:tblCellMar>
+            <w:top w:w="0" w:type="dxa"/>
+            <w:left w:w="108" w:type="dxa"/>
+            <w:bottom w:w="0" w:type="dxa"/>
+            <w:right w:w="108" w:type="dxa"/>
+          </w:tblCellMar>
+        </w:tblPrEx>
+        <w:tc>
+          <w:tcPr>
+            <w:tcW w:w="1965" w:type="dxa"/>
+          </w:tcPr>
+          <w:p>
+            <w:pPr>
+              <w:spacing w:after="0" w:line="240" w:lineRule="auto"/>
+              <w:rPr>
+                <w:rFonts w:hint="default" w:eastAsiaTheme="minorEastAsia"/>
+                <w:lang w:val="en-US" w:eastAsia="zh-CN"/>
+              </w:rPr>
+            </w:pPr>
+            <w:r>
+              <w:rPr>
+                <w:rFonts w:hint="eastAsia"/>
+                <w:lang w:val="en-US" w:eastAsia="zh-CN"/>
+              </w:rPr>
+              <w:t>content</w:t>
+            </w:r>
+          </w:p>
+        </w:tc>
+        <w:tc>
+          <w:tcPr>
+            <w:tcW w:w="1591" w:type="dxa"/>
+          </w:tcPr>
+          <w:p>
+            <w:pPr>
+              <w:spacing w:after="0" w:line="240" w:lineRule="auto"/>
+              <w:rPr>
+                <w:rFonts w:hint="default" w:eastAsiaTheme="minorEastAsia"/>
+                <w:lang w:val="en-US" w:eastAsia="zh-CN"/>
+              </w:rPr>
+            </w:pPr>
+            <w:r>
+              <w:rPr>
+                <w:rFonts w:hint="eastAsia"/>
+                <w:lang w:val="en-US" w:eastAsia="zh-CN"/>
+              </w:rPr>
+              <w:t>tinytext</w:t>
+            </w:r>
+          </w:p>
+        </w:tc>
+        <w:tc>
+          <w:tcPr>
+            <w:tcW w:w="1368" w:type="dxa"/>
+          </w:tcPr>
+          <w:p>
+            <w:pPr>
+              <w:spacing w:after="0" w:line="240" w:lineRule="auto"/>
+              <w:rPr>
+                <w:rFonts w:hint="eastAsia"/>
+              </w:rPr>
+            </w:pPr>
+          </w:p>
+        </w:tc>
+        <w:tc>
+          <w:tcPr>
+            <w:tcW w:w="1368" w:type="dxa"/>
+          </w:tcPr>
+          <w:p>
+            <w:pPr>
+              <w:spacing w:after="0" w:line="240" w:lineRule="auto"/>
+              <w:rPr>
+                <w:rFonts w:hint="eastAsia"/>
+              </w:rPr>
+            </w:pPr>
+            <w:r>
+              <w:rPr>
+                <w:rFonts w:hint="eastAsia"/>
+                <w:lang w:val="en-US" w:eastAsia="zh-CN"/>
+              </w:rPr>
+              <w:t>文字内容</w:t>
+            </w:r>
+          </w:p>
+        </w:tc>
+        <w:tc>
+          <w:tcPr>
+            <w:tcW w:w="2230" w:type="dxa"/>
+          </w:tcPr>
+          <w:p>
+            <w:pPr>
+              <w:spacing w:after="0" w:line="240" w:lineRule="auto"/>
+              <w:rPr>
+                <w:rFonts w:hint="eastAsia"/>
+              </w:rPr>
+            </w:pPr>
+          </w:p>
+        </w:tc>
+      </w:tr>
+      <w:tr>
+        <w:tblPrEx>
+          <w:tblBorders>
+            <w:top w:val="single" w:color="auto" w:sz="4" w:space="0"/>
+            <w:left w:val="single" w:color="auto" w:sz="4" w:space="0"/>
+            <w:bottom w:val="single" w:color="auto" w:sz="4" w:space="0"/>
+            <w:right w:val="single" w:color="auto" w:sz="4" w:space="0"/>
+            <w:insideH w:val="single" w:color="auto" w:sz="4" w:space="0"/>
+            <w:insideV w:val="single" w:color="auto" w:sz="4" w:space="0"/>
+          </w:tblBorders>
+          <w:tblCellMar>
+            <w:top w:w="0" w:type="dxa"/>
+            <w:left w:w="108" w:type="dxa"/>
+            <w:bottom w:w="0" w:type="dxa"/>
+            <w:right w:w="108" w:type="dxa"/>
+          </w:tblCellMar>
+        </w:tblPrEx>
+        <w:tc>
+          <w:tcPr>
+            <w:tcW w:w="1965" w:type="dxa"/>
+          </w:tcPr>
+          <w:p>
+            <w:pPr>
+              <w:spacing w:after="0" w:line="240" w:lineRule="auto"/>
+              <w:rPr>
+                <w:rFonts w:hint="eastAsia"/>
+              </w:rPr>
+            </w:pPr>
+            <w:r>
+              <w:rPr>
+                <w:rFonts w:hint="eastAsia"/>
+              </w:rPr>
+              <w:t>c</w:t>
+            </w:r>
+            <w:r>
+              <w:t>reated</w:t>
+            </w:r>
+            <w:r>
+              <w:rPr>
+                <w:rFonts w:hint="eastAsia"/>
+              </w:rPr>
+              <w:t>_a</w:t>
+            </w:r>
+            <w:r>
+              <w:t>t</w:t>
+            </w:r>
+          </w:p>
+        </w:tc>
+        <w:tc>
+          <w:tcPr>
+            <w:tcW w:w="1591" w:type="dxa"/>
+          </w:tcPr>
+          <w:p>
+            <w:pPr>
+              <w:spacing w:after="0" w:line="240" w:lineRule="auto"/>
+              <w:rPr>
+                <w:rFonts w:hint="eastAsia"/>
+              </w:rPr>
+            </w:pPr>
+            <w:r>
+              <w:rPr>
+                <w:rFonts w:hint="eastAsia"/>
+                <w:lang w:val="en-US" w:eastAsia="zh-CN"/>
+              </w:rPr>
+              <w:t>d</w:t>
+            </w:r>
+            <w:r>
+              <w:rPr>
+                <w:rFonts w:hint="eastAsia"/>
+              </w:rPr>
+              <w:t>ate</w:t>
+            </w:r>
+            <w:r>
+              <w:rPr>
+                <w:rFonts w:hint="eastAsia"/>
+                <w:lang w:val="en-US" w:eastAsia="zh-CN"/>
+              </w:rPr>
+              <w:t>t</w:t>
+            </w:r>
+            <w:r>
+              <w:rPr>
+                <w:rFonts w:hint="eastAsia"/>
+              </w:rPr>
+              <w:t>ime</w:t>
+            </w:r>
+          </w:p>
+        </w:tc>
+        <w:tc>
+          <w:tcPr>
+            <w:tcW w:w="1368" w:type="dxa"/>
+          </w:tcPr>
+          <w:p>
+            <w:pPr>
+              <w:spacing w:after="0" w:line="240" w:lineRule="auto"/>
+              <w:rPr>
+                <w:rFonts w:hint="eastAsia"/>
+              </w:rPr>
+            </w:pPr>
+          </w:p>
+        </w:tc>
+        <w:tc>
+          <w:tcPr>
+            <w:tcW w:w="1368" w:type="dxa"/>
+          </w:tcPr>
+          <w:p>
+            <w:pPr>
+              <w:spacing w:after="0" w:line="240" w:lineRule="auto"/>
+              <w:rPr>
+                <w:rFonts w:hint="eastAsia"/>
+              </w:rPr>
+            </w:pPr>
+            <w:r>
+              <w:rPr>
+                <w:rFonts w:hint="eastAsia"/>
+              </w:rPr>
+              <w:t>创建时间</w:t>
+            </w:r>
+          </w:p>
+        </w:tc>
+        <w:tc>
+          <w:tcPr>
+            <w:tcW w:w="2230" w:type="dxa"/>
+          </w:tcPr>
+          <w:p>
+            <w:pPr>
+              <w:spacing w:after="0" w:line="240" w:lineRule="auto"/>
+              <w:rPr>
+                <w:rFonts w:hint="default" w:eastAsiaTheme="minorEastAsia"/>
+                <w:lang w:val="en-US" w:eastAsia="zh-CN"/>
+              </w:rPr>
+            </w:pPr>
+            <w:r>
+              <w:rPr>
+                <w:rFonts w:hint="eastAsia"/>
+                <w:lang w:val="en-US" w:eastAsia="zh-CN"/>
+              </w:rPr>
+              <w:t>默认当前时间</w:t>
+            </w:r>
+          </w:p>
+        </w:tc>
+      </w:tr>
+      <w:tr>
+        <w:tblPrEx>
+          <w:tblBorders>
+            <w:top w:val="single" w:color="auto" w:sz="4" w:space="0"/>
+            <w:left w:val="single" w:color="auto" w:sz="4" w:space="0"/>
+            <w:bottom w:val="single" w:color="auto" w:sz="4" w:space="0"/>
+            <w:right w:val="single" w:color="auto" w:sz="4" w:space="0"/>
+            <w:insideH w:val="single" w:color="auto" w:sz="4" w:space="0"/>
+            <w:insideV w:val="single" w:color="auto" w:sz="4" w:space="0"/>
+          </w:tblBorders>
+          <w:tblCellMar>
+            <w:top w:w="0" w:type="dxa"/>
+            <w:left w:w="108" w:type="dxa"/>
+            <w:bottom w:w="0" w:type="dxa"/>
+            <w:right w:w="108" w:type="dxa"/>
+          </w:tblCellMar>
+        </w:tblPrEx>
+        <w:tc>
+          <w:tcPr>
+            <w:tcW w:w="1965" w:type="dxa"/>
+            <w:shd w:val="clear"/>
+            <w:vAlign w:val="top"/>
+          </w:tcPr>
+          <w:p>
+            <w:pPr>
+              <w:spacing w:after="0" w:line="240" w:lineRule="auto"/>
+              <w:rPr>
+                <w:rFonts w:hint="eastAsia" w:asciiTheme="minorHAnsi" w:hAnsiTheme="minorHAnsi" w:eastAsiaTheme="minorEastAsia" w:cstheme="minorBidi"/>
+                <w:kern w:val="2"/>
+                <w:sz w:val="22"/>
+                <w:szCs w:val="24"/>
+                <w:lang w:val="en-US" w:eastAsia="zh-CN" w:bidi="ar-SA"/>
+                <w14:ligatures w14:val="standardContextual"/>
+              </w:rPr>
+            </w:pPr>
+            <w:r>
+              <w:rPr>
+                <w:rFonts w:hint="eastAsia"/>
+                <w:lang w:val="en-US" w:eastAsia="zh-CN"/>
+              </w:rPr>
+              <w:t>migration_status</w:t>
+            </w:r>
+          </w:p>
+        </w:tc>
+        <w:tc>
+          <w:tcPr>
+            <w:tcW w:w="1591" w:type="dxa"/>
+            <w:shd w:val="clear"/>
+            <w:vAlign w:val="top"/>
+          </w:tcPr>
+          <w:p>
+            <w:pPr>
+              <w:spacing w:after="0" w:line="240" w:lineRule="auto"/>
+              <w:rPr>
+                <w:rFonts w:hint="eastAsia" w:asciiTheme="minorHAnsi" w:hAnsiTheme="minorHAnsi" w:eastAsiaTheme="minorEastAsia" w:cstheme="minorBidi"/>
+                <w:kern w:val="2"/>
+                <w:sz w:val="22"/>
+                <w:szCs w:val="24"/>
+                <w:lang w:val="en-US" w:eastAsia="zh-CN" w:bidi="ar-SA"/>
+                <w14:ligatures w14:val="standardContextual"/>
+              </w:rPr>
+            </w:pPr>
+            <w:r>
+              <w:rPr>
+                <w:rFonts w:hint="eastAsia"/>
+                <w:lang w:val="en-US" w:eastAsia="zh-CN"/>
+              </w:rPr>
+              <w:t>varchar(20)</w:t>
+            </w:r>
+          </w:p>
+        </w:tc>
+        <w:tc>
+          <w:tcPr>
+            <w:tcW w:w="1368" w:type="dxa"/>
+            <w:shd w:val="clear"/>
+            <w:vAlign w:val="top"/>
+          </w:tcPr>
+          <w:p>
+            <w:pPr>
+              <w:spacing w:after="0" w:line="240" w:lineRule="auto"/>
+              <w:rPr>
+                <w:rFonts w:hint="eastAsia" w:asciiTheme="minorHAnsi" w:hAnsiTheme="minorHAnsi" w:eastAsiaTheme="minorEastAsia" w:cstheme="minorBidi"/>
+                <w:kern w:val="2"/>
+                <w:sz w:val="22"/>
+                <w:szCs w:val="24"/>
+                <w:lang w:val="en-US" w:eastAsia="zh-CN" w:bidi="ar-SA"/>
+                <w14:ligatures w14:val="standardContextual"/>
+              </w:rPr>
+            </w:pPr>
+          </w:p>
+        </w:tc>
+        <w:tc>
+          <w:tcPr>
+            <w:tcW w:w="1368" w:type="dxa"/>
+            <w:shd w:val="clear"/>
+            <w:vAlign w:val="top"/>
+          </w:tcPr>
+          <w:p>
+            <w:pPr>
+              <w:spacing w:after="0" w:line="240" w:lineRule="auto"/>
+              <w:rPr>
+                <w:rFonts w:hint="eastAsia" w:asciiTheme="minorHAnsi" w:hAnsiTheme="minorHAnsi" w:eastAsiaTheme="minorEastAsia" w:cstheme="minorBidi"/>
+                <w:kern w:val="2"/>
+                <w:sz w:val="22"/>
+                <w:szCs w:val="24"/>
+                <w:lang w:val="en-US" w:eastAsia="zh-CN" w:bidi="ar-SA"/>
+                <w14:ligatures w14:val="standardContextual"/>
+              </w:rPr>
+            </w:pPr>
+            <w:r>
+              <w:rPr>
+                <w:rFonts w:hint="eastAsia"/>
+                <w:lang w:val="en-US" w:eastAsia="zh-CN"/>
+              </w:rPr>
+              <w:t>迁移状态</w:t>
+            </w:r>
+          </w:p>
+        </w:tc>
+        <w:tc>
+          <w:tcPr>
+            <w:tcW w:w="2230" w:type="dxa"/>
+            <w:shd w:val="clear"/>
+            <w:vAlign w:val="top"/>
+          </w:tcPr>
+          <w:p>
+            <w:pPr>
+              <w:spacing w:after="0" w:line="240" w:lineRule="auto"/>
+              <w:rPr>
+                <w:rFonts w:hint="default"/>
+                <w:lang w:val="en-US" w:eastAsia="zh-CN"/>
+              </w:rPr>
+            </w:pPr>
+            <w:r>
+              <w:rPr>
+                <w:rFonts w:hint="default"/>
+                <w:lang w:val="en-US" w:eastAsia="zh-CN"/>
+              </w:rPr>
+              <w:t>‘</w:t>
+            </w:r>
+            <w:r>
+              <w:rPr>
+                <w:rFonts w:hint="eastAsia"/>
+                <w:lang w:val="en-US" w:eastAsia="zh-CN"/>
+              </w:rPr>
+              <w:t>NONE</w:t>
+            </w:r>
+            <w:r>
+              <w:rPr>
+                <w:rFonts w:hint="default"/>
+                <w:lang w:val="en-US" w:eastAsia="zh-CN"/>
+              </w:rPr>
+              <w:t>’</w:t>
+            </w:r>
+            <w:r>
+              <w:rPr>
+                <w:rFonts w:hint="eastAsia"/>
+                <w:lang w:val="en-US" w:eastAsia="zh-CN"/>
+              </w:rPr>
+              <w:t>/</w:t>
+            </w:r>
+            <w:r>
+              <w:rPr>
+                <w:rFonts w:hint="default"/>
+                <w:lang w:val="en-US" w:eastAsia="zh-CN"/>
+              </w:rPr>
+              <w:t>’</w:t>
+            </w:r>
+            <w:r>
+              <w:rPr>
+                <w:rFonts w:hint="eastAsia"/>
+                <w:lang w:val="en-US" w:eastAsia="zh-CN"/>
+              </w:rPr>
+              <w:t>MIGRATING</w:t>
+            </w:r>
+            <w:r>
+              <w:rPr>
+                <w:rFonts w:hint="default"/>
+                <w:lang w:val="en-US" w:eastAsia="zh-CN"/>
+              </w:rPr>
+              <w:t>’</w:t>
+            </w:r>
+          </w:p>
+          <w:p>
+            <w:pPr>
+              <w:spacing w:after="0" w:line="240" w:lineRule="auto"/>
+              <w:rPr>
+                <w:rFonts w:hint="eastAsia" w:asciiTheme="minorHAnsi" w:hAnsiTheme="minorHAnsi" w:eastAsiaTheme="minorEastAsia" w:cstheme="minorBidi"/>
+                <w:kern w:val="2"/>
+                <w:sz w:val="22"/>
+                <w:szCs w:val="24"/>
+                <w:lang w:val="en-US" w:eastAsia="zh-CN" w:bidi="ar-SA"/>
+                <w14:ligatures w14:val="standardContextual"/>
+              </w:rPr>
+            </w:pPr>
+            <w:r>
+              <w:rPr>
+                <w:rFonts w:hint="eastAsia"/>
+                <w:lang w:val="en-US" w:eastAsia="zh-CN"/>
+              </w:rPr>
+              <w:t>默认</w:t>
+            </w:r>
+            <w:r>
+              <w:rPr>
+                <w:rFonts w:hint="default"/>
+                <w:lang w:val="en-US" w:eastAsia="zh-CN"/>
+              </w:rPr>
+              <w:t>’</w:t>
+            </w:r>
+            <w:r>
+              <w:rPr>
+                <w:rFonts w:hint="eastAsia"/>
+                <w:lang w:val="en-US" w:eastAsia="zh-CN"/>
+              </w:rPr>
+              <w:t>NONE</w:t>
+            </w:r>
+            <w:r>
+              <w:rPr>
+                <w:rFonts w:hint="default"/>
+                <w:lang w:val="en-US" w:eastAsia="zh-CN"/>
+              </w:rPr>
+              <w:t>’</w:t>
+            </w:r>
+          </w:p>
+        </w:tc>
+      </w:tr>
+      <w:tr>
+        <w:tblPrEx>
+          <w:tblBorders>
+            <w:top w:val="single" w:color="auto" w:sz="4" w:space="0"/>
+            <w:left w:val="single" w:color="auto" w:sz="4" w:space="0"/>
+            <w:bottom w:val="single" w:color="auto" w:sz="4" w:space="0"/>
+            <w:right w:val="single" w:color="auto" w:sz="4" w:space="0"/>
+            <w:insideH w:val="single" w:color="auto" w:sz="4" w:space="0"/>
+            <w:insideV w:val="single" w:color="auto" w:sz="4" w:space="0"/>
+          </w:tblBorders>
+          <w:tblCellMar>
+            <w:top w:w="0" w:type="dxa"/>
+            <w:left w:w="108" w:type="dxa"/>
+            <w:bottom w:w="0" w:type="dxa"/>
+            <w:right w:w="108" w:type="dxa"/>
+          </w:tblCellMar>
+        </w:tblPrEx>
+        <w:tc>
+          <w:tcPr>
+            <w:tcW w:w="1965" w:type="dxa"/>
+          </w:tcPr>
+          <w:p>
+            <w:pPr>
+              <w:spacing w:after="0" w:line="240" w:lineRule="auto"/>
+              <w:rPr>
+                <w:rFonts w:hint="default" w:eastAsiaTheme="minorEastAsia"/>
+                <w:lang w:val="en-US" w:eastAsia="zh-CN"/>
+              </w:rPr>
+            </w:pPr>
+            <w:r>
+              <w:rPr>
+                <w:rFonts w:hint="eastAsia"/>
+                <w:lang w:val="en-US" w:eastAsia="zh-CN"/>
+              </w:rPr>
+              <w:t>last_access_time</w:t>
+            </w:r>
+          </w:p>
+        </w:tc>
+        <w:tc>
+          <w:tcPr>
+            <w:tcW w:w="1591" w:type="dxa"/>
+          </w:tcPr>
+          <w:p>
+            <w:pPr>
+              <w:spacing w:after="0" w:line="240" w:lineRule="auto"/>
+              <w:rPr>
+                <w:rFonts w:hint="default" w:eastAsiaTheme="minorEastAsia"/>
+                <w:lang w:val="en-US" w:eastAsia="zh-CN"/>
+              </w:rPr>
+            </w:pPr>
+            <w:r>
+              <w:rPr>
+                <w:rFonts w:hint="eastAsia"/>
+                <w:lang w:val="en-US" w:eastAsia="zh-CN"/>
+              </w:rPr>
+              <w:t>datetime</w:t>
+            </w:r>
+          </w:p>
+        </w:tc>
+        <w:tc>
+          <w:tcPr>
+            <w:tcW w:w="1368" w:type="dxa"/>
+          </w:tcPr>
+          <w:p>
+            <w:pPr>
+              <w:spacing w:after="0" w:line="240" w:lineRule="auto"/>
+              <w:rPr>
+                <w:rFonts w:hint="eastAsia"/>
+              </w:rPr>
+            </w:pPr>
+          </w:p>
+        </w:tc>
+        <w:tc>
+          <w:tcPr>
+            <w:tcW w:w="1368" w:type="dxa"/>
+          </w:tcPr>
+          <w:p>
+            <w:pPr>
+              <w:spacing w:after="0" w:line="240" w:lineRule="auto"/>
+              <w:rPr>
+                <w:rFonts w:hint="default" w:eastAsiaTheme="minorEastAsia"/>
+                <w:lang w:val="en-US" w:eastAsia="zh-CN"/>
+              </w:rPr>
+            </w:pPr>
+            <w:r>
+              <w:rPr>
+                <w:rFonts w:hint="eastAsia"/>
+                <w:lang w:val="en-US" w:eastAsia="zh-CN"/>
+              </w:rPr>
+              <w:t>最近一次被查看的时间</w:t>
+            </w:r>
+          </w:p>
+        </w:tc>
+        <w:tc>
+          <w:tcPr>
+            <w:tcW w:w="2230" w:type="dxa"/>
+          </w:tcPr>
+          <w:p>
+            <w:pPr>
+              <w:spacing w:after="0" w:line="240" w:lineRule="auto"/>
+              <w:rPr>
+                <w:rFonts w:hint="eastAsia"/>
+              </w:rPr>
+            </w:pPr>
+          </w:p>
+        </w:tc>
+      </w:tr>
+    </w:tbl>
+    <w:p>
+      <w:pPr>
+        <w:rPr>
+          <w:rFonts w:hint="default" w:eastAsiaTheme="minorEastAsia"/>
+          <w:lang w:val="en-US" w:eastAsia="zh-CN"/>
+        </w:rPr>
+      </w:pPr>
+    </w:p>
+    <w:p>
+      <w:pPr>
+        <w:rPr>
+          <w:rFonts w:hint="eastAsia"/>
+          <w:lang w:val="en-US" w:eastAsia="zh-CN"/>
+        </w:rPr>
+      </w:pPr>
+      <w:r>
+        <w:rPr>
+          <w:rFonts w:hint="eastAsia"/>
+          <w:lang w:val="en-US" w:eastAsia="zh-CN"/>
+        </w:rPr>
+        <w:t>评论表</w:t>
+      </w:r>
+    </w:p>
+    <w:p>
+      <w:pPr>
+        <w:rPr>
+          <w:rFonts w:hint="eastAsia"/>
+          <w:lang w:val="en-US" w:eastAsia="zh-CN"/>
+        </w:rPr>
+      </w:pPr>
+      <w:r>
+        <w:rPr>
+          <w:rFonts w:hint="eastAsia"/>
+          <w:lang w:val="en-US" w:eastAsia="zh-CN"/>
+        </w:rPr>
+        <w:t>comments</w:t>
+      </w:r>
+    </w:p>
+    <w:tbl>
+      <w:tblPr>
+        <w:tblStyle w:val="16"/>
+        <w:tblW w:w="0" w:type="auto"/>
+        <w:tblInd w:w="0" w:type="dxa"/>
+        <w:tblBorders>
+          <w:top w:val="single" w:color="auto" w:sz="4" w:space="0"/>
+          <w:left w:val="single" w:color="auto" w:sz="4" w:space="0"/>
+          <w:bottom w:val="single" w:color="auto" w:sz="4" w:space="0"/>
+          <w:right w:val="single" w:color="auto" w:sz="4" w:space="0"/>
+          <w:insideH w:val="single" w:color="auto" w:sz="4" w:space="0"/>
+          <w:insideV w:val="single" w:color="auto" w:sz="4" w:space="0"/>
+        </w:tblBorders>
+        <w:tblLayout w:type="autofit"/>
+        <w:tblCellMar>
+          <w:top w:w="0" w:type="dxa"/>
+          <w:left w:w="108" w:type="dxa"/>
+          <w:bottom w:w="0" w:type="dxa"/>
+          <w:right w:w="108" w:type="dxa"/>
+        </w:tblCellMar>
+      </w:tblPr>
+      <w:tblGrid>
+        <w:gridCol w:w="1962"/>
+        <w:gridCol w:w="1612"/>
+        <w:gridCol w:w="1359"/>
+        <w:gridCol w:w="1359"/>
+        <w:gridCol w:w="2230"/>
+      </w:tblGrid>
+      <w:tr>
+        <w:tblPrEx>
+          <w:tblBorders>
+            <w:top w:val="single" w:color="auto" w:sz="4" w:space="0"/>
+            <w:left w:val="single" w:color="auto" w:sz="4" w:space="0"/>
+            <w:bottom w:val="single" w:color="auto" w:sz="4" w:space="0"/>
+            <w:right w:val="single" w:color="auto" w:sz="4" w:space="0"/>
+            <w:insideH w:val="single" w:color="auto" w:sz="4" w:space="0"/>
+            <w:insideV w:val="single" w:color="auto" w:sz="4" w:space="0"/>
+          </w:tblBorders>
+          <w:tblCellMar>
+            <w:top w:w="0" w:type="dxa"/>
+            <w:left w:w="108" w:type="dxa"/>
+            <w:bottom w:w="0" w:type="dxa"/>
+            <w:right w:w="108" w:type="dxa"/>
+          </w:tblCellMar>
+        </w:tblPrEx>
+        <w:tc>
+          <w:tcPr>
+            <w:tcW w:w="1962" w:type="dxa"/>
+          </w:tcPr>
+          <w:p>
+            <w:pPr>
+              <w:spacing w:after="0" w:line="240" w:lineRule="auto"/>
+              <w:rPr>
+                <w:rFonts w:hint="eastAsia"/>
+              </w:rPr>
+            </w:pPr>
+            <w:r>
+              <w:rPr>
+                <w:rFonts w:hint="eastAsia"/>
+              </w:rPr>
+              <w:t>字段名</w:t>
+            </w:r>
+          </w:p>
+        </w:tc>
+        <w:tc>
+          <w:tcPr>
+            <w:tcW w:w="1612" w:type="dxa"/>
+          </w:tcPr>
+          <w:p>
+            <w:pPr>
+              <w:spacing w:after="0" w:line="240" w:lineRule="auto"/>
+              <w:rPr>
+                <w:rFonts w:hint="eastAsia"/>
+              </w:rPr>
+            </w:pPr>
+            <w:r>
+              <w:rPr>
+                <w:rFonts w:hint="eastAsia"/>
+              </w:rPr>
+              <w:t>数据类型</w:t>
+            </w:r>
+          </w:p>
+        </w:tc>
+        <w:tc>
+          <w:tcPr>
+            <w:tcW w:w="1359" w:type="dxa"/>
+          </w:tcPr>
+          <w:p>
+            <w:pPr>
+              <w:spacing w:after="0" w:line="240" w:lineRule="auto"/>
+              <w:rPr>
+                <w:rFonts w:hint="eastAsia"/>
+              </w:rPr>
+            </w:pPr>
+            <w:r>
+              <w:rPr>
+                <w:rFonts w:hint="eastAsia"/>
+              </w:rPr>
+              <w:t>长度</w:t>
+            </w:r>
+          </w:p>
+        </w:tc>
+        <w:tc>
+          <w:tcPr>
+            <w:tcW w:w="1359" w:type="dxa"/>
+          </w:tcPr>
+          <w:p>
+            <w:pPr>
+              <w:spacing w:after="0" w:line="240" w:lineRule="auto"/>
+              <w:rPr>
+                <w:rFonts w:hint="eastAsia"/>
+              </w:rPr>
+            </w:pPr>
+            <w:r>
+              <w:rPr>
+                <w:rFonts w:hint="eastAsia"/>
+              </w:rPr>
+              <w:t>说明</w:t>
+            </w:r>
+          </w:p>
+        </w:tc>
+        <w:tc>
+          <w:tcPr>
+            <w:tcW w:w="2230" w:type="dxa"/>
+          </w:tcPr>
+          <w:p>
+            <w:pPr>
+              <w:spacing w:after="0" w:line="240" w:lineRule="auto"/>
+              <w:rPr>
+                <w:rFonts w:hint="eastAsia"/>
+              </w:rPr>
+            </w:pPr>
+            <w:r>
+              <w:rPr>
+                <w:rFonts w:hint="eastAsia"/>
+              </w:rPr>
+              <w:t>备注</w:t>
+            </w:r>
+          </w:p>
+        </w:tc>
+      </w:tr>
+      <w:tr>
+        <w:tblPrEx>
+          <w:tblBorders>
+            <w:top w:val="single" w:color="auto" w:sz="4" w:space="0"/>
+            <w:left w:val="single" w:color="auto" w:sz="4" w:space="0"/>
+            <w:bottom w:val="single" w:color="auto" w:sz="4" w:space="0"/>
+            <w:right w:val="single" w:color="auto" w:sz="4" w:space="0"/>
+            <w:insideH w:val="single" w:color="auto" w:sz="4" w:space="0"/>
+            <w:insideV w:val="single" w:color="auto" w:sz="4" w:space="0"/>
+          </w:tblBorders>
+          <w:tblCellMar>
+            <w:top w:w="0" w:type="dxa"/>
+            <w:left w:w="108" w:type="dxa"/>
+            <w:bottom w:w="0" w:type="dxa"/>
+            <w:right w:w="108" w:type="dxa"/>
+          </w:tblCellMar>
+        </w:tblPrEx>
+        <w:tc>
+          <w:tcPr>
+            <w:tcW w:w="1962" w:type="dxa"/>
+          </w:tcPr>
+          <w:p>
+            <w:pPr>
+              <w:spacing w:after="0" w:line="240" w:lineRule="auto"/>
+              <w:rPr>
+                <w:rFonts w:hint="default"/>
+                <w:lang w:val="en-US" w:eastAsia="zh-CN"/>
+              </w:rPr>
+            </w:pPr>
+            <w:r>
+              <w:rPr>
+                <w:rFonts w:hint="eastAsia"/>
+                <w:lang w:val="en-US" w:eastAsia="zh-CN"/>
+              </w:rPr>
+              <w:t>comment_id</w:t>
+            </w:r>
+          </w:p>
+        </w:tc>
+        <w:tc>
+          <w:tcPr>
+            <w:tcW w:w="1612" w:type="dxa"/>
+          </w:tcPr>
+          <w:p>
+            <w:pPr>
+              <w:spacing w:after="0" w:line="240" w:lineRule="auto"/>
+              <w:rPr>
+                <w:rFonts w:hint="default"/>
+                <w:lang w:val="en-US" w:eastAsia="zh-CN"/>
+              </w:rPr>
+            </w:pPr>
+            <w:r>
+              <w:rPr>
+                <w:rFonts w:hint="eastAsia"/>
+                <w:lang w:val="en-US" w:eastAsia="zh-CN"/>
+              </w:rPr>
+              <w:t>bigint</w:t>
+            </w:r>
+          </w:p>
+        </w:tc>
+        <w:tc>
+          <w:tcPr>
+            <w:tcW w:w="1359" w:type="dxa"/>
+          </w:tcPr>
+          <w:p>
+            <w:pPr>
+              <w:spacing w:after="0" w:line="240" w:lineRule="auto"/>
+              <w:rPr>
+                <w:rFonts w:hint="eastAsia"/>
+              </w:rPr>
+            </w:pPr>
+          </w:p>
+        </w:tc>
+        <w:tc>
+          <w:tcPr>
+            <w:tcW w:w="1359" w:type="dxa"/>
+          </w:tcPr>
+          <w:p>
+            <w:pPr>
+              <w:spacing w:after="0" w:line="240" w:lineRule="auto"/>
+              <w:rPr>
+                <w:rFonts w:hint="default"/>
+                <w:lang w:val="en-US" w:eastAsia="zh-CN"/>
+              </w:rPr>
+            </w:pPr>
+            <w:r>
+              <w:rPr>
+                <w:rFonts w:hint="eastAsia"/>
+                <w:lang w:val="en-US" w:eastAsia="zh-CN"/>
+              </w:rPr>
+              <w:t>评论id</w:t>
+            </w:r>
+          </w:p>
+        </w:tc>
+        <w:tc>
+          <w:tcPr>
+            <w:tcW w:w="2230" w:type="dxa"/>
+          </w:tcPr>
+          <w:p>
+            <w:pPr>
+              <w:spacing w:after="0" w:line="240" w:lineRule="auto"/>
+              <w:rPr>
+                <w:rFonts w:hint="default"/>
+                <w:lang w:val="en-US" w:eastAsia="zh-CN"/>
+              </w:rPr>
+            </w:pPr>
+            <w:r>
+              <w:rPr>
+                <w:rFonts w:hint="eastAsia"/>
+                <w:lang w:val="en-US" w:eastAsia="zh-CN"/>
+              </w:rPr>
+              <w:t>主码</w:t>
+            </w:r>
+          </w:p>
+        </w:tc>
+      </w:tr>
+      <w:tr>
+        <w:tblPrEx>
+          <w:tblBorders>
+            <w:top w:val="single" w:color="auto" w:sz="4" w:space="0"/>
+            <w:left w:val="single" w:color="auto" w:sz="4" w:space="0"/>
+            <w:bottom w:val="single" w:color="auto" w:sz="4" w:space="0"/>
+            <w:right w:val="single" w:color="auto" w:sz="4" w:space="0"/>
+            <w:insideH w:val="single" w:color="auto" w:sz="4" w:space="0"/>
+            <w:insideV w:val="single" w:color="auto" w:sz="4" w:space="0"/>
+          </w:tblBorders>
+          <w:tblCellMar>
+            <w:top w:w="0" w:type="dxa"/>
+            <w:left w:w="108" w:type="dxa"/>
+            <w:bottom w:w="0" w:type="dxa"/>
+            <w:right w:w="108" w:type="dxa"/>
+          </w:tblCellMar>
+        </w:tblPrEx>
+        <w:tc>
+          <w:tcPr>
+            <w:tcW w:w="1962" w:type="dxa"/>
+          </w:tcPr>
+          <w:p>
+            <w:pPr>
+              <w:spacing w:after="0" w:line="240" w:lineRule="auto"/>
+              <w:rPr>
+                <w:rFonts w:hint="default" w:eastAsiaTheme="minorEastAsia"/>
+                <w:lang w:val="en-US" w:eastAsia="zh-CN"/>
+              </w:rPr>
+            </w:pPr>
+            <w:r>
+              <w:rPr>
+                <w:rFonts w:hint="eastAsia"/>
+                <w:lang w:val="en-US" w:eastAsia="zh-CN"/>
+              </w:rPr>
+              <w:t>moment_id</w:t>
+            </w:r>
+          </w:p>
+        </w:tc>
+        <w:tc>
+          <w:tcPr>
+            <w:tcW w:w="1612" w:type="dxa"/>
+          </w:tcPr>
+          <w:p>
+            <w:pPr>
+              <w:spacing w:after="0" w:line="240" w:lineRule="auto"/>
+              <w:rPr>
+                <w:rFonts w:hint="default" w:eastAsiaTheme="minorEastAsia"/>
+                <w:lang w:val="en-US" w:eastAsia="zh-CN"/>
+              </w:rPr>
+            </w:pPr>
+            <w:r>
+              <w:rPr>
+                <w:rFonts w:hint="eastAsia"/>
+                <w:lang w:val="en-US" w:eastAsia="zh-CN"/>
+              </w:rPr>
+              <w:t>int(11)</w:t>
+            </w:r>
+          </w:p>
+        </w:tc>
+        <w:tc>
+          <w:tcPr>
+            <w:tcW w:w="1359" w:type="dxa"/>
+          </w:tcPr>
+          <w:p>
+            <w:pPr>
+              <w:spacing w:after="0" w:line="240" w:lineRule="auto"/>
+              <w:rPr>
+                <w:rFonts w:hint="eastAsia"/>
+              </w:rPr>
+            </w:pPr>
+          </w:p>
+        </w:tc>
+        <w:tc>
+          <w:tcPr>
+            <w:tcW w:w="1359" w:type="dxa"/>
+          </w:tcPr>
+          <w:p>
+            <w:pPr>
+              <w:spacing w:after="0" w:line="240" w:lineRule="auto"/>
+              <w:rPr>
+                <w:rFonts w:hint="default" w:eastAsiaTheme="minorEastAsia"/>
+                <w:lang w:val="en-US" w:eastAsia="zh-CN"/>
+              </w:rPr>
+            </w:pPr>
+            <w:r>
+              <w:rPr>
+                <w:rFonts w:hint="eastAsia"/>
+                <w:lang w:val="en-US" w:eastAsia="zh-CN"/>
+              </w:rPr>
+              <w:t>所属动态id</w:t>
+            </w:r>
+          </w:p>
+        </w:tc>
+        <w:tc>
+          <w:tcPr>
+            <w:tcW w:w="2230" w:type="dxa"/>
+          </w:tcPr>
+          <w:p>
+            <w:pPr>
+              <w:spacing w:after="0" w:line="240" w:lineRule="auto"/>
+              <w:rPr>
+                <w:rFonts w:hint="eastAsia" w:eastAsiaTheme="minorEastAsia"/>
+                <w:lang w:val="en-US" w:eastAsia="zh-CN"/>
+              </w:rPr>
+            </w:pPr>
+          </w:p>
+        </w:tc>
+      </w:tr>
+      <w:tr>
+        <w:tblPrEx>
+          <w:tblBorders>
+            <w:top w:val="single" w:color="auto" w:sz="4" w:space="0"/>
+            <w:left w:val="single" w:color="auto" w:sz="4" w:space="0"/>
+            <w:bottom w:val="single" w:color="auto" w:sz="4" w:space="0"/>
+            <w:right w:val="single" w:color="auto" w:sz="4" w:space="0"/>
+            <w:insideH w:val="single" w:color="auto" w:sz="4" w:space="0"/>
+            <w:insideV w:val="single" w:color="auto" w:sz="4" w:space="0"/>
+          </w:tblBorders>
+          <w:tblCellMar>
+            <w:top w:w="0" w:type="dxa"/>
+            <w:left w:w="108" w:type="dxa"/>
+            <w:bottom w:w="0" w:type="dxa"/>
+            <w:right w:w="108" w:type="dxa"/>
+          </w:tblCellMar>
+        </w:tblPrEx>
+        <w:tc>
+          <w:tcPr>
+            <w:tcW w:w="1962" w:type="dxa"/>
+          </w:tcPr>
+          <w:p>
+            <w:pPr>
+              <w:spacing w:after="0" w:line="240" w:lineRule="auto"/>
+              <w:rPr>
+                <w:rFonts w:hint="eastAsia"/>
+              </w:rPr>
+            </w:pPr>
+            <w:r>
+              <w:rPr>
+                <w:rFonts w:hint="eastAsia"/>
+              </w:rPr>
+              <w:t>user_id</w:t>
+            </w:r>
+          </w:p>
+        </w:tc>
+        <w:tc>
+          <w:tcPr>
+            <w:tcW w:w="1612" w:type="dxa"/>
+          </w:tcPr>
+          <w:p>
+            <w:pPr>
+              <w:spacing w:after="0" w:line="240" w:lineRule="auto"/>
+              <w:rPr>
+                <w:rFonts w:hint="eastAsia"/>
+              </w:rPr>
+            </w:pPr>
+            <w:r>
+              <w:rPr>
+                <w:rFonts w:hint="eastAsia"/>
+              </w:rPr>
+              <w:t>int(11)</w:t>
+            </w:r>
+          </w:p>
+        </w:tc>
+        <w:tc>
+          <w:tcPr>
+            <w:tcW w:w="1359" w:type="dxa"/>
+          </w:tcPr>
+          <w:p>
+            <w:pPr>
+              <w:spacing w:after="0" w:line="240" w:lineRule="auto"/>
+              <w:rPr>
+                <w:rFonts w:hint="eastAsia"/>
+              </w:rPr>
+            </w:pPr>
+          </w:p>
+        </w:tc>
+        <w:tc>
+          <w:tcPr>
+            <w:tcW w:w="1359" w:type="dxa"/>
+          </w:tcPr>
+          <w:p>
+            <w:pPr>
+              <w:spacing w:after="0" w:line="240" w:lineRule="auto"/>
+              <w:rPr>
+                <w:rFonts w:hint="eastAsia"/>
+              </w:rPr>
+            </w:pPr>
+            <w:r>
+              <w:rPr>
+                <w:rFonts w:hint="eastAsia"/>
+              </w:rPr>
+              <w:t>用户id</w:t>
+            </w:r>
+          </w:p>
+        </w:tc>
+        <w:tc>
+          <w:tcPr>
+            <w:tcW w:w="2230" w:type="dxa"/>
+          </w:tcPr>
+          <w:p>
+            <w:pPr>
+              <w:spacing w:after="0" w:line="240" w:lineRule="auto"/>
+              <w:rPr>
+                <w:rFonts w:hint="eastAsia"/>
+              </w:rPr>
+            </w:pPr>
+          </w:p>
+        </w:tc>
+      </w:tr>
+      <w:tr>
+        <w:tblPrEx>
+          <w:tblBorders>
+            <w:top w:val="single" w:color="auto" w:sz="4" w:space="0"/>
+            <w:left w:val="single" w:color="auto" w:sz="4" w:space="0"/>
+            <w:bottom w:val="single" w:color="auto" w:sz="4" w:space="0"/>
+            <w:right w:val="single" w:color="auto" w:sz="4" w:space="0"/>
+            <w:insideH w:val="single" w:color="auto" w:sz="4" w:space="0"/>
+            <w:insideV w:val="single" w:color="auto" w:sz="4" w:space="0"/>
+          </w:tblBorders>
+          <w:tblCellMar>
+            <w:top w:w="0" w:type="dxa"/>
+            <w:left w:w="108" w:type="dxa"/>
+            <w:bottom w:w="0" w:type="dxa"/>
+            <w:right w:w="108" w:type="dxa"/>
+          </w:tblCellMar>
+        </w:tblPrEx>
+        <w:tc>
+          <w:tcPr>
+            <w:tcW w:w="1962" w:type="dxa"/>
+          </w:tcPr>
+          <w:p>
+            <w:pPr>
+              <w:spacing w:after="0" w:line="240" w:lineRule="auto"/>
+              <w:rPr>
+                <w:rFonts w:hint="default" w:eastAsiaTheme="minorEastAsia"/>
+                <w:lang w:val="en-US" w:eastAsia="zh-CN"/>
+              </w:rPr>
+            </w:pPr>
+            <w:r>
+              <w:rPr>
+                <w:rFonts w:hint="eastAsia"/>
+                <w:lang w:val="en-US" w:eastAsia="zh-CN"/>
+              </w:rPr>
+              <w:t>content</w:t>
+            </w:r>
+          </w:p>
+        </w:tc>
+        <w:tc>
+          <w:tcPr>
+            <w:tcW w:w="1612" w:type="dxa"/>
+          </w:tcPr>
+          <w:p>
+            <w:pPr>
+              <w:spacing w:after="0" w:line="240" w:lineRule="auto"/>
+              <w:rPr>
+                <w:rFonts w:hint="default" w:eastAsiaTheme="minorEastAsia"/>
+                <w:lang w:val="en-US" w:eastAsia="zh-CN"/>
+              </w:rPr>
+            </w:pPr>
+            <w:r>
+              <w:rPr>
+                <w:rFonts w:hint="eastAsia"/>
+                <w:lang w:val="en-US" w:eastAsia="zh-CN"/>
+              </w:rPr>
+              <w:t>tinytext</w:t>
+            </w:r>
+          </w:p>
+        </w:tc>
+        <w:tc>
+          <w:tcPr>
+            <w:tcW w:w="1359" w:type="dxa"/>
+          </w:tcPr>
+          <w:p>
+            <w:pPr>
+              <w:spacing w:after="0" w:line="240" w:lineRule="auto"/>
+              <w:rPr>
+                <w:rFonts w:hint="eastAsia"/>
+              </w:rPr>
+            </w:pPr>
+          </w:p>
+        </w:tc>
+        <w:tc>
+          <w:tcPr>
+            <w:tcW w:w="1359" w:type="dxa"/>
+          </w:tcPr>
+          <w:p>
+            <w:pPr>
+              <w:spacing w:after="0" w:line="240" w:lineRule="auto"/>
+              <w:rPr>
+                <w:rFonts w:hint="eastAsia"/>
+              </w:rPr>
+            </w:pPr>
+            <w:r>
+              <w:rPr>
+                <w:rFonts w:hint="eastAsia"/>
+                <w:lang w:val="en-US" w:eastAsia="zh-CN"/>
+              </w:rPr>
+              <w:t>文字内容</w:t>
+            </w:r>
+          </w:p>
+        </w:tc>
+        <w:tc>
+          <w:tcPr>
+            <w:tcW w:w="2230" w:type="dxa"/>
+          </w:tcPr>
+          <w:p>
+            <w:pPr>
+              <w:spacing w:after="0" w:line="240" w:lineRule="auto"/>
+              <w:rPr>
+                <w:rFonts w:hint="eastAsia"/>
+              </w:rPr>
+            </w:pPr>
+          </w:p>
+        </w:tc>
+      </w:tr>
+      <w:tr>
+        <w:tblPrEx>
+          <w:tblBorders>
+            <w:top w:val="single" w:color="auto" w:sz="4" w:space="0"/>
+            <w:left w:val="single" w:color="auto" w:sz="4" w:space="0"/>
+            <w:bottom w:val="single" w:color="auto" w:sz="4" w:space="0"/>
+            <w:right w:val="single" w:color="auto" w:sz="4" w:space="0"/>
+            <w:insideH w:val="single" w:color="auto" w:sz="4" w:space="0"/>
+            <w:insideV w:val="single" w:color="auto" w:sz="4" w:space="0"/>
+          </w:tblBorders>
+          <w:tblCellMar>
+            <w:top w:w="0" w:type="dxa"/>
+            <w:left w:w="108" w:type="dxa"/>
+            <w:bottom w:w="0" w:type="dxa"/>
+            <w:right w:w="108" w:type="dxa"/>
+          </w:tblCellMar>
+        </w:tblPrEx>
+        <w:tc>
+          <w:tcPr>
+            <w:tcW w:w="1962" w:type="dxa"/>
+          </w:tcPr>
+          <w:p>
+            <w:pPr>
+              <w:spacing w:after="0" w:line="240" w:lineRule="auto"/>
+              <w:rPr>
+                <w:rFonts w:hint="default" w:eastAsiaTheme="minorEastAsia"/>
+                <w:lang w:val="en-US" w:eastAsia="zh-CN"/>
+              </w:rPr>
+            </w:pPr>
+            <w:r>
+              <w:rPr>
+                <w:rFonts w:hint="eastAsia"/>
+                <w:lang w:val="en-US" w:eastAsia="zh-CN"/>
+              </w:rPr>
+              <w:t>parent_id</w:t>
+            </w:r>
+          </w:p>
+        </w:tc>
+        <w:tc>
+          <w:tcPr>
+            <w:tcW w:w="1612" w:type="dxa"/>
+          </w:tcPr>
+          <w:p>
+            <w:pPr>
+              <w:spacing w:after="0" w:line="240" w:lineRule="auto"/>
+              <w:rPr>
+                <w:rFonts w:hint="default" w:eastAsiaTheme="minorEastAsia"/>
+                <w:lang w:val="en-US" w:eastAsia="zh-CN"/>
+              </w:rPr>
+            </w:pPr>
+            <w:r>
+              <w:rPr>
+                <w:rFonts w:hint="eastAsia"/>
+                <w:lang w:val="en-US" w:eastAsia="zh-CN"/>
+              </w:rPr>
+              <w:t>bigint</w:t>
+            </w:r>
+          </w:p>
+        </w:tc>
+        <w:tc>
+          <w:tcPr>
+            <w:tcW w:w="1359" w:type="dxa"/>
+          </w:tcPr>
+          <w:p>
+            <w:pPr>
+              <w:spacing w:after="0" w:line="240" w:lineRule="auto"/>
+              <w:rPr>
+                <w:rFonts w:hint="eastAsia"/>
+              </w:rPr>
+            </w:pPr>
+          </w:p>
+        </w:tc>
+        <w:tc>
+          <w:tcPr>
+            <w:tcW w:w="1359" w:type="dxa"/>
+          </w:tcPr>
+          <w:p>
+            <w:pPr>
+              <w:spacing w:after="0" w:line="240" w:lineRule="auto"/>
+              <w:rPr>
+                <w:rFonts w:hint="default" w:eastAsiaTheme="minorEastAsia"/>
+                <w:lang w:val="en-US" w:eastAsia="zh-CN"/>
+              </w:rPr>
+            </w:pPr>
+            <w:r>
+              <w:rPr>
+                <w:rFonts w:hint="eastAsia"/>
+                <w:lang w:val="en-US" w:eastAsia="zh-CN"/>
+              </w:rPr>
+              <w:t>所评论的评论id</w:t>
+            </w:r>
+          </w:p>
+        </w:tc>
+        <w:tc>
+          <w:tcPr>
+            <w:tcW w:w="2230" w:type="dxa"/>
+          </w:tcPr>
+          <w:p>
+            <w:pPr>
+              <w:spacing w:after="0" w:line="240" w:lineRule="auto"/>
+              <w:rPr>
+                <w:rFonts w:hint="default" w:eastAsiaTheme="minorEastAsia"/>
+                <w:lang w:val="en-US" w:eastAsia="zh-CN"/>
+              </w:rPr>
+            </w:pPr>
+            <w:r>
+              <w:rPr>
+                <w:rFonts w:hint="eastAsia"/>
+                <w:lang w:val="en-US" w:eastAsia="zh-CN"/>
+              </w:rPr>
+              <w:t>如果是1级评论，则为空（最高2级）</w:t>
+            </w:r>
+          </w:p>
+        </w:tc>
+      </w:tr>
+      <w:tr>
+        <w:tblPrEx>
+          <w:tblBorders>
+            <w:top w:val="single" w:color="auto" w:sz="4" w:space="0"/>
+            <w:left w:val="single" w:color="auto" w:sz="4" w:space="0"/>
+            <w:bottom w:val="single" w:color="auto" w:sz="4" w:space="0"/>
+            <w:right w:val="single" w:color="auto" w:sz="4" w:space="0"/>
+            <w:insideH w:val="single" w:color="auto" w:sz="4" w:space="0"/>
+            <w:insideV w:val="single" w:color="auto" w:sz="4" w:space="0"/>
+          </w:tblBorders>
+          <w:tblCellMar>
+            <w:top w:w="0" w:type="dxa"/>
+            <w:left w:w="108" w:type="dxa"/>
+            <w:bottom w:w="0" w:type="dxa"/>
+            <w:right w:w="108" w:type="dxa"/>
+          </w:tblCellMar>
+        </w:tblPrEx>
+        <w:tc>
+          <w:tcPr>
+            <w:tcW w:w="1962" w:type="dxa"/>
+          </w:tcPr>
+          <w:p>
+            <w:pPr>
+              <w:spacing w:after="0" w:line="240" w:lineRule="auto"/>
+              <w:rPr>
+                <w:rFonts w:hint="eastAsia"/>
+              </w:rPr>
+            </w:pPr>
+            <w:r>
+              <w:rPr>
+                <w:rFonts w:hint="eastAsia"/>
+              </w:rPr>
+              <w:t>c</w:t>
+            </w:r>
+            <w:r>
+              <w:t>reated</w:t>
+            </w:r>
+            <w:r>
+              <w:rPr>
+                <w:rFonts w:hint="eastAsia"/>
+              </w:rPr>
+              <w:t>_a</w:t>
+            </w:r>
+            <w:r>
+              <w:t>t</w:t>
+            </w:r>
+          </w:p>
+        </w:tc>
+        <w:tc>
+          <w:tcPr>
+            <w:tcW w:w="1612" w:type="dxa"/>
+          </w:tcPr>
+          <w:p>
+            <w:pPr>
+              <w:spacing w:after="0" w:line="240" w:lineRule="auto"/>
+              <w:rPr>
+                <w:rFonts w:hint="eastAsia"/>
+              </w:rPr>
+            </w:pPr>
+            <w:r>
+              <w:rPr>
+                <w:rFonts w:hint="eastAsia"/>
+                <w:lang w:val="en-US" w:eastAsia="zh-CN"/>
+              </w:rPr>
+              <w:t>d</w:t>
+            </w:r>
+            <w:r>
+              <w:rPr>
+                <w:rFonts w:hint="eastAsia"/>
+              </w:rPr>
+              <w:t>ate</w:t>
+            </w:r>
+            <w:r>
+              <w:rPr>
+                <w:rFonts w:hint="eastAsia"/>
+                <w:lang w:val="en-US" w:eastAsia="zh-CN"/>
+              </w:rPr>
+              <w:t>t</w:t>
+            </w:r>
+            <w:r>
+              <w:rPr>
+                <w:rFonts w:hint="eastAsia"/>
+              </w:rPr>
+              <w:t>ime</w:t>
+            </w:r>
+          </w:p>
+        </w:tc>
+        <w:tc>
+          <w:tcPr>
+            <w:tcW w:w="1359" w:type="dxa"/>
+          </w:tcPr>
+          <w:p>
+            <w:pPr>
+              <w:spacing w:after="0" w:line="240" w:lineRule="auto"/>
+              <w:rPr>
+                <w:rFonts w:hint="eastAsia"/>
+              </w:rPr>
+            </w:pPr>
+          </w:p>
+        </w:tc>
+        <w:tc>
+          <w:tcPr>
+            <w:tcW w:w="1359" w:type="dxa"/>
+          </w:tcPr>
+          <w:p>
+            <w:pPr>
+              <w:spacing w:after="0" w:line="240" w:lineRule="auto"/>
+              <w:rPr>
+                <w:rFonts w:hint="eastAsia"/>
+              </w:rPr>
+            </w:pPr>
+            <w:r>
+              <w:rPr>
+                <w:rFonts w:hint="eastAsia"/>
+              </w:rPr>
+              <w:t>创建时间</w:t>
+            </w:r>
+          </w:p>
+        </w:tc>
+        <w:tc>
+          <w:tcPr>
+            <w:tcW w:w="2230" w:type="dxa"/>
+          </w:tcPr>
+          <w:p>
+            <w:pPr>
+              <w:spacing w:after="0" w:line="240" w:lineRule="auto"/>
+              <w:rPr>
+                <w:rFonts w:hint="default" w:eastAsiaTheme="minorEastAsia"/>
+                <w:lang w:val="en-US" w:eastAsia="zh-CN"/>
+              </w:rPr>
+            </w:pPr>
+            <w:r>
+              <w:rPr>
+                <w:rFonts w:hint="eastAsia"/>
+                <w:lang w:val="en-US" w:eastAsia="zh-CN"/>
+              </w:rPr>
+              <w:t>默认当前时间</w:t>
+            </w:r>
+          </w:p>
+        </w:tc>
+      </w:tr>
+      <w:tr>
+        <w:tblPrEx>
+          <w:tblBorders>
+            <w:top w:val="single" w:color="auto" w:sz="4" w:space="0"/>
+            <w:left w:val="single" w:color="auto" w:sz="4" w:space="0"/>
+            <w:bottom w:val="single" w:color="auto" w:sz="4" w:space="0"/>
+            <w:right w:val="single" w:color="auto" w:sz="4" w:space="0"/>
+            <w:insideH w:val="single" w:color="auto" w:sz="4" w:space="0"/>
+            <w:insideV w:val="single" w:color="auto" w:sz="4" w:space="0"/>
+          </w:tblBorders>
+          <w:tblCellMar>
+            <w:top w:w="0" w:type="dxa"/>
+            <w:left w:w="108" w:type="dxa"/>
+            <w:bottom w:w="0" w:type="dxa"/>
+            <w:right w:w="108" w:type="dxa"/>
+          </w:tblCellMar>
+        </w:tblPrEx>
+        <w:tc>
+          <w:tcPr>
+            <w:tcW w:w="1962" w:type="dxa"/>
+            <w:shd w:val="clear" w:color="auto" w:fill="auto"/>
+            <w:vAlign w:val="top"/>
+          </w:tcPr>
+          <w:p>
+            <w:pPr>
+              <w:spacing w:after="0" w:line="240" w:lineRule="auto"/>
+              <w:rPr>
+                <w:rFonts w:hint="eastAsia" w:asciiTheme="minorHAnsi" w:hAnsiTheme="minorHAnsi" w:eastAsiaTheme="minorEastAsia" w:cstheme="minorBidi"/>
+                <w:kern w:val="2"/>
+                <w:sz w:val="22"/>
+                <w:szCs w:val="24"/>
+                <w:lang w:val="en-US" w:eastAsia="zh-CN" w:bidi="ar-SA"/>
+                <w14:ligatures w14:val="standardContextual"/>
+              </w:rPr>
+            </w:pPr>
+            <w:r>
+              <w:rPr>
+                <w:rFonts w:hint="eastAsia"/>
+                <w:lang w:val="en-US" w:eastAsia="zh-CN"/>
+              </w:rPr>
+              <w:t>migration_status</w:t>
+            </w:r>
+          </w:p>
+        </w:tc>
+        <w:tc>
+          <w:tcPr>
+            <w:tcW w:w="1612" w:type="dxa"/>
+            <w:shd w:val="clear" w:color="auto" w:fill="auto"/>
+            <w:vAlign w:val="top"/>
+          </w:tcPr>
+          <w:p>
+            <w:pPr>
+              <w:spacing w:after="0" w:line="240" w:lineRule="auto"/>
+              <w:rPr>
+                <w:rFonts w:hint="eastAsia" w:asciiTheme="minorHAnsi" w:hAnsiTheme="minorHAnsi" w:eastAsiaTheme="minorEastAsia" w:cstheme="minorBidi"/>
+                <w:kern w:val="2"/>
+                <w:sz w:val="22"/>
+                <w:szCs w:val="24"/>
+                <w:lang w:val="en-US" w:eastAsia="zh-CN" w:bidi="ar-SA"/>
+                <w14:ligatures w14:val="standardContextual"/>
+              </w:rPr>
+            </w:pPr>
+            <w:r>
+              <w:rPr>
+                <w:rFonts w:hint="eastAsia"/>
+                <w:lang w:val="en-US" w:eastAsia="zh-CN"/>
+              </w:rPr>
+              <w:t>varchar(20)</w:t>
+            </w:r>
+          </w:p>
+        </w:tc>
+        <w:tc>
+          <w:tcPr>
+            <w:tcW w:w="1359" w:type="dxa"/>
+            <w:shd w:val="clear" w:color="auto" w:fill="auto"/>
+            <w:vAlign w:val="top"/>
+          </w:tcPr>
+          <w:p>
+            <w:pPr>
+              <w:spacing w:after="0" w:line="240" w:lineRule="auto"/>
+              <w:rPr>
+                <w:rFonts w:hint="eastAsia" w:asciiTheme="minorHAnsi" w:hAnsiTheme="minorHAnsi" w:eastAsiaTheme="minorEastAsia" w:cstheme="minorBidi"/>
+                <w:kern w:val="2"/>
+                <w:sz w:val="22"/>
+                <w:szCs w:val="24"/>
+                <w:lang w:val="en-US" w:eastAsia="zh-CN" w:bidi="ar-SA"/>
+                <w14:ligatures w14:val="standardContextual"/>
+              </w:rPr>
+            </w:pPr>
+          </w:p>
+        </w:tc>
+        <w:tc>
+          <w:tcPr>
+            <w:tcW w:w="1359" w:type="dxa"/>
+            <w:shd w:val="clear" w:color="auto" w:fill="auto"/>
+            <w:vAlign w:val="top"/>
+          </w:tcPr>
+          <w:p>
+            <w:pPr>
+              <w:spacing w:after="0" w:line="240" w:lineRule="auto"/>
+              <w:rPr>
+                <w:rFonts w:hint="eastAsia" w:asciiTheme="minorHAnsi" w:hAnsiTheme="minorHAnsi" w:eastAsiaTheme="minorEastAsia" w:cstheme="minorBidi"/>
+                <w:kern w:val="2"/>
+                <w:sz w:val="22"/>
+                <w:szCs w:val="24"/>
+                <w:lang w:val="en-US" w:eastAsia="zh-CN" w:bidi="ar-SA"/>
+                <w14:ligatures w14:val="standardContextual"/>
+              </w:rPr>
+            </w:pPr>
+            <w:r>
+              <w:rPr>
+                <w:rFonts w:hint="eastAsia"/>
+                <w:lang w:val="en-US" w:eastAsia="zh-CN"/>
+              </w:rPr>
+              <w:t>迁移状态</w:t>
+            </w:r>
+          </w:p>
+        </w:tc>
+        <w:tc>
+          <w:tcPr>
+            <w:tcW w:w="2230" w:type="dxa"/>
+            <w:shd w:val="clear" w:color="auto" w:fill="auto"/>
+            <w:vAlign w:val="top"/>
+          </w:tcPr>
+          <w:p>
+            <w:pPr>
+              <w:spacing w:after="0" w:line="240" w:lineRule="auto"/>
+              <w:rPr>
+                <w:rFonts w:hint="default"/>
+                <w:lang w:val="en-US" w:eastAsia="zh-CN"/>
+              </w:rPr>
+            </w:pPr>
+            <w:r>
+              <w:rPr>
+                <w:rFonts w:hint="default"/>
+                <w:lang w:val="en-US" w:eastAsia="zh-CN"/>
+              </w:rPr>
+              <w:t>‘</w:t>
+            </w:r>
+            <w:r>
+              <w:rPr>
+                <w:rFonts w:hint="eastAsia"/>
+                <w:lang w:val="en-US" w:eastAsia="zh-CN"/>
+              </w:rPr>
+              <w:t>NONE</w:t>
+            </w:r>
+            <w:r>
+              <w:rPr>
+                <w:rFonts w:hint="default"/>
+                <w:lang w:val="en-US" w:eastAsia="zh-CN"/>
+              </w:rPr>
+              <w:t>’</w:t>
+            </w:r>
+            <w:r>
+              <w:rPr>
+                <w:rFonts w:hint="eastAsia"/>
+                <w:lang w:val="en-US" w:eastAsia="zh-CN"/>
+              </w:rPr>
+              <w:t>/</w:t>
+            </w:r>
+            <w:r>
+              <w:rPr>
+                <w:rFonts w:hint="default"/>
+                <w:lang w:val="en-US" w:eastAsia="zh-CN"/>
+              </w:rPr>
+              <w:t>’</w:t>
+            </w:r>
+            <w:r>
+              <w:rPr>
+                <w:rFonts w:hint="eastAsia"/>
+                <w:lang w:val="en-US" w:eastAsia="zh-CN"/>
+              </w:rPr>
+              <w:t>MIGRATING</w:t>
+            </w:r>
+            <w:r>
+              <w:rPr>
+                <w:rFonts w:hint="default"/>
+                <w:lang w:val="en-US" w:eastAsia="zh-CN"/>
+              </w:rPr>
+              <w:t>’</w:t>
+            </w:r>
+          </w:p>
+          <w:p>
+            <w:pPr>
+              <w:spacing w:after="0" w:line="240" w:lineRule="auto"/>
+              <w:rPr>
+                <w:rFonts w:hint="eastAsia" w:asciiTheme="minorHAnsi" w:hAnsiTheme="minorHAnsi" w:eastAsiaTheme="minorEastAsia" w:cstheme="minorBidi"/>
+                <w:kern w:val="2"/>
+                <w:sz w:val="22"/>
+                <w:szCs w:val="24"/>
+                <w:lang w:val="en-US" w:eastAsia="zh-CN" w:bidi="ar-SA"/>
+                <w14:ligatures w14:val="standardContextual"/>
+              </w:rPr>
+            </w:pPr>
+            <w:r>
+              <w:rPr>
+                <w:rFonts w:hint="eastAsia"/>
+                <w:lang w:val="en-US" w:eastAsia="zh-CN"/>
+              </w:rPr>
+              <w:t>默认</w:t>
+            </w:r>
+            <w:r>
+              <w:rPr>
+                <w:rFonts w:hint="default"/>
+                <w:lang w:val="en-US" w:eastAsia="zh-CN"/>
+              </w:rPr>
+              <w:t>’</w:t>
+            </w:r>
+            <w:r>
+              <w:rPr>
+                <w:rFonts w:hint="eastAsia"/>
+                <w:lang w:val="en-US" w:eastAsia="zh-CN"/>
+              </w:rPr>
+              <w:t>NONE</w:t>
+            </w:r>
+            <w:r>
+              <w:rPr>
+                <w:rFonts w:hint="default"/>
+                <w:lang w:val="en-US" w:eastAsia="zh-CN"/>
+              </w:rPr>
+              <w:t>’</w:t>
+            </w:r>
+          </w:p>
+        </w:tc>
+      </w:tr>
+    </w:tbl>
+    <w:p>
+      <w:pPr>
+        <w:rPr>
+          <w:rFonts w:hint="default"/>
+          <w:lang w:val="en-US" w:eastAsia="zh-CN"/>
+        </w:rPr>
+      </w:pPr>
+    </w:p>
+    <w:p>
+      <w:pPr>
+        <w:rPr>
+          <w:rFonts w:hint="eastAsia"/>
+          <w:lang w:val="en-US" w:eastAsia="zh-CN"/>
+        </w:rPr>
+      </w:pPr>
+      <w:r>
+        <w:rPr>
+          <w:rFonts w:hint="eastAsia"/>
+          <w:lang w:val="en-US" w:eastAsia="zh-CN"/>
+        </w:rPr>
+        <w:t>点赞表</w:t>
+      </w:r>
+    </w:p>
+    <w:p>
+      <w:pPr>
+        <w:rPr>
+          <w:rFonts w:hint="eastAsia"/>
+          <w:lang w:val="en-US" w:eastAsia="zh-CN"/>
+        </w:rPr>
+      </w:pPr>
+      <w:r>
+        <w:rPr>
+          <w:rFonts w:hint="eastAsia"/>
+          <w:lang w:val="en-US" w:eastAsia="zh-CN"/>
+        </w:rPr>
+        <w:t>likes</w:t>
+      </w:r>
+    </w:p>
+    <w:tbl>
+      <w:tblPr>
+        <w:tblStyle w:val="16"/>
+        <w:tblW w:w="0" w:type="auto"/>
+        <w:tblInd w:w="0" w:type="dxa"/>
+        <w:tblBorders>
+          <w:top w:val="single" w:color="auto" w:sz="4" w:space="0"/>
+          <w:left w:val="single" w:color="auto" w:sz="4" w:space="0"/>
+          <w:bottom w:val="single" w:color="auto" w:sz="4" w:space="0"/>
+          <w:right w:val="single" w:color="auto" w:sz="4" w:space="0"/>
+          <w:insideH w:val="single" w:color="auto" w:sz="4" w:space="0"/>
+          <w:insideV w:val="single" w:color="auto" w:sz="4" w:space="0"/>
+        </w:tblBorders>
+        <w:tblLayout w:type="autofit"/>
+        <w:tblCellMar>
+          <w:top w:w="0" w:type="dxa"/>
+          <w:left w:w="108" w:type="dxa"/>
+          <w:bottom w:w="0" w:type="dxa"/>
+          <w:right w:w="108" w:type="dxa"/>
+        </w:tblCellMar>
+      </w:tblPr>
+      <w:tblGrid>
+        <w:gridCol w:w="1818"/>
+        <w:gridCol w:w="1911"/>
+        <w:gridCol w:w="1310"/>
+        <w:gridCol w:w="1252"/>
+        <w:gridCol w:w="2231"/>
+      </w:tblGrid>
+      <w:tr>
+        <w:tblPrEx>
+          <w:tblBorders>
+            <w:top w:val="single" w:color="auto" w:sz="4" w:space="0"/>
+            <w:left w:val="single" w:color="auto" w:sz="4" w:space="0"/>
+            <w:bottom w:val="single" w:color="auto" w:sz="4" w:space="0"/>
+            <w:right w:val="single" w:color="auto" w:sz="4" w:space="0"/>
+            <w:insideH w:val="single" w:color="auto" w:sz="4" w:space="0"/>
+            <w:insideV w:val="single" w:color="auto" w:sz="4" w:space="0"/>
+          </w:tblBorders>
+          <w:tblCellMar>
+            <w:top w:w="0" w:type="dxa"/>
+            <w:left w:w="108" w:type="dxa"/>
+            <w:bottom w:w="0" w:type="dxa"/>
+            <w:right w:w="108" w:type="dxa"/>
+          </w:tblCellMar>
+        </w:tblPrEx>
+        <w:tc>
+          <w:tcPr>
+            <w:tcW w:w="1818" w:type="dxa"/>
+          </w:tcPr>
+          <w:p>
+            <w:pPr>
+              <w:spacing w:after="0" w:line="240" w:lineRule="auto"/>
+              <w:rPr>
+                <w:rFonts w:hint="eastAsia"/>
+              </w:rPr>
+            </w:pPr>
+            <w:r>
+              <w:rPr>
+                <w:rFonts w:hint="eastAsia"/>
+              </w:rPr>
+              <w:t>字段名</w:t>
+            </w:r>
+          </w:p>
+        </w:tc>
+        <w:tc>
+          <w:tcPr>
+            <w:tcW w:w="1911" w:type="dxa"/>
+          </w:tcPr>
+          <w:p>
+            <w:pPr>
+              <w:spacing w:after="0" w:line="240" w:lineRule="auto"/>
+              <w:rPr>
+                <w:rFonts w:hint="eastAsia"/>
+              </w:rPr>
+            </w:pPr>
+            <w:r>
+              <w:rPr>
+                <w:rFonts w:hint="eastAsia"/>
+              </w:rPr>
+              <w:t>数据类型</w:t>
+            </w:r>
+          </w:p>
+        </w:tc>
+        <w:tc>
+          <w:tcPr>
+            <w:tcW w:w="1310" w:type="dxa"/>
+          </w:tcPr>
+          <w:p>
+            <w:pPr>
+              <w:spacing w:after="0" w:line="240" w:lineRule="auto"/>
+              <w:rPr>
+                <w:rFonts w:hint="eastAsia"/>
+              </w:rPr>
+            </w:pPr>
+            <w:r>
+              <w:rPr>
+                <w:rFonts w:hint="eastAsia"/>
+              </w:rPr>
+              <w:t>长度</w:t>
+            </w:r>
+          </w:p>
+        </w:tc>
+        <w:tc>
+          <w:tcPr>
+            <w:tcW w:w="1252" w:type="dxa"/>
+          </w:tcPr>
+          <w:p>
+            <w:pPr>
+              <w:spacing w:after="0" w:line="240" w:lineRule="auto"/>
+              <w:rPr>
+                <w:rFonts w:hint="eastAsia"/>
+              </w:rPr>
+            </w:pPr>
+            <w:r>
+              <w:rPr>
+                <w:rFonts w:hint="eastAsia"/>
+              </w:rPr>
+              <w:t>说明</w:t>
+            </w:r>
+          </w:p>
+        </w:tc>
+        <w:tc>
+          <w:tcPr>
+            <w:tcW w:w="2231" w:type="dxa"/>
+          </w:tcPr>
+          <w:p>
+            <w:pPr>
+              <w:spacing w:after="0" w:line="240" w:lineRule="auto"/>
+              <w:rPr>
+                <w:rFonts w:hint="eastAsia"/>
+              </w:rPr>
+            </w:pPr>
+            <w:r>
+              <w:rPr>
+                <w:rFonts w:hint="eastAsia"/>
+              </w:rPr>
+              <w:t>备注</w:t>
+            </w:r>
+          </w:p>
+        </w:tc>
+      </w:tr>
+      <w:tr>
+        <w:tblPrEx>
+          <w:tblBorders>
+            <w:top w:val="single" w:color="auto" w:sz="4" w:space="0"/>
+            <w:left w:val="single" w:color="auto" w:sz="4" w:space="0"/>
+            <w:bottom w:val="single" w:color="auto" w:sz="4" w:space="0"/>
+            <w:right w:val="single" w:color="auto" w:sz="4" w:space="0"/>
+            <w:insideH w:val="single" w:color="auto" w:sz="4" w:space="0"/>
+            <w:insideV w:val="single" w:color="auto" w:sz="4" w:space="0"/>
+          </w:tblBorders>
+          <w:tblCellMar>
+            <w:top w:w="0" w:type="dxa"/>
+            <w:left w:w="108" w:type="dxa"/>
+            <w:bottom w:w="0" w:type="dxa"/>
+            <w:right w:w="108" w:type="dxa"/>
+          </w:tblCellMar>
+        </w:tblPrEx>
+        <w:tc>
+          <w:tcPr>
+            <w:tcW w:w="1818" w:type="dxa"/>
+          </w:tcPr>
+          <w:p>
+            <w:pPr>
+              <w:spacing w:after="0" w:line="240" w:lineRule="auto"/>
+              <w:rPr>
+                <w:rFonts w:hint="default"/>
+                <w:lang w:val="en-US" w:eastAsia="zh-CN"/>
+              </w:rPr>
+            </w:pPr>
+            <w:r>
+              <w:rPr>
+                <w:rFonts w:hint="eastAsia"/>
+                <w:lang w:val="en-US" w:eastAsia="zh-CN"/>
+              </w:rPr>
+              <w:t>like_id</w:t>
+            </w:r>
+          </w:p>
+        </w:tc>
+        <w:tc>
+          <w:tcPr>
+            <w:tcW w:w="1911" w:type="dxa"/>
+          </w:tcPr>
+          <w:p>
+            <w:pPr>
+              <w:spacing w:after="0" w:line="240" w:lineRule="auto"/>
+              <w:rPr>
+                <w:rFonts w:hint="default"/>
+                <w:lang w:val="en-US" w:eastAsia="zh-CN"/>
+              </w:rPr>
+            </w:pPr>
+            <w:r>
+              <w:rPr>
+                <w:rFonts w:hint="eastAsia"/>
+                <w:lang w:val="en-US" w:eastAsia="zh-CN"/>
+              </w:rPr>
+              <w:t>bigint</w:t>
+            </w:r>
+          </w:p>
+        </w:tc>
+        <w:tc>
+          <w:tcPr>
+            <w:tcW w:w="1310" w:type="dxa"/>
+          </w:tcPr>
+          <w:p>
+            <w:pPr>
+              <w:spacing w:after="0" w:line="240" w:lineRule="auto"/>
+              <w:rPr>
+                <w:rFonts w:hint="eastAsia"/>
+              </w:rPr>
+            </w:pPr>
+          </w:p>
+        </w:tc>
+        <w:tc>
+          <w:tcPr>
+            <w:tcW w:w="1252" w:type="dxa"/>
+          </w:tcPr>
+          <w:p>
+            <w:pPr>
+              <w:spacing w:after="0" w:line="240" w:lineRule="auto"/>
+              <w:rPr>
+                <w:rFonts w:hint="default"/>
+                <w:lang w:val="en-US" w:eastAsia="zh-CN"/>
+              </w:rPr>
+            </w:pPr>
+            <w:r>
+              <w:rPr>
+                <w:rFonts w:hint="eastAsia"/>
+                <w:lang w:val="en-US" w:eastAsia="zh-CN"/>
+              </w:rPr>
+              <w:t>点赞id</w:t>
+            </w:r>
+          </w:p>
+        </w:tc>
+        <w:tc>
+          <w:tcPr>
+            <w:tcW w:w="2231" w:type="dxa"/>
+          </w:tcPr>
+          <w:p>
+            <w:pPr>
+              <w:spacing w:after="0" w:line="240" w:lineRule="auto"/>
+              <w:rPr>
+                <w:rFonts w:hint="default"/>
+                <w:lang w:val="en-US" w:eastAsia="zh-CN"/>
+              </w:rPr>
+            </w:pPr>
+            <w:r>
+              <w:rPr>
+                <w:rFonts w:hint="eastAsia"/>
+                <w:lang w:val="en-US" w:eastAsia="zh-CN"/>
+              </w:rPr>
+              <w:t>主码</w:t>
+            </w:r>
+          </w:p>
+        </w:tc>
+      </w:tr>
+      <w:tr>
+        <w:tblPrEx>
+          <w:tblBorders>
+            <w:top w:val="single" w:color="auto" w:sz="4" w:space="0"/>
+            <w:left w:val="single" w:color="auto" w:sz="4" w:space="0"/>
+            <w:bottom w:val="single" w:color="auto" w:sz="4" w:space="0"/>
+            <w:right w:val="single" w:color="auto" w:sz="4" w:space="0"/>
+            <w:insideH w:val="single" w:color="auto" w:sz="4" w:space="0"/>
+            <w:insideV w:val="single" w:color="auto" w:sz="4" w:space="0"/>
+          </w:tblBorders>
+          <w:tblCellMar>
+            <w:top w:w="0" w:type="dxa"/>
+            <w:left w:w="108" w:type="dxa"/>
+            <w:bottom w:w="0" w:type="dxa"/>
+            <w:right w:w="108" w:type="dxa"/>
+          </w:tblCellMar>
+        </w:tblPrEx>
+        <w:tc>
+          <w:tcPr>
+            <w:tcW w:w="1818" w:type="dxa"/>
+          </w:tcPr>
+          <w:p>
+            <w:pPr>
+              <w:spacing w:after="0" w:line="240" w:lineRule="auto"/>
+              <w:rPr>
+                <w:rFonts w:hint="eastAsia"/>
+              </w:rPr>
+            </w:pPr>
+            <w:r>
+              <w:rPr>
+                <w:rFonts w:hint="eastAsia"/>
+              </w:rPr>
+              <w:t>user_id</w:t>
+            </w:r>
+          </w:p>
+        </w:tc>
+        <w:tc>
+          <w:tcPr>
+            <w:tcW w:w="1911" w:type="dxa"/>
+          </w:tcPr>
+          <w:p>
+            <w:pPr>
+              <w:spacing w:after="0" w:line="240" w:lineRule="auto"/>
+              <w:rPr>
+                <w:rFonts w:hint="eastAsia"/>
+              </w:rPr>
+            </w:pPr>
+            <w:r>
+              <w:rPr>
+                <w:rFonts w:hint="eastAsia"/>
+              </w:rPr>
+              <w:t>int(11)</w:t>
+            </w:r>
+          </w:p>
+        </w:tc>
+        <w:tc>
+          <w:tcPr>
+            <w:tcW w:w="1310" w:type="dxa"/>
+          </w:tcPr>
+          <w:p>
+            <w:pPr>
+              <w:spacing w:after="0" w:line="240" w:lineRule="auto"/>
+              <w:rPr>
+                <w:rFonts w:hint="eastAsia"/>
+              </w:rPr>
+            </w:pPr>
+          </w:p>
+        </w:tc>
+        <w:tc>
+          <w:tcPr>
+            <w:tcW w:w="1252" w:type="dxa"/>
+          </w:tcPr>
+          <w:p>
+            <w:pPr>
+              <w:spacing w:after="0" w:line="240" w:lineRule="auto"/>
+              <w:rPr>
+                <w:rFonts w:hint="eastAsia"/>
+              </w:rPr>
+            </w:pPr>
+            <w:r>
+              <w:rPr>
+                <w:rFonts w:hint="eastAsia"/>
+              </w:rPr>
+              <w:t>用户id</w:t>
+            </w:r>
+          </w:p>
+        </w:tc>
+        <w:tc>
+          <w:tcPr>
+            <w:tcW w:w="2231" w:type="dxa"/>
+          </w:tcPr>
+          <w:p>
+            <w:pPr>
+              <w:spacing w:after="0" w:line="240" w:lineRule="auto"/>
+              <w:rPr>
+                <w:rFonts w:hint="eastAsia"/>
+              </w:rPr>
+            </w:pPr>
+          </w:p>
+        </w:tc>
+      </w:tr>
+      <w:tr>
+        <w:tblPrEx>
+          <w:tblBorders>
+            <w:top w:val="single" w:color="auto" w:sz="4" w:space="0"/>
+            <w:left w:val="single" w:color="auto" w:sz="4" w:space="0"/>
+            <w:bottom w:val="single" w:color="auto" w:sz="4" w:space="0"/>
+            <w:right w:val="single" w:color="auto" w:sz="4" w:space="0"/>
+            <w:insideH w:val="single" w:color="auto" w:sz="4" w:space="0"/>
+            <w:insideV w:val="single" w:color="auto" w:sz="4" w:space="0"/>
+          </w:tblBorders>
+          <w:tblCellMar>
+            <w:top w:w="0" w:type="dxa"/>
+            <w:left w:w="108" w:type="dxa"/>
+            <w:bottom w:w="0" w:type="dxa"/>
+            <w:right w:w="108" w:type="dxa"/>
+          </w:tblCellMar>
+        </w:tblPrEx>
+        <w:tc>
+          <w:tcPr>
+            <w:tcW w:w="1818" w:type="dxa"/>
+          </w:tcPr>
+          <w:p>
+            <w:pPr>
+              <w:spacing w:after="0" w:line="240" w:lineRule="auto"/>
+              <w:rPr>
+                <w:rFonts w:hint="default" w:eastAsiaTheme="minorEastAsia"/>
+                <w:lang w:val="en-US" w:eastAsia="zh-CN"/>
+              </w:rPr>
+            </w:pPr>
+            <w:r>
+              <w:rPr>
+                <w:rFonts w:hint="eastAsia"/>
+                <w:lang w:val="en-US" w:eastAsia="zh-CN"/>
+              </w:rPr>
+              <w:t>target_type</w:t>
+            </w:r>
+          </w:p>
+        </w:tc>
+        <w:tc>
+          <w:tcPr>
+            <w:tcW w:w="1911" w:type="dxa"/>
+          </w:tcPr>
+          <w:p>
+            <w:pPr>
+              <w:spacing w:after="0" w:line="240" w:lineRule="auto"/>
+              <w:rPr>
+                <w:rFonts w:hint="default" w:eastAsiaTheme="minorEastAsia"/>
+                <w:lang w:val="en-US" w:eastAsia="zh-CN"/>
+              </w:rPr>
+            </w:pPr>
+            <w:r>
+              <w:rPr>
+                <w:rFonts w:hint="default" w:eastAsiaTheme="minorEastAsia"/>
+                <w:lang w:val="en-US" w:eastAsia="zh-CN"/>
+              </w:rPr>
+              <w:t>enum('MOMENT',</w:t>
+            </w:r>
+          </w:p>
+          <w:p>
+            <w:pPr>
+              <w:spacing w:after="0" w:line="240" w:lineRule="auto"/>
+              <w:rPr>
+                <w:rFonts w:hint="default" w:eastAsiaTheme="minorEastAsia"/>
+                <w:lang w:val="en-US" w:eastAsia="zh-CN"/>
+              </w:rPr>
+            </w:pPr>
+            <w:r>
+              <w:rPr>
+                <w:rFonts w:hint="default" w:eastAsiaTheme="minorEastAsia"/>
+                <w:lang w:val="en-US" w:eastAsia="zh-CN"/>
+              </w:rPr>
+              <w:t>'COMMENT')</w:t>
+            </w:r>
+          </w:p>
+        </w:tc>
+        <w:tc>
+          <w:tcPr>
+            <w:tcW w:w="1310" w:type="dxa"/>
+          </w:tcPr>
+          <w:p>
+            <w:pPr>
+              <w:spacing w:after="0" w:line="240" w:lineRule="auto"/>
+              <w:rPr>
+                <w:rFonts w:hint="eastAsia"/>
+              </w:rPr>
+            </w:pPr>
+          </w:p>
+        </w:tc>
+        <w:tc>
+          <w:tcPr>
+            <w:tcW w:w="1252" w:type="dxa"/>
+          </w:tcPr>
+          <w:p>
+            <w:pPr>
+              <w:spacing w:after="0" w:line="240" w:lineRule="auto"/>
+              <w:rPr>
+                <w:rFonts w:hint="default" w:eastAsiaTheme="minorEastAsia"/>
+                <w:lang w:val="en-US" w:eastAsia="zh-CN"/>
+              </w:rPr>
+            </w:pPr>
+            <w:r>
+              <w:rPr>
+                <w:rFonts w:hint="eastAsia"/>
+                <w:lang w:val="en-US" w:eastAsia="zh-CN"/>
+              </w:rPr>
+              <w:t>被点赞的对象类型</w:t>
+            </w:r>
+          </w:p>
+        </w:tc>
+        <w:tc>
+          <w:tcPr>
+            <w:tcW w:w="2231" w:type="dxa"/>
+          </w:tcPr>
+          <w:p>
+            <w:pPr>
+              <w:spacing w:after="0" w:line="240" w:lineRule="auto"/>
+              <w:rPr>
+                <w:rFonts w:hint="default" w:eastAsiaTheme="minorEastAsia"/>
+                <w:lang w:val="en-US" w:eastAsia="zh-CN"/>
+              </w:rPr>
+            </w:pPr>
+            <w:r>
+              <w:rPr>
+                <w:rFonts w:hint="eastAsia"/>
+                <w:lang w:val="en-US" w:eastAsia="zh-CN"/>
+              </w:rPr>
+              <w:t>可能点赞动态，也可能点赞评论</w:t>
+            </w:r>
+          </w:p>
+        </w:tc>
+      </w:tr>
+      <w:tr>
+        <w:tblPrEx>
+          <w:tblBorders>
+            <w:top w:val="single" w:color="auto" w:sz="4" w:space="0"/>
+            <w:left w:val="single" w:color="auto" w:sz="4" w:space="0"/>
+            <w:bottom w:val="single" w:color="auto" w:sz="4" w:space="0"/>
+            <w:right w:val="single" w:color="auto" w:sz="4" w:space="0"/>
+            <w:insideH w:val="single" w:color="auto" w:sz="4" w:space="0"/>
+            <w:insideV w:val="single" w:color="auto" w:sz="4" w:space="0"/>
+          </w:tblBorders>
+          <w:tblCellMar>
+            <w:top w:w="0" w:type="dxa"/>
+            <w:left w:w="108" w:type="dxa"/>
+            <w:bottom w:w="0" w:type="dxa"/>
+            <w:right w:w="108" w:type="dxa"/>
+          </w:tblCellMar>
+        </w:tblPrEx>
+        <w:tc>
+          <w:tcPr>
+            <w:tcW w:w="1818" w:type="dxa"/>
+          </w:tcPr>
+          <w:p>
+            <w:pPr>
+              <w:spacing w:after="0" w:line="240" w:lineRule="auto"/>
+              <w:rPr>
+                <w:rFonts w:hint="default" w:eastAsiaTheme="minorEastAsia"/>
+                <w:lang w:val="en-US" w:eastAsia="zh-CN"/>
+              </w:rPr>
+            </w:pPr>
+            <w:r>
+              <w:rPr>
+                <w:rFonts w:hint="eastAsia"/>
+                <w:lang w:val="en-US" w:eastAsia="zh-CN"/>
+              </w:rPr>
+              <w:t>target_id</w:t>
+            </w:r>
+          </w:p>
+        </w:tc>
+        <w:tc>
+          <w:tcPr>
+            <w:tcW w:w="1911" w:type="dxa"/>
+          </w:tcPr>
+          <w:p>
+            <w:pPr>
+              <w:spacing w:after="0" w:line="240" w:lineRule="auto"/>
+              <w:rPr>
+                <w:rFonts w:hint="default" w:eastAsiaTheme="minorEastAsia"/>
+                <w:lang w:val="en-US" w:eastAsia="zh-CN"/>
+              </w:rPr>
+            </w:pPr>
+            <w:r>
+              <w:rPr>
+                <w:rFonts w:hint="eastAsia"/>
+                <w:lang w:val="en-US" w:eastAsia="zh-CN"/>
+              </w:rPr>
+              <w:t>bigint</w:t>
+            </w:r>
+          </w:p>
+        </w:tc>
+        <w:tc>
+          <w:tcPr>
+            <w:tcW w:w="1310" w:type="dxa"/>
+          </w:tcPr>
+          <w:p>
+            <w:pPr>
+              <w:spacing w:after="0" w:line="240" w:lineRule="auto"/>
+              <w:rPr>
+                <w:rFonts w:hint="eastAsia"/>
+              </w:rPr>
+            </w:pPr>
+          </w:p>
+        </w:tc>
+        <w:tc>
+          <w:tcPr>
+            <w:tcW w:w="1252" w:type="dxa"/>
+          </w:tcPr>
+          <w:p>
+            <w:pPr>
+              <w:spacing w:after="0" w:line="240" w:lineRule="auto"/>
+              <w:rPr>
+                <w:rFonts w:hint="default" w:eastAsiaTheme="minorEastAsia"/>
+                <w:lang w:val="en-US" w:eastAsia="zh-CN"/>
+              </w:rPr>
+            </w:pPr>
+            <w:r>
+              <w:rPr>
+                <w:rFonts w:hint="eastAsia"/>
+                <w:lang w:val="en-US" w:eastAsia="zh-CN"/>
+              </w:rPr>
+              <w:t>所点赞的对象id</w:t>
+            </w:r>
+          </w:p>
+        </w:tc>
+        <w:tc>
+          <w:tcPr>
+            <w:tcW w:w="2231" w:type="dxa"/>
+          </w:tcPr>
+          <w:p>
+            <w:pPr>
+              <w:spacing w:after="0" w:line="240" w:lineRule="auto"/>
+              <w:rPr>
+                <w:rFonts w:hint="default" w:eastAsiaTheme="minorEastAsia"/>
+                <w:lang w:val="en-US" w:eastAsia="zh-CN"/>
+              </w:rPr>
+            </w:pPr>
+            <w:r>
+              <w:rPr>
+                <w:rFonts w:hint="eastAsia"/>
+                <w:lang w:val="en-US" w:eastAsia="zh-CN"/>
+              </w:rPr>
+              <w:t>可能是动态id，也可能是评论id</w:t>
+            </w:r>
+            <w:bookmarkStart w:id="0" w:name="_GoBack"/>
+            <w:bookmarkEnd w:id="0"/>
+          </w:p>
+        </w:tc>
+      </w:tr>
+      <w:tr>
+        <w:tblPrEx>
+          <w:tblBorders>
+            <w:top w:val="single" w:color="auto" w:sz="4" w:space="0"/>
+            <w:left w:val="single" w:color="auto" w:sz="4" w:space="0"/>
+            <w:bottom w:val="single" w:color="auto" w:sz="4" w:space="0"/>
+            <w:right w:val="single" w:color="auto" w:sz="4" w:space="0"/>
+            <w:insideH w:val="single" w:color="auto" w:sz="4" w:space="0"/>
+            <w:insideV w:val="single" w:color="auto" w:sz="4" w:space="0"/>
+          </w:tblBorders>
+          <w:tblCellMar>
+            <w:top w:w="0" w:type="dxa"/>
+            <w:left w:w="108" w:type="dxa"/>
+            <w:bottom w:w="0" w:type="dxa"/>
+            <w:right w:w="108" w:type="dxa"/>
+          </w:tblCellMar>
+        </w:tblPrEx>
+        <w:tc>
+          <w:tcPr>
+            <w:tcW w:w="1818" w:type="dxa"/>
+          </w:tcPr>
+          <w:p>
+            <w:pPr>
+              <w:spacing w:after="0" w:line="240" w:lineRule="auto"/>
+              <w:rPr>
+                <w:rFonts w:hint="eastAsia"/>
+              </w:rPr>
+            </w:pPr>
+            <w:r>
+              <w:rPr>
+                <w:rFonts w:hint="eastAsia"/>
+              </w:rPr>
+              <w:t>c</w:t>
+            </w:r>
+            <w:r>
+              <w:t>reated</w:t>
+            </w:r>
+            <w:r>
+              <w:rPr>
+                <w:rFonts w:hint="eastAsia"/>
+              </w:rPr>
+              <w:t>_a</w:t>
+            </w:r>
+            <w:r>
+              <w:t>t</w:t>
+            </w:r>
+          </w:p>
+        </w:tc>
+        <w:tc>
+          <w:tcPr>
+            <w:tcW w:w="1911" w:type="dxa"/>
+          </w:tcPr>
+          <w:p>
+            <w:pPr>
+              <w:spacing w:after="0" w:line="240" w:lineRule="auto"/>
+              <w:rPr>
+                <w:rFonts w:hint="eastAsia"/>
+              </w:rPr>
+            </w:pPr>
+            <w:r>
+              <w:rPr>
+                <w:rFonts w:hint="eastAsia"/>
+                <w:lang w:val="en-US" w:eastAsia="zh-CN"/>
+              </w:rPr>
+              <w:t>d</w:t>
+            </w:r>
+            <w:r>
+              <w:rPr>
+                <w:rFonts w:hint="eastAsia"/>
+              </w:rPr>
+              <w:t>ate</w:t>
+            </w:r>
+            <w:r>
+              <w:rPr>
+                <w:rFonts w:hint="eastAsia"/>
+                <w:lang w:val="en-US" w:eastAsia="zh-CN"/>
+              </w:rPr>
+              <w:t>t</w:t>
+            </w:r>
+            <w:r>
+              <w:rPr>
+                <w:rFonts w:hint="eastAsia"/>
+              </w:rPr>
+              <w:t>ime</w:t>
+            </w:r>
+          </w:p>
+        </w:tc>
+        <w:tc>
+          <w:tcPr>
+            <w:tcW w:w="1310" w:type="dxa"/>
+          </w:tcPr>
+          <w:p>
+            <w:pPr>
+              <w:spacing w:after="0" w:line="240" w:lineRule="auto"/>
+              <w:rPr>
+                <w:rFonts w:hint="eastAsia"/>
+              </w:rPr>
+            </w:pPr>
+          </w:p>
+        </w:tc>
+        <w:tc>
+          <w:tcPr>
+            <w:tcW w:w="1252" w:type="dxa"/>
+          </w:tcPr>
+          <w:p>
+            <w:pPr>
+              <w:spacing w:after="0" w:line="240" w:lineRule="auto"/>
+              <w:rPr>
+                <w:rFonts w:hint="eastAsia"/>
+              </w:rPr>
+            </w:pPr>
+            <w:r>
+              <w:rPr>
+                <w:rFonts w:hint="eastAsia"/>
+              </w:rPr>
+              <w:t>创建时间</w:t>
+            </w:r>
+          </w:p>
+        </w:tc>
+        <w:tc>
+          <w:tcPr>
+            <w:tcW w:w="2231" w:type="dxa"/>
+          </w:tcPr>
+          <w:p>
+            <w:pPr>
+              <w:spacing w:after="0" w:line="240" w:lineRule="auto"/>
+              <w:rPr>
+                <w:rFonts w:hint="default" w:eastAsiaTheme="minorEastAsia"/>
+                <w:lang w:val="en-US" w:eastAsia="zh-CN"/>
+              </w:rPr>
+            </w:pPr>
+            <w:r>
+              <w:rPr>
+                <w:rFonts w:hint="eastAsia"/>
+                <w:lang w:val="en-US" w:eastAsia="zh-CN"/>
+              </w:rPr>
+              <w:t>默认当前时间</w:t>
+            </w:r>
+          </w:p>
+        </w:tc>
+      </w:tr>
+      <w:tr>
+        <w:tblPrEx>
+          <w:tblBorders>
+            <w:top w:val="single" w:color="auto" w:sz="4" w:space="0"/>
+            <w:left w:val="single" w:color="auto" w:sz="4" w:space="0"/>
+            <w:bottom w:val="single" w:color="auto" w:sz="4" w:space="0"/>
+            <w:right w:val="single" w:color="auto" w:sz="4" w:space="0"/>
+            <w:insideH w:val="single" w:color="auto" w:sz="4" w:space="0"/>
+            <w:insideV w:val="single" w:color="auto" w:sz="4" w:space="0"/>
+          </w:tblBorders>
+          <w:tblCellMar>
+            <w:top w:w="0" w:type="dxa"/>
+            <w:left w:w="108" w:type="dxa"/>
+            <w:bottom w:w="0" w:type="dxa"/>
+            <w:right w:w="108" w:type="dxa"/>
+          </w:tblCellMar>
+        </w:tblPrEx>
+        <w:tc>
+          <w:tcPr>
+            <w:tcW w:w="1818" w:type="dxa"/>
+            <w:shd w:val="clear" w:color="auto" w:fill="auto"/>
+            <w:vAlign w:val="top"/>
+          </w:tcPr>
+          <w:p>
+            <w:pPr>
+              <w:spacing w:after="0" w:line="240" w:lineRule="auto"/>
+              <w:rPr>
+                <w:rFonts w:hint="eastAsia" w:asciiTheme="minorHAnsi" w:hAnsiTheme="minorHAnsi" w:eastAsiaTheme="minorEastAsia" w:cstheme="minorBidi"/>
+                <w:kern w:val="2"/>
+                <w:sz w:val="22"/>
+                <w:szCs w:val="24"/>
+                <w:lang w:val="en-US" w:eastAsia="zh-CN" w:bidi="ar-SA"/>
+                <w14:ligatures w14:val="standardContextual"/>
+              </w:rPr>
+            </w:pPr>
+            <w:r>
+              <w:rPr>
+                <w:rFonts w:hint="eastAsia"/>
+                <w:lang w:val="en-US" w:eastAsia="zh-CN"/>
+              </w:rPr>
+              <w:t>migration_status</w:t>
+            </w:r>
+          </w:p>
+        </w:tc>
+        <w:tc>
+          <w:tcPr>
+            <w:tcW w:w="1911" w:type="dxa"/>
+            <w:shd w:val="clear" w:color="auto" w:fill="auto"/>
+            <w:vAlign w:val="top"/>
+          </w:tcPr>
+          <w:p>
+            <w:pPr>
+              <w:spacing w:after="0" w:line="240" w:lineRule="auto"/>
+              <w:rPr>
+                <w:rFonts w:hint="eastAsia" w:asciiTheme="minorHAnsi" w:hAnsiTheme="minorHAnsi" w:eastAsiaTheme="minorEastAsia" w:cstheme="minorBidi"/>
+                <w:kern w:val="2"/>
+                <w:sz w:val="22"/>
+                <w:szCs w:val="24"/>
+                <w:lang w:val="en-US" w:eastAsia="zh-CN" w:bidi="ar-SA"/>
+                <w14:ligatures w14:val="standardContextual"/>
+              </w:rPr>
+            </w:pPr>
+            <w:r>
+              <w:rPr>
+                <w:rFonts w:hint="eastAsia"/>
+                <w:lang w:val="en-US" w:eastAsia="zh-CN"/>
+              </w:rPr>
+              <w:t>varchar(20)</w:t>
+            </w:r>
+          </w:p>
+        </w:tc>
+        <w:tc>
+          <w:tcPr>
+            <w:tcW w:w="1310" w:type="dxa"/>
+            <w:shd w:val="clear" w:color="auto" w:fill="auto"/>
+            <w:vAlign w:val="top"/>
+          </w:tcPr>
+          <w:p>
+            <w:pPr>
+              <w:spacing w:after="0" w:line="240" w:lineRule="auto"/>
+              <w:rPr>
+                <w:rFonts w:hint="eastAsia" w:asciiTheme="minorHAnsi" w:hAnsiTheme="minorHAnsi" w:eastAsiaTheme="minorEastAsia" w:cstheme="minorBidi"/>
+                <w:kern w:val="2"/>
+                <w:sz w:val="22"/>
+                <w:szCs w:val="24"/>
+                <w:lang w:val="en-US" w:eastAsia="zh-CN" w:bidi="ar-SA"/>
+                <w14:ligatures w14:val="standardContextual"/>
+              </w:rPr>
+            </w:pPr>
+          </w:p>
+        </w:tc>
+        <w:tc>
+          <w:tcPr>
+            <w:tcW w:w="1252" w:type="dxa"/>
+            <w:shd w:val="clear" w:color="auto" w:fill="auto"/>
+            <w:vAlign w:val="top"/>
+          </w:tcPr>
+          <w:p>
+            <w:pPr>
+              <w:spacing w:after="0" w:line="240" w:lineRule="auto"/>
+              <w:rPr>
+                <w:rFonts w:hint="eastAsia" w:asciiTheme="minorHAnsi" w:hAnsiTheme="minorHAnsi" w:eastAsiaTheme="minorEastAsia" w:cstheme="minorBidi"/>
+                <w:kern w:val="2"/>
+                <w:sz w:val="22"/>
+                <w:szCs w:val="24"/>
+                <w:lang w:val="en-US" w:eastAsia="zh-CN" w:bidi="ar-SA"/>
+                <w14:ligatures w14:val="standardContextual"/>
+              </w:rPr>
+            </w:pPr>
+            <w:r>
+              <w:rPr>
+                <w:rFonts w:hint="eastAsia"/>
+                <w:lang w:val="en-US" w:eastAsia="zh-CN"/>
+              </w:rPr>
+              <w:t>迁移状态</w:t>
+            </w:r>
+          </w:p>
+        </w:tc>
+        <w:tc>
+          <w:tcPr>
+            <w:tcW w:w="2231" w:type="dxa"/>
+            <w:shd w:val="clear" w:color="auto" w:fill="auto"/>
+            <w:vAlign w:val="top"/>
+          </w:tcPr>
+          <w:p>
+            <w:pPr>
+              <w:spacing w:after="0" w:line="240" w:lineRule="auto"/>
+              <w:rPr>
+                <w:rFonts w:hint="default"/>
+                <w:lang w:val="en-US" w:eastAsia="zh-CN"/>
+              </w:rPr>
+            </w:pPr>
+            <w:r>
+              <w:rPr>
+                <w:rFonts w:hint="default"/>
+                <w:lang w:val="en-US" w:eastAsia="zh-CN"/>
+              </w:rPr>
+              <w:t>‘</w:t>
+            </w:r>
+            <w:r>
+              <w:rPr>
+                <w:rFonts w:hint="eastAsia"/>
+                <w:lang w:val="en-US" w:eastAsia="zh-CN"/>
+              </w:rPr>
+              <w:t>NONE</w:t>
+            </w:r>
+            <w:r>
+              <w:rPr>
+                <w:rFonts w:hint="default"/>
+                <w:lang w:val="en-US" w:eastAsia="zh-CN"/>
+              </w:rPr>
+              <w:t>’</w:t>
+            </w:r>
+            <w:r>
+              <w:rPr>
+                <w:rFonts w:hint="eastAsia"/>
+                <w:lang w:val="en-US" w:eastAsia="zh-CN"/>
+              </w:rPr>
+              <w:t>/</w:t>
+            </w:r>
+            <w:r>
+              <w:rPr>
+                <w:rFonts w:hint="default"/>
+                <w:lang w:val="en-US" w:eastAsia="zh-CN"/>
+              </w:rPr>
+              <w:t>’</w:t>
+            </w:r>
+            <w:r>
+              <w:rPr>
+                <w:rFonts w:hint="eastAsia"/>
+                <w:lang w:val="en-US" w:eastAsia="zh-CN"/>
+              </w:rPr>
+              <w:t>MIGRATING</w:t>
+            </w:r>
+            <w:r>
+              <w:rPr>
+                <w:rFonts w:hint="default"/>
+                <w:lang w:val="en-US" w:eastAsia="zh-CN"/>
+              </w:rPr>
+              <w:t>’</w:t>
+            </w:r>
+          </w:p>
+          <w:p>
+            <w:pPr>
+              <w:spacing w:after="0" w:line="240" w:lineRule="auto"/>
+              <w:rPr>
+                <w:rFonts w:hint="eastAsia" w:asciiTheme="minorHAnsi" w:hAnsiTheme="minorHAnsi" w:eastAsiaTheme="minorEastAsia" w:cstheme="minorBidi"/>
+                <w:kern w:val="2"/>
+                <w:sz w:val="22"/>
+                <w:szCs w:val="24"/>
+                <w:lang w:val="en-US" w:eastAsia="zh-CN" w:bidi="ar-SA"/>
+                <w14:ligatures w14:val="standardContextual"/>
+              </w:rPr>
+            </w:pPr>
+            <w:r>
+              <w:rPr>
+                <w:rFonts w:hint="eastAsia"/>
+                <w:lang w:val="en-US" w:eastAsia="zh-CN"/>
+              </w:rPr>
+              <w:t>默认</w:t>
+            </w:r>
+            <w:r>
+              <w:rPr>
+                <w:rFonts w:hint="default"/>
+                <w:lang w:val="en-US" w:eastAsia="zh-CN"/>
+              </w:rPr>
+              <w:t>’</w:t>
+            </w:r>
+            <w:r>
+              <w:rPr>
+                <w:rFonts w:hint="eastAsia"/>
+                <w:lang w:val="en-US" w:eastAsia="zh-CN"/>
+              </w:rPr>
+              <w:t>NONE</w:t>
+            </w:r>
+            <w:r>
+              <w:rPr>
+                <w:rFonts w:hint="default"/>
+                <w:lang w:val="en-US" w:eastAsia="zh-CN"/>
+              </w:rPr>
+              <w:t>’</w:t>
+            </w:r>
+          </w:p>
+        </w:tc>
+      </w:tr>
+    </w:tbl>
+    <w:p>
+      <w:pPr>
+        <w:rPr>
+          <w:rFonts w:hint="default"/>
+          <w:lang w:val="en-US" w:eastAsia="zh-CN"/>
         </w:rPr>
       </w:pPr>
     </w:p>

--- a/Documents/数据库表.docx
+++ b/Documents/数据库表.docx
@@ -1,6 +1,6 @@
 
 <file path=word/document.xml><?xml version="1.0" encoding="utf-8"?>
-<w:document xmlns:wpc="http://schemas.microsoft.com/office/word/2010/wordprocessingCanvas" xmlns:mc="http://schemas.openxmlformats.org/markup-compatibility/2006" xmlns:o="urn:schemas-microsoft-com:office:office" xmlns:r="http://schemas.openxmlformats.org/officeDocument/2006/relationships" xmlns:m="http://schemas.openxmlformats.org/officeDocument/2006/math" xmlns:v="urn:schemas-microsoft-com:vml" xmlns:wp14="http://schemas.microsoft.com/office/word/2010/wordprocessingDrawing" xmlns:wp="http://schemas.openxmlformats.org/drawingml/2006/wordprocessingDrawing" xmlns:w="http://schemas.openxmlformats.org/wordprocessingml/2006/main" xmlns:w14="http://schemas.microsoft.com/office/word/2010/wordml" xmlns:w10="urn:schemas-microsoft-com:office:word" xmlns:w15="http://schemas.microsoft.com/office/word/2012/wordml" xmlns:wpg="http://schemas.microsoft.com/office/word/2010/wordprocessingGroup" xmlns:wpi="http://schemas.microsoft.com/office/word/2010/wordprocessingInk" xmlns:wne="http://schemas.microsoft.com/office/word/2006/wordml" xmlns:wps="http://schemas.microsoft.com/office/word/2010/wordprocessingShape" xmlns:wpsCustomData="http://www.wps.cn/officeDocument/2013/wpsCustomData" mc:Ignorable="w14 w15 wp14">
+<w:document xmlns:wpc="http://schemas.microsoft.com/office/word/2010/wordprocessingCanvas" xmlns:cx="http://schemas.microsoft.com/office/drawing/2014/chartex" xmlns:cx1="http://schemas.microsoft.com/office/drawing/2015/9/8/chartex" xmlns:cx2="http://schemas.microsoft.com/office/drawing/2015/10/21/chartex" xmlns:cx3="http://schemas.microsoft.com/office/drawing/2016/5/9/chartex" xmlns:cx4="http://schemas.microsoft.com/office/drawing/2016/5/10/chartex" xmlns:cx5="http://schemas.microsoft.com/office/drawing/2016/5/11/chartex" xmlns:cx6="http://schemas.microsoft.com/office/drawing/2016/5/12/chartex" xmlns:cx7="http://schemas.microsoft.com/office/drawing/2016/5/13/chartex" xmlns:cx8="http://schemas.microsoft.com/office/drawing/2016/5/14/chartex" xmlns:mc="http://schemas.openxmlformats.org/markup-compatibility/2006" xmlns:aink="http://schemas.microsoft.com/office/drawing/2016/ink" xmlns:am3d="http://schemas.microsoft.com/office/drawing/2017/model3d" xmlns:o="urn:schemas-microsoft-com:office:office" xmlns:oel="http://schemas.microsoft.com/office/2019/extlst" xmlns:r="http://schemas.openxmlformats.org/officeDocument/2006/relationships" xmlns:m="http://schemas.openxmlformats.org/officeDocument/2006/math" xmlns:v="urn:schemas-microsoft-com:vml" xmlns:wp14="http://schemas.microsoft.com/office/word/2010/wordprocessingDrawing" xmlns:wp="http://schemas.openxmlformats.org/drawingml/2006/wordprocessingDrawing" xmlns:w10="urn:schemas-microsoft-com:office:word" xmlns:w="http://schemas.openxmlformats.org/wordprocessingml/2006/main" xmlns:w14="http://schemas.microsoft.com/office/word/2010/wordml" xmlns:w15="http://schemas.microsoft.com/office/word/2012/wordml" xmlns:w16cex="http://schemas.microsoft.com/office/word/2018/wordml/cex" xmlns:w16cid="http://schemas.microsoft.com/office/word/2016/wordml/cid" xmlns:w16="http://schemas.microsoft.com/office/word/2018/wordml" xmlns:w16sdtdh="http://schemas.microsoft.com/office/word/2020/wordml/sdtdatahash" xmlns:w16se="http://schemas.microsoft.com/office/word/2015/wordml/symex" xmlns:wpg="http://schemas.microsoft.com/office/word/2010/wordprocessingGroup" xmlns:wpi="http://schemas.microsoft.com/office/word/2010/wordprocessingInk" xmlns:wne="http://schemas.microsoft.com/office/word/2006/wordml" xmlns:wps="http://schemas.microsoft.com/office/word/2010/wordprocessingShape" mc:Ignorable="w14 w15 w16se w16cid w16 w16cex w16sdtdh wp14">
   <w:body>
     <w:p>
       <w:pPr>
@@ -30,24 +30,9 @@
     </w:p>
     <w:tbl>
       <w:tblPr>
-        <w:tblStyle w:val="16"/>
+        <w:tblStyle w:val="ab"/>
         <w:tblW w:w="0" w:type="auto"/>
-        <w:tblInd w:w="0" w:type="dxa"/>
-        <w:tblBorders>
-          <w:top w:val="single" w:color="auto" w:sz="4" w:space="0"/>
-          <w:left w:val="single" w:color="auto" w:sz="4" w:space="0"/>
-          <w:bottom w:val="single" w:color="auto" w:sz="4" w:space="0"/>
-          <w:right w:val="single" w:color="auto" w:sz="4" w:space="0"/>
-          <w:insideH w:val="single" w:color="auto" w:sz="4" w:space="0"/>
-          <w:insideV w:val="single" w:color="auto" w:sz="4" w:space="0"/>
-        </w:tblBorders>
-        <w:tblLayout w:type="autofit"/>
-        <w:tblCellMar>
-          <w:top w:w="0" w:type="dxa"/>
-          <w:left w:w="108" w:type="dxa"/>
-          <w:bottom w:w="0" w:type="dxa"/>
-          <w:right w:w="108" w:type="dxa"/>
-        </w:tblCellMar>
+        <w:tblLook w:val="04A0" w:firstRow="1" w:lastRow="0" w:firstColumn="1" w:lastColumn="0" w:noHBand="0" w:noVBand="1"/>
       </w:tblPr>
       <w:tblGrid>
         <w:gridCol w:w="1659"/>
@@ -57,22 +42,6 @@
         <w:gridCol w:w="1660"/>
       </w:tblGrid>
       <w:tr>
-        <w:tblPrEx>
-          <w:tblBorders>
-            <w:top w:val="single" w:color="auto" w:sz="4" w:space="0"/>
-            <w:left w:val="single" w:color="auto" w:sz="4" w:space="0"/>
-            <w:bottom w:val="single" w:color="auto" w:sz="4" w:space="0"/>
-            <w:right w:val="single" w:color="auto" w:sz="4" w:space="0"/>
-            <w:insideH w:val="single" w:color="auto" w:sz="4" w:space="0"/>
-            <w:insideV w:val="single" w:color="auto" w:sz="4" w:space="0"/>
-          </w:tblBorders>
-          <w:tblCellMar>
-            <w:top w:w="0" w:type="dxa"/>
-            <w:left w:w="108" w:type="dxa"/>
-            <w:bottom w:w="0" w:type="dxa"/>
-            <w:right w:w="108" w:type="dxa"/>
-          </w:tblCellMar>
-        </w:tblPrEx>
         <w:tc>
           <w:tcPr>
             <w:tcW w:w="1659" w:type="dxa"/>
@@ -170,22 +139,6 @@
         </w:tc>
       </w:tr>
       <w:tr>
-        <w:tblPrEx>
-          <w:tblBorders>
-            <w:top w:val="single" w:color="auto" w:sz="4" w:space="0"/>
-            <w:left w:val="single" w:color="auto" w:sz="4" w:space="0"/>
-            <w:bottom w:val="single" w:color="auto" w:sz="4" w:space="0"/>
-            <w:right w:val="single" w:color="auto" w:sz="4" w:space="0"/>
-            <w:insideH w:val="single" w:color="auto" w:sz="4" w:space="0"/>
-            <w:insideV w:val="single" w:color="auto" w:sz="4" w:space="0"/>
-          </w:tblBorders>
-          <w:tblCellMar>
-            <w:top w:w="0" w:type="dxa"/>
-            <w:left w:w="108" w:type="dxa"/>
-            <w:bottom w:w="0" w:type="dxa"/>
-            <w:right w:w="108" w:type="dxa"/>
-          </w:tblCellMar>
-        </w:tblPrEx>
         <w:tc>
           <w:tcPr>
             <w:tcW w:w="1659" w:type="dxa"/>
@@ -277,22 +230,6 @@
         </w:tc>
       </w:tr>
       <w:tr>
-        <w:tblPrEx>
-          <w:tblBorders>
-            <w:top w:val="single" w:color="auto" w:sz="4" w:space="0"/>
-            <w:left w:val="single" w:color="auto" w:sz="4" w:space="0"/>
-            <w:bottom w:val="single" w:color="auto" w:sz="4" w:space="0"/>
-            <w:right w:val="single" w:color="auto" w:sz="4" w:space="0"/>
-            <w:insideH w:val="single" w:color="auto" w:sz="4" w:space="0"/>
-            <w:insideV w:val="single" w:color="auto" w:sz="4" w:space="0"/>
-          </w:tblBorders>
-          <w:tblCellMar>
-            <w:top w:w="0" w:type="dxa"/>
-            <w:left w:w="108" w:type="dxa"/>
-            <w:bottom w:w="0" w:type="dxa"/>
-            <w:right w:w="108" w:type="dxa"/>
-          </w:tblCellMar>
-        </w:tblPrEx>
         <w:tc>
           <w:tcPr>
             <w:tcW w:w="1659" w:type="dxa"/>
@@ -384,22 +321,6 @@
         </w:tc>
       </w:tr>
       <w:tr>
-        <w:tblPrEx>
-          <w:tblBorders>
-            <w:top w:val="single" w:color="auto" w:sz="4" w:space="0"/>
-            <w:left w:val="single" w:color="auto" w:sz="4" w:space="0"/>
-            <w:bottom w:val="single" w:color="auto" w:sz="4" w:space="0"/>
-            <w:right w:val="single" w:color="auto" w:sz="4" w:space="0"/>
-            <w:insideH w:val="single" w:color="auto" w:sz="4" w:space="0"/>
-            <w:insideV w:val="single" w:color="auto" w:sz="4" w:space="0"/>
-          </w:tblBorders>
-          <w:tblCellMar>
-            <w:top w:w="0" w:type="dxa"/>
-            <w:left w:w="108" w:type="dxa"/>
-            <w:bottom w:w="0" w:type="dxa"/>
-            <w:right w:w="108" w:type="dxa"/>
-          </w:tblCellMar>
-        </w:tblPrEx>
         <w:tc>
           <w:tcPr>
             <w:tcW w:w="1659" w:type="dxa"/>
@@ -491,22 +412,6 @@
         </w:tc>
       </w:tr>
       <w:tr>
-        <w:tblPrEx>
-          <w:tblBorders>
-            <w:top w:val="single" w:color="auto" w:sz="4" w:space="0"/>
-            <w:left w:val="single" w:color="auto" w:sz="4" w:space="0"/>
-            <w:bottom w:val="single" w:color="auto" w:sz="4" w:space="0"/>
-            <w:right w:val="single" w:color="auto" w:sz="4" w:space="0"/>
-            <w:insideH w:val="single" w:color="auto" w:sz="4" w:space="0"/>
-            <w:insideV w:val="single" w:color="auto" w:sz="4" w:space="0"/>
-          </w:tblBorders>
-          <w:tblCellMar>
-            <w:top w:w="0" w:type="dxa"/>
-            <w:left w:w="108" w:type="dxa"/>
-            <w:bottom w:w="0" w:type="dxa"/>
-            <w:right w:w="108" w:type="dxa"/>
-          </w:tblCellMar>
-        </w:tblPrEx>
         <w:tc>
           <w:tcPr>
             <w:tcW w:w="1659" w:type="dxa"/>
@@ -598,22 +503,6 @@
         </w:tc>
       </w:tr>
       <w:tr>
-        <w:tblPrEx>
-          <w:tblBorders>
-            <w:top w:val="single" w:color="auto" w:sz="4" w:space="0"/>
-            <w:left w:val="single" w:color="auto" w:sz="4" w:space="0"/>
-            <w:bottom w:val="single" w:color="auto" w:sz="4" w:space="0"/>
-            <w:right w:val="single" w:color="auto" w:sz="4" w:space="0"/>
-            <w:insideH w:val="single" w:color="auto" w:sz="4" w:space="0"/>
-            <w:insideV w:val="single" w:color="auto" w:sz="4" w:space="0"/>
-          </w:tblBorders>
-          <w:tblCellMar>
-            <w:top w:w="0" w:type="dxa"/>
-            <w:left w:w="108" w:type="dxa"/>
-            <w:bottom w:w="0" w:type="dxa"/>
-            <w:right w:w="108" w:type="dxa"/>
-          </w:tblCellMar>
-        </w:tblPrEx>
         <w:tc>
           <w:tcPr>
             <w:tcW w:w="1659" w:type="dxa"/>
@@ -699,22 +588,6 @@
         </w:tc>
       </w:tr>
       <w:tr>
-        <w:tblPrEx>
-          <w:tblBorders>
-            <w:top w:val="single" w:color="auto" w:sz="4" w:space="0"/>
-            <w:left w:val="single" w:color="auto" w:sz="4" w:space="0"/>
-            <w:bottom w:val="single" w:color="auto" w:sz="4" w:space="0"/>
-            <w:right w:val="single" w:color="auto" w:sz="4" w:space="0"/>
-            <w:insideH w:val="single" w:color="auto" w:sz="4" w:space="0"/>
-            <w:insideV w:val="single" w:color="auto" w:sz="4" w:space="0"/>
-          </w:tblBorders>
-          <w:tblCellMar>
-            <w:top w:w="0" w:type="dxa"/>
-            <w:left w:w="108" w:type="dxa"/>
-            <w:bottom w:w="0" w:type="dxa"/>
-            <w:right w:w="108" w:type="dxa"/>
-          </w:tblCellMar>
-        </w:tblPrEx>
         <w:tc>
           <w:tcPr>
             <w:tcW w:w="1659" w:type="dxa"/>
@@ -800,22 +673,6 @@
         </w:tc>
       </w:tr>
       <w:tr>
-        <w:tblPrEx>
-          <w:tblBorders>
-            <w:top w:val="single" w:color="auto" w:sz="4" w:space="0"/>
-            <w:left w:val="single" w:color="auto" w:sz="4" w:space="0"/>
-            <w:bottom w:val="single" w:color="auto" w:sz="4" w:space="0"/>
-            <w:right w:val="single" w:color="auto" w:sz="4" w:space="0"/>
-            <w:insideH w:val="single" w:color="auto" w:sz="4" w:space="0"/>
-            <w:insideV w:val="single" w:color="auto" w:sz="4" w:space="0"/>
-          </w:tblBorders>
-          <w:tblCellMar>
-            <w:top w:w="0" w:type="dxa"/>
-            <w:left w:w="108" w:type="dxa"/>
-            <w:bottom w:w="0" w:type="dxa"/>
-            <w:right w:w="108" w:type="dxa"/>
-          </w:tblCellMar>
-        </w:tblPrEx>
         <w:tc>
           <w:tcPr>
             <w:tcW w:w="1659" w:type="dxa"/>
@@ -942,24 +799,9 @@
     </w:p>
     <w:tbl>
       <w:tblPr>
-        <w:tblStyle w:val="16"/>
+        <w:tblStyle w:val="ab"/>
         <w:tblW w:w="0" w:type="auto"/>
-        <w:tblInd w:w="0" w:type="dxa"/>
-        <w:tblBorders>
-          <w:top w:val="single" w:color="auto" w:sz="4" w:space="0"/>
-          <w:left w:val="single" w:color="auto" w:sz="4" w:space="0"/>
-          <w:bottom w:val="single" w:color="auto" w:sz="4" w:space="0"/>
-          <w:right w:val="single" w:color="auto" w:sz="4" w:space="0"/>
-          <w:insideH w:val="single" w:color="auto" w:sz="4" w:space="0"/>
-          <w:insideV w:val="single" w:color="auto" w:sz="4" w:space="0"/>
-        </w:tblBorders>
-        <w:tblLayout w:type="autofit"/>
-        <w:tblCellMar>
-          <w:top w:w="0" w:type="dxa"/>
-          <w:left w:w="108" w:type="dxa"/>
-          <w:bottom w:w="0" w:type="dxa"/>
-          <w:right w:w="108" w:type="dxa"/>
-        </w:tblCellMar>
+        <w:tblLook w:val="04A0" w:firstRow="1" w:lastRow="0" w:firstColumn="1" w:lastColumn="0" w:noHBand="0" w:noVBand="1"/>
       </w:tblPr>
       <w:tblGrid>
         <w:gridCol w:w="1902"/>
@@ -969,22 +811,6 @@
         <w:gridCol w:w="1577"/>
       </w:tblGrid>
       <w:tr>
-        <w:tblPrEx>
-          <w:tblBorders>
-            <w:top w:val="single" w:color="auto" w:sz="4" w:space="0"/>
-            <w:left w:val="single" w:color="auto" w:sz="4" w:space="0"/>
-            <w:bottom w:val="single" w:color="auto" w:sz="4" w:space="0"/>
-            <w:right w:val="single" w:color="auto" w:sz="4" w:space="0"/>
-            <w:insideH w:val="single" w:color="auto" w:sz="4" w:space="0"/>
-            <w:insideV w:val="single" w:color="auto" w:sz="4" w:space="0"/>
-          </w:tblBorders>
-          <w:tblCellMar>
-            <w:top w:w="0" w:type="dxa"/>
-            <w:left w:w="108" w:type="dxa"/>
-            <w:bottom w:w="0" w:type="dxa"/>
-            <w:right w:w="108" w:type="dxa"/>
-          </w:tblCellMar>
-        </w:tblPrEx>
         <w:tc>
           <w:tcPr>
             <w:tcW w:w="1902" w:type="dxa"/>
@@ -1082,22 +908,6 @@
         </w:tc>
       </w:tr>
       <w:tr>
-        <w:tblPrEx>
-          <w:tblBorders>
-            <w:top w:val="single" w:color="auto" w:sz="4" w:space="0"/>
-            <w:left w:val="single" w:color="auto" w:sz="4" w:space="0"/>
-            <w:bottom w:val="single" w:color="auto" w:sz="4" w:space="0"/>
-            <w:right w:val="single" w:color="auto" w:sz="4" w:space="0"/>
-            <w:insideH w:val="single" w:color="auto" w:sz="4" w:space="0"/>
-            <w:insideV w:val="single" w:color="auto" w:sz="4" w:space="0"/>
-          </w:tblBorders>
-          <w:tblCellMar>
-            <w:top w:w="0" w:type="dxa"/>
-            <w:left w:w="108" w:type="dxa"/>
-            <w:bottom w:w="0" w:type="dxa"/>
-            <w:right w:w="108" w:type="dxa"/>
-          </w:tblCellMar>
-        </w:tblPrEx>
         <w:tc>
           <w:tcPr>
             <w:tcW w:w="1902" w:type="dxa"/>
@@ -1189,22 +999,6 @@
         </w:tc>
       </w:tr>
       <w:tr>
-        <w:tblPrEx>
-          <w:tblBorders>
-            <w:top w:val="single" w:color="auto" w:sz="4" w:space="0"/>
-            <w:left w:val="single" w:color="auto" w:sz="4" w:space="0"/>
-            <w:bottom w:val="single" w:color="auto" w:sz="4" w:space="0"/>
-            <w:right w:val="single" w:color="auto" w:sz="4" w:space="0"/>
-            <w:insideH w:val="single" w:color="auto" w:sz="4" w:space="0"/>
-            <w:insideV w:val="single" w:color="auto" w:sz="4" w:space="0"/>
-          </w:tblBorders>
-          <w:tblCellMar>
-            <w:top w:w="0" w:type="dxa"/>
-            <w:left w:w="108" w:type="dxa"/>
-            <w:bottom w:w="0" w:type="dxa"/>
-            <w:right w:w="108" w:type="dxa"/>
-          </w:tblCellMar>
-        </w:tblPrEx>
         <w:tc>
           <w:tcPr>
             <w:tcW w:w="1902" w:type="dxa"/>
@@ -1296,22 +1090,6 @@
         </w:tc>
       </w:tr>
       <w:tr>
-        <w:tblPrEx>
-          <w:tblBorders>
-            <w:top w:val="single" w:color="auto" w:sz="4" w:space="0"/>
-            <w:left w:val="single" w:color="auto" w:sz="4" w:space="0"/>
-            <w:bottom w:val="single" w:color="auto" w:sz="4" w:space="0"/>
-            <w:right w:val="single" w:color="auto" w:sz="4" w:space="0"/>
-            <w:insideH w:val="single" w:color="auto" w:sz="4" w:space="0"/>
-            <w:insideV w:val="single" w:color="auto" w:sz="4" w:space="0"/>
-          </w:tblBorders>
-          <w:tblCellMar>
-            <w:top w:w="0" w:type="dxa"/>
-            <w:left w:w="108" w:type="dxa"/>
-            <w:bottom w:w="0" w:type="dxa"/>
-            <w:right w:w="108" w:type="dxa"/>
-          </w:tblCellMar>
-        </w:tblPrEx>
         <w:tc>
           <w:tcPr>
             <w:tcW w:w="1902" w:type="dxa"/>
@@ -1320,14 +1098,12 @@
             <w:pPr>
               <w:spacing w:after="0" w:line="240" w:lineRule="auto"/>
               <w:rPr>
-                <w:rFonts w:hint="default" w:eastAsiaTheme="minorEastAsia"/>
-                <w:lang w:val="en-US" w:eastAsia="zh-CN"/>
-              </w:rPr>
-            </w:pPr>
-            <w:r>
-              <w:rPr>
-                <w:rFonts w:hint="eastAsia"/>
-                <w:lang w:val="en-US" w:eastAsia="zh-CN"/>
+                <w:rFonts w:hint="eastAsia"/>
+              </w:rPr>
+            </w:pPr>
+            <w:r>
+              <w:rPr>
+                <w:rFonts w:hint="eastAsia"/>
               </w:rPr>
               <w:t>Status_value</w:t>
             </w:r>
@@ -1341,14 +1117,12 @@
             <w:pPr>
               <w:spacing w:after="0" w:line="240" w:lineRule="auto"/>
               <w:rPr>
-                <w:rFonts w:hint="default" w:eastAsiaTheme="minorEastAsia"/>
-                <w:lang w:val="en-US" w:eastAsia="zh-CN"/>
-              </w:rPr>
-            </w:pPr>
-            <w:r>
-              <w:rPr>
-                <w:rFonts w:hint="eastAsia"/>
-                <w:lang w:val="en-US" w:eastAsia="zh-CN"/>
+                <w:rFonts w:hint="eastAsia"/>
+              </w:rPr>
+            </w:pPr>
+            <w:r>
+              <w:rPr>
+                <w:rFonts w:hint="eastAsia"/>
               </w:rPr>
               <w:t>varchar(20)</w:t>
             </w:r>
@@ -1375,14 +1149,12 @@
             <w:pPr>
               <w:spacing w:after="0" w:line="240" w:lineRule="auto"/>
               <w:rPr>
-                <w:rFonts w:hint="default" w:eastAsiaTheme="minorEastAsia"/>
-                <w:lang w:val="en-US" w:eastAsia="zh-CN"/>
-              </w:rPr>
-            </w:pPr>
-            <w:r>
-              <w:rPr>
-                <w:rFonts w:hint="eastAsia"/>
-                <w:lang w:val="en-US" w:eastAsia="zh-CN"/>
+                <w:rFonts w:hint="eastAsia"/>
+              </w:rPr>
+            </w:pPr>
+            <w:r>
+              <w:rPr>
+                <w:rFonts w:hint="eastAsia"/>
               </w:rPr>
               <w:t>状态值</w:t>
             </w:r>
@@ -1403,38 +1175,16 @@
         </w:tc>
       </w:tr>
       <w:tr>
-        <w:tblPrEx>
-          <w:tblBorders>
-            <w:top w:val="single" w:color="auto" w:sz="4" w:space="0"/>
-            <w:left w:val="single" w:color="auto" w:sz="4" w:space="0"/>
-            <w:bottom w:val="single" w:color="auto" w:sz="4" w:space="0"/>
-            <w:right w:val="single" w:color="auto" w:sz="4" w:space="0"/>
-            <w:insideH w:val="single" w:color="auto" w:sz="4" w:space="0"/>
-            <w:insideV w:val="single" w:color="auto" w:sz="4" w:space="0"/>
-          </w:tblBorders>
-          <w:tblCellMar>
-            <w:top w:w="0" w:type="dxa"/>
-            <w:left w:w="108" w:type="dxa"/>
-            <w:bottom w:w="0" w:type="dxa"/>
-            <w:right w:w="108" w:type="dxa"/>
-          </w:tblCellMar>
-        </w:tblPrEx>
         <w:tc>
           <w:tcPr>
             <w:tcW w:w="1902" w:type="dxa"/>
             <w:shd w:val="clear" w:color="auto" w:fill="auto"/>
-            <w:vAlign w:val="top"/>
-          </w:tcPr>
-          <w:p>
-            <w:pPr>
-              <w:spacing w:after="0" w:line="240" w:lineRule="auto"/>
-              <w:rPr>
-                <w:rFonts w:hint="eastAsia" w:asciiTheme="minorHAnsi" w:hAnsiTheme="minorHAnsi" w:eastAsiaTheme="minorEastAsia" w:cstheme="minorBidi"/>
-                <w:kern w:val="2"/>
-                <w:sz w:val="22"/>
-                <w:szCs w:val="24"/>
-                <w:lang w:val="en-US" w:eastAsia="zh-CN" w:bidi="ar-SA"/>
-                <w14:ligatures w14:val="standardContextual"/>
+          </w:tcPr>
+          <w:p>
+            <w:pPr>
+              <w:spacing w:after="0" w:line="240" w:lineRule="auto"/>
+              <w:rPr>
+                <w:rFonts w:hint="eastAsia"/>
               </w:rPr>
             </w:pPr>
             <w:r>
@@ -1449,18 +1199,12 @@
           <w:tcPr>
             <w:tcW w:w="1648" w:type="dxa"/>
             <w:shd w:val="clear" w:color="auto" w:fill="auto"/>
-            <w:vAlign w:val="top"/>
-          </w:tcPr>
-          <w:p>
-            <w:pPr>
-              <w:spacing w:after="0" w:line="240" w:lineRule="auto"/>
-              <w:rPr>
-                <w:rFonts w:hint="eastAsia" w:asciiTheme="minorHAnsi" w:hAnsiTheme="minorHAnsi" w:eastAsiaTheme="minorEastAsia" w:cstheme="minorBidi"/>
-                <w:kern w:val="2"/>
-                <w:sz w:val="22"/>
-                <w:szCs w:val="24"/>
-                <w:lang w:val="en-US" w:eastAsia="zh-CN" w:bidi="ar-SA"/>
-                <w14:ligatures w14:val="standardContextual"/>
+          </w:tcPr>
+          <w:p>
+            <w:pPr>
+              <w:spacing w:after="0" w:line="240" w:lineRule="auto"/>
+              <w:rPr>
+                <w:rFonts w:hint="eastAsia"/>
               </w:rPr>
             </w:pPr>
             <w:r>
@@ -1475,18 +1219,12 @@
           <w:tcPr>
             <w:tcW w:w="1593" w:type="dxa"/>
             <w:shd w:val="clear" w:color="auto" w:fill="auto"/>
-            <w:vAlign w:val="top"/>
-          </w:tcPr>
-          <w:p>
-            <w:pPr>
-              <w:spacing w:after="0" w:line="240" w:lineRule="auto"/>
-              <w:rPr>
-                <w:rFonts w:hint="eastAsia" w:asciiTheme="minorHAnsi" w:hAnsiTheme="minorHAnsi" w:eastAsiaTheme="minorEastAsia" w:cstheme="minorBidi"/>
-                <w:kern w:val="2"/>
-                <w:sz w:val="22"/>
-                <w:szCs w:val="24"/>
-                <w:lang w:val="en-US" w:eastAsia="zh-CN" w:bidi="ar-SA"/>
-                <w14:ligatures w14:val="standardContextual"/>
+          </w:tcPr>
+          <w:p>
+            <w:pPr>
+              <w:spacing w:after="0" w:line="240" w:lineRule="auto"/>
+              <w:rPr>
+                <w:rFonts w:hint="eastAsia"/>
               </w:rPr>
             </w:pPr>
           </w:p>
@@ -1495,18 +1233,12 @@
           <w:tcPr>
             <w:tcW w:w="1576" w:type="dxa"/>
             <w:shd w:val="clear" w:color="auto" w:fill="auto"/>
-            <w:vAlign w:val="top"/>
-          </w:tcPr>
-          <w:p>
-            <w:pPr>
-              <w:spacing w:after="0" w:line="240" w:lineRule="auto"/>
-              <w:rPr>
-                <w:rFonts w:hint="eastAsia" w:asciiTheme="minorHAnsi" w:hAnsiTheme="minorHAnsi" w:eastAsiaTheme="minorEastAsia" w:cstheme="minorBidi"/>
-                <w:kern w:val="2"/>
-                <w:sz w:val="22"/>
-                <w:szCs w:val="24"/>
-                <w:lang w:val="en-US" w:eastAsia="zh-CN" w:bidi="ar-SA"/>
-                <w14:ligatures w14:val="standardContextual"/>
+          </w:tcPr>
+          <w:p>
+            <w:pPr>
+              <w:spacing w:after="0" w:line="240" w:lineRule="auto"/>
+              <w:rPr>
+                <w:rFonts w:hint="eastAsia"/>
               </w:rPr>
             </w:pPr>
             <w:r>
@@ -1521,18 +1253,12 @@
           <w:tcPr>
             <w:tcW w:w="1577" w:type="dxa"/>
             <w:shd w:val="clear" w:color="auto" w:fill="auto"/>
-            <w:vAlign w:val="top"/>
-          </w:tcPr>
-          <w:p>
-            <w:pPr>
-              <w:spacing w:after="0" w:line="240" w:lineRule="auto"/>
-              <w:rPr>
-                <w:rFonts w:hint="eastAsia" w:asciiTheme="minorHAnsi" w:hAnsiTheme="minorHAnsi" w:eastAsiaTheme="minorEastAsia" w:cstheme="minorBidi"/>
-                <w:kern w:val="2"/>
-                <w:sz w:val="22"/>
-                <w:szCs w:val="24"/>
-                <w:lang w:val="en-US" w:eastAsia="zh-CN" w:bidi="ar-SA"/>
-                <w14:ligatures w14:val="standardContextual"/>
+          </w:tcPr>
+          <w:p>
+            <w:pPr>
+              <w:spacing w:after="0" w:line="240" w:lineRule="auto"/>
+              <w:rPr>
+                <w:rFonts w:hint="eastAsia"/>
               </w:rPr>
             </w:pPr>
             <w:r>
@@ -1580,24 +1306,9 @@
     </w:p>
     <w:tbl>
       <w:tblPr>
-        <w:tblStyle w:val="16"/>
+        <w:tblStyle w:val="ab"/>
         <w:tblW w:w="0" w:type="auto"/>
-        <w:tblInd w:w="0" w:type="dxa"/>
-        <w:tblBorders>
-          <w:top w:val="single" w:color="auto" w:sz="4" w:space="0"/>
-          <w:left w:val="single" w:color="auto" w:sz="4" w:space="0"/>
-          <w:bottom w:val="single" w:color="auto" w:sz="4" w:space="0"/>
-          <w:right w:val="single" w:color="auto" w:sz="4" w:space="0"/>
-          <w:insideH w:val="single" w:color="auto" w:sz="4" w:space="0"/>
-          <w:insideV w:val="single" w:color="auto" w:sz="4" w:space="0"/>
-        </w:tblBorders>
-        <w:tblLayout w:type="autofit"/>
-        <w:tblCellMar>
-          <w:top w:w="0" w:type="dxa"/>
-          <w:left w:w="108" w:type="dxa"/>
-          <w:bottom w:w="0" w:type="dxa"/>
-          <w:right w:w="108" w:type="dxa"/>
-        </w:tblCellMar>
+        <w:tblLook w:val="04A0" w:firstRow="1" w:lastRow="0" w:firstColumn="1" w:lastColumn="0" w:noHBand="0" w:noVBand="1"/>
       </w:tblPr>
       <w:tblGrid>
         <w:gridCol w:w="1996"/>
@@ -1607,22 +1318,6 @@
         <w:gridCol w:w="1628"/>
       </w:tblGrid>
       <w:tr>
-        <w:tblPrEx>
-          <w:tblBorders>
-            <w:top w:val="single" w:color="auto" w:sz="4" w:space="0"/>
-            <w:left w:val="single" w:color="auto" w:sz="4" w:space="0"/>
-            <w:bottom w:val="single" w:color="auto" w:sz="4" w:space="0"/>
-            <w:right w:val="single" w:color="auto" w:sz="4" w:space="0"/>
-            <w:insideH w:val="single" w:color="auto" w:sz="4" w:space="0"/>
-            <w:insideV w:val="single" w:color="auto" w:sz="4" w:space="0"/>
-          </w:tblBorders>
-          <w:tblCellMar>
-            <w:top w:w="0" w:type="dxa"/>
-            <w:left w:w="108" w:type="dxa"/>
-            <w:bottom w:w="0" w:type="dxa"/>
-            <w:right w:w="108" w:type="dxa"/>
-          </w:tblCellMar>
-        </w:tblPrEx>
         <w:tc>
           <w:tcPr>
             <w:tcW w:w="1996" w:type="dxa"/>
@@ -1720,22 +1415,6 @@
         </w:tc>
       </w:tr>
       <w:tr>
-        <w:tblPrEx>
-          <w:tblBorders>
-            <w:top w:val="single" w:color="auto" w:sz="4" w:space="0"/>
-            <w:left w:val="single" w:color="auto" w:sz="4" w:space="0"/>
-            <w:bottom w:val="single" w:color="auto" w:sz="4" w:space="0"/>
-            <w:right w:val="single" w:color="auto" w:sz="4" w:space="0"/>
-            <w:insideH w:val="single" w:color="auto" w:sz="4" w:space="0"/>
-            <w:insideV w:val="single" w:color="auto" w:sz="4" w:space="0"/>
-          </w:tblBorders>
-          <w:tblCellMar>
-            <w:top w:w="0" w:type="dxa"/>
-            <w:left w:w="108" w:type="dxa"/>
-            <w:bottom w:w="0" w:type="dxa"/>
-            <w:right w:w="108" w:type="dxa"/>
-          </w:tblCellMar>
-        </w:tblPrEx>
         <w:tc>
           <w:tcPr>
             <w:tcW w:w="1996" w:type="dxa"/>
@@ -1827,22 +1506,6 @@
         </w:tc>
       </w:tr>
       <w:tr>
-        <w:tblPrEx>
-          <w:tblBorders>
-            <w:top w:val="single" w:color="auto" w:sz="4" w:space="0"/>
-            <w:left w:val="single" w:color="auto" w:sz="4" w:space="0"/>
-            <w:bottom w:val="single" w:color="auto" w:sz="4" w:space="0"/>
-            <w:right w:val="single" w:color="auto" w:sz="4" w:space="0"/>
-            <w:insideH w:val="single" w:color="auto" w:sz="4" w:space="0"/>
-            <w:insideV w:val="single" w:color="auto" w:sz="4" w:space="0"/>
-          </w:tblBorders>
-          <w:tblCellMar>
-            <w:top w:w="0" w:type="dxa"/>
-            <w:left w:w="108" w:type="dxa"/>
-            <w:bottom w:w="0" w:type="dxa"/>
-            <w:right w:w="108" w:type="dxa"/>
-          </w:tblCellMar>
-        </w:tblPrEx>
         <w:tc>
           <w:tcPr>
             <w:tcW w:w="1996" w:type="dxa"/>
@@ -1928,22 +1591,6 @@
         </w:tc>
       </w:tr>
       <w:tr>
-        <w:tblPrEx>
-          <w:tblBorders>
-            <w:top w:val="single" w:color="auto" w:sz="4" w:space="0"/>
-            <w:left w:val="single" w:color="auto" w:sz="4" w:space="0"/>
-            <w:bottom w:val="single" w:color="auto" w:sz="4" w:space="0"/>
-            <w:right w:val="single" w:color="auto" w:sz="4" w:space="0"/>
-            <w:insideH w:val="single" w:color="auto" w:sz="4" w:space="0"/>
-            <w:insideV w:val="single" w:color="auto" w:sz="4" w:space="0"/>
-          </w:tblBorders>
-          <w:tblCellMar>
-            <w:top w:w="0" w:type="dxa"/>
-            <w:left w:w="108" w:type="dxa"/>
-            <w:bottom w:w="0" w:type="dxa"/>
-            <w:right w:w="108" w:type="dxa"/>
-          </w:tblCellMar>
-        </w:tblPrEx>
         <w:tc>
           <w:tcPr>
             <w:tcW w:w="1996" w:type="dxa"/>
@@ -2036,22 +1683,6 @@
         </w:tc>
       </w:tr>
       <w:tr>
-        <w:tblPrEx>
-          <w:tblBorders>
-            <w:top w:val="single" w:color="auto" w:sz="4" w:space="0"/>
-            <w:left w:val="single" w:color="auto" w:sz="4" w:space="0"/>
-            <w:bottom w:val="single" w:color="auto" w:sz="4" w:space="0"/>
-            <w:right w:val="single" w:color="auto" w:sz="4" w:space="0"/>
-            <w:insideH w:val="single" w:color="auto" w:sz="4" w:space="0"/>
-            <w:insideV w:val="single" w:color="auto" w:sz="4" w:space="0"/>
-          </w:tblBorders>
-          <w:tblCellMar>
-            <w:top w:w="0" w:type="dxa"/>
-            <w:left w:w="108" w:type="dxa"/>
-            <w:bottom w:w="0" w:type="dxa"/>
-            <w:right w:w="108" w:type="dxa"/>
-          </w:tblCellMar>
-        </w:tblPrEx>
         <w:tc>
           <w:tcPr>
             <w:tcW w:w="1996" w:type="dxa"/>
@@ -2179,24 +1810,9 @@
     </w:p>
     <w:tbl>
       <w:tblPr>
-        <w:tblStyle w:val="16"/>
+        <w:tblStyle w:val="ab"/>
         <w:tblW w:w="0" w:type="auto"/>
-        <w:tblInd w:w="0" w:type="dxa"/>
-        <w:tblBorders>
-          <w:top w:val="single" w:color="auto" w:sz="4" w:space="0"/>
-          <w:left w:val="single" w:color="auto" w:sz="4" w:space="0"/>
-          <w:bottom w:val="single" w:color="auto" w:sz="4" w:space="0"/>
-          <w:right w:val="single" w:color="auto" w:sz="4" w:space="0"/>
-          <w:insideH w:val="single" w:color="auto" w:sz="4" w:space="0"/>
-          <w:insideV w:val="single" w:color="auto" w:sz="4" w:space="0"/>
-        </w:tblBorders>
-        <w:tblLayout w:type="autofit"/>
-        <w:tblCellMar>
-          <w:top w:w="0" w:type="dxa"/>
-          <w:left w:w="108" w:type="dxa"/>
-          <w:bottom w:w="0" w:type="dxa"/>
-          <w:right w:w="108" w:type="dxa"/>
-        </w:tblCellMar>
+        <w:tblLook w:val="04A0" w:firstRow="1" w:lastRow="0" w:firstColumn="1" w:lastColumn="0" w:noHBand="0" w:noVBand="1"/>
       </w:tblPr>
       <w:tblGrid>
         <w:gridCol w:w="2006"/>
@@ -2206,22 +1822,6 @@
         <w:gridCol w:w="1548"/>
       </w:tblGrid>
       <w:tr>
-        <w:tblPrEx>
-          <w:tblBorders>
-            <w:top w:val="single" w:color="auto" w:sz="4" w:space="0"/>
-            <w:left w:val="single" w:color="auto" w:sz="4" w:space="0"/>
-            <w:bottom w:val="single" w:color="auto" w:sz="4" w:space="0"/>
-            <w:right w:val="single" w:color="auto" w:sz="4" w:space="0"/>
-            <w:insideH w:val="single" w:color="auto" w:sz="4" w:space="0"/>
-            <w:insideV w:val="single" w:color="auto" w:sz="4" w:space="0"/>
-          </w:tblBorders>
-          <w:tblCellMar>
-            <w:top w:w="0" w:type="dxa"/>
-            <w:left w:w="108" w:type="dxa"/>
-            <w:bottom w:w="0" w:type="dxa"/>
-            <w:right w:w="108" w:type="dxa"/>
-          </w:tblCellMar>
-        </w:tblPrEx>
         <w:tc>
           <w:tcPr>
             <w:tcW w:w="2006" w:type="dxa"/>
@@ -2237,6 +1837,7 @@
               <w:rPr>
                 <w:rFonts w:hint="eastAsia"/>
               </w:rPr>
+              <w:lastRenderedPageBreak/>
               <w:t>字段名</w:t>
             </w:r>
           </w:p>
@@ -2319,22 +1920,6 @@
         </w:tc>
       </w:tr>
       <w:tr>
-        <w:tblPrEx>
-          <w:tblBorders>
-            <w:top w:val="single" w:color="auto" w:sz="4" w:space="0"/>
-            <w:left w:val="single" w:color="auto" w:sz="4" w:space="0"/>
-            <w:bottom w:val="single" w:color="auto" w:sz="4" w:space="0"/>
-            <w:right w:val="single" w:color="auto" w:sz="4" w:space="0"/>
-            <w:insideH w:val="single" w:color="auto" w:sz="4" w:space="0"/>
-            <w:insideV w:val="single" w:color="auto" w:sz="4" w:space="0"/>
-          </w:tblBorders>
-          <w:tblCellMar>
-            <w:top w:w="0" w:type="dxa"/>
-            <w:left w:w="108" w:type="dxa"/>
-            <w:bottom w:w="0" w:type="dxa"/>
-            <w:right w:w="108" w:type="dxa"/>
-          </w:tblCellMar>
-        </w:tblPrEx>
         <w:tc>
           <w:tcPr>
             <w:tcW w:w="2006" w:type="dxa"/>
@@ -2426,22 +2011,6 @@
         </w:tc>
       </w:tr>
       <w:tr>
-        <w:tblPrEx>
-          <w:tblBorders>
-            <w:top w:val="single" w:color="auto" w:sz="4" w:space="0"/>
-            <w:left w:val="single" w:color="auto" w:sz="4" w:space="0"/>
-            <w:bottom w:val="single" w:color="auto" w:sz="4" w:space="0"/>
-            <w:right w:val="single" w:color="auto" w:sz="4" w:space="0"/>
-            <w:insideH w:val="single" w:color="auto" w:sz="4" w:space="0"/>
-            <w:insideV w:val="single" w:color="auto" w:sz="4" w:space="0"/>
-          </w:tblBorders>
-          <w:tblCellMar>
-            <w:top w:w="0" w:type="dxa"/>
-            <w:left w:w="108" w:type="dxa"/>
-            <w:bottom w:w="0" w:type="dxa"/>
-            <w:right w:w="108" w:type="dxa"/>
-          </w:tblCellMar>
-        </w:tblPrEx>
         <w:tc>
           <w:tcPr>
             <w:tcW w:w="2006" w:type="dxa"/>
@@ -2562,49 +2131,18 @@
     </w:p>
     <w:tbl>
       <w:tblPr>
-        <w:tblStyle w:val="16"/>
+        <w:tblStyle w:val="ab"/>
         <w:tblW w:w="0" w:type="auto"/>
-        <w:tblInd w:w="0" w:type="dxa"/>
-        <w:tblBorders>
-          <w:top w:val="single" w:color="auto" w:sz="4" w:space="0"/>
-          <w:left w:val="single" w:color="auto" w:sz="4" w:space="0"/>
-          <w:bottom w:val="single" w:color="auto" w:sz="4" w:space="0"/>
-          <w:right w:val="single" w:color="auto" w:sz="4" w:space="0"/>
-          <w:insideH w:val="single" w:color="auto" w:sz="4" w:space="0"/>
-          <w:insideV w:val="single" w:color="auto" w:sz="4" w:space="0"/>
-        </w:tblBorders>
-        <w:tblLayout w:type="autofit"/>
-        <w:tblCellMar>
-          <w:top w:w="0" w:type="dxa"/>
-          <w:left w:w="108" w:type="dxa"/>
-          <w:bottom w:w="0" w:type="dxa"/>
-          <w:right w:w="108" w:type="dxa"/>
-        </w:tblCellMar>
+        <w:tblLook w:val="04A0" w:firstRow="1" w:lastRow="0" w:firstColumn="1" w:lastColumn="0" w:noHBand="0" w:noVBand="1"/>
       </w:tblPr>
       <w:tblGrid>
-        <w:gridCol w:w="2210"/>
-        <w:gridCol w:w="1585"/>
+        <w:gridCol w:w="2187"/>
+        <w:gridCol w:w="1575"/>
+        <w:gridCol w:w="1107"/>
         <w:gridCol w:w="1197"/>
-        <w:gridCol w:w="1299"/>
-        <w:gridCol w:w="2231"/>
+        <w:gridCol w:w="2230"/>
       </w:tblGrid>
       <w:tr>
-        <w:tblPrEx>
-          <w:tblBorders>
-            <w:top w:val="single" w:color="auto" w:sz="4" w:space="0"/>
-            <w:left w:val="single" w:color="auto" w:sz="4" w:space="0"/>
-            <w:bottom w:val="single" w:color="auto" w:sz="4" w:space="0"/>
-            <w:right w:val="single" w:color="auto" w:sz="4" w:space="0"/>
-            <w:insideH w:val="single" w:color="auto" w:sz="4" w:space="0"/>
-            <w:insideV w:val="single" w:color="auto" w:sz="4" w:space="0"/>
-          </w:tblBorders>
-          <w:tblCellMar>
-            <w:top w:w="0" w:type="dxa"/>
-            <w:left w:w="108" w:type="dxa"/>
-            <w:bottom w:w="0" w:type="dxa"/>
-            <w:right w:w="108" w:type="dxa"/>
-          </w:tblCellMar>
-        </w:tblPrEx>
         <w:tc>
           <w:tcPr>
             <w:tcW w:w="2284" w:type="dxa"/>
@@ -2702,22 +2240,6 @@
         </w:tc>
       </w:tr>
       <w:tr>
-        <w:tblPrEx>
-          <w:tblBorders>
-            <w:top w:val="single" w:color="auto" w:sz="4" w:space="0"/>
-            <w:left w:val="single" w:color="auto" w:sz="4" w:space="0"/>
-            <w:bottom w:val="single" w:color="auto" w:sz="4" w:space="0"/>
-            <w:right w:val="single" w:color="auto" w:sz="4" w:space="0"/>
-            <w:insideH w:val="single" w:color="auto" w:sz="4" w:space="0"/>
-            <w:insideV w:val="single" w:color="auto" w:sz="4" w:space="0"/>
-          </w:tblBorders>
-          <w:tblCellMar>
-            <w:top w:w="0" w:type="dxa"/>
-            <w:left w:w="108" w:type="dxa"/>
-            <w:bottom w:w="0" w:type="dxa"/>
-            <w:right w:w="108" w:type="dxa"/>
-          </w:tblCellMar>
-        </w:tblPrEx>
         <w:tc>
           <w:tcPr>
             <w:tcW w:w="2284" w:type="dxa"/>
@@ -2823,22 +2345,6 @@
         </w:tc>
       </w:tr>
       <w:tr>
-        <w:tblPrEx>
-          <w:tblBorders>
-            <w:top w:val="single" w:color="auto" w:sz="4" w:space="0"/>
-            <w:left w:val="single" w:color="auto" w:sz="4" w:space="0"/>
-            <w:bottom w:val="single" w:color="auto" w:sz="4" w:space="0"/>
-            <w:right w:val="single" w:color="auto" w:sz="4" w:space="0"/>
-            <w:insideH w:val="single" w:color="auto" w:sz="4" w:space="0"/>
-            <w:insideV w:val="single" w:color="auto" w:sz="4" w:space="0"/>
-          </w:tblBorders>
-          <w:tblCellMar>
-            <w:top w:w="0" w:type="dxa"/>
-            <w:left w:w="108" w:type="dxa"/>
-            <w:bottom w:w="0" w:type="dxa"/>
-            <w:right w:w="108" w:type="dxa"/>
-          </w:tblCellMar>
-        </w:tblPrEx>
         <w:tc>
           <w:tcPr>
             <w:tcW w:w="2284" w:type="dxa"/>
@@ -2930,22 +2436,6 @@
         </w:tc>
       </w:tr>
       <w:tr>
-        <w:tblPrEx>
-          <w:tblBorders>
-            <w:top w:val="single" w:color="auto" w:sz="4" w:space="0"/>
-            <w:left w:val="single" w:color="auto" w:sz="4" w:space="0"/>
-            <w:bottom w:val="single" w:color="auto" w:sz="4" w:space="0"/>
-            <w:right w:val="single" w:color="auto" w:sz="4" w:space="0"/>
-            <w:insideH w:val="single" w:color="auto" w:sz="4" w:space="0"/>
-            <w:insideV w:val="single" w:color="auto" w:sz="4" w:space="0"/>
-          </w:tblBorders>
-          <w:tblCellMar>
-            <w:top w:w="0" w:type="dxa"/>
-            <w:left w:w="108" w:type="dxa"/>
-            <w:bottom w:w="0" w:type="dxa"/>
-            <w:right w:w="108" w:type="dxa"/>
-          </w:tblCellMar>
-        </w:tblPrEx>
         <w:tc>
           <w:tcPr>
             <w:tcW w:w="2284" w:type="dxa"/>
@@ -3031,22 +2521,6 @@
         </w:tc>
       </w:tr>
       <w:tr>
-        <w:tblPrEx>
-          <w:tblBorders>
-            <w:top w:val="single" w:color="auto" w:sz="4" w:space="0"/>
-            <w:left w:val="single" w:color="auto" w:sz="4" w:space="0"/>
-            <w:bottom w:val="single" w:color="auto" w:sz="4" w:space="0"/>
-            <w:right w:val="single" w:color="auto" w:sz="4" w:space="0"/>
-            <w:insideH w:val="single" w:color="auto" w:sz="4" w:space="0"/>
-            <w:insideV w:val="single" w:color="auto" w:sz="4" w:space="0"/>
-          </w:tblBorders>
-          <w:tblCellMar>
-            <w:top w:w="0" w:type="dxa"/>
-            <w:left w:w="108" w:type="dxa"/>
-            <w:bottom w:w="0" w:type="dxa"/>
-            <w:right w:w="108" w:type="dxa"/>
-          </w:tblCellMar>
-        </w:tblPrEx>
         <w:tc>
           <w:tcPr>
             <w:tcW w:w="2284" w:type="dxa"/>
@@ -3132,22 +2606,6 @@
         </w:tc>
       </w:tr>
       <w:tr>
-        <w:tblPrEx>
-          <w:tblBorders>
-            <w:top w:val="single" w:color="auto" w:sz="4" w:space="0"/>
-            <w:left w:val="single" w:color="auto" w:sz="4" w:space="0"/>
-            <w:bottom w:val="single" w:color="auto" w:sz="4" w:space="0"/>
-            <w:right w:val="single" w:color="auto" w:sz="4" w:space="0"/>
-            <w:insideH w:val="single" w:color="auto" w:sz="4" w:space="0"/>
-            <w:insideV w:val="single" w:color="auto" w:sz="4" w:space="0"/>
-          </w:tblBorders>
-          <w:tblCellMar>
-            <w:top w:w="0" w:type="dxa"/>
-            <w:left w:w="108" w:type="dxa"/>
-            <w:bottom w:w="0" w:type="dxa"/>
-            <w:right w:w="108" w:type="dxa"/>
-          </w:tblCellMar>
-        </w:tblPrEx>
         <w:tc>
           <w:tcPr>
             <w:tcW w:w="2284" w:type="dxa"/>
@@ -3239,22 +2697,6 @@
         </w:tc>
       </w:tr>
       <w:tr>
-        <w:tblPrEx>
-          <w:tblBorders>
-            <w:top w:val="single" w:color="auto" w:sz="4" w:space="0"/>
-            <w:left w:val="single" w:color="auto" w:sz="4" w:space="0"/>
-            <w:bottom w:val="single" w:color="auto" w:sz="4" w:space="0"/>
-            <w:right w:val="single" w:color="auto" w:sz="4" w:space="0"/>
-            <w:insideH w:val="single" w:color="auto" w:sz="4" w:space="0"/>
-            <w:insideV w:val="single" w:color="auto" w:sz="4" w:space="0"/>
-          </w:tblBorders>
-          <w:tblCellMar>
-            <w:top w:w="0" w:type="dxa"/>
-            <w:left w:w="108" w:type="dxa"/>
-            <w:bottom w:w="0" w:type="dxa"/>
-            <w:right w:w="108" w:type="dxa"/>
-          </w:tblCellMar>
-        </w:tblPrEx>
         <w:tc>
           <w:tcPr>
             <w:tcW w:w="2284" w:type="dxa"/>
@@ -3264,13 +2706,11 @@
               <w:spacing w:after="0" w:line="240" w:lineRule="auto"/>
               <w:rPr>
                 <w:rFonts w:hint="eastAsia"/>
-                <w:lang w:val="en-US" w:eastAsia="zh-CN"/>
-              </w:rPr>
-            </w:pPr>
-            <w:r>
-              <w:rPr>
-                <w:rFonts w:hint="eastAsia"/>
-                <w:lang w:val="en-US" w:eastAsia="zh-CN"/>
+              </w:rPr>
+            </w:pPr>
+            <w:r>
+              <w:rPr>
+                <w:rFonts w:hint="eastAsia"/>
               </w:rPr>
               <w:t>migration_status</w:t>
             </w:r>
@@ -3284,14 +2724,12 @@
             <w:pPr>
               <w:spacing w:after="0" w:line="240" w:lineRule="auto"/>
               <w:rPr>
-                <w:rFonts w:hint="default"/>
-                <w:lang w:val="en-US" w:eastAsia="zh-CN"/>
-              </w:rPr>
-            </w:pPr>
-            <w:r>
-              <w:rPr>
-                <w:rFonts w:hint="eastAsia"/>
-                <w:lang w:val="en-US" w:eastAsia="zh-CN"/>
+                <w:rFonts w:hint="eastAsia"/>
+              </w:rPr>
+            </w:pPr>
+            <w:r>
+              <w:rPr>
+                <w:rFonts w:hint="eastAsia"/>
               </w:rPr>
               <w:t>varchar(20)</w:t>
             </w:r>
@@ -3318,14 +2756,12 @@
             <w:pPr>
               <w:spacing w:after="0" w:line="240" w:lineRule="auto"/>
               <w:rPr>
-                <w:rFonts w:hint="default"/>
-                <w:lang w:val="en-US" w:eastAsia="zh-CN"/>
-              </w:rPr>
-            </w:pPr>
-            <w:r>
-              <w:rPr>
-                <w:rFonts w:hint="eastAsia"/>
-                <w:lang w:val="en-US" w:eastAsia="zh-CN"/>
+                <w:rFonts w:hint="eastAsia"/>
+              </w:rPr>
+            </w:pPr>
+            <w:r>
+              <w:rPr>
+                <w:rFonts w:hint="eastAsia"/>
               </w:rPr>
               <w:t>迁移状态</w:t>
             </w:r>
@@ -3339,57 +2775,37 @@
             <w:pPr>
               <w:spacing w:after="0" w:line="240" w:lineRule="auto"/>
               <w:rPr>
-                <w:rFonts w:hint="default"/>
-                <w:lang w:val="en-US" w:eastAsia="zh-CN"/>
-              </w:rPr>
-            </w:pPr>
-            <w:r>
-              <w:rPr>
-                <w:rFonts w:hint="default"/>
-                <w:lang w:val="en-US" w:eastAsia="zh-CN"/>
-              </w:rPr>
+                <w:rFonts w:hint="eastAsia"/>
+              </w:rPr>
+            </w:pPr>
+            <w:r>
               <w:t>‘</w:t>
             </w:r>
             <w:r>
               <w:rPr>
                 <w:rFonts w:hint="eastAsia"/>
-                <w:lang w:val="en-US" w:eastAsia="zh-CN"/>
               </w:rPr>
               <w:t>NONE</w:t>
             </w:r>
             <w:r>
-              <w:rPr>
-                <w:rFonts w:hint="default"/>
-                <w:lang w:val="en-US" w:eastAsia="zh-CN"/>
-              </w:rPr>
               <w:t>’</w:t>
             </w:r>
             <w:r>
               <w:rPr>
                 <w:rFonts w:hint="eastAsia"/>
-                <w:lang w:val="en-US" w:eastAsia="zh-CN"/>
               </w:rPr>
               <w:t>/</w:t>
             </w:r>
             <w:r>
-              <w:rPr>
-                <w:rFonts w:hint="default"/>
-                <w:lang w:val="en-US" w:eastAsia="zh-CN"/>
-              </w:rPr>
               <w:t>’</w:t>
             </w:r>
             <w:r>
               <w:rPr>
                 <w:rFonts w:hint="eastAsia"/>
-                <w:lang w:val="en-US" w:eastAsia="zh-CN"/>
               </w:rPr>
               <w:t>MIGRATING</w:t>
             </w:r>
             <w:r>
-              <w:rPr>
-                <w:rFonts w:hint="default"/>
-                <w:lang w:val="en-US" w:eastAsia="zh-CN"/>
-              </w:rPr>
               <w:t>’</w:t>
             </w:r>
           </w:p>
@@ -3397,80 +2813,46 @@
             <w:pPr>
               <w:spacing w:after="0" w:line="240" w:lineRule="auto"/>
               <w:rPr>
-                <w:rFonts w:hint="default"/>
-                <w:lang w:val="en-US" w:eastAsia="zh-CN"/>
-              </w:rPr>
-            </w:pPr>
-            <w:r>
-              <w:rPr>
-                <w:rFonts w:hint="eastAsia"/>
-                <w:lang w:val="en-US" w:eastAsia="zh-CN"/>
+                <w:rFonts w:hint="eastAsia"/>
+              </w:rPr>
+            </w:pPr>
+            <w:r>
+              <w:rPr>
+                <w:rFonts w:hint="eastAsia"/>
               </w:rPr>
               <w:t>默认</w:t>
             </w:r>
             <w:r>
-              <w:rPr>
-                <w:rFonts w:hint="default"/>
-                <w:lang w:val="en-US" w:eastAsia="zh-CN"/>
-              </w:rPr>
               <w:t>’</w:t>
             </w:r>
             <w:r>
               <w:rPr>
                 <w:rFonts w:hint="eastAsia"/>
-                <w:lang w:val="en-US" w:eastAsia="zh-CN"/>
               </w:rPr>
               <w:t>NONE</w:t>
             </w:r>
             <w:r>
-              <w:rPr>
-                <w:rFonts w:hint="default"/>
-                <w:lang w:val="en-US" w:eastAsia="zh-CN"/>
-              </w:rPr>
               <w:t>’</w:t>
             </w:r>
           </w:p>
         </w:tc>
       </w:tr>
       <w:tr>
-        <w:tblPrEx>
-          <w:tblBorders>
-            <w:top w:val="single" w:color="auto" w:sz="4" w:space="0"/>
-            <w:left w:val="single" w:color="auto" w:sz="4" w:space="0"/>
-            <w:bottom w:val="single" w:color="auto" w:sz="4" w:space="0"/>
-            <w:right w:val="single" w:color="auto" w:sz="4" w:space="0"/>
-            <w:insideH w:val="single" w:color="auto" w:sz="4" w:space="0"/>
-            <w:insideV w:val="single" w:color="auto" w:sz="4" w:space="0"/>
-          </w:tblBorders>
-          <w:tblCellMar>
-            <w:top w:w="0" w:type="dxa"/>
-            <w:left w:w="108" w:type="dxa"/>
-            <w:bottom w:w="0" w:type="dxa"/>
-            <w:right w:w="108" w:type="dxa"/>
-          </w:tblCellMar>
-        </w:tblPrEx>
         <w:tc>
           <w:tcPr>
             <w:tcW w:w="2284" w:type="dxa"/>
             <w:shd w:val="clear" w:color="auto" w:fill="auto"/>
-            <w:vAlign w:val="top"/>
-          </w:tcPr>
-          <w:p>
-            <w:pPr>
-              <w:spacing w:after="0" w:line="240" w:lineRule="auto"/>
-              <w:rPr>
-                <w:rFonts w:hint="eastAsia" w:asciiTheme="minorHAnsi" w:hAnsiTheme="minorHAnsi" w:eastAsiaTheme="minorEastAsia" w:cstheme="minorBidi"/>
-                <w:kern w:val="2"/>
-                <w:sz w:val="22"/>
-                <w:szCs w:val="24"/>
-                <w:lang w:val="en-US" w:eastAsia="zh-CN" w:bidi="ar-SA"/>
-                <w14:ligatures w14:val="standardContextual"/>
-              </w:rPr>
-            </w:pPr>
-            <w:r>
-              <w:rPr>
-                <w:rFonts w:hint="eastAsia"/>
-                <w:lang w:val="en-US" w:eastAsia="zh-CN"/>
+          </w:tcPr>
+          <w:p>
+            <w:pPr>
+              <w:spacing w:after="0" w:line="240" w:lineRule="auto"/>
+              <w:rPr>
+                <w:rFonts w:hint="eastAsia"/>
+              </w:rPr>
+            </w:pPr>
+            <w:r>
+              <w:rPr>
+                <w:rFonts w:hint="eastAsia"/>
               </w:rPr>
               <w:t>thaw_expire_time</w:t>
             </w:r>
@@ -3480,24 +2862,17 @@
           <w:tcPr>
             <w:tcW w:w="1616" w:type="dxa"/>
             <w:shd w:val="clear" w:color="auto" w:fill="auto"/>
-            <w:vAlign w:val="top"/>
-          </w:tcPr>
-          <w:p>
-            <w:pPr>
-              <w:spacing w:after="0" w:line="240" w:lineRule="auto"/>
-              <w:rPr>
-                <w:rFonts w:hint="eastAsia" w:asciiTheme="minorHAnsi" w:hAnsiTheme="minorHAnsi" w:eastAsiaTheme="minorEastAsia" w:cstheme="minorBidi"/>
-                <w:kern w:val="2"/>
-                <w:sz w:val="22"/>
-                <w:szCs w:val="24"/>
-                <w:lang w:val="en-US" w:eastAsia="zh-CN" w:bidi="ar-SA"/>
-                <w14:ligatures w14:val="standardContextual"/>
-              </w:rPr>
-            </w:pPr>
-            <w:r>
-              <w:rPr>
-                <w:rFonts w:hint="eastAsia"/>
-                <w:lang w:val="en-US" w:eastAsia="zh-CN"/>
+          </w:tcPr>
+          <w:p>
+            <w:pPr>
+              <w:spacing w:after="0" w:line="240" w:lineRule="auto"/>
+              <w:rPr>
+                <w:rFonts w:hint="eastAsia"/>
+              </w:rPr>
+            </w:pPr>
+            <w:r>
+              <w:rPr>
+                <w:rFonts w:hint="eastAsia"/>
               </w:rPr>
               <w:t>datetime</w:t>
             </w:r>
@@ -3507,18 +2882,12 @@
           <w:tcPr>
             <w:tcW w:w="1474" w:type="dxa"/>
             <w:shd w:val="clear" w:color="auto" w:fill="auto"/>
-            <w:vAlign w:val="top"/>
-          </w:tcPr>
-          <w:p>
-            <w:pPr>
-              <w:spacing w:after="0" w:line="240" w:lineRule="auto"/>
-              <w:rPr>
-                <w:rFonts w:hint="eastAsia" w:asciiTheme="minorHAnsi" w:hAnsiTheme="minorHAnsi" w:eastAsiaTheme="minorEastAsia" w:cstheme="minorBidi"/>
-                <w:kern w:val="2"/>
-                <w:sz w:val="22"/>
-                <w:szCs w:val="24"/>
-                <w:lang w:val="en-US" w:eastAsia="zh-CN" w:bidi="ar-SA"/>
-                <w14:ligatures w14:val="standardContextual"/>
+          </w:tcPr>
+          <w:p>
+            <w:pPr>
+              <w:spacing w:after="0" w:line="240" w:lineRule="auto"/>
+              <w:rPr>
+                <w:rFonts w:hint="eastAsia"/>
               </w:rPr>
             </w:pPr>
           </w:p>
@@ -3527,24 +2896,17 @@
           <w:tcPr>
             <w:tcW w:w="1613" w:type="dxa"/>
             <w:shd w:val="clear" w:color="auto" w:fill="auto"/>
-            <w:vAlign w:val="top"/>
-          </w:tcPr>
-          <w:p>
-            <w:pPr>
-              <w:spacing w:after="0" w:line="240" w:lineRule="auto"/>
-              <w:rPr>
-                <w:rFonts w:hint="eastAsia" w:asciiTheme="minorHAnsi" w:hAnsiTheme="minorHAnsi" w:eastAsiaTheme="minorEastAsia" w:cstheme="minorBidi"/>
-                <w:kern w:val="2"/>
-                <w:sz w:val="22"/>
-                <w:szCs w:val="24"/>
-                <w:lang w:val="en-US" w:eastAsia="zh-CN" w:bidi="ar-SA"/>
-                <w14:ligatures w14:val="standardContextual"/>
-              </w:rPr>
-            </w:pPr>
-            <w:r>
-              <w:rPr>
-                <w:rFonts w:hint="eastAsia"/>
-                <w:lang w:val="en-US" w:eastAsia="zh-CN"/>
+          </w:tcPr>
+          <w:p>
+            <w:pPr>
+              <w:spacing w:after="0" w:line="240" w:lineRule="auto"/>
+              <w:rPr>
+                <w:rFonts w:hint="eastAsia"/>
+              </w:rPr>
+            </w:pPr>
+            <w:r>
+              <w:rPr>
+                <w:rFonts w:hint="eastAsia"/>
               </w:rPr>
               <w:t>解冻终止时间</w:t>
             </w:r>
@@ -3554,28 +2916,17 @@
           <w:tcPr>
             <w:tcW w:w="1535" w:type="dxa"/>
             <w:shd w:val="clear" w:color="auto" w:fill="auto"/>
-            <w:vAlign w:val="top"/>
-          </w:tcPr>
-          <w:p>
-            <w:pPr>
-              <w:spacing w:after="0" w:line="240" w:lineRule="auto"/>
-              <w:rPr>
-                <w:rFonts w:hint="default" w:asciiTheme="minorHAnsi" w:hAnsiTheme="minorHAnsi" w:eastAsiaTheme="minorEastAsia" w:cstheme="minorBidi"/>
-                <w:kern w:val="2"/>
-                <w:sz w:val="22"/>
-                <w:szCs w:val="24"/>
-                <w:lang w:val="en-US" w:eastAsia="zh-CN" w:bidi="ar-SA"/>
-                <w14:ligatures w14:val="standardContextual"/>
-              </w:rPr>
-            </w:pPr>
-            <w:r>
-              <w:rPr>
-                <w:rFonts w:hint="eastAsia" w:cstheme="minorBidi"/>
-                <w:kern w:val="2"/>
-                <w:sz w:val="22"/>
-                <w:szCs w:val="24"/>
-                <w:lang w:val="en-US" w:eastAsia="zh-CN" w:bidi="ar-SA"/>
-                <w14:ligatures w14:val="standardContextual"/>
+          </w:tcPr>
+          <w:p>
+            <w:pPr>
+              <w:spacing w:after="0" w:line="240" w:lineRule="auto"/>
+              <w:rPr>
+                <w:rFonts w:hint="eastAsia"/>
+              </w:rPr>
+            </w:pPr>
+            <w:r>
+              <w:rPr>
+                <w:rFonts w:hint="eastAsia"/>
               </w:rPr>
               <w:t>解冻时间+10min</w:t>
             </w:r>
@@ -3618,24 +2969,9 @@
     </w:p>
     <w:tbl>
       <w:tblPr>
-        <w:tblStyle w:val="16"/>
+        <w:tblStyle w:val="ab"/>
         <w:tblW w:w="0" w:type="auto"/>
-        <w:tblInd w:w="0" w:type="dxa"/>
-        <w:tblBorders>
-          <w:top w:val="single" w:color="auto" w:sz="4" w:space="0"/>
-          <w:left w:val="single" w:color="auto" w:sz="4" w:space="0"/>
-          <w:bottom w:val="single" w:color="auto" w:sz="4" w:space="0"/>
-          <w:right w:val="single" w:color="auto" w:sz="4" w:space="0"/>
-          <w:insideH w:val="single" w:color="auto" w:sz="4" w:space="0"/>
-          <w:insideV w:val="single" w:color="auto" w:sz="4" w:space="0"/>
-        </w:tblBorders>
-        <w:tblLayout w:type="autofit"/>
-        <w:tblCellMar>
-          <w:top w:w="0" w:type="dxa"/>
-          <w:left w:w="108" w:type="dxa"/>
-          <w:bottom w:w="0" w:type="dxa"/>
-          <w:right w:w="108" w:type="dxa"/>
-        </w:tblCellMar>
+        <w:tblLook w:val="04A0" w:firstRow="1" w:lastRow="0" w:firstColumn="1" w:lastColumn="0" w:noHBand="0" w:noVBand="1"/>
       </w:tblPr>
       <w:tblGrid>
         <w:gridCol w:w="1996"/>
@@ -3645,22 +2981,6 @@
         <w:gridCol w:w="1628"/>
       </w:tblGrid>
       <w:tr>
-        <w:tblPrEx>
-          <w:tblBorders>
-            <w:top w:val="single" w:color="auto" w:sz="4" w:space="0"/>
-            <w:left w:val="single" w:color="auto" w:sz="4" w:space="0"/>
-            <w:bottom w:val="single" w:color="auto" w:sz="4" w:space="0"/>
-            <w:right w:val="single" w:color="auto" w:sz="4" w:space="0"/>
-            <w:insideH w:val="single" w:color="auto" w:sz="4" w:space="0"/>
-            <w:insideV w:val="single" w:color="auto" w:sz="4" w:space="0"/>
-          </w:tblBorders>
-          <w:tblCellMar>
-            <w:top w:w="0" w:type="dxa"/>
-            <w:left w:w="108" w:type="dxa"/>
-            <w:bottom w:w="0" w:type="dxa"/>
-            <w:right w:w="108" w:type="dxa"/>
-          </w:tblCellMar>
-        </w:tblPrEx>
         <w:tc>
           <w:tcPr>
             <w:tcW w:w="1996" w:type="dxa"/>
@@ -3758,22 +3078,6 @@
         </w:tc>
       </w:tr>
       <w:tr>
-        <w:tblPrEx>
-          <w:tblBorders>
-            <w:top w:val="single" w:color="auto" w:sz="4" w:space="0"/>
-            <w:left w:val="single" w:color="auto" w:sz="4" w:space="0"/>
-            <w:bottom w:val="single" w:color="auto" w:sz="4" w:space="0"/>
-            <w:right w:val="single" w:color="auto" w:sz="4" w:space="0"/>
-            <w:insideH w:val="single" w:color="auto" w:sz="4" w:space="0"/>
-            <w:insideV w:val="single" w:color="auto" w:sz="4" w:space="0"/>
-          </w:tblBorders>
-          <w:tblCellMar>
-            <w:top w:w="0" w:type="dxa"/>
-            <w:left w:w="108" w:type="dxa"/>
-            <w:bottom w:w="0" w:type="dxa"/>
-            <w:right w:w="108" w:type="dxa"/>
-          </w:tblCellMar>
-        </w:tblPrEx>
         <w:tc>
           <w:tcPr>
             <w:tcW w:w="1996" w:type="dxa"/>
@@ -3865,22 +3169,6 @@
         </w:tc>
       </w:tr>
       <w:tr>
-        <w:tblPrEx>
-          <w:tblBorders>
-            <w:top w:val="single" w:color="auto" w:sz="4" w:space="0"/>
-            <w:left w:val="single" w:color="auto" w:sz="4" w:space="0"/>
-            <w:bottom w:val="single" w:color="auto" w:sz="4" w:space="0"/>
-            <w:right w:val="single" w:color="auto" w:sz="4" w:space="0"/>
-            <w:insideH w:val="single" w:color="auto" w:sz="4" w:space="0"/>
-            <w:insideV w:val="single" w:color="auto" w:sz="4" w:space="0"/>
-          </w:tblBorders>
-          <w:tblCellMar>
-            <w:top w:w="0" w:type="dxa"/>
-            <w:left w:w="108" w:type="dxa"/>
-            <w:bottom w:w="0" w:type="dxa"/>
-            <w:right w:w="108" w:type="dxa"/>
-          </w:tblCellMar>
-        </w:tblPrEx>
         <w:tc>
           <w:tcPr>
             <w:tcW w:w="1996" w:type="dxa"/>
@@ -3966,22 +3254,6 @@
         </w:tc>
       </w:tr>
       <w:tr>
-        <w:tblPrEx>
-          <w:tblBorders>
-            <w:top w:val="single" w:color="auto" w:sz="4" w:space="0"/>
-            <w:left w:val="single" w:color="auto" w:sz="4" w:space="0"/>
-            <w:bottom w:val="single" w:color="auto" w:sz="4" w:space="0"/>
-            <w:right w:val="single" w:color="auto" w:sz="4" w:space="0"/>
-            <w:insideH w:val="single" w:color="auto" w:sz="4" w:space="0"/>
-            <w:insideV w:val="single" w:color="auto" w:sz="4" w:space="0"/>
-          </w:tblBorders>
-          <w:tblCellMar>
-            <w:top w:w="0" w:type="dxa"/>
-            <w:left w:w="108" w:type="dxa"/>
-            <w:bottom w:w="0" w:type="dxa"/>
-            <w:right w:w="108" w:type="dxa"/>
-          </w:tblCellMar>
-        </w:tblPrEx>
         <w:tc>
           <w:tcPr>
             <w:tcW w:w="1996" w:type="dxa"/>
@@ -4064,16 +3336,6 @@
         </w:tc>
       </w:tr>
       <w:tr>
-        <w:tblPrEx>
-          <w:tblBorders>
-            <w:top w:val="single" w:color="auto" w:sz="4" w:space="0"/>
-            <w:left w:val="single" w:color="auto" w:sz="4" w:space="0"/>
-            <w:bottom w:val="single" w:color="auto" w:sz="4" w:space="0"/>
-            <w:right w:val="single" w:color="auto" w:sz="4" w:space="0"/>
-            <w:insideH w:val="single" w:color="auto" w:sz="4" w:space="0"/>
-            <w:insideV w:val="single" w:color="auto" w:sz="4" w:space="0"/>
-          </w:tblBorders>
-        </w:tblPrEx>
         <w:tc>
           <w:tcPr>
             <w:tcW w:w="1996" w:type="dxa"/>
@@ -4119,15 +3381,8 @@
             <w:r>
               <w:rPr>
                 <w:rFonts w:hint="eastAsia"/>
-                <w:lang w:val="en-US" w:eastAsia="zh-CN"/>
-              </w:rPr>
-              <w:t>d</w:t>
-            </w:r>
-            <w:r>
-              <w:rPr>
-                <w:rFonts w:hint="eastAsia"/>
-              </w:rPr>
-              <w:t>ateTime</w:t>
+              </w:rPr>
+              <w:t>dateTime</w:t>
             </w:r>
           </w:p>
         </w:tc>
@@ -4213,43 +3468,18 @@
     </w:p>
     <w:tbl>
       <w:tblPr>
-        <w:tblStyle w:val="16"/>
+        <w:tblStyle w:val="ab"/>
         <w:tblW w:w="0" w:type="auto"/>
-        <w:tblInd w:w="0" w:type="dxa"/>
-        <w:tblBorders>
-          <w:top w:val="single" w:color="auto" w:sz="4" w:space="0"/>
-          <w:left w:val="single" w:color="auto" w:sz="4" w:space="0"/>
-          <w:bottom w:val="single" w:color="auto" w:sz="4" w:space="0"/>
-          <w:right w:val="single" w:color="auto" w:sz="4" w:space="0"/>
-          <w:insideH w:val="single" w:color="auto" w:sz="4" w:space="0"/>
-          <w:insideV w:val="single" w:color="auto" w:sz="4" w:space="0"/>
-        </w:tblBorders>
-        <w:tblLayout w:type="autofit"/>
-        <w:tblCellMar>
-          <w:top w:w="0" w:type="dxa"/>
-          <w:left w:w="108" w:type="dxa"/>
-          <w:bottom w:w="0" w:type="dxa"/>
-          <w:right w:w="108" w:type="dxa"/>
-        </w:tblCellMar>
+        <w:tblLook w:val="04A0" w:firstRow="1" w:lastRow="0" w:firstColumn="1" w:lastColumn="0" w:noHBand="0" w:noVBand="1"/>
       </w:tblPr>
       <w:tblGrid>
-        <w:gridCol w:w="1917"/>
+        <w:gridCol w:w="1895"/>
         <w:gridCol w:w="2721"/>
-        <w:gridCol w:w="1193"/>
-        <w:gridCol w:w="1385"/>
-        <w:gridCol w:w="1306"/>
+        <w:gridCol w:w="1097"/>
+        <w:gridCol w:w="1343"/>
+        <w:gridCol w:w="1240"/>
       </w:tblGrid>
       <w:tr>
-        <w:tblPrEx>
-          <w:tblBorders>
-            <w:top w:val="single" w:color="auto" w:sz="4" w:space="0"/>
-            <w:left w:val="single" w:color="auto" w:sz="4" w:space="0"/>
-            <w:bottom w:val="single" w:color="auto" w:sz="4" w:space="0"/>
-            <w:right w:val="single" w:color="auto" w:sz="4" w:space="0"/>
-            <w:insideH w:val="single" w:color="auto" w:sz="4" w:space="0"/>
-            <w:insideV w:val="single" w:color="auto" w:sz="4" w:space="0"/>
-          </w:tblBorders>
-        </w:tblPrEx>
         <w:tc>
           <w:tcPr>
             <w:tcW w:w="2006" w:type="dxa"/>
@@ -4347,22 +3577,6 @@
         </w:tc>
       </w:tr>
       <w:tr>
-        <w:tblPrEx>
-          <w:tblBorders>
-            <w:top w:val="single" w:color="auto" w:sz="4" w:space="0"/>
-            <w:left w:val="single" w:color="auto" w:sz="4" w:space="0"/>
-            <w:bottom w:val="single" w:color="auto" w:sz="4" w:space="0"/>
-            <w:right w:val="single" w:color="auto" w:sz="4" w:space="0"/>
-            <w:insideH w:val="single" w:color="auto" w:sz="4" w:space="0"/>
-            <w:insideV w:val="single" w:color="auto" w:sz="4" w:space="0"/>
-          </w:tblBorders>
-          <w:tblCellMar>
-            <w:top w:w="0" w:type="dxa"/>
-            <w:left w:w="108" w:type="dxa"/>
-            <w:bottom w:w="0" w:type="dxa"/>
-            <w:right w:w="108" w:type="dxa"/>
-          </w:tblCellMar>
-        </w:tblPrEx>
         <w:tc>
           <w:tcPr>
             <w:tcW w:w="2006" w:type="dxa"/>
@@ -4454,22 +3668,6 @@
         </w:tc>
       </w:tr>
       <w:tr>
-        <w:tblPrEx>
-          <w:tblBorders>
-            <w:top w:val="single" w:color="auto" w:sz="4" w:space="0"/>
-            <w:left w:val="single" w:color="auto" w:sz="4" w:space="0"/>
-            <w:bottom w:val="single" w:color="auto" w:sz="4" w:space="0"/>
-            <w:right w:val="single" w:color="auto" w:sz="4" w:space="0"/>
-            <w:insideH w:val="single" w:color="auto" w:sz="4" w:space="0"/>
-            <w:insideV w:val="single" w:color="auto" w:sz="4" w:space="0"/>
-          </w:tblBorders>
-          <w:tblCellMar>
-            <w:top w:w="0" w:type="dxa"/>
-            <w:left w:w="108" w:type="dxa"/>
-            <w:bottom w:w="0" w:type="dxa"/>
-            <w:right w:w="108" w:type="dxa"/>
-          </w:tblCellMar>
-        </w:tblPrEx>
         <w:tc>
           <w:tcPr>
             <w:tcW w:w="2006" w:type="dxa"/>
@@ -4555,22 +3753,6 @@
         </w:tc>
       </w:tr>
       <w:tr>
-        <w:tblPrEx>
-          <w:tblBorders>
-            <w:top w:val="single" w:color="auto" w:sz="4" w:space="0"/>
-            <w:left w:val="single" w:color="auto" w:sz="4" w:space="0"/>
-            <w:bottom w:val="single" w:color="auto" w:sz="4" w:space="0"/>
-            <w:right w:val="single" w:color="auto" w:sz="4" w:space="0"/>
-            <w:insideH w:val="single" w:color="auto" w:sz="4" w:space="0"/>
-            <w:insideV w:val="single" w:color="auto" w:sz="4" w:space="0"/>
-          </w:tblBorders>
-          <w:tblCellMar>
-            <w:top w:w="0" w:type="dxa"/>
-            <w:left w:w="108" w:type="dxa"/>
-            <w:bottom w:w="0" w:type="dxa"/>
-            <w:right w:w="108" w:type="dxa"/>
-          </w:tblCellMar>
-        </w:tblPrEx>
         <w:tc>
           <w:tcPr>
             <w:tcW w:w="2006" w:type="dxa"/>
@@ -4637,7 +3819,14 @@
               <w:rPr>
                 <w:rFonts w:hint="eastAsia"/>
               </w:rPr>
-              <w:t>腾讯云COS上的存储位置</w:t>
+              <w:t>腾讯云</w:t>
+            </w:r>
+            <w:r>
+              <w:rPr>
+                <w:rFonts w:hint="eastAsia"/>
+              </w:rPr>
+              <w:lastRenderedPageBreak/>
+              <w:t>COS上的存储位置</w:t>
             </w:r>
           </w:p>
         </w:tc>
@@ -4656,22 +3845,6 @@
         </w:tc>
       </w:tr>
       <w:tr>
-        <w:tblPrEx>
-          <w:tblBorders>
-            <w:top w:val="single" w:color="auto" w:sz="4" w:space="0"/>
-            <w:left w:val="single" w:color="auto" w:sz="4" w:space="0"/>
-            <w:bottom w:val="single" w:color="auto" w:sz="4" w:space="0"/>
-            <w:right w:val="single" w:color="auto" w:sz="4" w:space="0"/>
-            <w:insideH w:val="single" w:color="auto" w:sz="4" w:space="0"/>
-            <w:insideV w:val="single" w:color="auto" w:sz="4" w:space="0"/>
-          </w:tblBorders>
-          <w:tblCellMar>
-            <w:top w:w="0" w:type="dxa"/>
-            <w:left w:w="108" w:type="dxa"/>
-            <w:bottom w:w="0" w:type="dxa"/>
-            <w:right w:w="108" w:type="dxa"/>
-          </w:tblCellMar>
-        </w:tblPrEx>
         <w:tc>
           <w:tcPr>
             <w:tcW w:w="2006" w:type="dxa"/>
@@ -4757,22 +3930,6 @@
         </w:tc>
       </w:tr>
       <w:tr>
-        <w:tblPrEx>
-          <w:tblBorders>
-            <w:top w:val="single" w:color="auto" w:sz="4" w:space="0"/>
-            <w:left w:val="single" w:color="auto" w:sz="4" w:space="0"/>
-            <w:bottom w:val="single" w:color="auto" w:sz="4" w:space="0"/>
-            <w:right w:val="single" w:color="auto" w:sz="4" w:space="0"/>
-            <w:insideH w:val="single" w:color="auto" w:sz="4" w:space="0"/>
-            <w:insideV w:val="single" w:color="auto" w:sz="4" w:space="0"/>
-          </w:tblBorders>
-          <w:tblCellMar>
-            <w:top w:w="0" w:type="dxa"/>
-            <w:left w:w="108" w:type="dxa"/>
-            <w:bottom w:w="0" w:type="dxa"/>
-            <w:right w:w="108" w:type="dxa"/>
-          </w:tblCellMar>
-        </w:tblPrEx>
         <w:tc>
           <w:tcPr>
             <w:tcW w:w="2006" w:type="dxa"/>
@@ -4858,22 +4015,6 @@
         </w:tc>
       </w:tr>
       <w:tr>
-        <w:tblPrEx>
-          <w:tblBorders>
-            <w:top w:val="single" w:color="auto" w:sz="4" w:space="0"/>
-            <w:left w:val="single" w:color="auto" w:sz="4" w:space="0"/>
-            <w:bottom w:val="single" w:color="auto" w:sz="4" w:space="0"/>
-            <w:right w:val="single" w:color="auto" w:sz="4" w:space="0"/>
-            <w:insideH w:val="single" w:color="auto" w:sz="4" w:space="0"/>
-            <w:insideV w:val="single" w:color="auto" w:sz="4" w:space="0"/>
-          </w:tblBorders>
-          <w:tblCellMar>
-            <w:top w:w="0" w:type="dxa"/>
-            <w:left w:w="108" w:type="dxa"/>
-            <w:bottom w:w="0" w:type="dxa"/>
-            <w:right w:w="108" w:type="dxa"/>
-          </w:tblCellMar>
-        </w:tblPrEx>
         <w:tc>
           <w:tcPr>
             <w:tcW w:w="2006" w:type="dxa"/>
@@ -4959,22 +4100,6 @@
         </w:tc>
       </w:tr>
       <w:tr>
-        <w:tblPrEx>
-          <w:tblBorders>
-            <w:top w:val="single" w:color="auto" w:sz="4" w:space="0"/>
-            <w:left w:val="single" w:color="auto" w:sz="4" w:space="0"/>
-            <w:bottom w:val="single" w:color="auto" w:sz="4" w:space="0"/>
-            <w:right w:val="single" w:color="auto" w:sz="4" w:space="0"/>
-            <w:insideH w:val="single" w:color="auto" w:sz="4" w:space="0"/>
-            <w:insideV w:val="single" w:color="auto" w:sz="4" w:space="0"/>
-          </w:tblBorders>
-          <w:tblCellMar>
-            <w:top w:w="0" w:type="dxa"/>
-            <w:left w:w="108" w:type="dxa"/>
-            <w:bottom w:w="0" w:type="dxa"/>
-            <w:right w:w="108" w:type="dxa"/>
-          </w:tblCellMar>
-        </w:tblPrEx>
         <w:tc>
           <w:tcPr>
             <w:tcW w:w="2006" w:type="dxa"/>
@@ -5066,22 +4191,6 @@
         </w:tc>
       </w:tr>
       <w:tr>
-        <w:tblPrEx>
-          <w:tblBorders>
-            <w:top w:val="single" w:color="auto" w:sz="4" w:space="0"/>
-            <w:left w:val="single" w:color="auto" w:sz="4" w:space="0"/>
-            <w:bottom w:val="single" w:color="auto" w:sz="4" w:space="0"/>
-            <w:right w:val="single" w:color="auto" w:sz="4" w:space="0"/>
-            <w:insideH w:val="single" w:color="auto" w:sz="4" w:space="0"/>
-            <w:insideV w:val="single" w:color="auto" w:sz="4" w:space="0"/>
-          </w:tblBorders>
-          <w:tblCellMar>
-            <w:top w:w="0" w:type="dxa"/>
-            <w:left w:w="108" w:type="dxa"/>
-            <w:bottom w:w="0" w:type="dxa"/>
-            <w:right w:w="108" w:type="dxa"/>
-          </w:tblCellMar>
-        </w:tblPrEx>
         <w:tc>
           <w:tcPr>
             <w:tcW w:w="2006" w:type="dxa"/>
@@ -5229,22 +4338,6 @@
         </w:tc>
       </w:tr>
       <w:tr>
-        <w:tblPrEx>
-          <w:tblBorders>
-            <w:top w:val="single" w:color="auto" w:sz="4" w:space="0"/>
-            <w:left w:val="single" w:color="auto" w:sz="4" w:space="0"/>
-            <w:bottom w:val="single" w:color="auto" w:sz="4" w:space="0"/>
-            <w:right w:val="single" w:color="auto" w:sz="4" w:space="0"/>
-            <w:insideH w:val="single" w:color="auto" w:sz="4" w:space="0"/>
-            <w:insideV w:val="single" w:color="auto" w:sz="4" w:space="0"/>
-          </w:tblBorders>
-          <w:tblCellMar>
-            <w:top w:w="0" w:type="dxa"/>
-            <w:left w:w="108" w:type="dxa"/>
-            <w:bottom w:w="0" w:type="dxa"/>
-            <w:right w:w="108" w:type="dxa"/>
-          </w:tblCellMar>
-        </w:tblPrEx>
         <w:tc>
           <w:tcPr>
             <w:tcW w:w="2006" w:type="dxa"/>
@@ -5330,22 +4423,6 @@
         </w:tc>
       </w:tr>
       <w:tr>
-        <w:tblPrEx>
-          <w:tblBorders>
-            <w:top w:val="single" w:color="auto" w:sz="4" w:space="0"/>
-            <w:left w:val="single" w:color="auto" w:sz="4" w:space="0"/>
-            <w:bottom w:val="single" w:color="auto" w:sz="4" w:space="0"/>
-            <w:right w:val="single" w:color="auto" w:sz="4" w:space="0"/>
-            <w:insideH w:val="single" w:color="auto" w:sz="4" w:space="0"/>
-            <w:insideV w:val="single" w:color="auto" w:sz="4" w:space="0"/>
-          </w:tblBorders>
-          <w:tblCellMar>
-            <w:top w:w="0" w:type="dxa"/>
-            <w:left w:w="108" w:type="dxa"/>
-            <w:bottom w:w="0" w:type="dxa"/>
-            <w:right w:w="108" w:type="dxa"/>
-          </w:tblCellMar>
-        </w:tblPrEx>
         <w:tc>
           <w:tcPr>
             <w:tcW w:w="2006" w:type="dxa"/>
@@ -5354,14 +4431,12 @@
             <w:pPr>
               <w:spacing w:after="0" w:line="240" w:lineRule="auto"/>
               <w:rPr>
-                <w:rFonts w:hint="default" w:eastAsiaTheme="minorEastAsia"/>
-                <w:lang w:val="en-US" w:eastAsia="zh-CN"/>
-              </w:rPr>
-            </w:pPr>
-            <w:r>
-              <w:rPr>
-                <w:rFonts w:hint="eastAsia"/>
-                <w:lang w:val="en-US" w:eastAsia="zh-CN"/>
+                <w:rFonts w:hint="eastAsia"/>
+              </w:rPr>
+            </w:pPr>
+            <w:r>
+              <w:rPr>
+                <w:rFonts w:hint="eastAsia"/>
               </w:rPr>
               <w:t>status</w:t>
             </w:r>
@@ -5375,14 +4450,12 @@
             <w:pPr>
               <w:spacing w:after="0" w:line="240" w:lineRule="auto"/>
               <w:rPr>
-                <w:rFonts w:hint="default" w:eastAsiaTheme="minorEastAsia"/>
-                <w:lang w:val="en-US" w:eastAsia="zh-CN"/>
-              </w:rPr>
-            </w:pPr>
-            <w:r>
-              <w:rPr>
-                <w:rFonts w:hint="eastAsia"/>
-                <w:lang w:val="en-US" w:eastAsia="zh-CN"/>
+                <w:rFonts w:hint="eastAsia"/>
+              </w:rPr>
+            </w:pPr>
+            <w:r>
+              <w:rPr>
+                <w:rFonts w:hint="eastAsia"/>
               </w:rPr>
               <w:t>Varchar(10)</w:t>
             </w:r>
@@ -5409,35 +4482,24 @@
             <w:pPr>
               <w:spacing w:after="0" w:line="240" w:lineRule="auto"/>
               <w:rPr>
-                <w:rFonts w:hint="default"/>
-                <w:lang w:val="en-US" w:eastAsia="zh-CN"/>
-              </w:rPr>
-            </w:pPr>
-            <w:r>
-              <w:rPr>
-                <w:rFonts w:hint="default"/>
-                <w:lang w:val="en-US" w:eastAsia="zh-CN"/>
-              </w:rPr>
+                <w:rFonts w:hint="eastAsia"/>
+              </w:rPr>
+            </w:pPr>
+            <w:r>
               <w:t>‘</w:t>
             </w:r>
             <w:r>
               <w:rPr>
                 <w:rFonts w:hint="eastAsia"/>
-                <w:lang w:val="en-US" w:eastAsia="zh-CN"/>
               </w:rPr>
               <w:t>Hot</w:t>
             </w:r>
             <w:r>
-              <w:rPr>
-                <w:rFonts w:hint="default"/>
-                <w:lang w:val="en-US" w:eastAsia="zh-CN"/>
-              </w:rPr>
               <w:t>’</w:t>
             </w:r>
             <w:r>
               <w:rPr>
                 <w:rFonts w:hint="eastAsia"/>
-                <w:lang w:val="en-US" w:eastAsia="zh-CN"/>
               </w:rPr>
               <w:t>（默认）</w:t>
             </w:r>
@@ -5446,42 +4508,30 @@
             <w:pPr>
               <w:spacing w:after="0" w:line="240" w:lineRule="auto"/>
               <w:rPr>
-                <w:rFonts w:hint="default" w:eastAsiaTheme="minorEastAsia"/>
-                <w:lang w:val="en-US" w:eastAsia="zh-CN"/>
-              </w:rPr>
-            </w:pPr>
-            <w:r>
-              <w:rPr>
-                <w:rFonts w:hint="eastAsia"/>
-                <w:lang w:val="en-US" w:eastAsia="zh-CN"/>
+                <w:rFonts w:hint="eastAsia"/>
+              </w:rPr>
+            </w:pPr>
+            <w:r>
+              <w:rPr>
+                <w:rFonts w:hint="eastAsia"/>
               </w:rPr>
               <w:t>/</w:t>
             </w:r>
             <w:r>
-              <w:rPr>
-                <w:rFonts w:hint="default"/>
-                <w:lang w:val="en-US" w:eastAsia="zh-CN"/>
-              </w:rPr>
               <w:t>’</w:t>
             </w:r>
             <w:r>
               <w:rPr>
                 <w:rFonts w:hint="eastAsia"/>
-                <w:lang w:val="en-US" w:eastAsia="zh-CN"/>
               </w:rPr>
               <w:t>Cold</w:t>
             </w:r>
             <w:r>
-              <w:rPr>
-                <w:rFonts w:hint="default"/>
-                <w:lang w:val="en-US" w:eastAsia="zh-CN"/>
-              </w:rPr>
               <w:t>’</w:t>
             </w:r>
             <w:r>
               <w:rPr>
                 <w:rFonts w:hint="eastAsia"/>
-                <w:lang w:val="en-US" w:eastAsia="zh-CN"/>
               </w:rPr>
               <w:t>，判断数据冷热</w:t>
             </w:r>
@@ -5502,22 +4552,6 @@
         </w:tc>
       </w:tr>
       <w:tr>
-        <w:tblPrEx>
-          <w:tblBorders>
-            <w:top w:val="single" w:color="auto" w:sz="4" w:space="0"/>
-            <w:left w:val="single" w:color="auto" w:sz="4" w:space="0"/>
-            <w:bottom w:val="single" w:color="auto" w:sz="4" w:space="0"/>
-            <w:right w:val="single" w:color="auto" w:sz="4" w:space="0"/>
-            <w:insideH w:val="single" w:color="auto" w:sz="4" w:space="0"/>
-            <w:insideV w:val="single" w:color="auto" w:sz="4" w:space="0"/>
-          </w:tblBorders>
-          <w:tblCellMar>
-            <w:top w:w="0" w:type="dxa"/>
-            <w:left w:w="108" w:type="dxa"/>
-            <w:bottom w:w="0" w:type="dxa"/>
-            <w:right w:w="108" w:type="dxa"/>
-          </w:tblCellMar>
-        </w:tblPrEx>
         <w:tc>
           <w:tcPr>
             <w:tcW w:w="2006" w:type="dxa"/>
@@ -5526,14 +4560,12 @@
             <w:pPr>
               <w:spacing w:after="0" w:line="240" w:lineRule="auto"/>
               <w:rPr>
-                <w:rFonts w:hint="default" w:eastAsiaTheme="minorEastAsia"/>
-                <w:lang w:val="en-US" w:eastAsia="zh-CN"/>
-              </w:rPr>
-            </w:pPr>
-            <w:r>
-              <w:rPr>
-                <w:rFonts w:hint="eastAsia"/>
-                <w:lang w:val="en-US" w:eastAsia="zh-CN"/>
+                <w:rFonts w:hint="eastAsia"/>
+              </w:rPr>
+            </w:pPr>
+            <w:r>
+              <w:rPr>
+                <w:rFonts w:hint="eastAsia"/>
               </w:rPr>
               <w:t>last_access_time</w:t>
             </w:r>
@@ -5547,14 +4579,12 @@
             <w:pPr>
               <w:spacing w:after="0" w:line="240" w:lineRule="auto"/>
               <w:rPr>
-                <w:rFonts w:hint="default" w:eastAsiaTheme="minorEastAsia"/>
-                <w:lang w:val="en-US" w:eastAsia="zh-CN"/>
-              </w:rPr>
-            </w:pPr>
-            <w:r>
-              <w:rPr>
-                <w:rFonts w:hint="eastAsia"/>
-                <w:lang w:val="en-US" w:eastAsia="zh-CN"/>
+                <w:rFonts w:hint="eastAsia"/>
+              </w:rPr>
+            </w:pPr>
+            <w:r>
+              <w:rPr>
+                <w:rFonts w:hint="eastAsia"/>
               </w:rPr>
               <w:t>datetime</w:t>
             </w:r>
@@ -5581,14 +4611,12 @@
             <w:pPr>
               <w:spacing w:after="0" w:line="240" w:lineRule="auto"/>
               <w:rPr>
-                <w:rFonts w:hint="default" w:eastAsiaTheme="minorEastAsia"/>
-                <w:lang w:val="en-US" w:eastAsia="zh-CN"/>
-              </w:rPr>
-            </w:pPr>
-            <w:r>
-              <w:rPr>
-                <w:rFonts w:hint="eastAsia"/>
-                <w:lang w:val="en-US" w:eastAsia="zh-CN"/>
+                <w:rFonts w:hint="eastAsia"/>
+              </w:rPr>
+            </w:pPr>
+            <w:r>
+              <w:rPr>
+                <w:rFonts w:hint="eastAsia"/>
               </w:rPr>
               <w:t>媒体文件最近被查看的时间</w:t>
             </w:r>
@@ -5602,8 +4630,7 @@
             <w:pPr>
               <w:spacing w:after="0" w:line="240" w:lineRule="auto"/>
               <w:rPr>
-                <w:rFonts w:hint="default" w:eastAsiaTheme="minorEastAsia"/>
-                <w:lang w:val="en-US" w:eastAsia="zh-CN"/>
+                <w:rFonts w:hint="eastAsia"/>
               </w:rPr>
             </w:pPr>
           </w:p>
@@ -5620,80 +4647,40 @@
     <w:p>
       <w:pPr>
         <w:rPr>
-          <w:rFonts w:hint="default" w:eastAsiaTheme="minorEastAsia"/>
-          <w:lang w:val="en-US" w:eastAsia="zh-CN"/>
+          <w:rFonts w:hint="eastAsia"/>
         </w:rPr>
       </w:pPr>
       <w:r>
         <w:rPr>
           <w:rFonts w:hint="eastAsia"/>
-          <w:lang w:val="en-US" w:eastAsia="zh-CN"/>
         </w:rPr>
         <w:t>社区动态表</w:t>
       </w:r>
       <w:r>
         <w:rPr>
           <w:rFonts w:hint="eastAsia"/>
-          <w:lang w:val="en-US" w:eastAsia="zh-CN"/>
         </w:rPr>
-        <w:br w:type="textWrapping"/>
-      </w:r>
-      <w:r>
-        <w:rPr>
-          <w:rFonts w:hint="eastAsia"/>
-          <w:lang w:val="en-US" w:eastAsia="zh-CN"/>
-        </w:rPr>
+        <w:br/>
         <w:t>moments</w:t>
       </w:r>
     </w:p>
     <w:tbl>
       <w:tblPr>
-        <w:tblStyle w:val="16"/>
+        <w:tblStyle w:val="ab"/>
         <w:tblW w:w="0" w:type="auto"/>
-        <w:tblInd w:w="0" w:type="dxa"/>
-        <w:tblBorders>
-          <w:top w:val="single" w:color="auto" w:sz="4" w:space="0"/>
-          <w:left w:val="single" w:color="auto" w:sz="4" w:space="0"/>
-          <w:bottom w:val="single" w:color="auto" w:sz="4" w:space="0"/>
-          <w:right w:val="single" w:color="auto" w:sz="4" w:space="0"/>
-          <w:insideH w:val="single" w:color="auto" w:sz="4" w:space="0"/>
-          <w:insideV w:val="single" w:color="auto" w:sz="4" w:space="0"/>
-        </w:tblBorders>
-        <w:tblLayout w:type="autofit"/>
-        <w:tblCellMar>
-          <w:top w:w="0" w:type="dxa"/>
-          <w:left w:w="108" w:type="dxa"/>
-          <w:bottom w:w="0" w:type="dxa"/>
-          <w:right w:w="108" w:type="dxa"/>
-        </w:tblCellMar>
+        <w:tblLook w:val="04A0" w:firstRow="1" w:lastRow="0" w:firstColumn="1" w:lastColumn="0" w:noHBand="0" w:noVBand="1"/>
       </w:tblPr>
       <w:tblGrid>
-        <w:gridCol w:w="1965"/>
-        <w:gridCol w:w="1591"/>
-        <w:gridCol w:w="1368"/>
-        <w:gridCol w:w="1368"/>
+        <w:gridCol w:w="1946"/>
+        <w:gridCol w:w="1560"/>
+        <w:gridCol w:w="1280"/>
+        <w:gridCol w:w="1280"/>
         <w:gridCol w:w="2230"/>
       </w:tblGrid>
       <w:tr>
-        <w:tblPrEx>
-          <w:tblBorders>
-            <w:top w:val="single" w:color="auto" w:sz="4" w:space="0"/>
-            <w:left w:val="single" w:color="auto" w:sz="4" w:space="0"/>
-            <w:bottom w:val="single" w:color="auto" w:sz="4" w:space="0"/>
-            <w:right w:val="single" w:color="auto" w:sz="4" w:space="0"/>
-            <w:insideH w:val="single" w:color="auto" w:sz="4" w:space="0"/>
-            <w:insideV w:val="single" w:color="auto" w:sz="4" w:space="0"/>
-          </w:tblBorders>
-          <w:tblCellMar>
-            <w:top w:w="0" w:type="dxa"/>
-            <w:left w:w="108" w:type="dxa"/>
-            <w:bottom w:w="0" w:type="dxa"/>
-            <w:right w:w="108" w:type="dxa"/>
-          </w:tblCellMar>
-        </w:tblPrEx>
-        <w:tc>
-          <w:tcPr>
-            <w:tcW w:w="1965" w:type="dxa"/>
+        <w:tc>
+          <w:tcPr>
+            <w:tcW w:w="1946" w:type="dxa"/>
           </w:tcPr>
           <w:p>
             <w:pPr>
@@ -5712,7 +4699,7 @@
         </w:tc>
         <w:tc>
           <w:tcPr>
-            <w:tcW w:w="1591" w:type="dxa"/>
+            <w:tcW w:w="1560" w:type="dxa"/>
           </w:tcPr>
           <w:p>
             <w:pPr>
@@ -5731,7 +4718,7 @@
         </w:tc>
         <w:tc>
           <w:tcPr>
-            <w:tcW w:w="1368" w:type="dxa"/>
+            <w:tcW w:w="1280" w:type="dxa"/>
           </w:tcPr>
           <w:p>
             <w:pPr>
@@ -5750,7 +4737,7 @@
         </w:tc>
         <w:tc>
           <w:tcPr>
-            <w:tcW w:w="1368" w:type="dxa"/>
+            <w:tcW w:w="1280" w:type="dxa"/>
           </w:tcPr>
           <w:p>
             <w:pPr>
@@ -5788,38 +4775,20 @@
         </w:tc>
       </w:tr>
       <w:tr>
-        <w:tblPrEx>
-          <w:tblBorders>
-            <w:top w:val="single" w:color="auto" w:sz="4" w:space="0"/>
-            <w:left w:val="single" w:color="auto" w:sz="4" w:space="0"/>
-            <w:bottom w:val="single" w:color="auto" w:sz="4" w:space="0"/>
-            <w:right w:val="single" w:color="auto" w:sz="4" w:space="0"/>
-            <w:insideH w:val="single" w:color="auto" w:sz="4" w:space="0"/>
-            <w:insideV w:val="single" w:color="auto" w:sz="4" w:space="0"/>
-          </w:tblBorders>
-          <w:tblCellMar>
-            <w:top w:w="0" w:type="dxa"/>
-            <w:left w:w="108" w:type="dxa"/>
-            <w:bottom w:w="0" w:type="dxa"/>
-            <w:right w:w="108" w:type="dxa"/>
-          </w:tblCellMar>
-        </w:tblPrEx>
-        <w:tc>
-          <w:tcPr>
-            <w:tcW w:w="1965" w:type="dxa"/>
-          </w:tcPr>
-          <w:p>
-            <w:pPr>
-              <w:spacing w:after="0" w:line="240" w:lineRule="auto"/>
-              <w:rPr>
-                <w:rFonts w:hint="default" w:eastAsiaTheme="minorEastAsia"/>
-                <w:lang w:val="en-US" w:eastAsia="zh-CN"/>
-              </w:rPr>
-            </w:pPr>
-            <w:r>
-              <w:rPr>
-                <w:rFonts w:hint="eastAsia"/>
-                <w:lang w:val="en-US" w:eastAsia="zh-CN"/>
+        <w:tc>
+          <w:tcPr>
+            <w:tcW w:w="1946" w:type="dxa"/>
+          </w:tcPr>
+          <w:p>
+            <w:pPr>
+              <w:spacing w:after="0" w:line="240" w:lineRule="auto"/>
+              <w:rPr>
+                <w:rFonts w:hint="eastAsia"/>
+              </w:rPr>
+            </w:pPr>
+            <w:r>
+              <w:rPr>
+                <w:rFonts w:hint="eastAsia"/>
               </w:rPr>
               <w:t>moment_id</w:t>
             </w:r>
@@ -5827,20 +4796,18 @@
         </w:tc>
         <w:tc>
           <w:tcPr>
-            <w:tcW w:w="1591" w:type="dxa"/>
-          </w:tcPr>
-          <w:p>
-            <w:pPr>
-              <w:spacing w:after="0" w:line="240" w:lineRule="auto"/>
-              <w:rPr>
-                <w:rFonts w:hint="default" w:eastAsiaTheme="minorEastAsia"/>
-                <w:lang w:val="en-US" w:eastAsia="zh-CN"/>
-              </w:rPr>
-            </w:pPr>
-            <w:r>
-              <w:rPr>
-                <w:rFonts w:hint="eastAsia"/>
-                <w:lang w:val="en-US" w:eastAsia="zh-CN"/>
+            <w:tcW w:w="1560" w:type="dxa"/>
+          </w:tcPr>
+          <w:p>
+            <w:pPr>
+              <w:spacing w:after="0" w:line="240" w:lineRule="auto"/>
+              <w:rPr>
+                <w:rFonts w:hint="eastAsia"/>
+              </w:rPr>
+            </w:pPr>
+            <w:r>
+              <w:rPr>
+                <w:rFonts w:hint="eastAsia"/>
               </w:rPr>
               <w:t>int(11)</w:t>
             </w:r>
@@ -5848,33 +4815,31 @@
         </w:tc>
         <w:tc>
           <w:tcPr>
-            <w:tcW w:w="1368" w:type="dxa"/>
-          </w:tcPr>
-          <w:p>
-            <w:pPr>
-              <w:spacing w:after="0" w:line="240" w:lineRule="auto"/>
-              <w:rPr>
-                <w:rFonts w:hint="eastAsia"/>
-              </w:rPr>
-            </w:pPr>
-          </w:p>
-        </w:tc>
-        <w:tc>
-          <w:tcPr>
-            <w:tcW w:w="1368" w:type="dxa"/>
-          </w:tcPr>
-          <w:p>
-            <w:pPr>
-              <w:spacing w:after="0" w:line="240" w:lineRule="auto"/>
-              <w:rPr>
-                <w:rFonts w:hint="default" w:eastAsiaTheme="minorEastAsia"/>
-                <w:lang w:val="en-US" w:eastAsia="zh-CN"/>
-              </w:rPr>
-            </w:pPr>
-            <w:r>
-              <w:rPr>
-                <w:rFonts w:hint="eastAsia"/>
-                <w:lang w:val="en-US" w:eastAsia="zh-CN"/>
+            <w:tcW w:w="1280" w:type="dxa"/>
+          </w:tcPr>
+          <w:p>
+            <w:pPr>
+              <w:spacing w:after="0" w:line="240" w:lineRule="auto"/>
+              <w:rPr>
+                <w:rFonts w:hint="eastAsia"/>
+              </w:rPr>
+            </w:pPr>
+          </w:p>
+        </w:tc>
+        <w:tc>
+          <w:tcPr>
+            <w:tcW w:w="1280" w:type="dxa"/>
+          </w:tcPr>
+          <w:p>
+            <w:pPr>
+              <w:spacing w:after="0" w:line="240" w:lineRule="auto"/>
+              <w:rPr>
+                <w:rFonts w:hint="eastAsia"/>
+              </w:rPr>
+            </w:pPr>
+            <w:r>
+              <w:rPr>
+                <w:rFonts w:hint="eastAsia"/>
               </w:rPr>
               <w:t>动态id</w:t>
             </w:r>
@@ -5888,14 +4853,12 @@
             <w:pPr>
               <w:spacing w:after="0" w:line="240" w:lineRule="auto"/>
               <w:rPr>
-                <w:rFonts w:hint="eastAsia" w:eastAsiaTheme="minorEastAsia"/>
-                <w:lang w:val="en-US" w:eastAsia="zh-CN"/>
-              </w:rPr>
-            </w:pPr>
-            <w:r>
-              <w:rPr>
-                <w:rFonts w:hint="eastAsia"/>
-                <w:lang w:val="en-US" w:eastAsia="zh-CN"/>
+                <w:rFonts w:hint="eastAsia"/>
+              </w:rPr>
+            </w:pPr>
+            <w:r>
+              <w:rPr>
+                <w:rFonts w:hint="eastAsia"/>
               </w:rPr>
               <w:t>主码</w:t>
             </w:r>
@@ -5903,25 +4866,9 @@
         </w:tc>
       </w:tr>
       <w:tr>
-        <w:tblPrEx>
-          <w:tblBorders>
-            <w:top w:val="single" w:color="auto" w:sz="4" w:space="0"/>
-            <w:left w:val="single" w:color="auto" w:sz="4" w:space="0"/>
-            <w:bottom w:val="single" w:color="auto" w:sz="4" w:space="0"/>
-            <w:right w:val="single" w:color="auto" w:sz="4" w:space="0"/>
-            <w:insideH w:val="single" w:color="auto" w:sz="4" w:space="0"/>
-            <w:insideV w:val="single" w:color="auto" w:sz="4" w:space="0"/>
-          </w:tblBorders>
-          <w:tblCellMar>
-            <w:top w:w="0" w:type="dxa"/>
-            <w:left w:w="108" w:type="dxa"/>
-            <w:bottom w:w="0" w:type="dxa"/>
-            <w:right w:w="108" w:type="dxa"/>
-          </w:tblCellMar>
-        </w:tblPrEx>
-        <w:tc>
-          <w:tcPr>
-            <w:tcW w:w="1965" w:type="dxa"/>
+        <w:tc>
+          <w:tcPr>
+            <w:tcW w:w="1946" w:type="dxa"/>
           </w:tcPr>
           <w:p>
             <w:pPr>
@@ -5940,7 +4887,7 @@
         </w:tc>
         <w:tc>
           <w:tcPr>
-            <w:tcW w:w="1591" w:type="dxa"/>
+            <w:tcW w:w="1560" w:type="dxa"/>
           </w:tcPr>
           <w:p>
             <w:pPr>
@@ -5959,20 +4906,20 @@
         </w:tc>
         <w:tc>
           <w:tcPr>
-            <w:tcW w:w="1368" w:type="dxa"/>
-          </w:tcPr>
-          <w:p>
-            <w:pPr>
-              <w:spacing w:after="0" w:line="240" w:lineRule="auto"/>
-              <w:rPr>
-                <w:rFonts w:hint="eastAsia"/>
-              </w:rPr>
-            </w:pPr>
-          </w:p>
-        </w:tc>
-        <w:tc>
-          <w:tcPr>
-            <w:tcW w:w="1368" w:type="dxa"/>
+            <w:tcW w:w="1280" w:type="dxa"/>
+          </w:tcPr>
+          <w:p>
+            <w:pPr>
+              <w:spacing w:after="0" w:line="240" w:lineRule="auto"/>
+              <w:rPr>
+                <w:rFonts w:hint="eastAsia"/>
+              </w:rPr>
+            </w:pPr>
+          </w:p>
+        </w:tc>
+        <w:tc>
+          <w:tcPr>
+            <w:tcW w:w="1280" w:type="dxa"/>
           </w:tcPr>
           <w:p>
             <w:pPr>
@@ -6004,38 +4951,20 @@
         </w:tc>
       </w:tr>
       <w:tr>
-        <w:tblPrEx>
-          <w:tblBorders>
-            <w:top w:val="single" w:color="auto" w:sz="4" w:space="0"/>
-            <w:left w:val="single" w:color="auto" w:sz="4" w:space="0"/>
-            <w:bottom w:val="single" w:color="auto" w:sz="4" w:space="0"/>
-            <w:right w:val="single" w:color="auto" w:sz="4" w:space="0"/>
-            <w:insideH w:val="single" w:color="auto" w:sz="4" w:space="0"/>
-            <w:insideV w:val="single" w:color="auto" w:sz="4" w:space="0"/>
-          </w:tblBorders>
-          <w:tblCellMar>
-            <w:top w:w="0" w:type="dxa"/>
-            <w:left w:w="108" w:type="dxa"/>
-            <w:bottom w:w="0" w:type="dxa"/>
-            <w:right w:w="108" w:type="dxa"/>
-          </w:tblCellMar>
-        </w:tblPrEx>
-        <w:tc>
-          <w:tcPr>
-            <w:tcW w:w="1965" w:type="dxa"/>
-          </w:tcPr>
-          <w:p>
-            <w:pPr>
-              <w:spacing w:after="0" w:line="240" w:lineRule="auto"/>
-              <w:rPr>
-                <w:rFonts w:hint="default" w:eastAsiaTheme="minorEastAsia"/>
-                <w:lang w:val="en-US" w:eastAsia="zh-CN"/>
-              </w:rPr>
-            </w:pPr>
-            <w:r>
-              <w:rPr>
-                <w:rFonts w:hint="eastAsia"/>
-                <w:lang w:val="en-US" w:eastAsia="zh-CN"/>
+        <w:tc>
+          <w:tcPr>
+            <w:tcW w:w="1946" w:type="dxa"/>
+          </w:tcPr>
+          <w:p>
+            <w:pPr>
+              <w:spacing w:after="0" w:line="240" w:lineRule="auto"/>
+              <w:rPr>
+                <w:rFonts w:hint="eastAsia"/>
+              </w:rPr>
+            </w:pPr>
+            <w:r>
+              <w:rPr>
+                <w:rFonts w:hint="eastAsia"/>
               </w:rPr>
               <w:t>content</w:t>
             </w:r>
@@ -6043,20 +4972,18 @@
         </w:tc>
         <w:tc>
           <w:tcPr>
-            <w:tcW w:w="1591" w:type="dxa"/>
-          </w:tcPr>
-          <w:p>
-            <w:pPr>
-              <w:spacing w:after="0" w:line="240" w:lineRule="auto"/>
-              <w:rPr>
-                <w:rFonts w:hint="default" w:eastAsiaTheme="minorEastAsia"/>
-                <w:lang w:val="en-US" w:eastAsia="zh-CN"/>
-              </w:rPr>
-            </w:pPr>
-            <w:r>
-              <w:rPr>
-                <w:rFonts w:hint="eastAsia"/>
-                <w:lang w:val="en-US" w:eastAsia="zh-CN"/>
+            <w:tcW w:w="1560" w:type="dxa"/>
+          </w:tcPr>
+          <w:p>
+            <w:pPr>
+              <w:spacing w:after="0" w:line="240" w:lineRule="auto"/>
+              <w:rPr>
+                <w:rFonts w:hint="eastAsia"/>
+              </w:rPr>
+            </w:pPr>
+            <w:r>
+              <w:rPr>
+                <w:rFonts w:hint="eastAsia"/>
               </w:rPr>
               <w:t>tinytext</w:t>
             </w:r>
@@ -6064,32 +4991,31 @@
         </w:tc>
         <w:tc>
           <w:tcPr>
-            <w:tcW w:w="1368" w:type="dxa"/>
-          </w:tcPr>
-          <w:p>
-            <w:pPr>
-              <w:spacing w:after="0" w:line="240" w:lineRule="auto"/>
-              <w:rPr>
-                <w:rFonts w:hint="eastAsia"/>
-              </w:rPr>
-            </w:pPr>
-          </w:p>
-        </w:tc>
-        <w:tc>
-          <w:tcPr>
-            <w:tcW w:w="1368" w:type="dxa"/>
-          </w:tcPr>
-          <w:p>
-            <w:pPr>
-              <w:spacing w:after="0" w:line="240" w:lineRule="auto"/>
-              <w:rPr>
-                <w:rFonts w:hint="eastAsia"/>
-              </w:rPr>
-            </w:pPr>
-            <w:r>
-              <w:rPr>
-                <w:rFonts w:hint="eastAsia"/>
-                <w:lang w:val="en-US" w:eastAsia="zh-CN"/>
+            <w:tcW w:w="1280" w:type="dxa"/>
+          </w:tcPr>
+          <w:p>
+            <w:pPr>
+              <w:spacing w:after="0" w:line="240" w:lineRule="auto"/>
+              <w:rPr>
+                <w:rFonts w:hint="eastAsia"/>
+              </w:rPr>
+            </w:pPr>
+          </w:p>
+        </w:tc>
+        <w:tc>
+          <w:tcPr>
+            <w:tcW w:w="1280" w:type="dxa"/>
+          </w:tcPr>
+          <w:p>
+            <w:pPr>
+              <w:spacing w:after="0" w:line="240" w:lineRule="auto"/>
+              <w:rPr>
+                <w:rFonts w:hint="eastAsia"/>
+              </w:rPr>
+            </w:pPr>
+            <w:r>
+              <w:rPr>
+                <w:rFonts w:hint="eastAsia"/>
               </w:rPr>
               <w:t>文字内容</w:t>
             </w:r>
@@ -6110,25 +5036,9 @@
         </w:tc>
       </w:tr>
       <w:tr>
-        <w:tblPrEx>
-          <w:tblBorders>
-            <w:top w:val="single" w:color="auto" w:sz="4" w:space="0"/>
-            <w:left w:val="single" w:color="auto" w:sz="4" w:space="0"/>
-            <w:bottom w:val="single" w:color="auto" w:sz="4" w:space="0"/>
-            <w:right w:val="single" w:color="auto" w:sz="4" w:space="0"/>
-            <w:insideH w:val="single" w:color="auto" w:sz="4" w:space="0"/>
-            <w:insideV w:val="single" w:color="auto" w:sz="4" w:space="0"/>
-          </w:tblBorders>
-          <w:tblCellMar>
-            <w:top w:w="0" w:type="dxa"/>
-            <w:left w:w="108" w:type="dxa"/>
-            <w:bottom w:w="0" w:type="dxa"/>
-            <w:right w:w="108" w:type="dxa"/>
-          </w:tblCellMar>
-        </w:tblPrEx>
-        <w:tc>
-          <w:tcPr>
-            <w:tcW w:w="1965" w:type="dxa"/>
+        <w:tc>
+          <w:tcPr>
+            <w:tcW w:w="1946" w:type="dxa"/>
           </w:tcPr>
           <w:p>
             <w:pPr>
@@ -6159,59 +5069,39 @@
         </w:tc>
         <w:tc>
           <w:tcPr>
-            <w:tcW w:w="1591" w:type="dxa"/>
-          </w:tcPr>
-          <w:p>
-            <w:pPr>
-              <w:spacing w:after="0" w:line="240" w:lineRule="auto"/>
-              <w:rPr>
-                <w:rFonts w:hint="eastAsia"/>
-              </w:rPr>
-            </w:pPr>
-            <w:r>
-              <w:rPr>
-                <w:rFonts w:hint="eastAsia"/>
-                <w:lang w:val="en-US" w:eastAsia="zh-CN"/>
-              </w:rPr>
-              <w:t>d</w:t>
-            </w:r>
-            <w:r>
-              <w:rPr>
-                <w:rFonts w:hint="eastAsia"/>
-              </w:rPr>
-              <w:t>ate</w:t>
-            </w:r>
-            <w:r>
-              <w:rPr>
-                <w:rFonts w:hint="eastAsia"/>
-                <w:lang w:val="en-US" w:eastAsia="zh-CN"/>
-              </w:rPr>
-              <w:t>t</w:t>
-            </w:r>
-            <w:r>
-              <w:rPr>
-                <w:rFonts w:hint="eastAsia"/>
-              </w:rPr>
-              <w:t>ime</w:t>
-            </w:r>
-          </w:p>
-        </w:tc>
-        <w:tc>
-          <w:tcPr>
-            <w:tcW w:w="1368" w:type="dxa"/>
-          </w:tcPr>
-          <w:p>
-            <w:pPr>
-              <w:spacing w:after="0" w:line="240" w:lineRule="auto"/>
-              <w:rPr>
-                <w:rFonts w:hint="eastAsia"/>
-              </w:rPr>
-            </w:pPr>
-          </w:p>
-        </w:tc>
-        <w:tc>
-          <w:tcPr>
-            <w:tcW w:w="1368" w:type="dxa"/>
+            <w:tcW w:w="1560" w:type="dxa"/>
+          </w:tcPr>
+          <w:p>
+            <w:pPr>
+              <w:spacing w:after="0" w:line="240" w:lineRule="auto"/>
+              <w:rPr>
+                <w:rFonts w:hint="eastAsia"/>
+              </w:rPr>
+            </w:pPr>
+            <w:r>
+              <w:rPr>
+                <w:rFonts w:hint="eastAsia"/>
+              </w:rPr>
+              <w:t>datetime</w:t>
+            </w:r>
+          </w:p>
+        </w:tc>
+        <w:tc>
+          <w:tcPr>
+            <w:tcW w:w="1280" w:type="dxa"/>
+          </w:tcPr>
+          <w:p>
+            <w:pPr>
+              <w:spacing w:after="0" w:line="240" w:lineRule="auto"/>
+              <w:rPr>
+                <w:rFonts w:hint="eastAsia"/>
+              </w:rPr>
+            </w:pPr>
+          </w:p>
+        </w:tc>
+        <w:tc>
+          <w:tcPr>
+            <w:tcW w:w="1280" w:type="dxa"/>
           </w:tcPr>
           <w:p>
             <w:pPr>
@@ -6236,14 +5126,12 @@
             <w:pPr>
               <w:spacing w:after="0" w:line="240" w:lineRule="auto"/>
               <w:rPr>
-                <w:rFonts w:hint="default" w:eastAsiaTheme="minorEastAsia"/>
-                <w:lang w:val="en-US" w:eastAsia="zh-CN"/>
-              </w:rPr>
-            </w:pPr>
-            <w:r>
-              <w:rPr>
-                <w:rFonts w:hint="eastAsia"/>
-                <w:lang w:val="en-US" w:eastAsia="zh-CN"/>
+                <w:rFonts w:hint="eastAsia"/>
+              </w:rPr>
+            </w:pPr>
+            <w:r>
+              <w:rPr>
+                <w:rFonts w:hint="eastAsia"/>
               </w:rPr>
               <w:t>默认当前时间</w:t>
             </w:r>
@@ -6251,44 +5139,21 @@
         </w:tc>
       </w:tr>
       <w:tr>
-        <w:tblPrEx>
-          <w:tblBorders>
-            <w:top w:val="single" w:color="auto" w:sz="4" w:space="0"/>
-            <w:left w:val="single" w:color="auto" w:sz="4" w:space="0"/>
-            <w:bottom w:val="single" w:color="auto" w:sz="4" w:space="0"/>
-            <w:right w:val="single" w:color="auto" w:sz="4" w:space="0"/>
-            <w:insideH w:val="single" w:color="auto" w:sz="4" w:space="0"/>
-            <w:insideV w:val="single" w:color="auto" w:sz="4" w:space="0"/>
-          </w:tblBorders>
-          <w:tblCellMar>
-            <w:top w:w="0" w:type="dxa"/>
-            <w:left w:w="108" w:type="dxa"/>
-            <w:bottom w:w="0" w:type="dxa"/>
-            <w:right w:w="108" w:type="dxa"/>
-          </w:tblCellMar>
-        </w:tblPrEx>
-        <w:tc>
-          <w:tcPr>
-            <w:tcW w:w="1965" w:type="dxa"/>
-            <w:shd w:val="clear"/>
-            <w:vAlign w:val="top"/>
-          </w:tcPr>
-          <w:p>
-            <w:pPr>
-              <w:spacing w:after="0" w:line="240" w:lineRule="auto"/>
-              <w:rPr>
-                <w:rFonts w:hint="eastAsia" w:asciiTheme="minorHAnsi" w:hAnsiTheme="minorHAnsi" w:eastAsiaTheme="minorEastAsia" w:cstheme="minorBidi"/>
-                <w:kern w:val="2"/>
-                <w:sz w:val="22"/>
-                <w:szCs w:val="24"/>
-                <w:lang w:val="en-US" w:eastAsia="zh-CN" w:bidi="ar-SA"/>
-                <w14:ligatures w14:val="standardContextual"/>
-              </w:rPr>
-            </w:pPr>
-            <w:r>
-              <w:rPr>
-                <w:rFonts w:hint="eastAsia"/>
-                <w:lang w:val="en-US" w:eastAsia="zh-CN"/>
+        <w:tc>
+          <w:tcPr>
+            <w:tcW w:w="1946" w:type="dxa"/>
+            <w:shd w:val="clear" w:color="auto" w:fill="auto"/>
+          </w:tcPr>
+          <w:p>
+            <w:pPr>
+              <w:spacing w:after="0" w:line="240" w:lineRule="auto"/>
+              <w:rPr>
+                <w:rFonts w:hint="eastAsia"/>
+              </w:rPr>
+            </w:pPr>
+            <w:r>
+              <w:rPr>
+                <w:rFonts w:hint="eastAsia"/>
               </w:rPr>
               <w:t>migration_status</w:t>
             </w:r>
@@ -6296,26 +5161,19 @@
         </w:tc>
         <w:tc>
           <w:tcPr>
-            <w:tcW w:w="1591" w:type="dxa"/>
-            <w:shd w:val="clear"/>
-            <w:vAlign w:val="top"/>
-          </w:tcPr>
-          <w:p>
-            <w:pPr>
-              <w:spacing w:after="0" w:line="240" w:lineRule="auto"/>
-              <w:rPr>
-                <w:rFonts w:hint="eastAsia" w:asciiTheme="minorHAnsi" w:hAnsiTheme="minorHAnsi" w:eastAsiaTheme="minorEastAsia" w:cstheme="minorBidi"/>
-                <w:kern w:val="2"/>
-                <w:sz w:val="22"/>
-                <w:szCs w:val="24"/>
-                <w:lang w:val="en-US" w:eastAsia="zh-CN" w:bidi="ar-SA"/>
-                <w14:ligatures w14:val="standardContextual"/>
-              </w:rPr>
-            </w:pPr>
-            <w:r>
-              <w:rPr>
-                <w:rFonts w:hint="eastAsia"/>
-                <w:lang w:val="en-US" w:eastAsia="zh-CN"/>
+            <w:tcW w:w="1560" w:type="dxa"/>
+            <w:shd w:val="clear" w:color="auto" w:fill="auto"/>
+          </w:tcPr>
+          <w:p>
+            <w:pPr>
+              <w:spacing w:after="0" w:line="240" w:lineRule="auto"/>
+              <w:rPr>
+                <w:rFonts w:hint="eastAsia"/>
+              </w:rPr>
+            </w:pPr>
+            <w:r>
+              <w:rPr>
+                <w:rFonts w:hint="eastAsia"/>
               </w:rPr>
               <w:t>varchar(20)</w:t>
             </w:r>
@@ -6323,46 +5181,33 @@
         </w:tc>
         <w:tc>
           <w:tcPr>
-            <w:tcW w:w="1368" w:type="dxa"/>
-            <w:shd w:val="clear"/>
-            <w:vAlign w:val="top"/>
-          </w:tcPr>
-          <w:p>
-            <w:pPr>
-              <w:spacing w:after="0" w:line="240" w:lineRule="auto"/>
-              <w:rPr>
-                <w:rFonts w:hint="eastAsia" w:asciiTheme="minorHAnsi" w:hAnsiTheme="minorHAnsi" w:eastAsiaTheme="minorEastAsia" w:cstheme="minorBidi"/>
-                <w:kern w:val="2"/>
-                <w:sz w:val="22"/>
-                <w:szCs w:val="24"/>
-                <w:lang w:val="en-US" w:eastAsia="zh-CN" w:bidi="ar-SA"/>
-                <w14:ligatures w14:val="standardContextual"/>
-              </w:rPr>
-            </w:pPr>
-          </w:p>
-        </w:tc>
-        <w:tc>
-          <w:tcPr>
-            <w:tcW w:w="1368" w:type="dxa"/>
-            <w:shd w:val="clear"/>
-            <w:vAlign w:val="top"/>
-          </w:tcPr>
-          <w:p>
-            <w:pPr>
-              <w:spacing w:after="0" w:line="240" w:lineRule="auto"/>
-              <w:rPr>
-                <w:rFonts w:hint="eastAsia" w:asciiTheme="minorHAnsi" w:hAnsiTheme="minorHAnsi" w:eastAsiaTheme="minorEastAsia" w:cstheme="minorBidi"/>
-                <w:kern w:val="2"/>
-                <w:sz w:val="22"/>
-                <w:szCs w:val="24"/>
-                <w:lang w:val="en-US" w:eastAsia="zh-CN" w:bidi="ar-SA"/>
-                <w14:ligatures w14:val="standardContextual"/>
-              </w:rPr>
-            </w:pPr>
-            <w:r>
-              <w:rPr>
-                <w:rFonts w:hint="eastAsia"/>
-                <w:lang w:val="en-US" w:eastAsia="zh-CN"/>
+            <w:tcW w:w="1280" w:type="dxa"/>
+            <w:shd w:val="clear" w:color="auto" w:fill="auto"/>
+          </w:tcPr>
+          <w:p>
+            <w:pPr>
+              <w:spacing w:after="0" w:line="240" w:lineRule="auto"/>
+              <w:rPr>
+                <w:rFonts w:hint="eastAsia"/>
+              </w:rPr>
+            </w:pPr>
+          </w:p>
+        </w:tc>
+        <w:tc>
+          <w:tcPr>
+            <w:tcW w:w="1280" w:type="dxa"/>
+            <w:shd w:val="clear" w:color="auto" w:fill="auto"/>
+          </w:tcPr>
+          <w:p>
+            <w:pPr>
+              <w:spacing w:after="0" w:line="240" w:lineRule="auto"/>
+              <w:rPr>
+                <w:rFonts w:hint="eastAsia"/>
+              </w:rPr>
+            </w:pPr>
+            <w:r>
+              <w:rPr>
+                <w:rFonts w:hint="eastAsia"/>
               </w:rPr>
               <w:t>迁移状态</w:t>
             </w:r>
@@ -6371,64 +5216,43 @@
         <w:tc>
           <w:tcPr>
             <w:tcW w:w="2230" w:type="dxa"/>
-            <w:shd w:val="clear"/>
-            <w:vAlign w:val="top"/>
-          </w:tcPr>
-          <w:p>
-            <w:pPr>
-              <w:spacing w:after="0" w:line="240" w:lineRule="auto"/>
-              <w:rPr>
-                <w:rFonts w:hint="default"/>
-                <w:lang w:val="en-US" w:eastAsia="zh-CN"/>
-              </w:rPr>
-            </w:pPr>
-            <w:r>
-              <w:rPr>
-                <w:rFonts w:hint="default"/>
-                <w:lang w:val="en-US" w:eastAsia="zh-CN"/>
-              </w:rPr>
+            <w:shd w:val="clear" w:color="auto" w:fill="auto"/>
+          </w:tcPr>
+          <w:p>
+            <w:pPr>
+              <w:spacing w:after="0" w:line="240" w:lineRule="auto"/>
+              <w:rPr>
+                <w:rFonts w:hint="eastAsia"/>
+              </w:rPr>
+            </w:pPr>
+            <w:r>
               <w:t>‘</w:t>
             </w:r>
             <w:r>
               <w:rPr>
                 <w:rFonts w:hint="eastAsia"/>
-                <w:lang w:val="en-US" w:eastAsia="zh-CN"/>
               </w:rPr>
               <w:t>NONE</w:t>
             </w:r>
             <w:r>
-              <w:rPr>
-                <w:rFonts w:hint="default"/>
-                <w:lang w:val="en-US" w:eastAsia="zh-CN"/>
-              </w:rPr>
               <w:t>’</w:t>
             </w:r>
             <w:r>
               <w:rPr>
                 <w:rFonts w:hint="eastAsia"/>
-                <w:lang w:val="en-US" w:eastAsia="zh-CN"/>
               </w:rPr>
               <w:t>/</w:t>
             </w:r>
             <w:r>
-              <w:rPr>
-                <w:rFonts w:hint="default"/>
-                <w:lang w:val="en-US" w:eastAsia="zh-CN"/>
-              </w:rPr>
               <w:t>’</w:t>
             </w:r>
             <w:r>
               <w:rPr>
                 <w:rFonts w:hint="eastAsia"/>
-                <w:lang w:val="en-US" w:eastAsia="zh-CN"/>
               </w:rPr>
               <w:t>MIGRATING</w:t>
             </w:r>
             <w:r>
-              <w:rPr>
-                <w:rFonts w:hint="default"/>
-                <w:lang w:val="en-US" w:eastAsia="zh-CN"/>
-              </w:rPr>
               <w:t>’</w:t>
             </w:r>
           </w:p>
@@ -6436,78 +5260,45 @@
             <w:pPr>
               <w:spacing w:after="0" w:line="240" w:lineRule="auto"/>
               <w:rPr>
-                <w:rFonts w:hint="eastAsia" w:asciiTheme="minorHAnsi" w:hAnsiTheme="minorHAnsi" w:eastAsiaTheme="minorEastAsia" w:cstheme="minorBidi"/>
-                <w:kern w:val="2"/>
-                <w:sz w:val="22"/>
-                <w:szCs w:val="24"/>
-                <w:lang w:val="en-US" w:eastAsia="zh-CN" w:bidi="ar-SA"/>
-                <w14:ligatures w14:val="standardContextual"/>
-              </w:rPr>
-            </w:pPr>
-            <w:r>
-              <w:rPr>
-                <w:rFonts w:hint="eastAsia"/>
-                <w:lang w:val="en-US" w:eastAsia="zh-CN"/>
+                <w:rFonts w:hint="eastAsia"/>
+              </w:rPr>
+            </w:pPr>
+            <w:r>
+              <w:rPr>
+                <w:rFonts w:hint="eastAsia"/>
               </w:rPr>
               <w:t>默认</w:t>
             </w:r>
             <w:r>
-              <w:rPr>
-                <w:rFonts w:hint="default"/>
-                <w:lang w:val="en-US" w:eastAsia="zh-CN"/>
-              </w:rPr>
               <w:t>’</w:t>
             </w:r>
             <w:r>
               <w:rPr>
                 <w:rFonts w:hint="eastAsia"/>
-                <w:lang w:val="en-US" w:eastAsia="zh-CN"/>
               </w:rPr>
               <w:t>NONE</w:t>
             </w:r>
             <w:r>
-              <w:rPr>
-                <w:rFonts w:hint="default"/>
-                <w:lang w:val="en-US" w:eastAsia="zh-CN"/>
-              </w:rPr>
               <w:t>’</w:t>
             </w:r>
           </w:p>
         </w:tc>
       </w:tr>
       <w:tr>
-        <w:tblPrEx>
-          <w:tblBorders>
-            <w:top w:val="single" w:color="auto" w:sz="4" w:space="0"/>
-            <w:left w:val="single" w:color="auto" w:sz="4" w:space="0"/>
-            <w:bottom w:val="single" w:color="auto" w:sz="4" w:space="0"/>
-            <w:right w:val="single" w:color="auto" w:sz="4" w:space="0"/>
-            <w:insideH w:val="single" w:color="auto" w:sz="4" w:space="0"/>
-            <w:insideV w:val="single" w:color="auto" w:sz="4" w:space="0"/>
-          </w:tblBorders>
-          <w:tblCellMar>
-            <w:top w:w="0" w:type="dxa"/>
-            <w:left w:w="108" w:type="dxa"/>
-            <w:bottom w:w="0" w:type="dxa"/>
-            <w:right w:w="108" w:type="dxa"/>
-          </w:tblCellMar>
-        </w:tblPrEx>
-        <w:tc>
-          <w:tcPr>
-            <w:tcW w:w="1965" w:type="dxa"/>
-          </w:tcPr>
-          <w:p>
-            <w:pPr>
-              <w:spacing w:after="0" w:line="240" w:lineRule="auto"/>
-              <w:rPr>
-                <w:rFonts w:hint="default" w:eastAsiaTheme="minorEastAsia"/>
-                <w:lang w:val="en-US" w:eastAsia="zh-CN"/>
-              </w:rPr>
-            </w:pPr>
-            <w:r>
-              <w:rPr>
-                <w:rFonts w:hint="eastAsia"/>
-                <w:lang w:val="en-US" w:eastAsia="zh-CN"/>
+        <w:tc>
+          <w:tcPr>
+            <w:tcW w:w="1946" w:type="dxa"/>
+          </w:tcPr>
+          <w:p>
+            <w:pPr>
+              <w:spacing w:after="0" w:line="240" w:lineRule="auto"/>
+              <w:rPr>
+                <w:rFonts w:hint="eastAsia"/>
+              </w:rPr>
+            </w:pPr>
+            <w:r>
+              <w:rPr>
+                <w:rFonts w:hint="eastAsia"/>
               </w:rPr>
               <w:t>last_access_time</w:t>
             </w:r>
@@ -6515,20 +5306,18 @@
         </w:tc>
         <w:tc>
           <w:tcPr>
-            <w:tcW w:w="1591" w:type="dxa"/>
-          </w:tcPr>
-          <w:p>
-            <w:pPr>
-              <w:spacing w:after="0" w:line="240" w:lineRule="auto"/>
-              <w:rPr>
-                <w:rFonts w:hint="default" w:eastAsiaTheme="minorEastAsia"/>
-                <w:lang w:val="en-US" w:eastAsia="zh-CN"/>
-              </w:rPr>
-            </w:pPr>
-            <w:r>
-              <w:rPr>
-                <w:rFonts w:hint="eastAsia"/>
-                <w:lang w:val="en-US" w:eastAsia="zh-CN"/>
+            <w:tcW w:w="1560" w:type="dxa"/>
+          </w:tcPr>
+          <w:p>
+            <w:pPr>
+              <w:spacing w:after="0" w:line="240" w:lineRule="auto"/>
+              <w:rPr>
+                <w:rFonts w:hint="eastAsia"/>
+              </w:rPr>
+            </w:pPr>
+            <w:r>
+              <w:rPr>
+                <w:rFonts w:hint="eastAsia"/>
               </w:rPr>
               <w:t>datetime</w:t>
             </w:r>
@@ -6536,33 +5325,31 @@
         </w:tc>
         <w:tc>
           <w:tcPr>
-            <w:tcW w:w="1368" w:type="dxa"/>
-          </w:tcPr>
-          <w:p>
-            <w:pPr>
-              <w:spacing w:after="0" w:line="240" w:lineRule="auto"/>
-              <w:rPr>
-                <w:rFonts w:hint="eastAsia"/>
-              </w:rPr>
-            </w:pPr>
-          </w:p>
-        </w:tc>
-        <w:tc>
-          <w:tcPr>
-            <w:tcW w:w="1368" w:type="dxa"/>
-          </w:tcPr>
-          <w:p>
-            <w:pPr>
-              <w:spacing w:after="0" w:line="240" w:lineRule="auto"/>
-              <w:rPr>
-                <w:rFonts w:hint="default" w:eastAsiaTheme="minorEastAsia"/>
-                <w:lang w:val="en-US" w:eastAsia="zh-CN"/>
-              </w:rPr>
-            </w:pPr>
-            <w:r>
-              <w:rPr>
-                <w:rFonts w:hint="eastAsia"/>
-                <w:lang w:val="en-US" w:eastAsia="zh-CN"/>
+            <w:tcW w:w="1280" w:type="dxa"/>
+          </w:tcPr>
+          <w:p>
+            <w:pPr>
+              <w:spacing w:after="0" w:line="240" w:lineRule="auto"/>
+              <w:rPr>
+                <w:rFonts w:hint="eastAsia"/>
+              </w:rPr>
+            </w:pPr>
+          </w:p>
+        </w:tc>
+        <w:tc>
+          <w:tcPr>
+            <w:tcW w:w="1280" w:type="dxa"/>
+          </w:tcPr>
+          <w:p>
+            <w:pPr>
+              <w:spacing w:after="0" w:line="240" w:lineRule="auto"/>
+              <w:rPr>
+                <w:rFonts w:hint="eastAsia"/>
+              </w:rPr>
+            </w:pPr>
+            <w:r>
+              <w:rPr>
+                <w:rFonts w:hint="eastAsia"/>
               </w:rPr>
               <w:t>最近一次被查看的时间</w:t>
             </w:r>
@@ -6572,6 +5359,120 @@
           <w:tcPr>
             <w:tcW w:w="2230" w:type="dxa"/>
           </w:tcPr>
+          <w:p>
+            <w:pPr>
+              <w:spacing w:after="0" w:line="240" w:lineRule="auto"/>
+              <w:rPr>
+                <w:rFonts w:hint="eastAsia"/>
+              </w:rPr>
+            </w:pPr>
+          </w:p>
+        </w:tc>
+      </w:tr>
+      <w:tr>
+        <w:tc>
+          <w:tcPr>
+            <w:tcW w:w="1946" w:type="dxa"/>
+          </w:tcPr>
+          <w:p>
+            <w:pPr>
+              <w:spacing w:after="0" w:line="240" w:lineRule="auto"/>
+              <w:rPr>
+                <w:rFonts w:hint="eastAsia"/>
+              </w:rPr>
+            </w:pPr>
+            <w:r>
+              <w:t>audit_status</w:t>
+            </w:r>
+          </w:p>
+        </w:tc>
+        <w:tc>
+          <w:tcPr>
+            <w:tcW w:w="1560" w:type="dxa"/>
+          </w:tcPr>
+          <w:p>
+            <w:pPr>
+              <w:spacing w:after="0" w:line="240" w:lineRule="auto"/>
+              <w:rPr>
+                <w:rFonts w:hint="eastAsia"/>
+              </w:rPr>
+            </w:pPr>
+            <w:r>
+              <w:rPr>
+                <w:rFonts w:hint="eastAsia"/>
+              </w:rPr>
+              <w:t>varchar</w:t>
+            </w:r>
+            <w:r>
+              <w:t>(20)</w:t>
+            </w:r>
+          </w:p>
+        </w:tc>
+        <w:tc>
+          <w:tcPr>
+            <w:tcW w:w="1280" w:type="dxa"/>
+          </w:tcPr>
+          <w:p>
+            <w:pPr>
+              <w:spacing w:after="0" w:line="240" w:lineRule="auto"/>
+              <w:rPr>
+                <w:rFonts w:hint="eastAsia"/>
+              </w:rPr>
+            </w:pPr>
+          </w:p>
+        </w:tc>
+        <w:tc>
+          <w:tcPr>
+            <w:tcW w:w="1280" w:type="dxa"/>
+          </w:tcPr>
+          <w:p>
+            <w:pPr>
+              <w:spacing w:after="0" w:line="240" w:lineRule="auto"/>
+              <w:rPr>
+                <w:rFonts w:hint="eastAsia"/>
+              </w:rPr>
+            </w:pPr>
+            <w:r>
+              <w:t>内容审核状态</w:t>
+            </w:r>
+          </w:p>
+        </w:tc>
+        <w:tc>
+          <w:tcPr>
+            <w:tcW w:w="2230" w:type="dxa"/>
+          </w:tcPr>
+          <w:p>
+            <w:pPr>
+              <w:spacing w:after="0" w:line="240" w:lineRule="auto"/>
+            </w:pPr>
+            <w:r>
+              <w:t>可选值：</w:t>
+            </w:r>
+          </w:p>
+          <w:p>
+            <w:pPr>
+              <w:spacing w:after="0" w:line="240" w:lineRule="auto"/>
+            </w:pPr>
+            <w:r>
+              <w:t>- PENDING: 审核中（默认，外界不可见）</w:t>
+            </w:r>
+          </w:p>
+          <w:p>
+            <w:pPr>
+              <w:spacing w:after="0" w:line="240" w:lineRule="auto"/>
+            </w:pPr>
+            <w:r>
+              <w:t>- APPROVED: 审核通过（外界正常可见）</w:t>
+            </w:r>
+          </w:p>
+          <w:p>
+            <w:pPr>
+              <w:spacing w:after="0" w:line="240" w:lineRule="auto"/>
+            </w:pPr>
+            <w:r>
+              <w:t>- REJECTED: 审核拒绝</w:t>
+            </w:r>
+          </w:p>
           <w:p>
             <w:pPr>
               <w:spacing w:after="0" w:line="240" w:lineRule="auto"/>
@@ -6586,8 +5487,7 @@
     <w:p>
       <w:pPr>
         <w:rPr>
-          <w:rFonts w:hint="default" w:eastAsiaTheme="minorEastAsia"/>
-          <w:lang w:val="en-US" w:eastAsia="zh-CN"/>
+          <w:rFonts w:hint="eastAsia"/>
         </w:rPr>
       </w:pPr>
     </w:p>
@@ -6595,13 +5495,11 @@
       <w:pPr>
         <w:rPr>
           <w:rFonts w:hint="eastAsia"/>
-          <w:lang w:val="en-US" w:eastAsia="zh-CN"/>
         </w:rPr>
       </w:pPr>
       <w:r>
         <w:rPr>
           <w:rFonts w:hint="eastAsia"/>
-          <w:lang w:val="en-US" w:eastAsia="zh-CN"/>
         </w:rPr>
         <w:t>评论表</w:t>
       </w:r>
@@ -6610,62 +5508,29 @@
       <w:pPr>
         <w:rPr>
           <w:rFonts w:hint="eastAsia"/>
-          <w:lang w:val="en-US" w:eastAsia="zh-CN"/>
         </w:rPr>
       </w:pPr>
       <w:r>
         <w:rPr>
           <w:rFonts w:hint="eastAsia"/>
-          <w:lang w:val="en-US" w:eastAsia="zh-CN"/>
         </w:rPr>
         <w:t>comments</w:t>
       </w:r>
     </w:p>
     <w:tbl>
       <w:tblPr>
-        <w:tblStyle w:val="16"/>
+        <w:tblStyle w:val="ab"/>
         <w:tblW w:w="0" w:type="auto"/>
-        <w:tblInd w:w="0" w:type="dxa"/>
-        <w:tblBorders>
-          <w:top w:val="single" w:color="auto" w:sz="4" w:space="0"/>
-          <w:left w:val="single" w:color="auto" w:sz="4" w:space="0"/>
-          <w:bottom w:val="single" w:color="auto" w:sz="4" w:space="0"/>
-          <w:right w:val="single" w:color="auto" w:sz="4" w:space="0"/>
-          <w:insideH w:val="single" w:color="auto" w:sz="4" w:space="0"/>
-          <w:insideV w:val="single" w:color="auto" w:sz="4" w:space="0"/>
-        </w:tblBorders>
-        <w:tblLayout w:type="autofit"/>
-        <w:tblCellMar>
-          <w:top w:w="0" w:type="dxa"/>
-          <w:left w:w="108" w:type="dxa"/>
-          <w:bottom w:w="0" w:type="dxa"/>
-          <w:right w:w="108" w:type="dxa"/>
-        </w:tblCellMar>
+        <w:tblLook w:val="04A0" w:firstRow="1" w:lastRow="0" w:firstColumn="1" w:lastColumn="0" w:noHBand="0" w:noVBand="1"/>
       </w:tblPr>
       <w:tblGrid>
-        <w:gridCol w:w="1962"/>
-        <w:gridCol w:w="1612"/>
-        <w:gridCol w:w="1359"/>
-        <w:gridCol w:w="1359"/>
+        <w:gridCol w:w="1945"/>
+        <w:gridCol w:w="1579"/>
+        <w:gridCol w:w="1271"/>
+        <w:gridCol w:w="1271"/>
         <w:gridCol w:w="2230"/>
       </w:tblGrid>
       <w:tr>
-        <w:tblPrEx>
-          <w:tblBorders>
-            <w:top w:val="single" w:color="auto" w:sz="4" w:space="0"/>
-            <w:left w:val="single" w:color="auto" w:sz="4" w:space="0"/>
-            <w:bottom w:val="single" w:color="auto" w:sz="4" w:space="0"/>
-            <w:right w:val="single" w:color="auto" w:sz="4" w:space="0"/>
-            <w:insideH w:val="single" w:color="auto" w:sz="4" w:space="0"/>
-            <w:insideV w:val="single" w:color="auto" w:sz="4" w:space="0"/>
-          </w:tblBorders>
-          <w:tblCellMar>
-            <w:top w:w="0" w:type="dxa"/>
-            <w:left w:w="108" w:type="dxa"/>
-            <w:bottom w:w="0" w:type="dxa"/>
-            <w:right w:w="108" w:type="dxa"/>
-          </w:tblCellMar>
-        </w:tblPrEx>
         <w:tc>
           <w:tcPr>
             <w:tcW w:w="1962" w:type="dxa"/>
@@ -6763,22 +5628,6 @@
         </w:tc>
       </w:tr>
       <w:tr>
-        <w:tblPrEx>
-          <w:tblBorders>
-            <w:top w:val="single" w:color="auto" w:sz="4" w:space="0"/>
-            <w:left w:val="single" w:color="auto" w:sz="4" w:space="0"/>
-            <w:bottom w:val="single" w:color="auto" w:sz="4" w:space="0"/>
-            <w:right w:val="single" w:color="auto" w:sz="4" w:space="0"/>
-            <w:insideH w:val="single" w:color="auto" w:sz="4" w:space="0"/>
-            <w:insideV w:val="single" w:color="auto" w:sz="4" w:space="0"/>
-          </w:tblBorders>
-          <w:tblCellMar>
-            <w:top w:w="0" w:type="dxa"/>
-            <w:left w:w="108" w:type="dxa"/>
-            <w:bottom w:w="0" w:type="dxa"/>
-            <w:right w:w="108" w:type="dxa"/>
-          </w:tblCellMar>
-        </w:tblPrEx>
         <w:tc>
           <w:tcPr>
             <w:tcW w:w="1962" w:type="dxa"/>
@@ -6787,14 +5636,12 @@
             <w:pPr>
               <w:spacing w:after="0" w:line="240" w:lineRule="auto"/>
               <w:rPr>
-                <w:rFonts w:hint="default"/>
-                <w:lang w:val="en-US" w:eastAsia="zh-CN"/>
-              </w:rPr>
-            </w:pPr>
-            <w:r>
-              <w:rPr>
-                <w:rFonts w:hint="eastAsia"/>
-                <w:lang w:val="en-US" w:eastAsia="zh-CN"/>
+                <w:rFonts w:hint="eastAsia"/>
+              </w:rPr>
+            </w:pPr>
+            <w:r>
+              <w:rPr>
+                <w:rFonts w:hint="eastAsia"/>
               </w:rPr>
               <w:t>comment_id</w:t>
             </w:r>
@@ -6808,14 +5655,12 @@
             <w:pPr>
               <w:spacing w:after="0" w:line="240" w:lineRule="auto"/>
               <w:rPr>
-                <w:rFonts w:hint="default"/>
-                <w:lang w:val="en-US" w:eastAsia="zh-CN"/>
-              </w:rPr>
-            </w:pPr>
-            <w:r>
-              <w:rPr>
-                <w:rFonts w:hint="eastAsia"/>
-                <w:lang w:val="en-US" w:eastAsia="zh-CN"/>
+                <w:rFonts w:hint="eastAsia"/>
+              </w:rPr>
+            </w:pPr>
+            <w:r>
+              <w:rPr>
+                <w:rFonts w:hint="eastAsia"/>
               </w:rPr>
               <w:t>bigint</w:t>
             </w:r>
@@ -6842,14 +5687,12 @@
             <w:pPr>
               <w:spacing w:after="0" w:line="240" w:lineRule="auto"/>
               <w:rPr>
-                <w:rFonts w:hint="default"/>
-                <w:lang w:val="en-US" w:eastAsia="zh-CN"/>
-              </w:rPr>
-            </w:pPr>
-            <w:r>
-              <w:rPr>
-                <w:rFonts w:hint="eastAsia"/>
-                <w:lang w:val="en-US" w:eastAsia="zh-CN"/>
+                <w:rFonts w:hint="eastAsia"/>
+              </w:rPr>
+            </w:pPr>
+            <w:r>
+              <w:rPr>
+                <w:rFonts w:hint="eastAsia"/>
               </w:rPr>
               <w:t>评论id</w:t>
             </w:r>
@@ -6863,14 +5706,12 @@
             <w:pPr>
               <w:spacing w:after="0" w:line="240" w:lineRule="auto"/>
               <w:rPr>
-                <w:rFonts w:hint="default"/>
-                <w:lang w:val="en-US" w:eastAsia="zh-CN"/>
-              </w:rPr>
-            </w:pPr>
-            <w:r>
-              <w:rPr>
-                <w:rFonts w:hint="eastAsia"/>
-                <w:lang w:val="en-US" w:eastAsia="zh-CN"/>
+                <w:rFonts w:hint="eastAsia"/>
+              </w:rPr>
+            </w:pPr>
+            <w:r>
+              <w:rPr>
+                <w:rFonts w:hint="eastAsia"/>
               </w:rPr>
               <w:t>主码</w:t>
             </w:r>
@@ -6878,22 +5719,6 @@
         </w:tc>
       </w:tr>
       <w:tr>
-        <w:tblPrEx>
-          <w:tblBorders>
-            <w:top w:val="single" w:color="auto" w:sz="4" w:space="0"/>
-            <w:left w:val="single" w:color="auto" w:sz="4" w:space="0"/>
-            <w:bottom w:val="single" w:color="auto" w:sz="4" w:space="0"/>
-            <w:right w:val="single" w:color="auto" w:sz="4" w:space="0"/>
-            <w:insideH w:val="single" w:color="auto" w:sz="4" w:space="0"/>
-            <w:insideV w:val="single" w:color="auto" w:sz="4" w:space="0"/>
-          </w:tblBorders>
-          <w:tblCellMar>
-            <w:top w:w="0" w:type="dxa"/>
-            <w:left w:w="108" w:type="dxa"/>
-            <w:bottom w:w="0" w:type="dxa"/>
-            <w:right w:w="108" w:type="dxa"/>
-          </w:tblCellMar>
-        </w:tblPrEx>
         <w:tc>
           <w:tcPr>
             <w:tcW w:w="1962" w:type="dxa"/>
@@ -6902,14 +5727,12 @@
             <w:pPr>
               <w:spacing w:after="0" w:line="240" w:lineRule="auto"/>
               <w:rPr>
-                <w:rFonts w:hint="default" w:eastAsiaTheme="minorEastAsia"/>
-                <w:lang w:val="en-US" w:eastAsia="zh-CN"/>
-              </w:rPr>
-            </w:pPr>
-            <w:r>
-              <w:rPr>
-                <w:rFonts w:hint="eastAsia"/>
-                <w:lang w:val="en-US" w:eastAsia="zh-CN"/>
+                <w:rFonts w:hint="eastAsia"/>
+              </w:rPr>
+            </w:pPr>
+            <w:r>
+              <w:rPr>
+                <w:rFonts w:hint="eastAsia"/>
               </w:rPr>
               <w:t>moment_id</w:t>
             </w:r>
@@ -6923,14 +5746,12 @@
             <w:pPr>
               <w:spacing w:after="0" w:line="240" w:lineRule="auto"/>
               <w:rPr>
-                <w:rFonts w:hint="default" w:eastAsiaTheme="minorEastAsia"/>
-                <w:lang w:val="en-US" w:eastAsia="zh-CN"/>
-              </w:rPr>
-            </w:pPr>
-            <w:r>
-              <w:rPr>
-                <w:rFonts w:hint="eastAsia"/>
-                <w:lang w:val="en-US" w:eastAsia="zh-CN"/>
+                <w:rFonts w:hint="eastAsia"/>
+              </w:rPr>
+            </w:pPr>
+            <w:r>
+              <w:rPr>
+                <w:rFonts w:hint="eastAsia"/>
               </w:rPr>
               <w:t>int(11)</w:t>
             </w:r>
@@ -6957,14 +5778,12 @@
             <w:pPr>
               <w:spacing w:after="0" w:line="240" w:lineRule="auto"/>
               <w:rPr>
-                <w:rFonts w:hint="default" w:eastAsiaTheme="minorEastAsia"/>
-                <w:lang w:val="en-US" w:eastAsia="zh-CN"/>
-              </w:rPr>
-            </w:pPr>
-            <w:r>
-              <w:rPr>
-                <w:rFonts w:hint="eastAsia"/>
-                <w:lang w:val="en-US" w:eastAsia="zh-CN"/>
+                <w:rFonts w:hint="eastAsia"/>
+              </w:rPr>
+            </w:pPr>
+            <w:r>
+              <w:rPr>
+                <w:rFonts w:hint="eastAsia"/>
               </w:rPr>
               <w:t>所属动态id</w:t>
             </w:r>
@@ -6978,30 +5797,13 @@
             <w:pPr>
               <w:spacing w:after="0" w:line="240" w:lineRule="auto"/>
               <w:rPr>
-                <w:rFonts w:hint="eastAsia" w:eastAsiaTheme="minorEastAsia"/>
-                <w:lang w:val="en-US" w:eastAsia="zh-CN"/>
+                <w:rFonts w:hint="eastAsia"/>
               </w:rPr>
             </w:pPr>
           </w:p>
         </w:tc>
       </w:tr>
       <w:tr>
-        <w:tblPrEx>
-          <w:tblBorders>
-            <w:top w:val="single" w:color="auto" w:sz="4" w:space="0"/>
-            <w:left w:val="single" w:color="auto" w:sz="4" w:space="0"/>
-            <w:bottom w:val="single" w:color="auto" w:sz="4" w:space="0"/>
-            <w:right w:val="single" w:color="auto" w:sz="4" w:space="0"/>
-            <w:insideH w:val="single" w:color="auto" w:sz="4" w:space="0"/>
-            <w:insideV w:val="single" w:color="auto" w:sz="4" w:space="0"/>
-          </w:tblBorders>
-          <w:tblCellMar>
-            <w:top w:w="0" w:type="dxa"/>
-            <w:left w:w="108" w:type="dxa"/>
-            <w:bottom w:w="0" w:type="dxa"/>
-            <w:right w:w="108" w:type="dxa"/>
-          </w:tblCellMar>
-        </w:tblPrEx>
         <w:tc>
           <w:tcPr>
             <w:tcW w:w="1962" w:type="dxa"/>
@@ -7087,22 +5889,6 @@
         </w:tc>
       </w:tr>
       <w:tr>
-        <w:tblPrEx>
-          <w:tblBorders>
-            <w:top w:val="single" w:color="auto" w:sz="4" w:space="0"/>
-            <w:left w:val="single" w:color="auto" w:sz="4" w:space="0"/>
-            <w:bottom w:val="single" w:color="auto" w:sz="4" w:space="0"/>
-            <w:right w:val="single" w:color="auto" w:sz="4" w:space="0"/>
-            <w:insideH w:val="single" w:color="auto" w:sz="4" w:space="0"/>
-            <w:insideV w:val="single" w:color="auto" w:sz="4" w:space="0"/>
-          </w:tblBorders>
-          <w:tblCellMar>
-            <w:top w:w="0" w:type="dxa"/>
-            <w:left w:w="108" w:type="dxa"/>
-            <w:bottom w:w="0" w:type="dxa"/>
-            <w:right w:w="108" w:type="dxa"/>
-          </w:tblCellMar>
-        </w:tblPrEx>
         <w:tc>
           <w:tcPr>
             <w:tcW w:w="1962" w:type="dxa"/>
@@ -7111,14 +5897,12 @@
             <w:pPr>
               <w:spacing w:after="0" w:line="240" w:lineRule="auto"/>
               <w:rPr>
-                <w:rFonts w:hint="default" w:eastAsiaTheme="minorEastAsia"/>
-                <w:lang w:val="en-US" w:eastAsia="zh-CN"/>
-              </w:rPr>
-            </w:pPr>
-            <w:r>
-              <w:rPr>
-                <w:rFonts w:hint="eastAsia"/>
-                <w:lang w:val="en-US" w:eastAsia="zh-CN"/>
+                <w:rFonts w:hint="eastAsia"/>
+              </w:rPr>
+            </w:pPr>
+            <w:r>
+              <w:rPr>
+                <w:rFonts w:hint="eastAsia"/>
               </w:rPr>
               <w:t>content</w:t>
             </w:r>
@@ -7132,14 +5916,12 @@
             <w:pPr>
               <w:spacing w:after="0" w:line="240" w:lineRule="auto"/>
               <w:rPr>
-                <w:rFonts w:hint="default" w:eastAsiaTheme="minorEastAsia"/>
-                <w:lang w:val="en-US" w:eastAsia="zh-CN"/>
-              </w:rPr>
-            </w:pPr>
-            <w:r>
-              <w:rPr>
-                <w:rFonts w:hint="eastAsia"/>
-                <w:lang w:val="en-US" w:eastAsia="zh-CN"/>
+                <w:rFonts w:hint="eastAsia"/>
+              </w:rPr>
+            </w:pPr>
+            <w:r>
+              <w:rPr>
+                <w:rFonts w:hint="eastAsia"/>
               </w:rPr>
               <w:t>tinytext</w:t>
             </w:r>
@@ -7172,7 +5954,6 @@
             <w:r>
               <w:rPr>
                 <w:rFonts w:hint="eastAsia"/>
-                <w:lang w:val="en-US" w:eastAsia="zh-CN"/>
               </w:rPr>
               <w:t>文字内容</w:t>
             </w:r>
@@ -7193,22 +5974,6 @@
         </w:tc>
       </w:tr>
       <w:tr>
-        <w:tblPrEx>
-          <w:tblBorders>
-            <w:top w:val="single" w:color="auto" w:sz="4" w:space="0"/>
-            <w:left w:val="single" w:color="auto" w:sz="4" w:space="0"/>
-            <w:bottom w:val="single" w:color="auto" w:sz="4" w:space="0"/>
-            <w:right w:val="single" w:color="auto" w:sz="4" w:space="0"/>
-            <w:insideH w:val="single" w:color="auto" w:sz="4" w:space="0"/>
-            <w:insideV w:val="single" w:color="auto" w:sz="4" w:space="0"/>
-          </w:tblBorders>
-          <w:tblCellMar>
-            <w:top w:w="0" w:type="dxa"/>
-            <w:left w:w="108" w:type="dxa"/>
-            <w:bottom w:w="0" w:type="dxa"/>
-            <w:right w:w="108" w:type="dxa"/>
-          </w:tblCellMar>
-        </w:tblPrEx>
         <w:tc>
           <w:tcPr>
             <w:tcW w:w="1962" w:type="dxa"/>
@@ -7217,14 +5982,12 @@
             <w:pPr>
               <w:spacing w:after="0" w:line="240" w:lineRule="auto"/>
               <w:rPr>
-                <w:rFonts w:hint="default" w:eastAsiaTheme="minorEastAsia"/>
-                <w:lang w:val="en-US" w:eastAsia="zh-CN"/>
-              </w:rPr>
-            </w:pPr>
-            <w:r>
-              <w:rPr>
-                <w:rFonts w:hint="eastAsia"/>
-                <w:lang w:val="en-US" w:eastAsia="zh-CN"/>
+                <w:rFonts w:hint="eastAsia"/>
+              </w:rPr>
+            </w:pPr>
+            <w:r>
+              <w:rPr>
+                <w:rFonts w:hint="eastAsia"/>
               </w:rPr>
               <w:t>parent_id</w:t>
             </w:r>
@@ -7238,14 +6001,12 @@
             <w:pPr>
               <w:spacing w:after="0" w:line="240" w:lineRule="auto"/>
               <w:rPr>
-                <w:rFonts w:hint="default" w:eastAsiaTheme="minorEastAsia"/>
-                <w:lang w:val="en-US" w:eastAsia="zh-CN"/>
-              </w:rPr>
-            </w:pPr>
-            <w:r>
-              <w:rPr>
-                <w:rFonts w:hint="eastAsia"/>
-                <w:lang w:val="en-US" w:eastAsia="zh-CN"/>
+                <w:rFonts w:hint="eastAsia"/>
+              </w:rPr>
+            </w:pPr>
+            <w:r>
+              <w:rPr>
+                <w:rFonts w:hint="eastAsia"/>
               </w:rPr>
               <w:t>bigint</w:t>
             </w:r>
@@ -7272,14 +6033,12 @@
             <w:pPr>
               <w:spacing w:after="0" w:line="240" w:lineRule="auto"/>
               <w:rPr>
-                <w:rFonts w:hint="default" w:eastAsiaTheme="minorEastAsia"/>
-                <w:lang w:val="en-US" w:eastAsia="zh-CN"/>
-              </w:rPr>
-            </w:pPr>
-            <w:r>
-              <w:rPr>
-                <w:rFonts w:hint="eastAsia"/>
-                <w:lang w:val="en-US" w:eastAsia="zh-CN"/>
+                <w:rFonts w:hint="eastAsia"/>
+              </w:rPr>
+            </w:pPr>
+            <w:r>
+              <w:rPr>
+                <w:rFonts w:hint="eastAsia"/>
               </w:rPr>
               <w:t>所评论的评论id</w:t>
             </w:r>
@@ -7293,14 +6052,12 @@
             <w:pPr>
               <w:spacing w:after="0" w:line="240" w:lineRule="auto"/>
               <w:rPr>
-                <w:rFonts w:hint="default" w:eastAsiaTheme="minorEastAsia"/>
-                <w:lang w:val="en-US" w:eastAsia="zh-CN"/>
-              </w:rPr>
-            </w:pPr>
-            <w:r>
-              <w:rPr>
-                <w:rFonts w:hint="eastAsia"/>
-                <w:lang w:val="en-US" w:eastAsia="zh-CN"/>
+                <w:rFonts w:hint="eastAsia"/>
+              </w:rPr>
+            </w:pPr>
+            <w:r>
+              <w:rPr>
+                <w:rFonts w:hint="eastAsia"/>
               </w:rPr>
               <w:t>如果是1级评论，则为空（最高2级）</w:t>
             </w:r>
@@ -7308,22 +6065,6 @@
         </w:tc>
       </w:tr>
       <w:tr>
-        <w:tblPrEx>
-          <w:tblBorders>
-            <w:top w:val="single" w:color="auto" w:sz="4" w:space="0"/>
-            <w:left w:val="single" w:color="auto" w:sz="4" w:space="0"/>
-            <w:bottom w:val="single" w:color="auto" w:sz="4" w:space="0"/>
-            <w:right w:val="single" w:color="auto" w:sz="4" w:space="0"/>
-            <w:insideH w:val="single" w:color="auto" w:sz="4" w:space="0"/>
-            <w:insideV w:val="single" w:color="auto" w:sz="4" w:space="0"/>
-          </w:tblBorders>
-          <w:tblCellMar>
-            <w:top w:w="0" w:type="dxa"/>
-            <w:left w:w="108" w:type="dxa"/>
-            <w:bottom w:w="0" w:type="dxa"/>
-            <w:right w:w="108" w:type="dxa"/>
-          </w:tblCellMar>
-        </w:tblPrEx>
         <w:tc>
           <w:tcPr>
             <w:tcW w:w="1962" w:type="dxa"/>
@@ -7369,28 +6110,8 @@
             <w:r>
               <w:rPr>
                 <w:rFonts w:hint="eastAsia"/>
-                <w:lang w:val="en-US" w:eastAsia="zh-CN"/>
-              </w:rPr>
-              <w:t>d</w:t>
-            </w:r>
-            <w:r>
-              <w:rPr>
-                <w:rFonts w:hint="eastAsia"/>
-              </w:rPr>
-              <w:t>ate</w:t>
-            </w:r>
-            <w:r>
-              <w:rPr>
-                <w:rFonts w:hint="eastAsia"/>
-                <w:lang w:val="en-US" w:eastAsia="zh-CN"/>
-              </w:rPr>
-              <w:t>t</w:t>
-            </w:r>
-            <w:r>
-              <w:rPr>
-                <w:rFonts w:hint="eastAsia"/>
-              </w:rPr>
-              <w:t>ime</w:t>
+              </w:rPr>
+              <w:t>datetime</w:t>
             </w:r>
           </w:p>
         </w:tc>
@@ -7434,14 +6155,12 @@
             <w:pPr>
               <w:spacing w:after="0" w:line="240" w:lineRule="auto"/>
               <w:rPr>
-                <w:rFonts w:hint="default" w:eastAsiaTheme="minorEastAsia"/>
-                <w:lang w:val="en-US" w:eastAsia="zh-CN"/>
-              </w:rPr>
-            </w:pPr>
-            <w:r>
-              <w:rPr>
-                <w:rFonts w:hint="eastAsia"/>
-                <w:lang w:val="en-US" w:eastAsia="zh-CN"/>
+                <w:rFonts w:hint="eastAsia"/>
+              </w:rPr>
+            </w:pPr>
+            <w:r>
+              <w:rPr>
+                <w:rFonts w:hint="eastAsia"/>
               </w:rPr>
               <w:t>默认当前时间</w:t>
             </w:r>
@@ -7449,44 +6168,21 @@
         </w:tc>
       </w:tr>
       <w:tr>
-        <w:tblPrEx>
-          <w:tblBorders>
-            <w:top w:val="single" w:color="auto" w:sz="4" w:space="0"/>
-            <w:left w:val="single" w:color="auto" w:sz="4" w:space="0"/>
-            <w:bottom w:val="single" w:color="auto" w:sz="4" w:space="0"/>
-            <w:right w:val="single" w:color="auto" w:sz="4" w:space="0"/>
-            <w:insideH w:val="single" w:color="auto" w:sz="4" w:space="0"/>
-            <w:insideV w:val="single" w:color="auto" w:sz="4" w:space="0"/>
-          </w:tblBorders>
-          <w:tblCellMar>
-            <w:top w:w="0" w:type="dxa"/>
-            <w:left w:w="108" w:type="dxa"/>
-            <w:bottom w:w="0" w:type="dxa"/>
-            <w:right w:w="108" w:type="dxa"/>
-          </w:tblCellMar>
-        </w:tblPrEx>
         <w:tc>
           <w:tcPr>
             <w:tcW w:w="1962" w:type="dxa"/>
             <w:shd w:val="clear" w:color="auto" w:fill="auto"/>
-            <w:vAlign w:val="top"/>
-          </w:tcPr>
-          <w:p>
-            <w:pPr>
-              <w:spacing w:after="0" w:line="240" w:lineRule="auto"/>
-              <w:rPr>
-                <w:rFonts w:hint="eastAsia" w:asciiTheme="minorHAnsi" w:hAnsiTheme="minorHAnsi" w:eastAsiaTheme="minorEastAsia" w:cstheme="minorBidi"/>
-                <w:kern w:val="2"/>
-                <w:sz w:val="22"/>
-                <w:szCs w:val="24"/>
-                <w:lang w:val="en-US" w:eastAsia="zh-CN" w:bidi="ar-SA"/>
-                <w14:ligatures w14:val="standardContextual"/>
-              </w:rPr>
-            </w:pPr>
-            <w:r>
-              <w:rPr>
-                <w:rFonts w:hint="eastAsia"/>
-                <w:lang w:val="en-US" w:eastAsia="zh-CN"/>
+          </w:tcPr>
+          <w:p>
+            <w:pPr>
+              <w:spacing w:after="0" w:line="240" w:lineRule="auto"/>
+              <w:rPr>
+                <w:rFonts w:hint="eastAsia"/>
+              </w:rPr>
+            </w:pPr>
+            <w:r>
+              <w:rPr>
+                <w:rFonts w:hint="eastAsia"/>
               </w:rPr>
               <w:t>migration_status</w:t>
             </w:r>
@@ -7496,24 +6192,17 @@
           <w:tcPr>
             <w:tcW w:w="1612" w:type="dxa"/>
             <w:shd w:val="clear" w:color="auto" w:fill="auto"/>
-            <w:vAlign w:val="top"/>
-          </w:tcPr>
-          <w:p>
-            <w:pPr>
-              <w:spacing w:after="0" w:line="240" w:lineRule="auto"/>
-              <w:rPr>
-                <w:rFonts w:hint="eastAsia" w:asciiTheme="minorHAnsi" w:hAnsiTheme="minorHAnsi" w:eastAsiaTheme="minorEastAsia" w:cstheme="minorBidi"/>
-                <w:kern w:val="2"/>
-                <w:sz w:val="22"/>
-                <w:szCs w:val="24"/>
-                <w:lang w:val="en-US" w:eastAsia="zh-CN" w:bidi="ar-SA"/>
-                <w14:ligatures w14:val="standardContextual"/>
-              </w:rPr>
-            </w:pPr>
-            <w:r>
-              <w:rPr>
-                <w:rFonts w:hint="eastAsia"/>
-                <w:lang w:val="en-US" w:eastAsia="zh-CN"/>
+          </w:tcPr>
+          <w:p>
+            <w:pPr>
+              <w:spacing w:after="0" w:line="240" w:lineRule="auto"/>
+              <w:rPr>
+                <w:rFonts w:hint="eastAsia"/>
+              </w:rPr>
+            </w:pPr>
+            <w:r>
+              <w:rPr>
+                <w:rFonts w:hint="eastAsia"/>
               </w:rPr>
               <w:t>varchar(20)</w:t>
             </w:r>
@@ -7523,18 +6212,12 @@
           <w:tcPr>
             <w:tcW w:w="1359" w:type="dxa"/>
             <w:shd w:val="clear" w:color="auto" w:fill="auto"/>
-            <w:vAlign w:val="top"/>
-          </w:tcPr>
-          <w:p>
-            <w:pPr>
-              <w:spacing w:after="0" w:line="240" w:lineRule="auto"/>
-              <w:rPr>
-                <w:rFonts w:hint="eastAsia" w:asciiTheme="minorHAnsi" w:hAnsiTheme="minorHAnsi" w:eastAsiaTheme="minorEastAsia" w:cstheme="minorBidi"/>
-                <w:kern w:val="2"/>
-                <w:sz w:val="22"/>
-                <w:szCs w:val="24"/>
-                <w:lang w:val="en-US" w:eastAsia="zh-CN" w:bidi="ar-SA"/>
-                <w14:ligatures w14:val="standardContextual"/>
+          </w:tcPr>
+          <w:p>
+            <w:pPr>
+              <w:spacing w:after="0" w:line="240" w:lineRule="auto"/>
+              <w:rPr>
+                <w:rFonts w:hint="eastAsia"/>
               </w:rPr>
             </w:pPr>
           </w:p>
@@ -7543,24 +6226,17 @@
           <w:tcPr>
             <w:tcW w:w="1359" w:type="dxa"/>
             <w:shd w:val="clear" w:color="auto" w:fill="auto"/>
-            <w:vAlign w:val="top"/>
-          </w:tcPr>
-          <w:p>
-            <w:pPr>
-              <w:spacing w:after="0" w:line="240" w:lineRule="auto"/>
-              <w:rPr>
-                <w:rFonts w:hint="eastAsia" w:asciiTheme="minorHAnsi" w:hAnsiTheme="minorHAnsi" w:eastAsiaTheme="minorEastAsia" w:cstheme="minorBidi"/>
-                <w:kern w:val="2"/>
-                <w:sz w:val="22"/>
-                <w:szCs w:val="24"/>
-                <w:lang w:val="en-US" w:eastAsia="zh-CN" w:bidi="ar-SA"/>
-                <w14:ligatures w14:val="standardContextual"/>
-              </w:rPr>
-            </w:pPr>
-            <w:r>
-              <w:rPr>
-                <w:rFonts w:hint="eastAsia"/>
-                <w:lang w:val="en-US" w:eastAsia="zh-CN"/>
+          </w:tcPr>
+          <w:p>
+            <w:pPr>
+              <w:spacing w:after="0" w:line="240" w:lineRule="auto"/>
+              <w:rPr>
+                <w:rFonts w:hint="eastAsia"/>
+              </w:rPr>
+            </w:pPr>
+            <w:r>
+              <w:rPr>
+                <w:rFonts w:hint="eastAsia"/>
               </w:rPr>
               <w:t>迁移状态</w:t>
             </w:r>
@@ -7570,63 +6246,42 @@
           <w:tcPr>
             <w:tcW w:w="2230" w:type="dxa"/>
             <w:shd w:val="clear" w:color="auto" w:fill="auto"/>
-            <w:vAlign w:val="top"/>
-          </w:tcPr>
-          <w:p>
-            <w:pPr>
-              <w:spacing w:after="0" w:line="240" w:lineRule="auto"/>
-              <w:rPr>
-                <w:rFonts w:hint="default"/>
-                <w:lang w:val="en-US" w:eastAsia="zh-CN"/>
-              </w:rPr>
-            </w:pPr>
-            <w:r>
-              <w:rPr>
-                <w:rFonts w:hint="default"/>
-                <w:lang w:val="en-US" w:eastAsia="zh-CN"/>
-              </w:rPr>
+          </w:tcPr>
+          <w:p>
+            <w:pPr>
+              <w:spacing w:after="0" w:line="240" w:lineRule="auto"/>
+              <w:rPr>
+                <w:rFonts w:hint="eastAsia"/>
+              </w:rPr>
+            </w:pPr>
+            <w:r>
               <w:t>‘</w:t>
             </w:r>
             <w:r>
               <w:rPr>
                 <w:rFonts w:hint="eastAsia"/>
-                <w:lang w:val="en-US" w:eastAsia="zh-CN"/>
               </w:rPr>
               <w:t>NONE</w:t>
             </w:r>
             <w:r>
-              <w:rPr>
-                <w:rFonts w:hint="default"/>
-                <w:lang w:val="en-US" w:eastAsia="zh-CN"/>
-              </w:rPr>
               <w:t>’</w:t>
             </w:r>
             <w:r>
               <w:rPr>
                 <w:rFonts w:hint="eastAsia"/>
-                <w:lang w:val="en-US" w:eastAsia="zh-CN"/>
               </w:rPr>
               <w:t>/</w:t>
             </w:r>
             <w:r>
-              <w:rPr>
-                <w:rFonts w:hint="default"/>
-                <w:lang w:val="en-US" w:eastAsia="zh-CN"/>
-              </w:rPr>
               <w:t>’</w:t>
             </w:r>
             <w:r>
               <w:rPr>
                 <w:rFonts w:hint="eastAsia"/>
-                <w:lang w:val="en-US" w:eastAsia="zh-CN"/>
               </w:rPr>
               <w:t>MIGRATING</w:t>
             </w:r>
             <w:r>
-              <w:rPr>
-                <w:rFonts w:hint="default"/>
-                <w:lang w:val="en-US" w:eastAsia="zh-CN"/>
-              </w:rPr>
               <w:t>’</w:t>
             </w:r>
           </w:p>
@@ -7634,40 +6289,25 @@
             <w:pPr>
               <w:spacing w:after="0" w:line="240" w:lineRule="auto"/>
               <w:rPr>
-                <w:rFonts w:hint="eastAsia" w:asciiTheme="minorHAnsi" w:hAnsiTheme="minorHAnsi" w:eastAsiaTheme="minorEastAsia" w:cstheme="minorBidi"/>
-                <w:kern w:val="2"/>
-                <w:sz w:val="22"/>
-                <w:szCs w:val="24"/>
-                <w:lang w:val="en-US" w:eastAsia="zh-CN" w:bidi="ar-SA"/>
-                <w14:ligatures w14:val="standardContextual"/>
-              </w:rPr>
-            </w:pPr>
-            <w:r>
-              <w:rPr>
-                <w:rFonts w:hint="eastAsia"/>
-                <w:lang w:val="en-US" w:eastAsia="zh-CN"/>
+                <w:rFonts w:hint="eastAsia"/>
+              </w:rPr>
+            </w:pPr>
+            <w:r>
+              <w:rPr>
+                <w:rFonts w:hint="eastAsia"/>
               </w:rPr>
               <w:t>默认</w:t>
             </w:r>
             <w:r>
-              <w:rPr>
-                <w:rFonts w:hint="default"/>
-                <w:lang w:val="en-US" w:eastAsia="zh-CN"/>
-              </w:rPr>
               <w:t>’</w:t>
             </w:r>
             <w:r>
               <w:rPr>
                 <w:rFonts w:hint="eastAsia"/>
-                <w:lang w:val="en-US" w:eastAsia="zh-CN"/>
               </w:rPr>
               <w:t>NONE</w:t>
             </w:r>
             <w:r>
-              <w:rPr>
-                <w:rFonts w:hint="default"/>
-                <w:lang w:val="en-US" w:eastAsia="zh-CN"/>
-              </w:rPr>
               <w:t>’</w:t>
             </w:r>
           </w:p>
@@ -7677,8 +6317,7 @@
     <w:p>
       <w:pPr>
         <w:rPr>
-          <w:rFonts w:hint="default"/>
-          <w:lang w:val="en-US" w:eastAsia="zh-CN"/>
+          <w:rFonts w:hint="eastAsia"/>
         </w:rPr>
       </w:pPr>
     </w:p>
@@ -7686,13 +6325,11 @@
       <w:pPr>
         <w:rPr>
           <w:rFonts w:hint="eastAsia"/>
-          <w:lang w:val="en-US" w:eastAsia="zh-CN"/>
         </w:rPr>
       </w:pPr>
       <w:r>
         <w:rPr>
           <w:rFonts w:hint="eastAsia"/>
-          <w:lang w:val="en-US" w:eastAsia="zh-CN"/>
         </w:rPr>
         <w:t>点赞表</w:t>
       </w:r>
@@ -7701,62 +6338,29 @@
       <w:pPr>
         <w:rPr>
           <w:rFonts w:hint="eastAsia"/>
-          <w:lang w:val="en-US" w:eastAsia="zh-CN"/>
         </w:rPr>
       </w:pPr>
       <w:r>
         <w:rPr>
           <w:rFonts w:hint="eastAsia"/>
-          <w:lang w:val="en-US" w:eastAsia="zh-CN"/>
         </w:rPr>
         <w:t>likes</w:t>
       </w:r>
     </w:p>
     <w:tbl>
       <w:tblPr>
-        <w:tblStyle w:val="16"/>
+        <w:tblStyle w:val="ab"/>
         <w:tblW w:w="0" w:type="auto"/>
-        <w:tblInd w:w="0" w:type="dxa"/>
-        <w:tblBorders>
-          <w:top w:val="single" w:color="auto" w:sz="4" w:space="0"/>
-          <w:left w:val="single" w:color="auto" w:sz="4" w:space="0"/>
-          <w:bottom w:val="single" w:color="auto" w:sz="4" w:space="0"/>
-          <w:right w:val="single" w:color="auto" w:sz="4" w:space="0"/>
-          <w:insideH w:val="single" w:color="auto" w:sz="4" w:space="0"/>
-          <w:insideV w:val="single" w:color="auto" w:sz="4" w:space="0"/>
-        </w:tblBorders>
-        <w:tblLayout w:type="autofit"/>
-        <w:tblCellMar>
-          <w:top w:w="0" w:type="dxa"/>
-          <w:left w:w="108" w:type="dxa"/>
-          <w:bottom w:w="0" w:type="dxa"/>
-          <w:right w:w="108" w:type="dxa"/>
-        </w:tblCellMar>
+        <w:tblLook w:val="04A0" w:firstRow="1" w:lastRow="0" w:firstColumn="1" w:lastColumn="0" w:noHBand="0" w:noVBand="1"/>
       </w:tblPr>
       <w:tblGrid>
-        <w:gridCol w:w="1818"/>
-        <w:gridCol w:w="1911"/>
-        <w:gridCol w:w="1310"/>
-        <w:gridCol w:w="1252"/>
+        <w:gridCol w:w="1812"/>
+        <w:gridCol w:w="1909"/>
+        <w:gridCol w:w="1197"/>
+        <w:gridCol w:w="1147"/>
         <w:gridCol w:w="2231"/>
       </w:tblGrid>
       <w:tr>
-        <w:tblPrEx>
-          <w:tblBorders>
-            <w:top w:val="single" w:color="auto" w:sz="4" w:space="0"/>
-            <w:left w:val="single" w:color="auto" w:sz="4" w:space="0"/>
-            <w:bottom w:val="single" w:color="auto" w:sz="4" w:space="0"/>
-            <w:right w:val="single" w:color="auto" w:sz="4" w:space="0"/>
-            <w:insideH w:val="single" w:color="auto" w:sz="4" w:space="0"/>
-            <w:insideV w:val="single" w:color="auto" w:sz="4" w:space="0"/>
-          </w:tblBorders>
-          <w:tblCellMar>
-            <w:top w:w="0" w:type="dxa"/>
-            <w:left w:w="108" w:type="dxa"/>
-            <w:bottom w:w="0" w:type="dxa"/>
-            <w:right w:w="108" w:type="dxa"/>
-          </w:tblCellMar>
-        </w:tblPrEx>
         <w:tc>
           <w:tcPr>
             <w:tcW w:w="1818" w:type="dxa"/>
@@ -7854,22 +6458,6 @@
         </w:tc>
       </w:tr>
       <w:tr>
-        <w:tblPrEx>
-          <w:tblBorders>
-            <w:top w:val="single" w:color="auto" w:sz="4" w:space="0"/>
-            <w:left w:val="single" w:color="auto" w:sz="4" w:space="0"/>
-            <w:bottom w:val="single" w:color="auto" w:sz="4" w:space="0"/>
-            <w:right w:val="single" w:color="auto" w:sz="4" w:space="0"/>
-            <w:insideH w:val="single" w:color="auto" w:sz="4" w:space="0"/>
-            <w:insideV w:val="single" w:color="auto" w:sz="4" w:space="0"/>
-          </w:tblBorders>
-          <w:tblCellMar>
-            <w:top w:w="0" w:type="dxa"/>
-            <w:left w:w="108" w:type="dxa"/>
-            <w:bottom w:w="0" w:type="dxa"/>
-            <w:right w:w="108" w:type="dxa"/>
-          </w:tblCellMar>
-        </w:tblPrEx>
         <w:tc>
           <w:tcPr>
             <w:tcW w:w="1818" w:type="dxa"/>
@@ -7878,14 +6466,12 @@
             <w:pPr>
               <w:spacing w:after="0" w:line="240" w:lineRule="auto"/>
               <w:rPr>
-                <w:rFonts w:hint="default"/>
-                <w:lang w:val="en-US" w:eastAsia="zh-CN"/>
-              </w:rPr>
-            </w:pPr>
-            <w:r>
-              <w:rPr>
-                <w:rFonts w:hint="eastAsia"/>
-                <w:lang w:val="en-US" w:eastAsia="zh-CN"/>
+                <w:rFonts w:hint="eastAsia"/>
+              </w:rPr>
+            </w:pPr>
+            <w:r>
+              <w:rPr>
+                <w:rFonts w:hint="eastAsia"/>
               </w:rPr>
               <w:t>like_id</w:t>
             </w:r>
@@ -7899,14 +6485,12 @@
             <w:pPr>
               <w:spacing w:after="0" w:line="240" w:lineRule="auto"/>
               <w:rPr>
-                <w:rFonts w:hint="default"/>
-                <w:lang w:val="en-US" w:eastAsia="zh-CN"/>
-              </w:rPr>
-            </w:pPr>
-            <w:r>
-              <w:rPr>
-                <w:rFonts w:hint="eastAsia"/>
-                <w:lang w:val="en-US" w:eastAsia="zh-CN"/>
+                <w:rFonts w:hint="eastAsia"/>
+              </w:rPr>
+            </w:pPr>
+            <w:r>
+              <w:rPr>
+                <w:rFonts w:hint="eastAsia"/>
               </w:rPr>
               <w:t>bigint</w:t>
             </w:r>
@@ -7933,14 +6517,12 @@
             <w:pPr>
               <w:spacing w:after="0" w:line="240" w:lineRule="auto"/>
               <w:rPr>
-                <w:rFonts w:hint="default"/>
-                <w:lang w:val="en-US" w:eastAsia="zh-CN"/>
-              </w:rPr>
-            </w:pPr>
-            <w:r>
-              <w:rPr>
-                <w:rFonts w:hint="eastAsia"/>
-                <w:lang w:val="en-US" w:eastAsia="zh-CN"/>
+                <w:rFonts w:hint="eastAsia"/>
+              </w:rPr>
+            </w:pPr>
+            <w:r>
+              <w:rPr>
+                <w:rFonts w:hint="eastAsia"/>
               </w:rPr>
               <w:t>点赞id</w:t>
             </w:r>
@@ -7954,14 +6536,12 @@
             <w:pPr>
               <w:spacing w:after="0" w:line="240" w:lineRule="auto"/>
               <w:rPr>
-                <w:rFonts w:hint="default"/>
-                <w:lang w:val="en-US" w:eastAsia="zh-CN"/>
-              </w:rPr>
-            </w:pPr>
-            <w:r>
-              <w:rPr>
-                <w:rFonts w:hint="eastAsia"/>
-                <w:lang w:val="en-US" w:eastAsia="zh-CN"/>
+                <w:rFonts w:hint="eastAsia"/>
+              </w:rPr>
+            </w:pPr>
+            <w:r>
+              <w:rPr>
+                <w:rFonts w:hint="eastAsia"/>
               </w:rPr>
               <w:t>主码</w:t>
             </w:r>
@@ -7969,22 +6549,6 @@
         </w:tc>
       </w:tr>
       <w:tr>
-        <w:tblPrEx>
-          <w:tblBorders>
-            <w:top w:val="single" w:color="auto" w:sz="4" w:space="0"/>
-            <w:left w:val="single" w:color="auto" w:sz="4" w:space="0"/>
-            <w:bottom w:val="single" w:color="auto" w:sz="4" w:space="0"/>
-            <w:right w:val="single" w:color="auto" w:sz="4" w:space="0"/>
-            <w:insideH w:val="single" w:color="auto" w:sz="4" w:space="0"/>
-            <w:insideV w:val="single" w:color="auto" w:sz="4" w:space="0"/>
-          </w:tblBorders>
-          <w:tblCellMar>
-            <w:top w:w="0" w:type="dxa"/>
-            <w:left w:w="108" w:type="dxa"/>
-            <w:bottom w:w="0" w:type="dxa"/>
-            <w:right w:w="108" w:type="dxa"/>
-          </w:tblCellMar>
-        </w:tblPrEx>
         <w:tc>
           <w:tcPr>
             <w:tcW w:w="1818" w:type="dxa"/>
@@ -8070,22 +6634,6 @@
         </w:tc>
       </w:tr>
       <w:tr>
-        <w:tblPrEx>
-          <w:tblBorders>
-            <w:top w:val="single" w:color="auto" w:sz="4" w:space="0"/>
-            <w:left w:val="single" w:color="auto" w:sz="4" w:space="0"/>
-            <w:bottom w:val="single" w:color="auto" w:sz="4" w:space="0"/>
-            <w:right w:val="single" w:color="auto" w:sz="4" w:space="0"/>
-            <w:insideH w:val="single" w:color="auto" w:sz="4" w:space="0"/>
-            <w:insideV w:val="single" w:color="auto" w:sz="4" w:space="0"/>
-          </w:tblBorders>
-          <w:tblCellMar>
-            <w:top w:w="0" w:type="dxa"/>
-            <w:left w:w="108" w:type="dxa"/>
-            <w:bottom w:w="0" w:type="dxa"/>
-            <w:right w:w="108" w:type="dxa"/>
-          </w:tblCellMar>
-        </w:tblPrEx>
         <w:tc>
           <w:tcPr>
             <w:tcW w:w="1818" w:type="dxa"/>
@@ -8094,14 +6642,12 @@
             <w:pPr>
               <w:spacing w:after="0" w:line="240" w:lineRule="auto"/>
               <w:rPr>
-                <w:rFonts w:hint="default" w:eastAsiaTheme="minorEastAsia"/>
-                <w:lang w:val="en-US" w:eastAsia="zh-CN"/>
-              </w:rPr>
-            </w:pPr>
-            <w:r>
-              <w:rPr>
-                <w:rFonts w:hint="eastAsia"/>
-                <w:lang w:val="en-US" w:eastAsia="zh-CN"/>
+                <w:rFonts w:hint="eastAsia"/>
+              </w:rPr>
+            </w:pPr>
+            <w:r>
+              <w:rPr>
+                <w:rFonts w:hint="eastAsia"/>
               </w:rPr>
               <w:t>target_type</w:t>
             </w:r>
@@ -8115,15 +6661,10 @@
             <w:pPr>
               <w:spacing w:after="0" w:line="240" w:lineRule="auto"/>
               <w:rPr>
-                <w:rFonts w:hint="default" w:eastAsiaTheme="minorEastAsia"/>
-                <w:lang w:val="en-US" w:eastAsia="zh-CN"/>
-              </w:rPr>
-            </w:pPr>
-            <w:r>
-              <w:rPr>
-                <w:rFonts w:hint="default" w:eastAsiaTheme="minorEastAsia"/>
-                <w:lang w:val="en-US" w:eastAsia="zh-CN"/>
-              </w:rPr>
+                <w:rFonts w:hint="eastAsia"/>
+              </w:rPr>
+            </w:pPr>
+            <w:r>
               <w:t>enum('MOMENT',</w:t>
             </w:r>
           </w:p>
@@ -8131,15 +6672,10 @@
             <w:pPr>
               <w:spacing w:after="0" w:line="240" w:lineRule="auto"/>
               <w:rPr>
-                <w:rFonts w:hint="default" w:eastAsiaTheme="minorEastAsia"/>
-                <w:lang w:val="en-US" w:eastAsia="zh-CN"/>
-              </w:rPr>
-            </w:pPr>
-            <w:r>
-              <w:rPr>
-                <w:rFonts w:hint="default" w:eastAsiaTheme="minorEastAsia"/>
-                <w:lang w:val="en-US" w:eastAsia="zh-CN"/>
-              </w:rPr>
+                <w:rFonts w:hint="eastAsia"/>
+              </w:rPr>
+            </w:pPr>
+            <w:r>
               <w:t>'COMMENT')</w:t>
             </w:r>
           </w:p>
@@ -8165,14 +6701,12 @@
             <w:pPr>
               <w:spacing w:after="0" w:line="240" w:lineRule="auto"/>
               <w:rPr>
-                <w:rFonts w:hint="default" w:eastAsiaTheme="minorEastAsia"/>
-                <w:lang w:val="en-US" w:eastAsia="zh-CN"/>
-              </w:rPr>
-            </w:pPr>
-            <w:r>
-              <w:rPr>
-                <w:rFonts w:hint="eastAsia"/>
-                <w:lang w:val="en-US" w:eastAsia="zh-CN"/>
+                <w:rFonts w:hint="eastAsia"/>
+              </w:rPr>
+            </w:pPr>
+            <w:r>
+              <w:rPr>
+                <w:rFonts w:hint="eastAsia"/>
               </w:rPr>
               <w:t>被点赞的对象类型</w:t>
             </w:r>
@@ -8186,14 +6720,12 @@
             <w:pPr>
               <w:spacing w:after="0" w:line="240" w:lineRule="auto"/>
               <w:rPr>
-                <w:rFonts w:hint="default" w:eastAsiaTheme="minorEastAsia"/>
-                <w:lang w:val="en-US" w:eastAsia="zh-CN"/>
-              </w:rPr>
-            </w:pPr>
-            <w:r>
-              <w:rPr>
-                <w:rFonts w:hint="eastAsia"/>
-                <w:lang w:val="en-US" w:eastAsia="zh-CN"/>
+                <w:rFonts w:hint="eastAsia"/>
+              </w:rPr>
+            </w:pPr>
+            <w:r>
+              <w:rPr>
+                <w:rFonts w:hint="eastAsia"/>
               </w:rPr>
               <w:t>可能点赞动态，也可能点赞评论</w:t>
             </w:r>
@@ -8201,22 +6733,6 @@
         </w:tc>
       </w:tr>
       <w:tr>
-        <w:tblPrEx>
-          <w:tblBorders>
-            <w:top w:val="single" w:color="auto" w:sz="4" w:space="0"/>
-            <w:left w:val="single" w:color="auto" w:sz="4" w:space="0"/>
-            <w:bottom w:val="single" w:color="auto" w:sz="4" w:space="0"/>
-            <w:right w:val="single" w:color="auto" w:sz="4" w:space="0"/>
-            <w:insideH w:val="single" w:color="auto" w:sz="4" w:space="0"/>
-            <w:insideV w:val="single" w:color="auto" w:sz="4" w:space="0"/>
-          </w:tblBorders>
-          <w:tblCellMar>
-            <w:top w:w="0" w:type="dxa"/>
-            <w:left w:w="108" w:type="dxa"/>
-            <w:bottom w:w="0" w:type="dxa"/>
-            <w:right w:w="108" w:type="dxa"/>
-          </w:tblCellMar>
-        </w:tblPrEx>
         <w:tc>
           <w:tcPr>
             <w:tcW w:w="1818" w:type="dxa"/>
@@ -8225,14 +6741,12 @@
             <w:pPr>
               <w:spacing w:after="0" w:line="240" w:lineRule="auto"/>
               <w:rPr>
-                <w:rFonts w:hint="default" w:eastAsiaTheme="minorEastAsia"/>
-                <w:lang w:val="en-US" w:eastAsia="zh-CN"/>
-              </w:rPr>
-            </w:pPr>
-            <w:r>
-              <w:rPr>
-                <w:rFonts w:hint="eastAsia"/>
-                <w:lang w:val="en-US" w:eastAsia="zh-CN"/>
+                <w:rFonts w:hint="eastAsia"/>
+              </w:rPr>
+            </w:pPr>
+            <w:r>
+              <w:rPr>
+                <w:rFonts w:hint="eastAsia"/>
               </w:rPr>
               <w:t>target_id</w:t>
             </w:r>
@@ -8246,14 +6760,12 @@
             <w:pPr>
               <w:spacing w:after="0" w:line="240" w:lineRule="auto"/>
               <w:rPr>
-                <w:rFonts w:hint="default" w:eastAsiaTheme="minorEastAsia"/>
-                <w:lang w:val="en-US" w:eastAsia="zh-CN"/>
-              </w:rPr>
-            </w:pPr>
-            <w:r>
-              <w:rPr>
-                <w:rFonts w:hint="eastAsia"/>
-                <w:lang w:val="en-US" w:eastAsia="zh-CN"/>
+                <w:rFonts w:hint="eastAsia"/>
+              </w:rPr>
+            </w:pPr>
+            <w:r>
+              <w:rPr>
+                <w:rFonts w:hint="eastAsia"/>
               </w:rPr>
               <w:t>bigint</w:t>
             </w:r>
@@ -8280,14 +6792,12 @@
             <w:pPr>
               <w:spacing w:after="0" w:line="240" w:lineRule="auto"/>
               <w:rPr>
-                <w:rFonts w:hint="default" w:eastAsiaTheme="minorEastAsia"/>
-                <w:lang w:val="en-US" w:eastAsia="zh-CN"/>
-              </w:rPr>
-            </w:pPr>
-            <w:r>
-              <w:rPr>
-                <w:rFonts w:hint="eastAsia"/>
-                <w:lang w:val="en-US" w:eastAsia="zh-CN"/>
+                <w:rFonts w:hint="eastAsia"/>
+              </w:rPr>
+            </w:pPr>
+            <w:r>
+              <w:rPr>
+                <w:rFonts w:hint="eastAsia"/>
               </w:rPr>
               <w:t>所点赞的对象id</w:t>
             </w:r>
@@ -8301,39 +6811,19 @@
             <w:pPr>
               <w:spacing w:after="0" w:line="240" w:lineRule="auto"/>
               <w:rPr>
-                <w:rFonts w:hint="default" w:eastAsiaTheme="minorEastAsia"/>
-                <w:lang w:val="en-US" w:eastAsia="zh-CN"/>
-              </w:rPr>
-            </w:pPr>
-            <w:r>
-              <w:rPr>
-                <w:rFonts w:hint="eastAsia"/>
-                <w:lang w:val="en-US" w:eastAsia="zh-CN"/>
+                <w:rFonts w:hint="eastAsia"/>
+              </w:rPr>
+            </w:pPr>
+            <w:r>
+              <w:rPr>
+                <w:rFonts w:hint="eastAsia"/>
               </w:rPr>
               <w:t>可能是动态id，也可能是评论id</w:t>
             </w:r>
-            <w:bookmarkStart w:id="0" w:name="_GoBack"/>
-            <w:bookmarkEnd w:id="0"/>
           </w:p>
         </w:tc>
       </w:tr>
       <w:tr>
-        <w:tblPrEx>
-          <w:tblBorders>
-            <w:top w:val="single" w:color="auto" w:sz="4" w:space="0"/>
-            <w:left w:val="single" w:color="auto" w:sz="4" w:space="0"/>
-            <w:bottom w:val="single" w:color="auto" w:sz="4" w:space="0"/>
-            <w:right w:val="single" w:color="auto" w:sz="4" w:space="0"/>
-            <w:insideH w:val="single" w:color="auto" w:sz="4" w:space="0"/>
-            <w:insideV w:val="single" w:color="auto" w:sz="4" w:space="0"/>
-          </w:tblBorders>
-          <w:tblCellMar>
-            <w:top w:w="0" w:type="dxa"/>
-            <w:left w:w="108" w:type="dxa"/>
-            <w:bottom w:w="0" w:type="dxa"/>
-            <w:right w:w="108" w:type="dxa"/>
-          </w:tblCellMar>
-        </w:tblPrEx>
         <w:tc>
           <w:tcPr>
             <w:tcW w:w="1818" w:type="dxa"/>
@@ -8379,28 +6869,8 @@
             <w:r>
               <w:rPr>
                 <w:rFonts w:hint="eastAsia"/>
-                <w:lang w:val="en-US" w:eastAsia="zh-CN"/>
-              </w:rPr>
-              <w:t>d</w:t>
-            </w:r>
-            <w:r>
-              <w:rPr>
-                <w:rFonts w:hint="eastAsia"/>
-              </w:rPr>
-              <w:t>ate</w:t>
-            </w:r>
-            <w:r>
-              <w:rPr>
-                <w:rFonts w:hint="eastAsia"/>
-                <w:lang w:val="en-US" w:eastAsia="zh-CN"/>
-              </w:rPr>
-              <w:t>t</w:t>
-            </w:r>
-            <w:r>
-              <w:rPr>
-                <w:rFonts w:hint="eastAsia"/>
-              </w:rPr>
-              <w:t>ime</w:t>
+              </w:rPr>
+              <w:t>datetime</w:t>
             </w:r>
           </w:p>
         </w:tc>
@@ -8444,14 +6914,12 @@
             <w:pPr>
               <w:spacing w:after="0" w:line="240" w:lineRule="auto"/>
               <w:rPr>
-                <w:rFonts w:hint="default" w:eastAsiaTheme="minorEastAsia"/>
-                <w:lang w:val="en-US" w:eastAsia="zh-CN"/>
-              </w:rPr>
-            </w:pPr>
-            <w:r>
-              <w:rPr>
-                <w:rFonts w:hint="eastAsia"/>
-                <w:lang w:val="en-US" w:eastAsia="zh-CN"/>
+                <w:rFonts w:hint="eastAsia"/>
+              </w:rPr>
+            </w:pPr>
+            <w:r>
+              <w:rPr>
+                <w:rFonts w:hint="eastAsia"/>
               </w:rPr>
               <w:t>默认当前时间</w:t>
             </w:r>
@@ -8459,44 +6927,21 @@
         </w:tc>
       </w:tr>
       <w:tr>
-        <w:tblPrEx>
-          <w:tblBorders>
-            <w:top w:val="single" w:color="auto" w:sz="4" w:space="0"/>
-            <w:left w:val="single" w:color="auto" w:sz="4" w:space="0"/>
-            <w:bottom w:val="single" w:color="auto" w:sz="4" w:space="0"/>
-            <w:right w:val="single" w:color="auto" w:sz="4" w:space="0"/>
-            <w:insideH w:val="single" w:color="auto" w:sz="4" w:space="0"/>
-            <w:insideV w:val="single" w:color="auto" w:sz="4" w:space="0"/>
-          </w:tblBorders>
-          <w:tblCellMar>
-            <w:top w:w="0" w:type="dxa"/>
-            <w:left w:w="108" w:type="dxa"/>
-            <w:bottom w:w="0" w:type="dxa"/>
-            <w:right w:w="108" w:type="dxa"/>
-          </w:tblCellMar>
-        </w:tblPrEx>
         <w:tc>
           <w:tcPr>
             <w:tcW w:w="1818" w:type="dxa"/>
             <w:shd w:val="clear" w:color="auto" w:fill="auto"/>
-            <w:vAlign w:val="top"/>
-          </w:tcPr>
-          <w:p>
-            <w:pPr>
-              <w:spacing w:after="0" w:line="240" w:lineRule="auto"/>
-              <w:rPr>
-                <w:rFonts w:hint="eastAsia" w:asciiTheme="minorHAnsi" w:hAnsiTheme="minorHAnsi" w:eastAsiaTheme="minorEastAsia" w:cstheme="minorBidi"/>
-                <w:kern w:val="2"/>
-                <w:sz w:val="22"/>
-                <w:szCs w:val="24"/>
-                <w:lang w:val="en-US" w:eastAsia="zh-CN" w:bidi="ar-SA"/>
-                <w14:ligatures w14:val="standardContextual"/>
-              </w:rPr>
-            </w:pPr>
-            <w:r>
-              <w:rPr>
-                <w:rFonts w:hint="eastAsia"/>
-                <w:lang w:val="en-US" w:eastAsia="zh-CN"/>
+          </w:tcPr>
+          <w:p>
+            <w:pPr>
+              <w:spacing w:after="0" w:line="240" w:lineRule="auto"/>
+              <w:rPr>
+                <w:rFonts w:hint="eastAsia"/>
+              </w:rPr>
+            </w:pPr>
+            <w:r>
+              <w:rPr>
+                <w:rFonts w:hint="eastAsia"/>
               </w:rPr>
               <w:t>migration_status</w:t>
             </w:r>
@@ -8506,24 +6951,17 @@
           <w:tcPr>
             <w:tcW w:w="1911" w:type="dxa"/>
             <w:shd w:val="clear" w:color="auto" w:fill="auto"/>
-            <w:vAlign w:val="top"/>
-          </w:tcPr>
-          <w:p>
-            <w:pPr>
-              <w:spacing w:after="0" w:line="240" w:lineRule="auto"/>
-              <w:rPr>
-                <w:rFonts w:hint="eastAsia" w:asciiTheme="minorHAnsi" w:hAnsiTheme="minorHAnsi" w:eastAsiaTheme="minorEastAsia" w:cstheme="minorBidi"/>
-                <w:kern w:val="2"/>
-                <w:sz w:val="22"/>
-                <w:szCs w:val="24"/>
-                <w:lang w:val="en-US" w:eastAsia="zh-CN" w:bidi="ar-SA"/>
-                <w14:ligatures w14:val="standardContextual"/>
-              </w:rPr>
-            </w:pPr>
-            <w:r>
-              <w:rPr>
-                <w:rFonts w:hint="eastAsia"/>
-                <w:lang w:val="en-US" w:eastAsia="zh-CN"/>
+          </w:tcPr>
+          <w:p>
+            <w:pPr>
+              <w:spacing w:after="0" w:line="240" w:lineRule="auto"/>
+              <w:rPr>
+                <w:rFonts w:hint="eastAsia"/>
+              </w:rPr>
+            </w:pPr>
+            <w:r>
+              <w:rPr>
+                <w:rFonts w:hint="eastAsia"/>
               </w:rPr>
               <w:t>varchar(20)</w:t>
             </w:r>
@@ -8533,18 +6971,12 @@
           <w:tcPr>
             <w:tcW w:w="1310" w:type="dxa"/>
             <w:shd w:val="clear" w:color="auto" w:fill="auto"/>
-            <w:vAlign w:val="top"/>
-          </w:tcPr>
-          <w:p>
-            <w:pPr>
-              <w:spacing w:after="0" w:line="240" w:lineRule="auto"/>
-              <w:rPr>
-                <w:rFonts w:hint="eastAsia" w:asciiTheme="minorHAnsi" w:hAnsiTheme="minorHAnsi" w:eastAsiaTheme="minorEastAsia" w:cstheme="minorBidi"/>
-                <w:kern w:val="2"/>
-                <w:sz w:val="22"/>
-                <w:szCs w:val="24"/>
-                <w:lang w:val="en-US" w:eastAsia="zh-CN" w:bidi="ar-SA"/>
-                <w14:ligatures w14:val="standardContextual"/>
+          </w:tcPr>
+          <w:p>
+            <w:pPr>
+              <w:spacing w:after="0" w:line="240" w:lineRule="auto"/>
+              <w:rPr>
+                <w:rFonts w:hint="eastAsia"/>
               </w:rPr>
             </w:pPr>
           </w:p>
@@ -8553,24 +6985,17 @@
           <w:tcPr>
             <w:tcW w:w="1252" w:type="dxa"/>
             <w:shd w:val="clear" w:color="auto" w:fill="auto"/>
-            <w:vAlign w:val="top"/>
-          </w:tcPr>
-          <w:p>
-            <w:pPr>
-              <w:spacing w:after="0" w:line="240" w:lineRule="auto"/>
-              <w:rPr>
-                <w:rFonts w:hint="eastAsia" w:asciiTheme="minorHAnsi" w:hAnsiTheme="minorHAnsi" w:eastAsiaTheme="minorEastAsia" w:cstheme="minorBidi"/>
-                <w:kern w:val="2"/>
-                <w:sz w:val="22"/>
-                <w:szCs w:val="24"/>
-                <w:lang w:val="en-US" w:eastAsia="zh-CN" w:bidi="ar-SA"/>
-                <w14:ligatures w14:val="standardContextual"/>
-              </w:rPr>
-            </w:pPr>
-            <w:r>
-              <w:rPr>
-                <w:rFonts w:hint="eastAsia"/>
-                <w:lang w:val="en-US" w:eastAsia="zh-CN"/>
+          </w:tcPr>
+          <w:p>
+            <w:pPr>
+              <w:spacing w:after="0" w:line="240" w:lineRule="auto"/>
+              <w:rPr>
+                <w:rFonts w:hint="eastAsia"/>
+              </w:rPr>
+            </w:pPr>
+            <w:r>
+              <w:rPr>
+                <w:rFonts w:hint="eastAsia"/>
               </w:rPr>
               <w:t>迁移状态</w:t>
             </w:r>
@@ -8580,63 +7005,42 @@
           <w:tcPr>
             <w:tcW w:w="2231" w:type="dxa"/>
             <w:shd w:val="clear" w:color="auto" w:fill="auto"/>
-            <w:vAlign w:val="top"/>
-          </w:tcPr>
-          <w:p>
-            <w:pPr>
-              <w:spacing w:after="0" w:line="240" w:lineRule="auto"/>
-              <w:rPr>
-                <w:rFonts w:hint="default"/>
-                <w:lang w:val="en-US" w:eastAsia="zh-CN"/>
-              </w:rPr>
-            </w:pPr>
-            <w:r>
-              <w:rPr>
-                <w:rFonts w:hint="default"/>
-                <w:lang w:val="en-US" w:eastAsia="zh-CN"/>
-              </w:rPr>
+          </w:tcPr>
+          <w:p>
+            <w:pPr>
+              <w:spacing w:after="0" w:line="240" w:lineRule="auto"/>
+              <w:rPr>
+                <w:rFonts w:hint="eastAsia"/>
+              </w:rPr>
+            </w:pPr>
+            <w:r>
               <w:t>‘</w:t>
             </w:r>
             <w:r>
               <w:rPr>
                 <w:rFonts w:hint="eastAsia"/>
-                <w:lang w:val="en-US" w:eastAsia="zh-CN"/>
               </w:rPr>
               <w:t>NONE</w:t>
             </w:r>
             <w:r>
-              <w:rPr>
-                <w:rFonts w:hint="default"/>
-                <w:lang w:val="en-US" w:eastAsia="zh-CN"/>
-              </w:rPr>
               <w:t>’</w:t>
             </w:r>
             <w:r>
               <w:rPr>
                 <w:rFonts w:hint="eastAsia"/>
-                <w:lang w:val="en-US" w:eastAsia="zh-CN"/>
               </w:rPr>
               <w:t>/</w:t>
             </w:r>
             <w:r>
-              <w:rPr>
-                <w:rFonts w:hint="default"/>
-                <w:lang w:val="en-US" w:eastAsia="zh-CN"/>
-              </w:rPr>
               <w:t>’</w:t>
             </w:r>
             <w:r>
               <w:rPr>
                 <w:rFonts w:hint="eastAsia"/>
-                <w:lang w:val="en-US" w:eastAsia="zh-CN"/>
               </w:rPr>
               <w:t>MIGRATING</w:t>
             </w:r>
             <w:r>
-              <w:rPr>
-                <w:rFonts w:hint="default"/>
-                <w:lang w:val="en-US" w:eastAsia="zh-CN"/>
-              </w:rPr>
               <w:t>’</w:t>
             </w:r>
           </w:p>
@@ -8644,40 +7048,25 @@
             <w:pPr>
               <w:spacing w:after="0" w:line="240" w:lineRule="auto"/>
               <w:rPr>
-                <w:rFonts w:hint="eastAsia" w:asciiTheme="minorHAnsi" w:hAnsiTheme="minorHAnsi" w:eastAsiaTheme="minorEastAsia" w:cstheme="minorBidi"/>
-                <w:kern w:val="2"/>
-                <w:sz w:val="22"/>
-                <w:szCs w:val="24"/>
-                <w:lang w:val="en-US" w:eastAsia="zh-CN" w:bidi="ar-SA"/>
-                <w14:ligatures w14:val="standardContextual"/>
-              </w:rPr>
-            </w:pPr>
-            <w:r>
-              <w:rPr>
-                <w:rFonts w:hint="eastAsia"/>
-                <w:lang w:val="en-US" w:eastAsia="zh-CN"/>
+                <w:rFonts w:hint="eastAsia"/>
+              </w:rPr>
+            </w:pPr>
+            <w:r>
+              <w:rPr>
+                <w:rFonts w:hint="eastAsia"/>
               </w:rPr>
               <w:t>默认</w:t>
             </w:r>
             <w:r>
-              <w:rPr>
-                <w:rFonts w:hint="default"/>
-                <w:lang w:val="en-US" w:eastAsia="zh-CN"/>
-              </w:rPr>
               <w:t>’</w:t>
             </w:r>
             <w:r>
               <w:rPr>
                 <w:rFonts w:hint="eastAsia"/>
-                <w:lang w:val="en-US" w:eastAsia="zh-CN"/>
               </w:rPr>
               <w:t>NONE</w:t>
             </w:r>
             <w:r>
-              <w:rPr>
-                <w:rFonts w:hint="default"/>
-                <w:lang w:val="en-US" w:eastAsia="zh-CN"/>
-              </w:rPr>
               <w:t>’</w:t>
             </w:r>
           </w:p>
@@ -8687,37 +7076,42 @@
     <w:p>
       <w:pPr>
         <w:rPr>
-          <w:rFonts w:hint="default"/>
-          <w:lang w:val="en-US" w:eastAsia="zh-CN"/>
+          <w:rFonts w:hint="eastAsia"/>
         </w:rPr>
       </w:pPr>
     </w:p>
     <w:sectPr>
       <w:pgSz w:w="11906" w:h="16838"/>
       <w:pgMar w:top="1440" w:right="1800" w:bottom="1440" w:left="1800" w:header="851" w:footer="992" w:gutter="0"/>
-      <w:cols w:space="425" w:num="1"/>
-      <w:docGrid w:type="lines" w:linePitch="312" w:charSpace="0"/>
+      <w:cols w:space="425"/>
+      <w:docGrid w:type="lines" w:linePitch="312"/>
     </w:sectPr>
   </w:body>
 </w:document>
 </file>
 
 <file path=word/endnotes.xml><?xml version="1.0" encoding="utf-8"?>
-<w:endnotes xmlns:wpc="http://schemas.microsoft.com/office/word/2010/wordprocessingCanvas" xmlns:mc="http://schemas.openxmlformats.org/markup-compatibility/2006" xmlns:o="urn:schemas-microsoft-com:office:office" xmlns:r="http://schemas.openxmlformats.org/officeDocument/2006/relationships" xmlns:m="http://schemas.openxmlformats.org/officeDocument/2006/math" xmlns:v="urn:schemas-microsoft-com:vml" xmlns:wp14="http://schemas.microsoft.com/office/word/2010/wordprocessingDrawing" xmlns:wp="http://schemas.openxmlformats.org/drawingml/2006/wordprocessingDrawing" xmlns:w="http://schemas.openxmlformats.org/wordprocessingml/2006/main" xmlns:w14="http://schemas.microsoft.com/office/word/2010/wordml" xmlns:w15="http://schemas.microsoft.com/office/word/2012/wordml" xmlns:w10="urn:schemas-microsoft-com:office:word" xmlns:wpg="http://schemas.microsoft.com/office/word/2010/wordprocessingGroup" xmlns:wpi="http://schemas.microsoft.com/office/word/2010/wordprocessingInk" xmlns:wne="http://schemas.microsoft.com/office/word/2006/wordml" xmlns:wps="http://schemas.microsoft.com/office/word/2010/wordprocessingShape" xmlns:wpsCustomData="http://www.wps.cn/officeDocument/2013/wpsCustomData" mc:Ignorable="w14 w15 wp14">
-  <w:endnote w:type="separator" w:id="0">
+<w:endnotes xmlns:wpc="http://schemas.microsoft.com/office/word/2010/wordprocessingCanvas" xmlns:cx="http://schemas.microsoft.com/office/drawing/2014/chartex" xmlns:cx1="http://schemas.microsoft.com/office/drawing/2015/9/8/chartex" xmlns:cx2="http://schemas.microsoft.com/office/drawing/2015/10/21/chartex" xmlns:cx3="http://schemas.microsoft.com/office/drawing/2016/5/9/chartex" xmlns:cx4="http://schemas.microsoft.com/office/drawing/2016/5/10/chartex" xmlns:cx5="http://schemas.microsoft.com/office/drawing/2016/5/11/chartex" xmlns:cx6="http://schemas.microsoft.com/office/drawing/2016/5/12/chartex" xmlns:cx7="http://schemas.microsoft.com/office/drawing/2016/5/13/chartex" xmlns:cx8="http://schemas.microsoft.com/office/drawing/2016/5/14/chartex" xmlns:mc="http://schemas.openxmlformats.org/markup-compatibility/2006" xmlns:aink="http://schemas.microsoft.com/office/drawing/2016/ink" xmlns:am3d="http://schemas.microsoft.com/office/drawing/2017/model3d" xmlns:o="urn:schemas-microsoft-com:office:office" xmlns:oel="http://schemas.microsoft.com/office/2019/extlst" xmlns:r="http://schemas.openxmlformats.org/officeDocument/2006/relationships" xmlns:m="http://schemas.openxmlformats.org/officeDocument/2006/math" xmlns:v="urn:schemas-microsoft-com:vml" xmlns:wp14="http://schemas.microsoft.com/office/word/2010/wordprocessingDrawing" xmlns:wp="http://schemas.openxmlformats.org/drawingml/2006/wordprocessingDrawing" xmlns:w10="urn:schemas-microsoft-com:office:word" xmlns:w="http://schemas.openxmlformats.org/wordprocessingml/2006/main" xmlns:w14="http://schemas.microsoft.com/office/word/2010/wordml" xmlns:w15="http://schemas.microsoft.com/office/word/2012/wordml" xmlns:w16cex="http://schemas.microsoft.com/office/word/2018/wordml/cex" xmlns:w16cid="http://schemas.microsoft.com/office/word/2016/wordml/cid" xmlns:w16="http://schemas.microsoft.com/office/word/2018/wordml" xmlns:w16sdtdh="http://schemas.microsoft.com/office/word/2020/wordml/sdtdatahash" xmlns:w16se="http://schemas.microsoft.com/office/word/2015/wordml/symex" xmlns:wpg="http://schemas.microsoft.com/office/word/2010/wordprocessingGroup" xmlns:wpi="http://schemas.microsoft.com/office/word/2010/wordprocessingInk" xmlns:wne="http://schemas.microsoft.com/office/word/2006/wordml" xmlns:wps="http://schemas.microsoft.com/office/word/2010/wordprocessingShape" mc:Ignorable="w14 w15 w16se w16cid w16 w16cex w16sdtdh wp14">
+  <w:endnote w:type="separator" w:id="-1">
     <w:p>
       <w:pPr>
         <w:spacing w:line="240" w:lineRule="auto"/>
+        <w:rPr>
+          <w:rFonts w:hint="eastAsia"/>
+        </w:rPr>
       </w:pPr>
       <w:r>
         <w:separator/>
       </w:r>
     </w:p>
   </w:endnote>
-  <w:endnote w:type="continuationSeparator" w:id="1">
+  <w:endnote w:type="continuationSeparator" w:id="0">
     <w:p>
       <w:pPr>
         <w:spacing w:line="240" w:lineRule="auto"/>
+        <w:rPr>
+          <w:rFonts w:hint="eastAsia"/>
+        </w:rPr>
       </w:pPr>
       <w:r>
         <w:continuationSeparator/>
@@ -8728,21 +7122,27 @@
 </file>
 
 <file path=word/footnotes.xml><?xml version="1.0" encoding="utf-8"?>
-<w:footnotes xmlns:wpc="http://schemas.microsoft.com/office/word/2010/wordprocessingCanvas" xmlns:mc="http://schemas.openxmlformats.org/markup-compatibility/2006" xmlns:o="urn:schemas-microsoft-com:office:office" xmlns:r="http://schemas.openxmlformats.org/officeDocument/2006/relationships" xmlns:m="http://schemas.openxmlformats.org/officeDocument/2006/math" xmlns:v="urn:schemas-microsoft-com:vml" xmlns:wp14="http://schemas.microsoft.com/office/word/2010/wordprocessingDrawing" xmlns:wp="http://schemas.openxmlformats.org/drawingml/2006/wordprocessingDrawing" xmlns:w="http://schemas.openxmlformats.org/wordprocessingml/2006/main" xmlns:w14="http://schemas.microsoft.com/office/word/2010/wordml" xmlns:w15="http://schemas.microsoft.com/office/word/2012/wordml" xmlns:w10="urn:schemas-microsoft-com:office:word" xmlns:wpg="http://schemas.microsoft.com/office/word/2010/wordprocessingGroup" xmlns:wpi="http://schemas.microsoft.com/office/word/2010/wordprocessingInk" xmlns:wne="http://schemas.microsoft.com/office/word/2006/wordml" xmlns:wps="http://schemas.microsoft.com/office/word/2010/wordprocessingShape" xmlns:wpsCustomData="http://www.wps.cn/officeDocument/2013/wpsCustomData" mc:Ignorable="w14 w15 wp14">
-  <w:footnote w:type="separator" w:id="0">
+<w:footnotes xmlns:wpc="http://schemas.microsoft.com/office/word/2010/wordprocessingCanvas" xmlns:cx="http://schemas.microsoft.com/office/drawing/2014/chartex" xmlns:cx1="http://schemas.microsoft.com/office/drawing/2015/9/8/chartex" xmlns:cx2="http://schemas.microsoft.com/office/drawing/2015/10/21/chartex" xmlns:cx3="http://schemas.microsoft.com/office/drawing/2016/5/9/chartex" xmlns:cx4="http://schemas.microsoft.com/office/drawing/2016/5/10/chartex" xmlns:cx5="http://schemas.microsoft.com/office/drawing/2016/5/11/chartex" xmlns:cx6="http://schemas.microsoft.com/office/drawing/2016/5/12/chartex" xmlns:cx7="http://schemas.microsoft.com/office/drawing/2016/5/13/chartex" xmlns:cx8="http://schemas.microsoft.com/office/drawing/2016/5/14/chartex" xmlns:mc="http://schemas.openxmlformats.org/markup-compatibility/2006" xmlns:aink="http://schemas.microsoft.com/office/drawing/2016/ink" xmlns:am3d="http://schemas.microsoft.com/office/drawing/2017/model3d" xmlns:o="urn:schemas-microsoft-com:office:office" xmlns:oel="http://schemas.microsoft.com/office/2019/extlst" xmlns:r="http://schemas.openxmlformats.org/officeDocument/2006/relationships" xmlns:m="http://schemas.openxmlformats.org/officeDocument/2006/math" xmlns:v="urn:schemas-microsoft-com:vml" xmlns:wp14="http://schemas.microsoft.com/office/word/2010/wordprocessingDrawing" xmlns:wp="http://schemas.openxmlformats.org/drawingml/2006/wordprocessingDrawing" xmlns:w10="urn:schemas-microsoft-com:office:word" xmlns:w="http://schemas.openxmlformats.org/wordprocessingml/2006/main" xmlns:w14="http://schemas.microsoft.com/office/word/2010/wordml" xmlns:w15="http://schemas.microsoft.com/office/word/2012/wordml" xmlns:w16cex="http://schemas.microsoft.com/office/word/2018/wordml/cex" xmlns:w16cid="http://schemas.microsoft.com/office/word/2016/wordml/cid" xmlns:w16="http://schemas.microsoft.com/office/word/2018/wordml" xmlns:w16sdtdh="http://schemas.microsoft.com/office/word/2020/wordml/sdtdatahash" xmlns:w16se="http://schemas.microsoft.com/office/word/2015/wordml/symex" xmlns:wpg="http://schemas.microsoft.com/office/word/2010/wordprocessingGroup" xmlns:wpi="http://schemas.microsoft.com/office/word/2010/wordprocessingInk" xmlns:wne="http://schemas.microsoft.com/office/word/2006/wordml" xmlns:wps="http://schemas.microsoft.com/office/word/2010/wordprocessingShape" mc:Ignorable="w14 w15 w16se w16cid w16 w16cex w16sdtdh wp14">
+  <w:footnote w:type="separator" w:id="-1">
     <w:p>
       <w:pPr>
-        <w:spacing w:before="0" w:after="0" w:line="278" w:lineRule="auto"/>
+        <w:spacing w:after="0"/>
+        <w:rPr>
+          <w:rFonts w:hint="eastAsia"/>
+        </w:rPr>
       </w:pPr>
       <w:r>
         <w:separator/>
       </w:r>
     </w:p>
   </w:footnote>
-  <w:footnote w:type="continuationSeparator" w:id="1">
+  <w:footnote w:type="continuationSeparator" w:id="0">
     <w:p>
       <w:pPr>
-        <w:spacing w:before="0" w:after="0" w:line="278" w:lineRule="auto"/>
+        <w:spacing w:after="0"/>
+        <w:rPr>
+          <w:rFonts w:hint="eastAsia"/>
+        </w:rPr>
       </w:pPr>
       <w:r>
         <w:continuationSeparator/>
@@ -8753,292 +7153,416 @@
 </file>
 
 <file path=word/styles.xml><?xml version="1.0" encoding="utf-8"?>
-<w:styles xmlns:mc="http://schemas.openxmlformats.org/markup-compatibility/2006" xmlns:o="urn:schemas-microsoft-com:office:office" xmlns:r="http://schemas.openxmlformats.org/officeDocument/2006/relationships" xmlns:m="http://schemas.openxmlformats.org/officeDocument/2006/math" xmlns:v="urn:schemas-microsoft-com:vml" xmlns:w="http://schemas.openxmlformats.org/wordprocessingml/2006/main" xmlns:w14="http://schemas.microsoft.com/office/word/2010/wordml" xmlns:w10="urn:schemas-microsoft-com:office:word" xmlns:sl="http://schemas.openxmlformats.org/schemaLibrary/2006/main" xmlns:wpsCustomData="http://www.wps.cn/officeDocument/2013/wpsCustomData" mc:Ignorable="w14">
+<w:styles xmlns:mc="http://schemas.openxmlformats.org/markup-compatibility/2006" xmlns:r="http://schemas.openxmlformats.org/officeDocument/2006/relationships" xmlns:w="http://schemas.openxmlformats.org/wordprocessingml/2006/main" xmlns:w14="http://schemas.microsoft.com/office/word/2010/wordml" xmlns:w15="http://schemas.microsoft.com/office/word/2012/wordml" xmlns:w16cex="http://schemas.microsoft.com/office/word/2018/wordml/cex" xmlns:w16cid="http://schemas.microsoft.com/office/word/2016/wordml/cid" xmlns:w16="http://schemas.microsoft.com/office/word/2018/wordml" xmlns:w16sdtdh="http://schemas.microsoft.com/office/word/2020/wordml/sdtdatahash" xmlns:w16se="http://schemas.microsoft.com/office/word/2015/wordml/symex" mc:Ignorable="w14 w15 w16se w16cid w16 w16cex w16sdtdh">
   <w:docDefaults>
     <w:rPrDefault>
       <w:rPr>
-        <w:rFonts w:ascii="Times New Roman" w:hAnsi="Times New Roman" w:eastAsia="宋体" w:cs="Times New Roman"/>
+        <w:rFonts w:ascii="Times New Roman" w:eastAsia="宋体" w:hAnsi="Times New Roman" w:cs="Times New Roman"/>
+        <w:lang w:val="en-US" w:eastAsia="zh-CN" w:bidi="ar-SA"/>
       </w:rPr>
     </w:rPrDefault>
     <w:pPrDefault/>
   </w:docDefaults>
-  <w:latentStyles w:count="260" w:defQFormat="0" w:defUnhideWhenUsed="1" w:defSemiHidden="1" w:defUIPriority="99" w:defLockedState="0">
-    <w:lsdException w:qFormat="1" w:unhideWhenUsed="0" w:uiPriority="0" w:semiHidden="0" w:name="Normal"/>
-    <w:lsdException w:qFormat="1" w:unhideWhenUsed="0" w:uiPriority="9" w:semiHidden="0" w:name="heading 1"/>
-    <w:lsdException w:qFormat="1" w:uiPriority="9" w:name="heading 2"/>
-    <w:lsdException w:qFormat="1" w:uiPriority="9" w:name="heading 3"/>
-    <w:lsdException w:qFormat="1" w:uiPriority="9" w:name="heading 4"/>
-    <w:lsdException w:qFormat="1" w:uiPriority="9" w:name="heading 5"/>
-    <w:lsdException w:qFormat="1" w:uiPriority="9" w:name="heading 6"/>
-    <w:lsdException w:qFormat="1" w:uiPriority="9" w:name="heading 7"/>
-    <w:lsdException w:qFormat="1" w:uiPriority="9" w:name="heading 8"/>
-    <w:lsdException w:qFormat="1" w:uiPriority="9" w:name="heading 9"/>
-    <w:lsdException w:uiPriority="99" w:name="index 1"/>
-    <w:lsdException w:uiPriority="99" w:name="index 2"/>
-    <w:lsdException w:uiPriority="99" w:name="index 3"/>
-    <w:lsdException w:uiPriority="99" w:name="index 4"/>
-    <w:lsdException w:uiPriority="99" w:name="index 5"/>
-    <w:lsdException w:uiPriority="99" w:name="index 6"/>
-    <w:lsdException w:uiPriority="99" w:name="index 7"/>
-    <w:lsdException w:uiPriority="99" w:name="index 8"/>
-    <w:lsdException w:uiPriority="99" w:name="index 9"/>
-    <w:lsdException w:uiPriority="39" w:name="toc 1"/>
-    <w:lsdException w:uiPriority="39" w:name="toc 2"/>
-    <w:lsdException w:uiPriority="39" w:name="toc 3"/>
-    <w:lsdException w:uiPriority="39" w:name="toc 4"/>
-    <w:lsdException w:uiPriority="39" w:name="toc 5"/>
-    <w:lsdException w:uiPriority="39" w:name="toc 6"/>
-    <w:lsdException w:uiPriority="39" w:name="toc 7"/>
-    <w:lsdException w:uiPriority="39" w:name="toc 8"/>
-    <w:lsdException w:uiPriority="39" w:name="toc 9"/>
-    <w:lsdException w:uiPriority="99" w:name="Normal Indent"/>
-    <w:lsdException w:uiPriority="99" w:name="footnote text"/>
-    <w:lsdException w:uiPriority="99" w:name="annotation text"/>
-    <w:lsdException w:qFormat="1" w:uiPriority="99" w:semiHidden="0" w:name="header"/>
-    <w:lsdException w:qFormat="1" w:uiPriority="99" w:semiHidden="0" w:name="footer"/>
-    <w:lsdException w:uiPriority="99" w:name="index heading"/>
-    <w:lsdException w:qFormat="1" w:uiPriority="35" w:name="caption"/>
-    <w:lsdException w:uiPriority="99" w:name="table of figures"/>
-    <w:lsdException w:uiPriority="99" w:name="envelope address"/>
-    <w:lsdException w:uiPriority="99" w:name="envelope return"/>
-    <w:lsdException w:uiPriority="99" w:name="footnote reference"/>
-    <w:lsdException w:uiPriority="99" w:name="annotation reference"/>
-    <w:lsdException w:uiPriority="99" w:name="line number"/>
-    <w:lsdException w:uiPriority="99" w:name="page number"/>
-    <w:lsdException w:uiPriority="99" w:name="endnote reference"/>
-    <w:lsdException w:uiPriority="99" w:name="endnote text"/>
-    <w:lsdException w:uiPriority="99" w:name="table of authorities"/>
-    <w:lsdException w:uiPriority="99" w:name="macro"/>
-    <w:lsdException w:uiPriority="99" w:name="toa heading"/>
-    <w:lsdException w:uiPriority="99" w:name="List"/>
-    <w:lsdException w:uiPriority="99" w:name="List Bullet"/>
-    <w:lsdException w:uiPriority="99" w:name="List Number"/>
-    <w:lsdException w:uiPriority="99" w:name="List 2"/>
-    <w:lsdException w:uiPriority="99" w:name="List 3"/>
-    <w:lsdException w:uiPriority="99" w:name="List 4"/>
-    <w:lsdException w:uiPriority="99" w:name="List 5"/>
-    <w:lsdException w:uiPriority="99" w:name="List Bullet 2"/>
-    <w:lsdException w:uiPriority="99" w:name="List Bullet 3"/>
-    <w:lsdException w:uiPriority="99" w:name="List Bullet 4"/>
-    <w:lsdException w:uiPriority="99" w:name="List Bullet 5"/>
-    <w:lsdException w:uiPriority="99" w:name="List Number 2"/>
-    <w:lsdException w:uiPriority="99" w:name="List Number 3"/>
-    <w:lsdException w:uiPriority="99" w:name="List Number 4"/>
-    <w:lsdException w:uiPriority="99" w:name="List Number 5"/>
-    <w:lsdException w:qFormat="1" w:unhideWhenUsed="0" w:uiPriority="10" w:semiHidden="0" w:name="Title"/>
-    <w:lsdException w:uiPriority="99" w:name="Closing"/>
-    <w:lsdException w:uiPriority="99" w:name="Signature"/>
-    <w:lsdException w:uiPriority="1" w:name="Default Paragraph Font"/>
-    <w:lsdException w:uiPriority="99" w:name="Body Text"/>
-    <w:lsdException w:uiPriority="99" w:name="Body Text Indent"/>
-    <w:lsdException w:uiPriority="99" w:name="List Continue"/>
-    <w:lsdException w:uiPriority="99" w:name="List Continue 2"/>
-    <w:lsdException w:uiPriority="99" w:name="List Continue 3"/>
-    <w:lsdException w:uiPriority="99" w:name="List Continue 4"/>
-    <w:lsdException w:uiPriority="99" w:name="List Continue 5"/>
-    <w:lsdException w:uiPriority="99" w:name="Message Header"/>
-    <w:lsdException w:qFormat="1" w:unhideWhenUsed="0" w:uiPriority="11" w:semiHidden="0" w:name="Subtitle"/>
-    <w:lsdException w:uiPriority="99" w:name="Salutation"/>
-    <w:lsdException w:uiPriority="99" w:name="Date"/>
-    <w:lsdException w:uiPriority="99" w:name="Body Text First Indent"/>
-    <w:lsdException w:uiPriority="99" w:name="Body Text First Indent 2"/>
-    <w:lsdException w:uiPriority="99" w:name="Note Heading"/>
-    <w:lsdException w:uiPriority="99" w:name="Body Text 2"/>
-    <w:lsdException w:uiPriority="99" w:name="Body Text 3"/>
-    <w:lsdException w:uiPriority="99" w:name="Body Text Indent 2"/>
-    <w:lsdException w:uiPriority="99" w:name="Body Text Indent 3"/>
-    <w:lsdException w:uiPriority="99" w:name="Block Text"/>
-    <w:lsdException w:uiPriority="99" w:name="Hyperlink"/>
-    <w:lsdException w:uiPriority="99" w:name="FollowedHyperlink"/>
-    <w:lsdException w:qFormat="1" w:unhideWhenUsed="0" w:uiPriority="22" w:semiHidden="0" w:name="Strong"/>
-    <w:lsdException w:qFormat="1" w:unhideWhenUsed="0" w:uiPriority="20" w:semiHidden="0" w:name="Emphasis"/>
-    <w:lsdException w:uiPriority="99" w:name="Document Map"/>
-    <w:lsdException w:uiPriority="99" w:name="Plain Text"/>
-    <w:lsdException w:uiPriority="99" w:name="E-mail Signature"/>
-    <w:lsdException w:uiPriority="99" w:name="Normal (Web)"/>
-    <w:lsdException w:uiPriority="99" w:name="HTML Acronym"/>
-    <w:lsdException w:uiPriority="99" w:name="HTML Address"/>
-    <w:lsdException w:uiPriority="99" w:name="HTML Cite"/>
-    <w:lsdException w:uiPriority="99" w:name="HTML Code"/>
-    <w:lsdException w:uiPriority="99" w:name="HTML Definition"/>
-    <w:lsdException w:uiPriority="99" w:name="HTML Keyboard"/>
-    <w:lsdException w:uiPriority="99" w:name="HTML Preformatted"/>
-    <w:lsdException w:uiPriority="99" w:name="HTML Sample"/>
-    <w:lsdException w:uiPriority="99" w:name="HTML Typewriter"/>
-    <w:lsdException w:uiPriority="99" w:name="HTML Variable"/>
-    <w:lsdException w:qFormat="1" w:uiPriority="99" w:name="Normal Table"/>
-    <w:lsdException w:uiPriority="99" w:name="annotation subject"/>
-    <w:lsdException w:uiPriority="99" w:name="Table Simple 1"/>
-    <w:lsdException w:uiPriority="99" w:name="Table Simple 2"/>
-    <w:lsdException w:uiPriority="99" w:name="Table Simple 3"/>
-    <w:lsdException w:uiPriority="99" w:name="Table Classic 1"/>
-    <w:lsdException w:uiPriority="99" w:name="Table Classic 2"/>
-    <w:lsdException w:uiPriority="99" w:name="Table Classic 3"/>
-    <w:lsdException w:uiPriority="99" w:name="Table Classic 4"/>
-    <w:lsdException w:uiPriority="99" w:name="Table Colorful 1"/>
-    <w:lsdException w:uiPriority="99" w:name="Table Colorful 2"/>
-    <w:lsdException w:uiPriority="99" w:name="Table Colorful 3"/>
-    <w:lsdException w:uiPriority="99" w:name="Table Columns 1"/>
-    <w:lsdException w:uiPriority="99" w:name="Table Columns 2"/>
-    <w:lsdException w:uiPriority="99" w:name="Table Columns 3"/>
-    <w:lsdException w:uiPriority="99" w:name="Table Columns 4"/>
-    <w:lsdException w:uiPriority="99" w:name="Table Columns 5"/>
-    <w:lsdException w:uiPriority="99" w:name="Table Grid 1"/>
-    <w:lsdException w:uiPriority="99" w:name="Table Grid 2"/>
-    <w:lsdException w:uiPriority="99" w:name="Table Grid 3"/>
-    <w:lsdException w:uiPriority="99" w:name="Table Grid 4"/>
-    <w:lsdException w:uiPriority="99" w:name="Table Grid 5"/>
-    <w:lsdException w:uiPriority="99" w:name="Table Grid 6"/>
-    <w:lsdException w:uiPriority="99" w:name="Table Grid 7"/>
-    <w:lsdException w:uiPriority="99" w:name="Table Grid 8"/>
-    <w:lsdException w:uiPriority="99" w:name="Table List 1"/>
-    <w:lsdException w:uiPriority="99" w:name="Table List 2"/>
-    <w:lsdException w:uiPriority="99" w:name="Table List 3"/>
-    <w:lsdException w:uiPriority="99" w:name="Table List 4"/>
-    <w:lsdException w:uiPriority="99" w:name="Table List 5"/>
-    <w:lsdException w:uiPriority="99" w:name="Table List 6"/>
-    <w:lsdException w:uiPriority="99" w:name="Table List 7"/>
-    <w:lsdException w:uiPriority="99" w:name="Table List 8"/>
-    <w:lsdException w:uiPriority="99" w:name="Table 3D effects 1"/>
-    <w:lsdException w:uiPriority="99" w:name="Table 3D effects 2"/>
-    <w:lsdException w:uiPriority="99" w:name="Table 3D effects 3"/>
-    <w:lsdException w:uiPriority="99" w:name="Table Contemporary"/>
-    <w:lsdException w:uiPriority="99" w:name="Table Elegant"/>
-    <w:lsdException w:uiPriority="99" w:name="Table Professional"/>
-    <w:lsdException w:uiPriority="99" w:name="Table Subtle 1"/>
-    <w:lsdException w:uiPriority="99" w:name="Table Subtle 2"/>
-    <w:lsdException w:uiPriority="99" w:name="Table Web 1"/>
-    <w:lsdException w:uiPriority="99" w:name="Table Web 2"/>
-    <w:lsdException w:uiPriority="99" w:name="Table Web 3"/>
-    <w:lsdException w:uiPriority="99" w:name="Balloon Text"/>
-    <w:lsdException w:qFormat="1" w:unhideWhenUsed="0" w:uiPriority="39" w:semiHidden="0" w:name="Table Grid"/>
-    <w:lsdException w:uiPriority="99" w:name="Table Theme"/>
-    <w:lsdException w:unhideWhenUsed="0" w:uiPriority="60" w:semiHidden="0" w:name="Light Shading"/>
-    <w:lsdException w:unhideWhenUsed="0" w:uiPriority="61" w:semiHidden="0" w:name="Light List"/>
-    <w:lsdException w:unhideWhenUsed="0" w:uiPriority="62" w:semiHidden="0" w:name="Light Grid"/>
-    <w:lsdException w:unhideWhenUsed="0" w:uiPriority="63" w:semiHidden="0" w:name="Medium Shading 1"/>
-    <w:lsdException w:unhideWhenUsed="0" w:uiPriority="64" w:semiHidden="0" w:name="Medium Shading 2"/>
-    <w:lsdException w:unhideWhenUsed="0" w:uiPriority="65" w:semiHidden="0" w:name="Medium List 1"/>
-    <w:lsdException w:unhideWhenUsed="0" w:uiPriority="66" w:semiHidden="0" w:name="Medium List 2"/>
-    <w:lsdException w:unhideWhenUsed="0" w:uiPriority="67" w:semiHidden="0" w:name="Medium Grid 1"/>
-    <w:lsdException w:unhideWhenUsed="0" w:uiPriority="68" w:semiHidden="0" w:name="Medium Grid 2"/>
-    <w:lsdException w:unhideWhenUsed="0" w:uiPriority="69" w:semiHidden="0" w:name="Medium Grid 3"/>
-    <w:lsdException w:unhideWhenUsed="0" w:uiPriority="70" w:semiHidden="0" w:name="Dark List"/>
-    <w:lsdException w:unhideWhenUsed="0" w:uiPriority="71" w:semiHidden="0" w:name="Colorful Shading"/>
-    <w:lsdException w:unhideWhenUsed="0" w:uiPriority="72" w:semiHidden="0" w:name="Colorful List"/>
-    <w:lsdException w:unhideWhenUsed="0" w:uiPriority="73" w:semiHidden="0" w:name="Colorful Grid"/>
-    <w:lsdException w:unhideWhenUsed="0" w:uiPriority="60" w:semiHidden="0" w:name="Light Shading Accent 1"/>
-    <w:lsdException w:unhideWhenUsed="0" w:uiPriority="61" w:semiHidden="0" w:name="Light List Accent 1"/>
-    <w:lsdException w:unhideWhenUsed="0" w:uiPriority="62" w:semiHidden="0" w:name="Light Grid Accent 1"/>
-    <w:lsdException w:unhideWhenUsed="0" w:uiPriority="63" w:semiHidden="0" w:name="Medium Shading 1 Accent 1"/>
-    <w:lsdException w:unhideWhenUsed="0" w:uiPriority="64" w:semiHidden="0" w:name="Medium Shading 2 Accent 1"/>
-    <w:lsdException w:unhideWhenUsed="0" w:uiPriority="65" w:semiHidden="0" w:name="Medium List 1 Accent 1"/>
-    <w:lsdException w:qFormat="1" w:unhideWhenUsed="0" w:uiPriority="34" w:semiHidden="0" w:name="List Paragraph"/>
-    <w:lsdException w:qFormat="1" w:unhideWhenUsed="0" w:uiPriority="29" w:semiHidden="0" w:name="Quote"/>
-    <w:lsdException w:qFormat="1" w:unhideWhenUsed="0" w:uiPriority="30" w:semiHidden="0" w:name="Intense Quote"/>
-    <w:lsdException w:unhideWhenUsed="0" w:uiPriority="66" w:semiHidden="0" w:name="Medium List 2 Accent 1"/>
-    <w:lsdException w:unhideWhenUsed="0" w:uiPriority="67" w:semiHidden="0" w:name="Medium Grid 1 Accent 1"/>
-    <w:lsdException w:unhideWhenUsed="0" w:uiPriority="68" w:semiHidden="0" w:name="Medium Grid 2 Accent 1"/>
-    <w:lsdException w:unhideWhenUsed="0" w:uiPriority="69" w:semiHidden="0" w:name="Medium Grid 3 Accent 1"/>
-    <w:lsdException w:unhideWhenUsed="0" w:uiPriority="70" w:semiHidden="0" w:name="Dark List Accent 1"/>
-    <w:lsdException w:unhideWhenUsed="0" w:uiPriority="71" w:semiHidden="0" w:name="Colorful Shading Accent 1"/>
-    <w:lsdException w:unhideWhenUsed="0" w:uiPriority="72" w:semiHidden="0" w:name="Colorful List Accent 1"/>
-    <w:lsdException w:unhideWhenUsed="0" w:uiPriority="73" w:semiHidden="0" w:name="Colorful Grid Accent 1"/>
-    <w:lsdException w:unhideWhenUsed="0" w:uiPriority="60" w:semiHidden="0" w:name="Light Shading Accent 2"/>
-    <w:lsdException w:unhideWhenUsed="0" w:uiPriority="61" w:semiHidden="0" w:name="Light List Accent 2"/>
-    <w:lsdException w:unhideWhenUsed="0" w:uiPriority="62" w:semiHidden="0" w:name="Light Grid Accent 2"/>
-    <w:lsdException w:unhideWhenUsed="0" w:uiPriority="63" w:semiHidden="0" w:name="Medium Shading 1 Accent 2"/>
-    <w:lsdException w:unhideWhenUsed="0" w:uiPriority="64" w:semiHidden="0" w:name="Medium Shading 2 Accent 2"/>
-    <w:lsdException w:unhideWhenUsed="0" w:uiPriority="65" w:semiHidden="0" w:name="Medium List 1 Accent 2"/>
-    <w:lsdException w:unhideWhenUsed="0" w:uiPriority="66" w:semiHidden="0" w:name="Medium List 2 Accent 2"/>
-    <w:lsdException w:unhideWhenUsed="0" w:uiPriority="67" w:semiHidden="0" w:name="Medium Grid 1 Accent 2"/>
-    <w:lsdException w:unhideWhenUsed="0" w:uiPriority="68" w:semiHidden="0" w:name="Medium Grid 2 Accent 2"/>
-    <w:lsdException w:unhideWhenUsed="0" w:uiPriority="69" w:semiHidden="0" w:name="Medium Grid 3 Accent 2"/>
-    <w:lsdException w:unhideWhenUsed="0" w:uiPriority="70" w:semiHidden="0" w:name="Dark List Accent 2"/>
-    <w:lsdException w:unhideWhenUsed="0" w:uiPriority="71" w:semiHidden="0" w:name="Colorful Shading Accent 2"/>
-    <w:lsdException w:unhideWhenUsed="0" w:uiPriority="72" w:semiHidden="0" w:name="Colorful List Accent 2"/>
-    <w:lsdException w:unhideWhenUsed="0" w:uiPriority="73" w:semiHidden="0" w:name="Colorful Grid Accent 2"/>
-    <w:lsdException w:unhideWhenUsed="0" w:uiPriority="60" w:semiHidden="0" w:name="Light Shading Accent 3"/>
-    <w:lsdException w:unhideWhenUsed="0" w:uiPriority="61" w:semiHidden="0" w:name="Light List Accent 3"/>
-    <w:lsdException w:unhideWhenUsed="0" w:uiPriority="62" w:semiHidden="0" w:name="Light Grid Accent 3"/>
-    <w:lsdException w:unhideWhenUsed="0" w:uiPriority="63" w:semiHidden="0" w:name="Medium Shading 1 Accent 3"/>
-    <w:lsdException w:unhideWhenUsed="0" w:uiPriority="64" w:semiHidden="0" w:name="Medium Shading 2 Accent 3"/>
-    <w:lsdException w:unhideWhenUsed="0" w:uiPriority="65" w:semiHidden="0" w:name="Medium List 1 Accent 3"/>
-    <w:lsdException w:unhideWhenUsed="0" w:uiPriority="66" w:semiHidden="0" w:name="Medium List 2 Accent 3"/>
-    <w:lsdException w:unhideWhenUsed="0" w:uiPriority="67" w:semiHidden="0" w:name="Medium Grid 1 Accent 3"/>
-    <w:lsdException w:unhideWhenUsed="0" w:uiPriority="68" w:semiHidden="0" w:name="Medium Grid 2 Accent 3"/>
-    <w:lsdException w:unhideWhenUsed="0" w:uiPriority="69" w:semiHidden="0" w:name="Medium Grid 3 Accent 3"/>
-    <w:lsdException w:unhideWhenUsed="0" w:uiPriority="70" w:semiHidden="0" w:name="Dark List Accent 3"/>
-    <w:lsdException w:unhideWhenUsed="0" w:uiPriority="71" w:semiHidden="0" w:name="Colorful Shading Accent 3"/>
-    <w:lsdException w:unhideWhenUsed="0" w:uiPriority="72" w:semiHidden="0" w:name="Colorful List Accent 3"/>
-    <w:lsdException w:unhideWhenUsed="0" w:uiPriority="73" w:semiHidden="0" w:name="Colorful Grid Accent 3"/>
-    <w:lsdException w:unhideWhenUsed="0" w:uiPriority="60" w:semiHidden="0" w:name="Light Shading Accent 4"/>
-    <w:lsdException w:unhideWhenUsed="0" w:uiPriority="61" w:semiHidden="0" w:name="Light List Accent 4"/>
-    <w:lsdException w:unhideWhenUsed="0" w:uiPriority="62" w:semiHidden="0" w:name="Light Grid Accent 4"/>
-    <w:lsdException w:unhideWhenUsed="0" w:uiPriority="63" w:semiHidden="0" w:name="Medium Shading 1 Accent 4"/>
-    <w:lsdException w:unhideWhenUsed="0" w:uiPriority="64" w:semiHidden="0" w:name="Medium Shading 2 Accent 4"/>
-    <w:lsdException w:unhideWhenUsed="0" w:uiPriority="65" w:semiHidden="0" w:name="Medium List 1 Accent 4"/>
-    <w:lsdException w:unhideWhenUsed="0" w:uiPriority="66" w:semiHidden="0" w:name="Medium List 2 Accent 4"/>
-    <w:lsdException w:unhideWhenUsed="0" w:uiPriority="67" w:semiHidden="0" w:name="Medium Grid 1 Accent 4"/>
-    <w:lsdException w:unhideWhenUsed="0" w:uiPriority="68" w:semiHidden="0" w:name="Medium Grid 2 Accent 4"/>
-    <w:lsdException w:unhideWhenUsed="0" w:uiPriority="69" w:semiHidden="0" w:name="Medium Grid 3 Accent 4"/>
-    <w:lsdException w:unhideWhenUsed="0" w:uiPriority="70" w:semiHidden="0" w:name="Dark List Accent 4"/>
-    <w:lsdException w:unhideWhenUsed="0" w:uiPriority="71" w:semiHidden="0" w:name="Colorful Shading Accent 4"/>
-    <w:lsdException w:unhideWhenUsed="0" w:uiPriority="72" w:semiHidden="0" w:name="Colorful List Accent 4"/>
-    <w:lsdException w:unhideWhenUsed="0" w:uiPriority="73" w:semiHidden="0" w:name="Colorful Grid Accent 4"/>
-    <w:lsdException w:unhideWhenUsed="0" w:uiPriority="60" w:semiHidden="0" w:name="Light Shading Accent 5"/>
-    <w:lsdException w:unhideWhenUsed="0" w:uiPriority="61" w:semiHidden="0" w:name="Light List Accent 5"/>
-    <w:lsdException w:unhideWhenUsed="0" w:uiPriority="62" w:semiHidden="0" w:name="Light Grid Accent 5"/>
-    <w:lsdException w:unhideWhenUsed="0" w:uiPriority="63" w:semiHidden="0" w:name="Medium Shading 1 Accent 5"/>
-    <w:lsdException w:unhideWhenUsed="0" w:uiPriority="64" w:semiHidden="0" w:name="Medium Shading 2 Accent 5"/>
-    <w:lsdException w:unhideWhenUsed="0" w:uiPriority="65" w:semiHidden="0" w:name="Medium List 1 Accent 5"/>
-    <w:lsdException w:unhideWhenUsed="0" w:uiPriority="66" w:semiHidden="0" w:name="Medium List 2 Accent 5"/>
-    <w:lsdException w:unhideWhenUsed="0" w:uiPriority="67" w:semiHidden="0" w:name="Medium Grid 1 Accent 5"/>
-    <w:lsdException w:unhideWhenUsed="0" w:uiPriority="68" w:semiHidden="0" w:name="Medium Grid 2 Accent 5"/>
-    <w:lsdException w:unhideWhenUsed="0" w:uiPriority="69" w:semiHidden="0" w:name="Medium Grid 3 Accent 5"/>
-    <w:lsdException w:unhideWhenUsed="0" w:uiPriority="70" w:semiHidden="0" w:name="Dark List Accent 5"/>
-    <w:lsdException w:unhideWhenUsed="0" w:uiPriority="71" w:semiHidden="0" w:name="Colorful Shading Accent 5"/>
-    <w:lsdException w:unhideWhenUsed="0" w:uiPriority="72" w:semiHidden="0" w:name="Colorful List Accent 5"/>
-    <w:lsdException w:unhideWhenUsed="0" w:uiPriority="73" w:semiHidden="0" w:name="Colorful Grid Accent 5"/>
-    <w:lsdException w:unhideWhenUsed="0" w:uiPriority="60" w:semiHidden="0" w:name="Light Shading Accent 6"/>
-    <w:lsdException w:unhideWhenUsed="0" w:uiPriority="61" w:semiHidden="0" w:name="Light List Accent 6"/>
-    <w:lsdException w:unhideWhenUsed="0" w:uiPriority="62" w:semiHidden="0" w:name="Light Grid Accent 6"/>
-    <w:lsdException w:unhideWhenUsed="0" w:uiPriority="63" w:semiHidden="0" w:name="Medium Shading 1 Accent 6"/>
-    <w:lsdException w:unhideWhenUsed="0" w:uiPriority="64" w:semiHidden="0" w:name="Medium Shading 2 Accent 6"/>
-    <w:lsdException w:unhideWhenUsed="0" w:uiPriority="65" w:semiHidden="0" w:name="Medium List 1 Accent 6"/>
-    <w:lsdException w:unhideWhenUsed="0" w:uiPriority="66" w:semiHidden="0" w:name="Medium List 2 Accent 6"/>
-    <w:lsdException w:unhideWhenUsed="0" w:uiPriority="67" w:semiHidden="0" w:name="Medium Grid 1 Accent 6"/>
-    <w:lsdException w:unhideWhenUsed="0" w:uiPriority="68" w:semiHidden="0" w:name="Medium Grid 2 Accent 6"/>
-    <w:lsdException w:unhideWhenUsed="0" w:uiPriority="69" w:semiHidden="0" w:name="Medium Grid 3 Accent 6"/>
-    <w:lsdException w:unhideWhenUsed="0" w:uiPriority="70" w:semiHidden="0" w:name="Dark List Accent 6"/>
-    <w:lsdException w:unhideWhenUsed="0" w:uiPriority="71" w:semiHidden="0" w:name="Colorful Shading Accent 6"/>
-    <w:lsdException w:unhideWhenUsed="0" w:uiPriority="72" w:semiHidden="0" w:name="Colorful List Accent 6"/>
-    <w:lsdException w:unhideWhenUsed="0" w:uiPriority="73" w:semiHidden="0" w:name="Colorful Grid Accent 6"/>
+  <w:latentStyles w:defLockedState="0" w:defUIPriority="99" w:defSemiHidden="0" w:defUnhideWhenUsed="0" w:defQFormat="0" w:count="376">
+    <w:lsdException w:name="Normal" w:uiPriority="0" w:qFormat="1"/>
+    <w:lsdException w:name="heading 1" w:uiPriority="9" w:qFormat="1"/>
+    <w:lsdException w:name="heading 2" w:semiHidden="1" w:uiPriority="9" w:unhideWhenUsed="1" w:qFormat="1"/>
+    <w:lsdException w:name="heading 3" w:semiHidden="1" w:uiPriority="9" w:unhideWhenUsed="1" w:qFormat="1"/>
+    <w:lsdException w:name="heading 4" w:semiHidden="1" w:uiPriority="9" w:unhideWhenUsed="1" w:qFormat="1"/>
+    <w:lsdException w:name="heading 5" w:semiHidden="1" w:uiPriority="9" w:unhideWhenUsed="1" w:qFormat="1"/>
+    <w:lsdException w:name="heading 6" w:semiHidden="1" w:uiPriority="9" w:unhideWhenUsed="1" w:qFormat="1"/>
+    <w:lsdException w:name="heading 7" w:semiHidden="1" w:uiPriority="9" w:unhideWhenUsed="1" w:qFormat="1"/>
+    <w:lsdException w:name="heading 8" w:semiHidden="1" w:uiPriority="9" w:unhideWhenUsed="1" w:qFormat="1"/>
+    <w:lsdException w:name="heading 9" w:semiHidden="1" w:uiPriority="9" w:unhideWhenUsed="1" w:qFormat="1"/>
+    <w:lsdException w:name="index 1" w:semiHidden="1" w:unhideWhenUsed="1"/>
+    <w:lsdException w:name="index 2" w:semiHidden="1" w:unhideWhenUsed="1"/>
+    <w:lsdException w:name="index 3" w:semiHidden="1" w:unhideWhenUsed="1"/>
+    <w:lsdException w:name="index 4" w:semiHidden="1" w:unhideWhenUsed="1"/>
+    <w:lsdException w:name="index 5" w:semiHidden="1" w:unhideWhenUsed="1"/>
+    <w:lsdException w:name="index 6" w:semiHidden="1" w:unhideWhenUsed="1"/>
+    <w:lsdException w:name="index 7" w:semiHidden="1" w:unhideWhenUsed="1"/>
+    <w:lsdException w:name="index 8" w:semiHidden="1" w:unhideWhenUsed="1"/>
+    <w:lsdException w:name="index 9" w:semiHidden="1" w:unhideWhenUsed="1"/>
+    <w:lsdException w:name="toc 1" w:semiHidden="1" w:uiPriority="39" w:unhideWhenUsed="1"/>
+    <w:lsdException w:name="toc 2" w:semiHidden="1" w:uiPriority="39" w:unhideWhenUsed="1"/>
+    <w:lsdException w:name="toc 3" w:semiHidden="1" w:uiPriority="39" w:unhideWhenUsed="1"/>
+    <w:lsdException w:name="toc 4" w:semiHidden="1" w:uiPriority="39" w:unhideWhenUsed="1"/>
+    <w:lsdException w:name="toc 5" w:semiHidden="1" w:uiPriority="39" w:unhideWhenUsed="1"/>
+    <w:lsdException w:name="toc 6" w:semiHidden="1" w:uiPriority="39" w:unhideWhenUsed="1"/>
+    <w:lsdException w:name="toc 7" w:semiHidden="1" w:uiPriority="39" w:unhideWhenUsed="1"/>
+    <w:lsdException w:name="toc 8" w:semiHidden="1" w:uiPriority="39" w:unhideWhenUsed="1"/>
+    <w:lsdException w:name="toc 9" w:semiHidden="1" w:uiPriority="39" w:unhideWhenUsed="1"/>
+    <w:lsdException w:name="Normal Indent" w:semiHidden="1" w:unhideWhenUsed="1"/>
+    <w:lsdException w:name="footnote text" w:semiHidden="1" w:unhideWhenUsed="1"/>
+    <w:lsdException w:name="annotation text" w:semiHidden="1" w:unhideWhenUsed="1"/>
+    <w:lsdException w:name="header" w:unhideWhenUsed="1" w:qFormat="1"/>
+    <w:lsdException w:name="footer" w:unhideWhenUsed="1" w:qFormat="1"/>
+    <w:lsdException w:name="index heading" w:semiHidden="1" w:unhideWhenUsed="1"/>
+    <w:lsdException w:name="caption" w:semiHidden="1" w:uiPriority="35" w:unhideWhenUsed="1" w:qFormat="1"/>
+    <w:lsdException w:name="table of figures" w:semiHidden="1" w:unhideWhenUsed="1"/>
+    <w:lsdException w:name="envelope address" w:semiHidden="1" w:unhideWhenUsed="1"/>
+    <w:lsdException w:name="envelope return" w:semiHidden="1" w:unhideWhenUsed="1"/>
+    <w:lsdException w:name="footnote reference" w:semiHidden="1" w:unhideWhenUsed="1"/>
+    <w:lsdException w:name="annotation reference" w:semiHidden="1" w:unhideWhenUsed="1"/>
+    <w:lsdException w:name="line number" w:semiHidden="1" w:unhideWhenUsed="1"/>
+    <w:lsdException w:name="page number" w:semiHidden="1" w:unhideWhenUsed="1"/>
+    <w:lsdException w:name="endnote reference" w:semiHidden="1" w:unhideWhenUsed="1"/>
+    <w:lsdException w:name="endnote text" w:semiHidden="1" w:unhideWhenUsed="1"/>
+    <w:lsdException w:name="table of authorities" w:semiHidden="1" w:unhideWhenUsed="1"/>
+    <w:lsdException w:name="macro" w:semiHidden="1" w:unhideWhenUsed="1"/>
+    <w:lsdException w:name="toa heading" w:semiHidden="1" w:unhideWhenUsed="1"/>
+    <w:lsdException w:name="List" w:semiHidden="1" w:unhideWhenUsed="1"/>
+    <w:lsdException w:name="List Bullet" w:semiHidden="1" w:unhideWhenUsed="1"/>
+    <w:lsdException w:name="List Number" w:semiHidden="1" w:unhideWhenUsed="1"/>
+    <w:lsdException w:name="List 2" w:semiHidden="1" w:unhideWhenUsed="1"/>
+    <w:lsdException w:name="List 3" w:semiHidden="1" w:unhideWhenUsed="1"/>
+    <w:lsdException w:name="List 4" w:semiHidden="1" w:unhideWhenUsed="1"/>
+    <w:lsdException w:name="List 5" w:semiHidden="1" w:unhideWhenUsed="1"/>
+    <w:lsdException w:name="List Bullet 2" w:semiHidden="1" w:unhideWhenUsed="1"/>
+    <w:lsdException w:name="List Bullet 3" w:semiHidden="1" w:unhideWhenUsed="1"/>
+    <w:lsdException w:name="List Bullet 4" w:semiHidden="1" w:unhideWhenUsed="1"/>
+    <w:lsdException w:name="List Bullet 5" w:semiHidden="1" w:unhideWhenUsed="1"/>
+    <w:lsdException w:name="List Number 2" w:semiHidden="1" w:unhideWhenUsed="1"/>
+    <w:lsdException w:name="List Number 3" w:semiHidden="1" w:unhideWhenUsed="1"/>
+    <w:lsdException w:name="List Number 4" w:semiHidden="1" w:unhideWhenUsed="1"/>
+    <w:lsdException w:name="List Number 5" w:semiHidden="1" w:unhideWhenUsed="1"/>
+    <w:lsdException w:name="Title" w:uiPriority="10" w:qFormat="1"/>
+    <w:lsdException w:name="Closing" w:semiHidden="1" w:unhideWhenUsed="1"/>
+    <w:lsdException w:name="Signature" w:semiHidden="1" w:unhideWhenUsed="1"/>
+    <w:lsdException w:name="Default Paragraph Font" w:semiHidden="1" w:uiPriority="1" w:unhideWhenUsed="1"/>
+    <w:lsdException w:name="Body Text" w:semiHidden="1" w:unhideWhenUsed="1"/>
+    <w:lsdException w:name="Body Text Indent" w:semiHidden="1" w:unhideWhenUsed="1"/>
+    <w:lsdException w:name="List Continue" w:semiHidden="1" w:unhideWhenUsed="1"/>
+    <w:lsdException w:name="List Continue 2" w:semiHidden="1" w:unhideWhenUsed="1"/>
+    <w:lsdException w:name="List Continue 3" w:semiHidden="1" w:unhideWhenUsed="1"/>
+    <w:lsdException w:name="List Continue 4" w:semiHidden="1" w:unhideWhenUsed="1"/>
+    <w:lsdException w:name="List Continue 5" w:semiHidden="1" w:unhideWhenUsed="1"/>
+    <w:lsdException w:name="Message Header" w:semiHidden="1" w:unhideWhenUsed="1"/>
+    <w:lsdException w:name="Subtitle" w:uiPriority="11" w:qFormat="1"/>
+    <w:lsdException w:name="Salutation" w:semiHidden="1" w:unhideWhenUsed="1"/>
+    <w:lsdException w:name="Date" w:semiHidden="1" w:unhideWhenUsed="1"/>
+    <w:lsdException w:name="Body Text First Indent" w:semiHidden="1" w:unhideWhenUsed="1"/>
+    <w:lsdException w:name="Body Text First Indent 2" w:semiHidden="1" w:unhideWhenUsed="1"/>
+    <w:lsdException w:name="Note Heading" w:semiHidden="1" w:unhideWhenUsed="1"/>
+    <w:lsdException w:name="Body Text 2" w:semiHidden="1" w:unhideWhenUsed="1"/>
+    <w:lsdException w:name="Body Text 3" w:semiHidden="1" w:unhideWhenUsed="1"/>
+    <w:lsdException w:name="Body Text Indent 2" w:semiHidden="1" w:unhideWhenUsed="1"/>
+    <w:lsdException w:name="Body Text Indent 3" w:semiHidden="1" w:unhideWhenUsed="1"/>
+    <w:lsdException w:name="Block Text" w:semiHidden="1" w:unhideWhenUsed="1"/>
+    <w:lsdException w:name="Hyperlink" w:semiHidden="1" w:unhideWhenUsed="1"/>
+    <w:lsdException w:name="FollowedHyperlink" w:semiHidden="1" w:unhideWhenUsed="1"/>
+    <w:lsdException w:name="Strong" w:uiPriority="22" w:qFormat="1"/>
+    <w:lsdException w:name="Emphasis" w:uiPriority="20" w:qFormat="1"/>
+    <w:lsdException w:name="Document Map" w:semiHidden="1" w:unhideWhenUsed="1"/>
+    <w:lsdException w:name="Plain Text" w:semiHidden="1" w:unhideWhenUsed="1"/>
+    <w:lsdException w:name="E-mail Signature" w:semiHidden="1" w:unhideWhenUsed="1"/>
+    <w:lsdException w:name="HTML Top of Form" w:semiHidden="1" w:unhideWhenUsed="1"/>
+    <w:lsdException w:name="HTML Bottom of Form" w:semiHidden="1" w:unhideWhenUsed="1"/>
+    <w:lsdException w:name="Normal (Web)" w:semiHidden="1" w:unhideWhenUsed="1"/>
+    <w:lsdException w:name="HTML Acronym" w:semiHidden="1" w:unhideWhenUsed="1"/>
+    <w:lsdException w:name="HTML Address" w:semiHidden="1" w:unhideWhenUsed="1"/>
+    <w:lsdException w:name="HTML Cite" w:semiHidden="1" w:unhideWhenUsed="1"/>
+    <w:lsdException w:name="HTML Code" w:semiHidden="1" w:unhideWhenUsed="1"/>
+    <w:lsdException w:name="HTML Definition" w:semiHidden="1" w:unhideWhenUsed="1"/>
+    <w:lsdException w:name="HTML Keyboard" w:semiHidden="1" w:unhideWhenUsed="1"/>
+    <w:lsdException w:name="HTML Preformatted" w:semiHidden="1" w:unhideWhenUsed="1"/>
+    <w:lsdException w:name="HTML Sample" w:semiHidden="1" w:unhideWhenUsed="1"/>
+    <w:lsdException w:name="HTML Typewriter" w:semiHidden="1" w:unhideWhenUsed="1"/>
+    <w:lsdException w:name="HTML Variable" w:semiHidden="1" w:unhideWhenUsed="1"/>
+    <w:lsdException w:name="Normal Table" w:semiHidden="1" w:unhideWhenUsed="1" w:qFormat="1"/>
+    <w:lsdException w:name="annotation subject" w:semiHidden="1" w:unhideWhenUsed="1"/>
+    <w:lsdException w:name="No List" w:semiHidden="1" w:unhideWhenUsed="1"/>
+    <w:lsdException w:name="Outline List 1" w:semiHidden="1" w:unhideWhenUsed="1"/>
+    <w:lsdException w:name="Outline List 2" w:semiHidden="1" w:unhideWhenUsed="1"/>
+    <w:lsdException w:name="Outline List 3" w:semiHidden="1" w:unhideWhenUsed="1"/>
+    <w:lsdException w:name="Table Simple 1" w:semiHidden="1" w:unhideWhenUsed="1"/>
+    <w:lsdException w:name="Table Simple 2" w:semiHidden="1" w:unhideWhenUsed="1"/>
+    <w:lsdException w:name="Table Simple 3" w:semiHidden="1" w:unhideWhenUsed="1"/>
+    <w:lsdException w:name="Table Classic 1" w:semiHidden="1" w:unhideWhenUsed="1"/>
+    <w:lsdException w:name="Table Classic 2" w:semiHidden="1" w:unhideWhenUsed="1"/>
+    <w:lsdException w:name="Table Classic 3" w:semiHidden="1" w:unhideWhenUsed="1"/>
+    <w:lsdException w:name="Table Classic 4" w:semiHidden="1" w:unhideWhenUsed="1"/>
+    <w:lsdException w:name="Table Colorful 1" w:semiHidden="1" w:unhideWhenUsed="1"/>
+    <w:lsdException w:name="Table Colorful 2" w:semiHidden="1" w:unhideWhenUsed="1"/>
+    <w:lsdException w:name="Table Colorful 3" w:semiHidden="1" w:unhideWhenUsed="1"/>
+    <w:lsdException w:name="Table Columns 1" w:semiHidden="1" w:unhideWhenUsed="1"/>
+    <w:lsdException w:name="Table Columns 2" w:semiHidden="1" w:unhideWhenUsed="1"/>
+    <w:lsdException w:name="Table Columns 3" w:semiHidden="1" w:unhideWhenUsed="1"/>
+    <w:lsdException w:name="Table Columns 4" w:semiHidden="1" w:unhideWhenUsed="1"/>
+    <w:lsdException w:name="Table Columns 5" w:semiHidden="1" w:unhideWhenUsed="1"/>
+    <w:lsdException w:name="Table Grid 1" w:semiHidden="1" w:unhideWhenUsed="1"/>
+    <w:lsdException w:name="Table Grid 2" w:semiHidden="1" w:unhideWhenUsed="1"/>
+    <w:lsdException w:name="Table Grid 3" w:semiHidden="1" w:unhideWhenUsed="1"/>
+    <w:lsdException w:name="Table Grid 4" w:semiHidden="1" w:unhideWhenUsed="1"/>
+    <w:lsdException w:name="Table Grid 5" w:semiHidden="1" w:unhideWhenUsed="1"/>
+    <w:lsdException w:name="Table Grid 6" w:semiHidden="1" w:unhideWhenUsed="1"/>
+    <w:lsdException w:name="Table Grid 7" w:semiHidden="1" w:unhideWhenUsed="1"/>
+    <w:lsdException w:name="Table Grid 8" w:semiHidden="1" w:unhideWhenUsed="1"/>
+    <w:lsdException w:name="Table List 1" w:semiHidden="1" w:unhideWhenUsed="1"/>
+    <w:lsdException w:name="Table List 2" w:semiHidden="1" w:unhideWhenUsed="1"/>
+    <w:lsdException w:name="Table List 3" w:semiHidden="1" w:unhideWhenUsed="1"/>
+    <w:lsdException w:name="Table List 4" w:semiHidden="1" w:unhideWhenUsed="1"/>
+    <w:lsdException w:name="Table List 5" w:semiHidden="1" w:unhideWhenUsed="1"/>
+    <w:lsdException w:name="Table List 6" w:semiHidden="1" w:unhideWhenUsed="1"/>
+    <w:lsdException w:name="Table List 7" w:semiHidden="1" w:unhideWhenUsed="1"/>
+    <w:lsdException w:name="Table List 8" w:semiHidden="1" w:unhideWhenUsed="1"/>
+    <w:lsdException w:name="Table 3D effects 1" w:semiHidden="1" w:unhideWhenUsed="1"/>
+    <w:lsdException w:name="Table 3D effects 2" w:semiHidden="1" w:unhideWhenUsed="1"/>
+    <w:lsdException w:name="Table 3D effects 3" w:semiHidden="1" w:unhideWhenUsed="1"/>
+    <w:lsdException w:name="Table Contemporary" w:semiHidden="1" w:unhideWhenUsed="1"/>
+    <w:lsdException w:name="Table Elegant" w:semiHidden="1" w:unhideWhenUsed="1"/>
+    <w:lsdException w:name="Table Professional" w:semiHidden="1" w:unhideWhenUsed="1"/>
+    <w:lsdException w:name="Table Subtle 1" w:semiHidden="1" w:unhideWhenUsed="1"/>
+    <w:lsdException w:name="Table Subtle 2" w:semiHidden="1" w:unhideWhenUsed="1"/>
+    <w:lsdException w:name="Table Web 1" w:semiHidden="1" w:unhideWhenUsed="1"/>
+    <w:lsdException w:name="Table Web 2" w:semiHidden="1" w:unhideWhenUsed="1"/>
+    <w:lsdException w:name="Table Web 3" w:semiHidden="1" w:unhideWhenUsed="1"/>
+    <w:lsdException w:name="Balloon Text" w:semiHidden="1" w:unhideWhenUsed="1"/>
+    <w:lsdException w:name="Table Grid" w:uiPriority="39" w:qFormat="1"/>
+    <w:lsdException w:name="Table Theme" w:semiHidden="1" w:unhideWhenUsed="1"/>
+    <w:lsdException w:name="Placeholder Text" w:semiHidden="1" w:unhideWhenUsed="1"/>
+    <w:lsdException w:name="No Spacing" w:semiHidden="1" w:unhideWhenUsed="1"/>
+    <w:lsdException w:name="Light Shading" w:uiPriority="60"/>
+    <w:lsdException w:name="Light List" w:uiPriority="61"/>
+    <w:lsdException w:name="Light Grid" w:uiPriority="62"/>
+    <w:lsdException w:name="Medium Shading 1" w:uiPriority="63"/>
+    <w:lsdException w:name="Medium Shading 2" w:uiPriority="64"/>
+    <w:lsdException w:name="Medium List 1" w:uiPriority="65"/>
+    <w:lsdException w:name="Medium List 2" w:uiPriority="66"/>
+    <w:lsdException w:name="Medium Grid 1" w:uiPriority="67"/>
+    <w:lsdException w:name="Medium Grid 2" w:uiPriority="68"/>
+    <w:lsdException w:name="Medium Grid 3" w:uiPriority="69"/>
+    <w:lsdException w:name="Dark List" w:uiPriority="70"/>
+    <w:lsdException w:name="Colorful Shading" w:uiPriority="71"/>
+    <w:lsdException w:name="Colorful List" w:uiPriority="72"/>
+    <w:lsdException w:name="Colorful Grid" w:uiPriority="73"/>
+    <w:lsdException w:name="Light Shading Accent 1" w:uiPriority="60"/>
+    <w:lsdException w:name="Light List Accent 1" w:uiPriority="61"/>
+    <w:lsdException w:name="Light Grid Accent 1" w:uiPriority="62"/>
+    <w:lsdException w:name="Medium Shading 1 Accent 1" w:uiPriority="63"/>
+    <w:lsdException w:name="Medium Shading 2 Accent 1" w:uiPriority="64"/>
+    <w:lsdException w:name="Medium List 1 Accent 1" w:uiPriority="65"/>
+    <w:lsdException w:name="Revision" w:semiHidden="1" w:unhideWhenUsed="1"/>
+    <w:lsdException w:name="List Paragraph" w:uiPriority="34" w:qFormat="1"/>
+    <w:lsdException w:name="Quote" w:uiPriority="29" w:qFormat="1"/>
+    <w:lsdException w:name="Intense Quote" w:uiPriority="30" w:qFormat="1"/>
+    <w:lsdException w:name="Medium List 2 Accent 1" w:uiPriority="66"/>
+    <w:lsdException w:name="Medium Grid 1 Accent 1" w:uiPriority="67"/>
+    <w:lsdException w:name="Medium Grid 2 Accent 1" w:uiPriority="68"/>
+    <w:lsdException w:name="Medium Grid 3 Accent 1" w:uiPriority="69"/>
+    <w:lsdException w:name="Dark List Accent 1" w:uiPriority="70"/>
+    <w:lsdException w:name="Colorful Shading Accent 1" w:uiPriority="71"/>
+    <w:lsdException w:name="Colorful List Accent 1" w:uiPriority="72"/>
+    <w:lsdException w:name="Colorful Grid Accent 1" w:uiPriority="73"/>
+    <w:lsdException w:name="Light Shading Accent 2" w:uiPriority="60"/>
+    <w:lsdException w:name="Light List Accent 2" w:uiPriority="61"/>
+    <w:lsdException w:name="Light Grid Accent 2" w:uiPriority="62"/>
+    <w:lsdException w:name="Medium Shading 1 Accent 2" w:uiPriority="63"/>
+    <w:lsdException w:name="Medium Shading 2 Accent 2" w:uiPriority="64"/>
+    <w:lsdException w:name="Medium List 1 Accent 2" w:uiPriority="65"/>
+    <w:lsdException w:name="Medium List 2 Accent 2" w:uiPriority="66"/>
+    <w:lsdException w:name="Medium Grid 1 Accent 2" w:uiPriority="67"/>
+    <w:lsdException w:name="Medium Grid 2 Accent 2" w:uiPriority="68"/>
+    <w:lsdException w:name="Medium Grid 3 Accent 2" w:uiPriority="69"/>
+    <w:lsdException w:name="Dark List Accent 2" w:uiPriority="70"/>
+    <w:lsdException w:name="Colorful Shading Accent 2" w:uiPriority="71"/>
+    <w:lsdException w:name="Colorful List Accent 2" w:uiPriority="72"/>
+    <w:lsdException w:name="Colorful Grid Accent 2" w:uiPriority="73"/>
+    <w:lsdException w:name="Light Shading Accent 3" w:uiPriority="60"/>
+    <w:lsdException w:name="Light List Accent 3" w:uiPriority="61"/>
+    <w:lsdException w:name="Light Grid Accent 3" w:uiPriority="62"/>
+    <w:lsdException w:name="Medium Shading 1 Accent 3" w:uiPriority="63"/>
+    <w:lsdException w:name="Medium Shading 2 Accent 3" w:uiPriority="64"/>
+    <w:lsdException w:name="Medium List 1 Accent 3" w:uiPriority="65"/>
+    <w:lsdException w:name="Medium List 2 Accent 3" w:uiPriority="66"/>
+    <w:lsdException w:name="Medium Grid 1 Accent 3" w:uiPriority="67"/>
+    <w:lsdException w:name="Medium Grid 2 Accent 3" w:uiPriority="68"/>
+    <w:lsdException w:name="Medium Grid 3 Accent 3" w:uiPriority="69"/>
+    <w:lsdException w:name="Dark List Accent 3" w:uiPriority="70"/>
+    <w:lsdException w:name="Colorful Shading Accent 3" w:uiPriority="71"/>
+    <w:lsdException w:name="Colorful List Accent 3" w:uiPriority="72"/>
+    <w:lsdException w:name="Colorful Grid Accent 3" w:uiPriority="73"/>
+    <w:lsdException w:name="Light Shading Accent 4" w:uiPriority="60"/>
+    <w:lsdException w:name="Light List Accent 4" w:uiPriority="61"/>
+    <w:lsdException w:name="Light Grid Accent 4" w:uiPriority="62"/>
+    <w:lsdException w:name="Medium Shading 1 Accent 4" w:uiPriority="63"/>
+    <w:lsdException w:name="Medium Shading 2 Accent 4" w:uiPriority="64"/>
+    <w:lsdException w:name="Medium List 1 Accent 4" w:uiPriority="65"/>
+    <w:lsdException w:name="Medium List 2 Accent 4" w:uiPriority="66"/>
+    <w:lsdException w:name="Medium Grid 1 Accent 4" w:uiPriority="67"/>
+    <w:lsdException w:name="Medium Grid 2 Accent 4" w:uiPriority="68"/>
+    <w:lsdException w:name="Medium Grid 3 Accent 4" w:uiPriority="69"/>
+    <w:lsdException w:name="Dark List Accent 4" w:uiPriority="70"/>
+    <w:lsdException w:name="Colorful Shading Accent 4" w:uiPriority="71"/>
+    <w:lsdException w:name="Colorful List Accent 4" w:uiPriority="72"/>
+    <w:lsdException w:name="Colorful Grid Accent 4" w:uiPriority="73"/>
+    <w:lsdException w:name="Light Shading Accent 5" w:uiPriority="60"/>
+    <w:lsdException w:name="Light List Accent 5" w:uiPriority="61"/>
+    <w:lsdException w:name="Light Grid Accent 5" w:uiPriority="62"/>
+    <w:lsdException w:name="Medium Shading 1 Accent 5" w:uiPriority="63"/>
+    <w:lsdException w:name="Medium Shading 2 Accent 5" w:uiPriority="64"/>
+    <w:lsdException w:name="Medium List 1 Accent 5" w:uiPriority="65"/>
+    <w:lsdException w:name="Medium List 2 Accent 5" w:uiPriority="66"/>
+    <w:lsdException w:name="Medium Grid 1 Accent 5" w:uiPriority="67"/>
+    <w:lsdException w:name="Medium Grid 2 Accent 5" w:uiPriority="68"/>
+    <w:lsdException w:name="Medium Grid 3 Accent 5" w:uiPriority="69"/>
+    <w:lsdException w:name="Dark List Accent 5" w:uiPriority="70"/>
+    <w:lsdException w:name="Colorful Shading Accent 5" w:uiPriority="71"/>
+    <w:lsdException w:name="Colorful List Accent 5" w:uiPriority="72"/>
+    <w:lsdException w:name="Colorful Grid Accent 5" w:uiPriority="73"/>
+    <w:lsdException w:name="Light Shading Accent 6" w:uiPriority="60"/>
+    <w:lsdException w:name="Light List Accent 6" w:uiPriority="61"/>
+    <w:lsdException w:name="Light Grid Accent 6" w:uiPriority="62"/>
+    <w:lsdException w:name="Medium Shading 1 Accent 6" w:uiPriority="63"/>
+    <w:lsdException w:name="Medium Shading 2 Accent 6" w:uiPriority="64"/>
+    <w:lsdException w:name="Medium List 1 Accent 6" w:uiPriority="65"/>
+    <w:lsdException w:name="Medium List 2 Accent 6" w:uiPriority="66"/>
+    <w:lsdException w:name="Medium Grid 1 Accent 6" w:uiPriority="67"/>
+    <w:lsdException w:name="Medium Grid 2 Accent 6" w:uiPriority="68"/>
+    <w:lsdException w:name="Medium Grid 3 Accent 6" w:uiPriority="69"/>
+    <w:lsdException w:name="Dark List Accent 6" w:uiPriority="70"/>
+    <w:lsdException w:name="Colorful Shading Accent 6" w:uiPriority="71"/>
+    <w:lsdException w:name="Colorful List Accent 6" w:uiPriority="72"/>
+    <w:lsdException w:name="Colorful Grid Accent 6" w:uiPriority="73"/>
+    <w:lsdException w:name="Subtle Emphasis" w:uiPriority="19" w:qFormat="1"/>
+    <w:lsdException w:name="Intense Emphasis" w:uiPriority="21" w:qFormat="1"/>
+    <w:lsdException w:name="Subtle Reference" w:uiPriority="31" w:qFormat="1"/>
+    <w:lsdException w:name="Intense Reference" w:uiPriority="32" w:qFormat="1"/>
+    <w:lsdException w:name="Book Title" w:uiPriority="33" w:qFormat="1"/>
+    <w:lsdException w:name="Bibliography" w:semiHidden="1" w:uiPriority="37" w:unhideWhenUsed="1"/>
+    <w:lsdException w:name="TOC Heading" w:semiHidden="1" w:uiPriority="39" w:unhideWhenUsed="1" w:qFormat="1"/>
+    <w:lsdException w:name="Plain Table 1" w:uiPriority="41"/>
+    <w:lsdException w:name="Plain Table 2" w:uiPriority="42"/>
+    <w:lsdException w:name="Plain Table 3" w:uiPriority="43"/>
+    <w:lsdException w:name="Plain Table 4" w:uiPriority="44"/>
+    <w:lsdException w:name="Plain Table 5" w:uiPriority="45"/>
+    <w:lsdException w:name="Grid Table Light" w:uiPriority="40"/>
+    <w:lsdException w:name="Grid Table 1 Light" w:uiPriority="46"/>
+    <w:lsdException w:name="Grid Table 2" w:uiPriority="47"/>
+    <w:lsdException w:name="Grid Table 3" w:uiPriority="48"/>
+    <w:lsdException w:name="Grid Table 4" w:uiPriority="49"/>
+    <w:lsdException w:name="Grid Table 5 Dark" w:uiPriority="50"/>
+    <w:lsdException w:name="Grid Table 6 Colorful" w:uiPriority="51"/>
+    <w:lsdException w:name="Grid Table 7 Colorful" w:uiPriority="52"/>
+    <w:lsdException w:name="Grid Table 1 Light Accent 1" w:uiPriority="46"/>
+    <w:lsdException w:name="Grid Table 2 Accent 1" w:uiPriority="47"/>
+    <w:lsdException w:name="Grid Table 3 Accent 1" w:uiPriority="48"/>
+    <w:lsdException w:name="Grid Table 4 Accent 1" w:uiPriority="49"/>
+    <w:lsdException w:name="Grid Table 5 Dark Accent 1" w:uiPriority="50"/>
+    <w:lsdException w:name="Grid Table 6 Colorful Accent 1" w:uiPriority="51"/>
+    <w:lsdException w:name="Grid Table 7 Colorful Accent 1" w:uiPriority="52"/>
+    <w:lsdException w:name="Grid Table 1 Light Accent 2" w:uiPriority="46"/>
+    <w:lsdException w:name="Grid Table 2 Accent 2" w:uiPriority="47"/>
+    <w:lsdException w:name="Grid Table 3 Accent 2" w:uiPriority="48"/>
+    <w:lsdException w:name="Grid Table 4 Accent 2" w:uiPriority="49"/>
+    <w:lsdException w:name="Grid Table 5 Dark Accent 2" w:uiPriority="50"/>
+    <w:lsdException w:name="Grid Table 6 Colorful Accent 2" w:uiPriority="51"/>
+    <w:lsdException w:name="Grid Table 7 Colorful Accent 2" w:uiPriority="52"/>
+    <w:lsdException w:name="Grid Table 1 Light Accent 3" w:uiPriority="46"/>
+    <w:lsdException w:name="Grid Table 2 Accent 3" w:uiPriority="47"/>
+    <w:lsdException w:name="Grid Table 3 Accent 3" w:uiPriority="48"/>
+    <w:lsdException w:name="Grid Table 4 Accent 3" w:uiPriority="49"/>
+    <w:lsdException w:name="Grid Table 5 Dark Accent 3" w:uiPriority="50"/>
+    <w:lsdException w:name="Grid Table 6 Colorful Accent 3" w:uiPriority="51"/>
+    <w:lsdException w:name="Grid Table 7 Colorful Accent 3" w:uiPriority="52"/>
+    <w:lsdException w:name="Grid Table 1 Light Accent 4" w:uiPriority="46"/>
+    <w:lsdException w:name="Grid Table 2 Accent 4" w:uiPriority="47"/>
+    <w:lsdException w:name="Grid Table 3 Accent 4" w:uiPriority="48"/>
+    <w:lsdException w:name="Grid Table 4 Accent 4" w:uiPriority="49"/>
+    <w:lsdException w:name="Grid Table 5 Dark Accent 4" w:uiPriority="50"/>
+    <w:lsdException w:name="Grid Table 6 Colorful Accent 4" w:uiPriority="51"/>
+    <w:lsdException w:name="Grid Table 7 Colorful Accent 4" w:uiPriority="52"/>
+    <w:lsdException w:name="Grid Table 1 Light Accent 5" w:uiPriority="46"/>
+    <w:lsdException w:name="Grid Table 2 Accent 5" w:uiPriority="47"/>
+    <w:lsdException w:name="Grid Table 3 Accent 5" w:uiPriority="48"/>
+    <w:lsdException w:name="Grid Table 4 Accent 5" w:uiPriority="49"/>
+    <w:lsdException w:name="Grid Table 5 Dark Accent 5" w:uiPriority="50"/>
+    <w:lsdException w:name="Grid Table 6 Colorful Accent 5" w:uiPriority="51"/>
+    <w:lsdException w:name="Grid Table 7 Colorful Accent 5" w:uiPriority="52"/>
+    <w:lsdException w:name="Grid Table 1 Light Accent 6" w:uiPriority="46"/>
+    <w:lsdException w:name="Grid Table 2 Accent 6" w:uiPriority="47"/>
+    <w:lsdException w:name="Grid Table 3 Accent 6" w:uiPriority="48"/>
+    <w:lsdException w:name="Grid Table 4 Accent 6" w:uiPriority="49"/>
+    <w:lsdException w:name="Grid Table 5 Dark Accent 6" w:uiPriority="50"/>
+    <w:lsdException w:name="Grid Table 6 Colorful Accent 6" w:uiPriority="51"/>
+    <w:lsdException w:name="Grid Table 7 Colorful Accent 6" w:uiPriority="52"/>
+    <w:lsdException w:name="List Table 1 Light" w:uiPriority="46"/>
+    <w:lsdException w:name="List Table 2" w:uiPriority="47"/>
+    <w:lsdException w:name="List Table 3" w:uiPriority="48"/>
+    <w:lsdException w:name="List Table 4" w:uiPriority="49"/>
+    <w:lsdException w:name="List Table 5 Dark" w:uiPriority="50"/>
+    <w:lsdException w:name="List Table 6 Colorful" w:uiPriority="51"/>
+    <w:lsdException w:name="List Table 7 Colorful" w:uiPriority="52"/>
+    <w:lsdException w:name="List Table 1 Light Accent 1" w:uiPriority="46"/>
+    <w:lsdException w:name="List Table 2 Accent 1" w:uiPriority="47"/>
+    <w:lsdException w:name="List Table 3 Accent 1" w:uiPriority="48"/>
+    <w:lsdException w:name="List Table 4 Accent 1" w:uiPriority="49"/>
+    <w:lsdException w:name="List Table 5 Dark Accent 1" w:uiPriority="50"/>
+    <w:lsdException w:name="List Table 6 Colorful Accent 1" w:uiPriority="51"/>
+    <w:lsdException w:name="List Table 7 Colorful Accent 1" w:uiPriority="52"/>
+    <w:lsdException w:name="List Table 1 Light Accent 2" w:uiPriority="46"/>
+    <w:lsdException w:name="List Table 2 Accent 2" w:uiPriority="47"/>
+    <w:lsdException w:name="List Table 3 Accent 2" w:uiPriority="48"/>
+    <w:lsdException w:name="List Table 4 Accent 2" w:uiPriority="49"/>
+    <w:lsdException w:name="List Table 5 Dark Accent 2" w:uiPriority="50"/>
+    <w:lsdException w:name="List Table 6 Colorful Accent 2" w:uiPriority="51"/>
+    <w:lsdException w:name="List Table 7 Colorful Accent 2" w:uiPriority="52"/>
+    <w:lsdException w:name="List Table 1 Light Accent 3" w:uiPriority="46"/>
+    <w:lsdException w:name="List Table 2 Accent 3" w:uiPriority="47"/>
+    <w:lsdException w:name="List Table 3 Accent 3" w:uiPriority="48"/>
+    <w:lsdException w:name="List Table 4 Accent 3" w:uiPriority="49"/>
+    <w:lsdException w:name="List Table 5 Dark Accent 3" w:uiPriority="50"/>
+    <w:lsdException w:name="List Table 6 Colorful Accent 3" w:uiPriority="51"/>
+    <w:lsdException w:name="List Table 7 Colorful Accent 3" w:uiPriority="52"/>
+    <w:lsdException w:name="List Table 1 Light Accent 4" w:uiPriority="46"/>
+    <w:lsdException w:name="List Table 2 Accent 4" w:uiPriority="47"/>
+    <w:lsdException w:name="List Table 3 Accent 4" w:uiPriority="48"/>
+    <w:lsdException w:name="List Table 4 Accent 4" w:uiPriority="49"/>
+    <w:lsdException w:name="List Table 5 Dark Accent 4" w:uiPriority="50"/>
+    <w:lsdException w:name="List Table 6 Colorful Accent 4" w:uiPriority="51"/>
+    <w:lsdException w:name="List Table 7 Colorful Accent 4" w:uiPriority="52"/>
+    <w:lsdException w:name="List Table 1 Light Accent 5" w:uiPriority="46"/>
+    <w:lsdException w:name="List Table 2 Accent 5" w:uiPriority="47"/>
+    <w:lsdException w:name="List Table 3 Accent 5" w:uiPriority="48"/>
+    <w:lsdException w:name="List Table 4 Accent 5" w:uiPriority="49"/>
+    <w:lsdException w:name="List Table 5 Dark Accent 5" w:uiPriority="50"/>
+    <w:lsdException w:name="List Table 6 Colorful Accent 5" w:uiPriority="51"/>
+    <w:lsdException w:name="List Table 7 Colorful Accent 5" w:uiPriority="52"/>
+    <w:lsdException w:name="List Table 1 Light Accent 6" w:uiPriority="46"/>
+    <w:lsdException w:name="List Table 2 Accent 6" w:uiPriority="47"/>
+    <w:lsdException w:name="List Table 3 Accent 6" w:uiPriority="48"/>
+    <w:lsdException w:name="List Table 4 Accent 6" w:uiPriority="49"/>
+    <w:lsdException w:name="List Table 5 Dark Accent 6" w:uiPriority="50"/>
+    <w:lsdException w:name="List Table 6 Colorful Accent 6" w:uiPriority="51"/>
+    <w:lsdException w:name="List Table 7 Colorful Accent 6" w:uiPriority="52"/>
+    <w:lsdException w:name="Mention" w:semiHidden="1" w:unhideWhenUsed="1"/>
+    <w:lsdException w:name="Smart Hyperlink" w:semiHidden="1" w:unhideWhenUsed="1"/>
+    <w:lsdException w:name="Hashtag" w:semiHidden="1" w:unhideWhenUsed="1"/>
+    <w:lsdException w:name="Unresolved Mention" w:semiHidden="1" w:unhideWhenUsed="1"/>
+    <w:lsdException w:name="Smart Link" w:semiHidden="1" w:unhideWhenUsed="1"/>
   </w:latentStyles>
-  <w:style w:type="paragraph" w:default="1" w:styleId="1">
+  <w:style w:type="paragraph" w:default="1" w:styleId="a">
     <w:name w:val="Normal"/>
     <w:qFormat/>
-    <w:uiPriority w:val="0"/>
     <w:pPr>
       <w:widowControl w:val="0"/>
       <w:spacing w:after="160" w:line="278" w:lineRule="auto"/>
     </w:pPr>
     <w:rPr>
-      <w:rFonts w:asciiTheme="minorHAnsi" w:hAnsiTheme="minorHAnsi" w:eastAsiaTheme="minorEastAsia" w:cstheme="minorBidi"/>
+      <w:rFonts w:asciiTheme="minorHAnsi" w:eastAsiaTheme="minorEastAsia" w:hAnsiTheme="minorHAnsi" w:cstheme="minorBidi"/>
       <w:kern w:val="2"/>
       <w:sz w:val="22"/>
       <w:szCs w:val="24"/>
-      <w:lang w:val="en-US" w:eastAsia="zh-CN" w:bidi="ar-SA"/>
       <w14:ligatures w14:val="standardContextual"/>
     </w:rPr>
   </w:style>
-  <w:style w:type="paragraph" w:styleId="2">
+  <w:style w:type="paragraph" w:styleId="1">
     <w:name w:val="heading 1"/>
-    <w:basedOn w:val="1"/>
-    <w:next w:val="1"/>
-    <w:link w:val="18"/>
+    <w:basedOn w:val="a"/>
+    <w:next w:val="a"/>
+    <w:link w:val="10"/>
+    <w:uiPriority w:val="9"/>
     <w:qFormat/>
-    <w:uiPriority w:val="9"/>
     <w:pPr>
       <w:keepNext/>
       <w:keepLines/>
@@ -9046,21 +7570,21 @@
       <w:outlineLvl w:val="0"/>
     </w:pPr>
     <w:rPr>
-      <w:rFonts w:asciiTheme="majorHAnsi" w:hAnsiTheme="majorHAnsi" w:eastAsiaTheme="majorEastAsia" w:cstheme="majorBidi"/>
-      <w:color w:val="2F5597" w:themeColor="accent1" w:themeShade="BF"/>
+      <w:rFonts w:asciiTheme="majorHAnsi" w:eastAsiaTheme="majorEastAsia" w:hAnsiTheme="majorHAnsi" w:cstheme="majorBidi"/>
+      <w:color w:val="2F5496" w:themeColor="accent1" w:themeShade="BF"/>
       <w:sz w:val="48"/>
       <w:szCs w:val="48"/>
     </w:rPr>
   </w:style>
-  <w:style w:type="paragraph" w:styleId="3">
+  <w:style w:type="paragraph" w:styleId="2">
     <w:name w:val="heading 2"/>
-    <w:basedOn w:val="1"/>
-    <w:next w:val="1"/>
-    <w:link w:val="19"/>
+    <w:basedOn w:val="a"/>
+    <w:next w:val="a"/>
+    <w:link w:val="20"/>
+    <w:uiPriority w:val="9"/>
     <w:semiHidden/>
     <w:unhideWhenUsed/>
     <w:qFormat/>
-    <w:uiPriority w:val="9"/>
     <w:pPr>
       <w:keepNext/>
       <w:keepLines/>
@@ -9068,21 +7592,21 @@
       <w:outlineLvl w:val="1"/>
     </w:pPr>
     <w:rPr>
-      <w:rFonts w:asciiTheme="majorHAnsi" w:hAnsiTheme="majorHAnsi" w:eastAsiaTheme="majorEastAsia" w:cstheme="majorBidi"/>
-      <w:color w:val="2F5597" w:themeColor="accent1" w:themeShade="BF"/>
+      <w:rFonts w:asciiTheme="majorHAnsi" w:eastAsiaTheme="majorEastAsia" w:hAnsiTheme="majorHAnsi" w:cstheme="majorBidi"/>
+      <w:color w:val="2F5496" w:themeColor="accent1" w:themeShade="BF"/>
       <w:sz w:val="40"/>
       <w:szCs w:val="40"/>
     </w:rPr>
   </w:style>
-  <w:style w:type="paragraph" w:styleId="4">
+  <w:style w:type="paragraph" w:styleId="3">
     <w:name w:val="heading 3"/>
-    <w:basedOn w:val="1"/>
-    <w:next w:val="1"/>
-    <w:link w:val="20"/>
+    <w:basedOn w:val="a"/>
+    <w:next w:val="a"/>
+    <w:link w:val="30"/>
+    <w:uiPriority w:val="9"/>
     <w:semiHidden/>
     <w:unhideWhenUsed/>
     <w:qFormat/>
-    <w:uiPriority w:val="9"/>
     <w:pPr>
       <w:keepNext/>
       <w:keepLines/>
@@ -9090,21 +7614,21 @@
       <w:outlineLvl w:val="2"/>
     </w:pPr>
     <w:rPr>
-      <w:rFonts w:asciiTheme="majorHAnsi" w:hAnsiTheme="majorHAnsi" w:eastAsiaTheme="majorEastAsia" w:cstheme="majorBidi"/>
-      <w:color w:val="2F5597" w:themeColor="accent1" w:themeShade="BF"/>
+      <w:rFonts w:asciiTheme="majorHAnsi" w:eastAsiaTheme="majorEastAsia" w:hAnsiTheme="majorHAnsi" w:cstheme="majorBidi"/>
+      <w:color w:val="2F5496" w:themeColor="accent1" w:themeShade="BF"/>
       <w:sz w:val="32"/>
       <w:szCs w:val="32"/>
     </w:rPr>
   </w:style>
-  <w:style w:type="paragraph" w:styleId="5">
+  <w:style w:type="paragraph" w:styleId="4">
     <w:name w:val="heading 4"/>
-    <w:basedOn w:val="1"/>
-    <w:next w:val="1"/>
-    <w:link w:val="21"/>
+    <w:basedOn w:val="a"/>
+    <w:next w:val="a"/>
+    <w:link w:val="40"/>
+    <w:uiPriority w:val="9"/>
     <w:semiHidden/>
     <w:unhideWhenUsed/>
     <w:qFormat/>
-    <w:uiPriority w:val="9"/>
     <w:pPr>
       <w:keepNext/>
       <w:keepLines/>
@@ -9113,20 +7637,20 @@
     </w:pPr>
     <w:rPr>
       <w:rFonts w:cstheme="majorBidi"/>
-      <w:color w:val="2F5597" w:themeColor="accent1" w:themeShade="BF"/>
+      <w:color w:val="2F5496" w:themeColor="accent1" w:themeShade="BF"/>
       <w:sz w:val="28"/>
       <w:szCs w:val="28"/>
     </w:rPr>
   </w:style>
-  <w:style w:type="paragraph" w:styleId="6">
+  <w:style w:type="paragraph" w:styleId="5">
     <w:name w:val="heading 5"/>
-    <w:basedOn w:val="1"/>
-    <w:next w:val="1"/>
-    <w:link w:val="22"/>
+    <w:basedOn w:val="a"/>
+    <w:next w:val="a"/>
+    <w:link w:val="50"/>
+    <w:uiPriority w:val="9"/>
     <w:semiHidden/>
     <w:unhideWhenUsed/>
     <w:qFormat/>
-    <w:uiPriority w:val="9"/>
     <w:pPr>
       <w:keepNext/>
       <w:keepLines/>
@@ -9135,19 +7659,19 @@
     </w:pPr>
     <w:rPr>
       <w:rFonts w:cstheme="majorBidi"/>
-      <w:color w:val="2F5597" w:themeColor="accent1" w:themeShade="BF"/>
+      <w:color w:val="2F5496" w:themeColor="accent1" w:themeShade="BF"/>
       <w:sz w:val="24"/>
     </w:rPr>
   </w:style>
-  <w:style w:type="paragraph" w:styleId="7">
+  <w:style w:type="paragraph" w:styleId="6">
     <w:name w:val="heading 6"/>
-    <w:basedOn w:val="1"/>
-    <w:next w:val="1"/>
-    <w:link w:val="23"/>
+    <w:basedOn w:val="a"/>
+    <w:next w:val="a"/>
+    <w:link w:val="60"/>
+    <w:uiPriority w:val="9"/>
     <w:semiHidden/>
     <w:unhideWhenUsed/>
     <w:qFormat/>
-    <w:uiPriority w:val="9"/>
     <w:pPr>
       <w:keepNext/>
       <w:keepLines/>
@@ -9158,18 +7682,18 @@
       <w:rFonts w:cstheme="majorBidi"/>
       <w:b/>
       <w:bCs/>
-      <w:color w:val="2F5597" w:themeColor="accent1" w:themeShade="BF"/>
+      <w:color w:val="2F5496" w:themeColor="accent1" w:themeShade="BF"/>
     </w:rPr>
   </w:style>
-  <w:style w:type="paragraph" w:styleId="8">
+  <w:style w:type="paragraph" w:styleId="7">
     <w:name w:val="heading 7"/>
-    <w:basedOn w:val="1"/>
-    <w:next w:val="1"/>
-    <w:link w:val="24"/>
+    <w:basedOn w:val="a"/>
+    <w:next w:val="a"/>
+    <w:link w:val="70"/>
+    <w:uiPriority w:val="9"/>
     <w:semiHidden/>
     <w:unhideWhenUsed/>
     <w:qFormat/>
-    <w:uiPriority w:val="9"/>
     <w:pPr>
       <w:keepNext/>
       <w:keepLines/>
@@ -9181,25 +7705,17 @@
       <w:b/>
       <w:bCs/>
       <w:color w:val="595959" w:themeColor="text1" w:themeTint="A6"/>
-      <w14:textFill>
-        <w14:solidFill>
-          <w14:schemeClr w14:val="tx1">
-            <w14:lumMod w14:val="65000"/>
-            <w14:lumOff w14:val="35000"/>
-          </w14:schemeClr>
-        </w14:solidFill>
-      </w14:textFill>
     </w:rPr>
   </w:style>
-  <w:style w:type="paragraph" w:styleId="9">
+  <w:style w:type="paragraph" w:styleId="8">
     <w:name w:val="heading 8"/>
-    <w:basedOn w:val="1"/>
-    <w:next w:val="1"/>
-    <w:link w:val="25"/>
+    <w:basedOn w:val="a"/>
+    <w:next w:val="a"/>
+    <w:link w:val="80"/>
+    <w:uiPriority w:val="9"/>
     <w:semiHidden/>
     <w:unhideWhenUsed/>
     <w:qFormat/>
-    <w:uiPriority w:val="9"/>
     <w:pPr>
       <w:keepNext/>
       <w:keepLines/>
@@ -9209,25 +7725,17 @@
     <w:rPr>
       <w:rFonts w:cstheme="majorBidi"/>
       <w:color w:val="595959" w:themeColor="text1" w:themeTint="A6"/>
-      <w14:textFill>
-        <w14:solidFill>
-          <w14:schemeClr w14:val="tx1">
-            <w14:lumMod w14:val="65000"/>
-            <w14:lumOff w14:val="35000"/>
-          </w14:schemeClr>
-        </w14:solidFill>
-      </w14:textFill>
     </w:rPr>
   </w:style>
-  <w:style w:type="paragraph" w:styleId="10">
+  <w:style w:type="paragraph" w:styleId="9">
     <w:name w:val="heading 9"/>
-    <w:basedOn w:val="1"/>
-    <w:next w:val="1"/>
-    <w:link w:val="26"/>
+    <w:basedOn w:val="a"/>
+    <w:next w:val="a"/>
+    <w:link w:val="90"/>
+    <w:uiPriority w:val="9"/>
     <w:semiHidden/>
     <w:unhideWhenUsed/>
     <w:qFormat/>
-    <w:uiPriority w:val="9"/>
     <w:pPr>
       <w:keepNext/>
       <w:keepLines/>
@@ -9237,29 +7745,20 @@
     <w:rPr>
       <w:rFonts w:eastAsiaTheme="majorEastAsia" w:cstheme="majorBidi"/>
       <w:color w:val="595959" w:themeColor="text1" w:themeTint="A6"/>
-      <w14:textFill>
-        <w14:solidFill>
-          <w14:schemeClr w14:val="tx1">
-            <w14:lumMod w14:val="65000"/>
-            <w14:lumOff w14:val="35000"/>
-          </w14:schemeClr>
-        </w14:solidFill>
-      </w14:textFill>
     </w:rPr>
   </w:style>
-  <w:style w:type="character" w:default="1" w:styleId="17">
+  <w:style w:type="character" w:default="1" w:styleId="a0">
     <w:name w:val="Default Paragraph Font"/>
+    <w:uiPriority w:val="1"/>
+    <w:unhideWhenUsed/>
+  </w:style>
+  <w:style w:type="table" w:default="1" w:styleId="a1">
+    <w:name w:val="Normal Table"/>
+    <w:uiPriority w:val="99"/>
     <w:semiHidden/>
     <w:unhideWhenUsed/>
-    <w:uiPriority w:val="1"/>
-  </w:style>
-  <w:style w:type="table" w:default="1" w:styleId="15">
-    <w:name w:val="Normal Table"/>
-    <w:semiHidden/>
-    <w:unhideWhenUsed/>
-    <w:qFormat/>
-    <w:uiPriority w:val="99"/>
     <w:tblPr>
+      <w:tblInd w:w="0" w:type="dxa"/>
       <w:tblCellMar>
         <w:top w:w="0" w:type="dxa"/>
         <w:left w:w="108" w:type="dxa"/>
@@ -9268,13 +7767,19 @@
       </w:tblCellMar>
     </w:tblPr>
   </w:style>
-  <w:style w:type="paragraph" w:styleId="11">
+  <w:style w:type="numbering" w:default="1" w:styleId="a2">
+    <w:name w:val="No List"/>
+    <w:uiPriority w:val="99"/>
+    <w:semiHidden/>
+    <w:unhideWhenUsed/>
+  </w:style>
+  <w:style w:type="paragraph" w:styleId="a3">
     <w:name w:val="footer"/>
-    <w:basedOn w:val="1"/>
-    <w:link w:val="37"/>
+    <w:basedOn w:val="a"/>
+    <w:link w:val="a4"/>
+    <w:uiPriority w:val="99"/>
     <w:unhideWhenUsed/>
     <w:qFormat/>
-    <w:uiPriority w:val="99"/>
     <w:pPr>
       <w:tabs>
         <w:tab w:val="center" w:pos="4153"/>
@@ -9288,13 +7793,13 @@
       <w:szCs w:val="18"/>
     </w:rPr>
   </w:style>
-  <w:style w:type="paragraph" w:styleId="12">
+  <w:style w:type="paragraph" w:styleId="a5">
     <w:name w:val="header"/>
-    <w:basedOn w:val="1"/>
-    <w:link w:val="36"/>
+    <w:basedOn w:val="a"/>
+    <w:link w:val="a6"/>
+    <w:uiPriority w:val="99"/>
     <w:unhideWhenUsed/>
     <w:qFormat/>
-    <w:uiPriority w:val="99"/>
     <w:pPr>
       <w:tabs>
         <w:tab w:val="center" w:pos="4153"/>
@@ -9309,255 +7814,215 @@
       <w:szCs w:val="18"/>
     </w:rPr>
   </w:style>
-  <w:style w:type="paragraph" w:styleId="13">
+  <w:style w:type="paragraph" w:styleId="a7">
     <w:name w:val="Subtitle"/>
-    <w:basedOn w:val="1"/>
-    <w:next w:val="1"/>
-    <w:link w:val="28"/>
+    <w:basedOn w:val="a"/>
+    <w:next w:val="a"/>
+    <w:link w:val="a8"/>
+    <w:uiPriority w:val="11"/>
     <w:qFormat/>
-    <w:uiPriority w:val="11"/>
     <w:pPr>
       <w:jc w:val="center"/>
     </w:pPr>
     <w:rPr>
-      <w:rFonts w:asciiTheme="majorHAnsi" w:hAnsiTheme="majorHAnsi" w:eastAsiaTheme="majorEastAsia" w:cstheme="majorBidi"/>
+      <w:rFonts w:asciiTheme="majorHAnsi" w:eastAsiaTheme="majorEastAsia" w:hAnsiTheme="majorHAnsi" w:cstheme="majorBidi"/>
       <w:color w:val="595959" w:themeColor="text1" w:themeTint="A6"/>
       <w:spacing w:val="15"/>
       <w:sz w:val="28"/>
       <w:szCs w:val="28"/>
-      <w14:textFill>
-        <w14:solidFill>
-          <w14:schemeClr w14:val="tx1">
-            <w14:lumMod w14:val="65000"/>
-            <w14:lumOff w14:val="35000"/>
-          </w14:schemeClr>
-        </w14:solidFill>
-      </w14:textFill>
     </w:rPr>
   </w:style>
-  <w:style w:type="paragraph" w:styleId="14">
+  <w:style w:type="paragraph" w:styleId="a9">
     <w:name w:val="Title"/>
-    <w:basedOn w:val="1"/>
-    <w:next w:val="1"/>
-    <w:link w:val="27"/>
+    <w:basedOn w:val="a"/>
+    <w:next w:val="a"/>
+    <w:link w:val="aa"/>
+    <w:uiPriority w:val="10"/>
     <w:qFormat/>
-    <w:uiPriority w:val="10"/>
     <w:pPr>
       <w:spacing w:after="80" w:line="240" w:lineRule="auto"/>
       <w:contextualSpacing/>
       <w:jc w:val="center"/>
     </w:pPr>
     <w:rPr>
-      <w:rFonts w:asciiTheme="majorHAnsi" w:hAnsiTheme="majorHAnsi" w:eastAsiaTheme="majorEastAsia" w:cstheme="majorBidi"/>
+      <w:rFonts w:asciiTheme="majorHAnsi" w:eastAsiaTheme="majorEastAsia" w:hAnsiTheme="majorHAnsi" w:cstheme="majorBidi"/>
       <w:spacing w:val="-10"/>
       <w:kern w:val="28"/>
       <w:sz w:val="56"/>
       <w:szCs w:val="56"/>
     </w:rPr>
   </w:style>
-  <w:style w:type="table" w:styleId="16">
+  <w:style w:type="table" w:styleId="ab">
     <w:name w:val="Table Grid"/>
-    <w:basedOn w:val="15"/>
+    <w:basedOn w:val="a1"/>
+    <w:uiPriority w:val="39"/>
     <w:qFormat/>
-    <w:uiPriority w:val="39"/>
     <w:tblPr>
       <w:tblBorders>
-        <w:top w:val="single" w:color="auto" w:sz="4" w:space="0"/>
-        <w:left w:val="single" w:color="auto" w:sz="4" w:space="0"/>
-        <w:bottom w:val="single" w:color="auto" w:sz="4" w:space="0"/>
-        <w:right w:val="single" w:color="auto" w:sz="4" w:space="0"/>
-        <w:insideH w:val="single" w:color="auto" w:sz="4" w:space="0"/>
-        <w:insideV w:val="single" w:color="auto" w:sz="4" w:space="0"/>
+        <w:top w:val="single" w:sz="4" w:space="0" w:color="auto"/>
+        <w:left w:val="single" w:sz="4" w:space="0" w:color="auto"/>
+        <w:bottom w:val="single" w:sz="4" w:space="0" w:color="auto"/>
+        <w:right w:val="single" w:sz="4" w:space="0" w:color="auto"/>
+        <w:insideH w:val="single" w:sz="4" w:space="0" w:color="auto"/>
+        <w:insideV w:val="single" w:sz="4" w:space="0" w:color="auto"/>
       </w:tblBorders>
     </w:tblPr>
   </w:style>
-  <w:style w:type="character" w:customStyle="1" w:styleId="18">
+  <w:style w:type="character" w:customStyle="1" w:styleId="10">
     <w:name w:val="标题 1 字符"/>
-    <w:basedOn w:val="17"/>
-    <w:link w:val="2"/>
+    <w:basedOn w:val="a0"/>
+    <w:link w:val="1"/>
+    <w:uiPriority w:val="9"/>
     <w:qFormat/>
-    <w:uiPriority w:val="9"/>
     <w:rPr>
-      <w:rFonts w:asciiTheme="majorHAnsi" w:hAnsiTheme="majorHAnsi" w:eastAsiaTheme="majorEastAsia" w:cstheme="majorBidi"/>
-      <w:color w:val="2F5597" w:themeColor="accent1" w:themeShade="BF"/>
+      <w:rFonts w:asciiTheme="majorHAnsi" w:eastAsiaTheme="majorEastAsia" w:hAnsiTheme="majorHAnsi" w:cstheme="majorBidi"/>
+      <w:color w:val="2F5496" w:themeColor="accent1" w:themeShade="BF"/>
       <w:sz w:val="48"/>
       <w:szCs w:val="48"/>
     </w:rPr>
   </w:style>
-  <w:style w:type="character" w:customStyle="1" w:styleId="19">
+  <w:style w:type="character" w:customStyle="1" w:styleId="20">
     <w:name w:val="标题 2 字符"/>
-    <w:basedOn w:val="17"/>
-    <w:link w:val="3"/>
+    <w:basedOn w:val="a0"/>
+    <w:link w:val="2"/>
+    <w:uiPriority w:val="9"/>
     <w:semiHidden/>
     <w:qFormat/>
-    <w:uiPriority w:val="9"/>
     <w:rPr>
-      <w:rFonts w:asciiTheme="majorHAnsi" w:hAnsiTheme="majorHAnsi" w:eastAsiaTheme="majorEastAsia" w:cstheme="majorBidi"/>
-      <w:color w:val="2F5597" w:themeColor="accent1" w:themeShade="BF"/>
+      <w:rFonts w:asciiTheme="majorHAnsi" w:eastAsiaTheme="majorEastAsia" w:hAnsiTheme="majorHAnsi" w:cstheme="majorBidi"/>
+      <w:color w:val="2F5496" w:themeColor="accent1" w:themeShade="BF"/>
       <w:sz w:val="40"/>
       <w:szCs w:val="40"/>
     </w:rPr>
   </w:style>
-  <w:style w:type="character" w:customStyle="1" w:styleId="20">
+  <w:style w:type="character" w:customStyle="1" w:styleId="30">
     <w:name w:val="标题 3 字符"/>
-    <w:basedOn w:val="17"/>
-    <w:link w:val="4"/>
+    <w:basedOn w:val="a0"/>
+    <w:link w:val="3"/>
+    <w:uiPriority w:val="9"/>
     <w:semiHidden/>
     <w:qFormat/>
-    <w:uiPriority w:val="9"/>
     <w:rPr>
-      <w:rFonts w:asciiTheme="majorHAnsi" w:hAnsiTheme="majorHAnsi" w:eastAsiaTheme="majorEastAsia" w:cstheme="majorBidi"/>
-      <w:color w:val="2F5597" w:themeColor="accent1" w:themeShade="BF"/>
+      <w:rFonts w:asciiTheme="majorHAnsi" w:eastAsiaTheme="majorEastAsia" w:hAnsiTheme="majorHAnsi" w:cstheme="majorBidi"/>
+      <w:color w:val="2F5496" w:themeColor="accent1" w:themeShade="BF"/>
       <w:sz w:val="32"/>
       <w:szCs w:val="32"/>
     </w:rPr>
   </w:style>
-  <w:style w:type="character" w:customStyle="1" w:styleId="21">
+  <w:style w:type="character" w:customStyle="1" w:styleId="40">
     <w:name w:val="标题 4 字符"/>
-    <w:basedOn w:val="17"/>
-    <w:link w:val="5"/>
+    <w:basedOn w:val="a0"/>
+    <w:link w:val="4"/>
+    <w:uiPriority w:val="9"/>
     <w:semiHidden/>
     <w:qFormat/>
-    <w:uiPriority w:val="9"/>
     <w:rPr>
       <w:rFonts w:cstheme="majorBidi"/>
-      <w:color w:val="2F5597" w:themeColor="accent1" w:themeShade="BF"/>
+      <w:color w:val="2F5496" w:themeColor="accent1" w:themeShade="BF"/>
       <w:sz w:val="28"/>
       <w:szCs w:val="28"/>
     </w:rPr>
   </w:style>
-  <w:style w:type="character" w:customStyle="1" w:styleId="22">
+  <w:style w:type="character" w:customStyle="1" w:styleId="50">
     <w:name w:val="标题 5 字符"/>
-    <w:basedOn w:val="17"/>
-    <w:link w:val="6"/>
+    <w:basedOn w:val="a0"/>
+    <w:link w:val="5"/>
+    <w:uiPriority w:val="9"/>
     <w:semiHidden/>
     <w:qFormat/>
-    <w:uiPriority w:val="9"/>
     <w:rPr>
       <w:rFonts w:cstheme="majorBidi"/>
-      <w:color w:val="2F5597" w:themeColor="accent1" w:themeShade="BF"/>
+      <w:color w:val="2F5496" w:themeColor="accent1" w:themeShade="BF"/>
       <w:sz w:val="24"/>
     </w:rPr>
   </w:style>
-  <w:style w:type="character" w:customStyle="1" w:styleId="23">
+  <w:style w:type="character" w:customStyle="1" w:styleId="60">
     <w:name w:val="标题 6 字符"/>
-    <w:basedOn w:val="17"/>
-    <w:link w:val="7"/>
+    <w:basedOn w:val="a0"/>
+    <w:link w:val="6"/>
+    <w:uiPriority w:val="9"/>
     <w:semiHidden/>
     <w:qFormat/>
-    <w:uiPriority w:val="9"/>
     <w:rPr>
       <w:rFonts w:cstheme="majorBidi"/>
       <w:b/>
       <w:bCs/>
-      <w:color w:val="2F5597" w:themeColor="accent1" w:themeShade="BF"/>
+      <w:color w:val="2F5496" w:themeColor="accent1" w:themeShade="BF"/>
     </w:rPr>
   </w:style>
-  <w:style w:type="character" w:customStyle="1" w:styleId="24">
+  <w:style w:type="character" w:customStyle="1" w:styleId="70">
     <w:name w:val="标题 7 字符"/>
-    <w:basedOn w:val="17"/>
-    <w:link w:val="8"/>
+    <w:basedOn w:val="a0"/>
+    <w:link w:val="7"/>
+    <w:uiPriority w:val="9"/>
     <w:semiHidden/>
     <w:qFormat/>
-    <w:uiPriority w:val="9"/>
     <w:rPr>
       <w:rFonts w:cstheme="majorBidi"/>
       <w:b/>
       <w:bCs/>
       <w:color w:val="595959" w:themeColor="text1" w:themeTint="A6"/>
-      <w14:textFill>
-        <w14:solidFill>
-          <w14:schemeClr w14:val="tx1">
-            <w14:lumMod w14:val="65000"/>
-            <w14:lumOff w14:val="35000"/>
-          </w14:schemeClr>
-        </w14:solidFill>
-      </w14:textFill>
     </w:rPr>
   </w:style>
-  <w:style w:type="character" w:customStyle="1" w:styleId="25">
+  <w:style w:type="character" w:customStyle="1" w:styleId="80">
     <w:name w:val="标题 8 字符"/>
-    <w:basedOn w:val="17"/>
-    <w:link w:val="9"/>
+    <w:basedOn w:val="a0"/>
+    <w:link w:val="8"/>
+    <w:uiPriority w:val="9"/>
     <w:semiHidden/>
     <w:qFormat/>
-    <w:uiPriority w:val="9"/>
     <w:rPr>
       <w:rFonts w:cstheme="majorBidi"/>
       <w:color w:val="595959" w:themeColor="text1" w:themeTint="A6"/>
-      <w14:textFill>
-        <w14:solidFill>
-          <w14:schemeClr w14:val="tx1">
-            <w14:lumMod w14:val="65000"/>
-            <w14:lumOff w14:val="35000"/>
-          </w14:schemeClr>
-        </w14:solidFill>
-      </w14:textFill>
     </w:rPr>
   </w:style>
-  <w:style w:type="character" w:customStyle="1" w:styleId="26">
+  <w:style w:type="character" w:customStyle="1" w:styleId="90">
     <w:name w:val="标题 9 字符"/>
-    <w:basedOn w:val="17"/>
-    <w:link w:val="10"/>
+    <w:basedOn w:val="a0"/>
+    <w:link w:val="9"/>
+    <w:uiPriority w:val="9"/>
     <w:semiHidden/>
     <w:qFormat/>
-    <w:uiPriority w:val="9"/>
     <w:rPr>
       <w:rFonts w:eastAsiaTheme="majorEastAsia" w:cstheme="majorBidi"/>
       <w:color w:val="595959" w:themeColor="text1" w:themeTint="A6"/>
-      <w14:textFill>
-        <w14:solidFill>
-          <w14:schemeClr w14:val="tx1">
-            <w14:lumMod w14:val="65000"/>
-            <w14:lumOff w14:val="35000"/>
-          </w14:schemeClr>
-        </w14:solidFill>
-      </w14:textFill>
     </w:rPr>
   </w:style>
-  <w:style w:type="character" w:customStyle="1" w:styleId="27">
+  <w:style w:type="character" w:customStyle="1" w:styleId="aa">
     <w:name w:val="标题 字符"/>
-    <w:basedOn w:val="17"/>
-    <w:link w:val="14"/>
+    <w:basedOn w:val="a0"/>
+    <w:link w:val="a9"/>
+    <w:uiPriority w:val="10"/>
     <w:qFormat/>
-    <w:uiPriority w:val="10"/>
     <w:rPr>
-      <w:rFonts w:asciiTheme="majorHAnsi" w:hAnsiTheme="majorHAnsi" w:eastAsiaTheme="majorEastAsia" w:cstheme="majorBidi"/>
+      <w:rFonts w:asciiTheme="majorHAnsi" w:eastAsiaTheme="majorEastAsia" w:hAnsiTheme="majorHAnsi" w:cstheme="majorBidi"/>
       <w:spacing w:val="-10"/>
       <w:kern w:val="28"/>
       <w:sz w:val="56"/>
       <w:szCs w:val="56"/>
     </w:rPr>
   </w:style>
-  <w:style w:type="character" w:customStyle="1" w:styleId="28">
+  <w:style w:type="character" w:customStyle="1" w:styleId="a8">
     <w:name w:val="副标题 字符"/>
-    <w:basedOn w:val="17"/>
-    <w:link w:val="13"/>
+    <w:basedOn w:val="a0"/>
+    <w:link w:val="a7"/>
+    <w:uiPriority w:val="11"/>
     <w:qFormat/>
-    <w:uiPriority w:val="11"/>
     <w:rPr>
-      <w:rFonts w:asciiTheme="majorHAnsi" w:hAnsiTheme="majorHAnsi" w:eastAsiaTheme="majorEastAsia" w:cstheme="majorBidi"/>
+      <w:rFonts w:asciiTheme="majorHAnsi" w:eastAsiaTheme="majorEastAsia" w:hAnsiTheme="majorHAnsi" w:cstheme="majorBidi"/>
       <w:color w:val="595959" w:themeColor="text1" w:themeTint="A6"/>
       <w:spacing w:val="15"/>
       <w:sz w:val="28"/>
       <w:szCs w:val="28"/>
-      <w14:textFill>
-        <w14:solidFill>
-          <w14:schemeClr w14:val="tx1">
-            <w14:lumMod w14:val="65000"/>
-            <w14:lumOff w14:val="35000"/>
-          </w14:schemeClr>
-        </w14:solidFill>
-      </w14:textFill>
     </w:rPr>
   </w:style>
-  <w:style w:type="paragraph" w:styleId="29">
+  <w:style w:type="paragraph" w:styleId="ac">
     <w:name w:val="Quote"/>
-    <w:basedOn w:val="1"/>
-    <w:next w:val="1"/>
-    <w:link w:val="30"/>
+    <w:basedOn w:val="a"/>
+    <w:next w:val="a"/>
+    <w:link w:val="ad"/>
+    <w:uiPriority w:val="29"/>
     <w:qFormat/>
-    <w:uiPriority w:val="29"/>
     <w:pPr>
       <w:spacing w:before="160"/>
       <w:jc w:val="center"/>
@@ -9566,68 +8031,52 @@
       <w:i/>
       <w:iCs/>
       <w:color w:val="404040" w:themeColor="text1" w:themeTint="BF"/>
-      <w14:textFill>
-        <w14:solidFill>
-          <w14:schemeClr w14:val="tx1">
-            <w14:lumMod w14:val="75000"/>
-            <w14:lumOff w14:val="25000"/>
-          </w14:schemeClr>
-        </w14:solidFill>
-      </w14:textFill>
     </w:rPr>
   </w:style>
-  <w:style w:type="character" w:customStyle="1" w:styleId="30">
+  <w:style w:type="character" w:customStyle="1" w:styleId="ad">
     <w:name w:val="引用 字符"/>
-    <w:basedOn w:val="17"/>
-    <w:link w:val="29"/>
+    <w:basedOn w:val="a0"/>
+    <w:link w:val="ac"/>
+    <w:uiPriority w:val="29"/>
     <w:qFormat/>
-    <w:uiPriority w:val="29"/>
     <w:rPr>
       <w:i/>
       <w:iCs/>
       <w:color w:val="404040" w:themeColor="text1" w:themeTint="BF"/>
-      <w14:textFill>
-        <w14:solidFill>
-          <w14:schemeClr w14:val="tx1">
-            <w14:lumMod w14:val="75000"/>
-            <w14:lumOff w14:val="25000"/>
-          </w14:schemeClr>
-        </w14:solidFill>
-      </w14:textFill>
     </w:rPr>
   </w:style>
-  <w:style w:type="paragraph" w:styleId="31">
+  <w:style w:type="paragraph" w:styleId="ae">
     <w:name w:val="List Paragraph"/>
-    <w:basedOn w:val="1"/>
+    <w:basedOn w:val="a"/>
+    <w:uiPriority w:val="34"/>
     <w:qFormat/>
-    <w:uiPriority w:val="34"/>
     <w:pPr>
       <w:ind w:left="720"/>
       <w:contextualSpacing/>
     </w:pPr>
   </w:style>
-  <w:style w:type="character" w:customStyle="1" w:styleId="32">
+  <w:style w:type="character" w:customStyle="1" w:styleId="11">
     <w:name w:val="明显强调1"/>
-    <w:basedOn w:val="17"/>
+    <w:basedOn w:val="a0"/>
+    <w:uiPriority w:val="21"/>
     <w:qFormat/>
-    <w:uiPriority w:val="21"/>
     <w:rPr>
       <w:i/>
       <w:iCs/>
-      <w:color w:val="2F5597" w:themeColor="accent1" w:themeShade="BF"/>
+      <w:color w:val="2F5496" w:themeColor="accent1" w:themeShade="BF"/>
     </w:rPr>
   </w:style>
-  <w:style w:type="paragraph" w:styleId="33">
+  <w:style w:type="paragraph" w:styleId="af">
     <w:name w:val="Intense Quote"/>
-    <w:basedOn w:val="1"/>
-    <w:next w:val="1"/>
-    <w:link w:val="34"/>
+    <w:basedOn w:val="a"/>
+    <w:next w:val="a"/>
+    <w:link w:val="af0"/>
+    <w:uiPriority w:val="30"/>
     <w:qFormat/>
-    <w:uiPriority w:val="30"/>
     <w:pPr>
       <w:pBdr>
-        <w:top w:val="single" w:color="2F5496" w:themeColor="accent1" w:themeShade="BF" w:sz="4" w:space="10"/>
-        <w:bottom w:val="single" w:color="2F5496" w:themeColor="accent1" w:themeShade="BF" w:sz="4" w:space="10"/>
+        <w:top w:val="single" w:sz="4" w:space="10" w:color="2F5496" w:themeColor="accent1" w:themeShade="BF"/>
+        <w:bottom w:val="single" w:sz="4" w:space="10" w:color="2F5496" w:themeColor="accent1" w:themeShade="BF"/>
       </w:pBdr>
       <w:spacing w:before="360" w:after="360"/>
       <w:ind w:left="864" w:right="864"/>
@@ -9636,51 +8085,51 @@
     <w:rPr>
       <w:i/>
       <w:iCs/>
-      <w:color w:val="2F5597" w:themeColor="accent1" w:themeShade="BF"/>
+      <w:color w:val="2F5496" w:themeColor="accent1" w:themeShade="BF"/>
     </w:rPr>
   </w:style>
-  <w:style w:type="character" w:customStyle="1" w:styleId="34">
+  <w:style w:type="character" w:customStyle="1" w:styleId="af0">
     <w:name w:val="明显引用 字符"/>
-    <w:basedOn w:val="17"/>
-    <w:link w:val="33"/>
+    <w:basedOn w:val="a0"/>
+    <w:link w:val="af"/>
+    <w:uiPriority w:val="30"/>
     <w:qFormat/>
-    <w:uiPriority w:val="30"/>
     <w:rPr>
       <w:i/>
       <w:iCs/>
-      <w:color w:val="2F5597" w:themeColor="accent1" w:themeShade="BF"/>
+      <w:color w:val="2F5496" w:themeColor="accent1" w:themeShade="BF"/>
     </w:rPr>
   </w:style>
-  <w:style w:type="character" w:customStyle="1" w:styleId="35">
+  <w:style w:type="character" w:customStyle="1" w:styleId="12">
     <w:name w:val="明显参考1"/>
-    <w:basedOn w:val="17"/>
+    <w:basedOn w:val="a0"/>
+    <w:uiPriority w:val="32"/>
     <w:qFormat/>
-    <w:uiPriority w:val="32"/>
     <w:rPr>
       <w:b/>
       <w:bCs/>
       <w:smallCaps/>
-      <w:color w:val="2F5597" w:themeColor="accent1" w:themeShade="BF"/>
+      <w:color w:val="2F5496" w:themeColor="accent1" w:themeShade="BF"/>
       <w:spacing w:val="5"/>
     </w:rPr>
   </w:style>
-  <w:style w:type="character" w:customStyle="1" w:styleId="36">
+  <w:style w:type="character" w:customStyle="1" w:styleId="a6">
     <w:name w:val="页眉 字符"/>
-    <w:basedOn w:val="17"/>
-    <w:link w:val="12"/>
+    <w:basedOn w:val="a0"/>
+    <w:link w:val="a5"/>
+    <w:uiPriority w:val="99"/>
     <w:qFormat/>
-    <w:uiPriority w:val="99"/>
     <w:rPr>
       <w:sz w:val="18"/>
       <w:szCs w:val="18"/>
     </w:rPr>
   </w:style>
-  <w:style w:type="character" w:customStyle="1" w:styleId="37">
+  <w:style w:type="character" w:customStyle="1" w:styleId="a4">
     <w:name w:val="页脚 字符"/>
-    <w:basedOn w:val="17"/>
-    <w:link w:val="11"/>
+    <w:basedOn w:val="a0"/>
+    <w:link w:val="a3"/>
+    <w:uiPriority w:val="99"/>
     <w:qFormat/>
-    <w:uiPriority w:val="99"/>
     <w:rPr>
       <w:sz w:val="18"/>
       <w:szCs w:val="18"/>
@@ -9941,5 +8390,6 @@
     </a:fmtScheme>
   </a:themeElements>
   <a:objectDefaults/>
+  <a:extraClrSchemeLst/>
 </a:theme>
 </file>
--- a/Documents/数据库表.docx
+++ b/Documents/数据库表.docx
@@ -1,13 +1,8 @@
 
 <file path=word/document.xml><?xml version="1.0" encoding="utf-8"?>
-<w:document xmlns:wpc="http://schemas.microsoft.com/office/word/2010/wordprocessingCanvas" xmlns:cx="http://schemas.microsoft.com/office/drawing/2014/chartex" xmlns:cx1="http://schemas.microsoft.com/office/drawing/2015/9/8/chartex" xmlns:cx2="http://schemas.microsoft.com/office/drawing/2015/10/21/chartex" xmlns:cx3="http://schemas.microsoft.com/office/drawing/2016/5/9/chartex" xmlns:cx4="http://schemas.microsoft.com/office/drawing/2016/5/10/chartex" xmlns:cx5="http://schemas.microsoft.com/office/drawing/2016/5/11/chartex" xmlns:cx6="http://schemas.microsoft.com/office/drawing/2016/5/12/chartex" xmlns:cx7="http://schemas.microsoft.com/office/drawing/2016/5/13/chartex" xmlns:cx8="http://schemas.microsoft.com/office/drawing/2016/5/14/chartex" xmlns:mc="http://schemas.openxmlformats.org/markup-compatibility/2006" xmlns:aink="http://schemas.microsoft.com/office/drawing/2016/ink" xmlns:am3d="http://schemas.microsoft.com/office/drawing/2017/model3d" xmlns:o="urn:schemas-microsoft-com:office:office" xmlns:oel="http://schemas.microsoft.com/office/2019/extlst" xmlns:r="http://schemas.openxmlformats.org/officeDocument/2006/relationships" xmlns:m="http://schemas.openxmlformats.org/officeDocument/2006/math" xmlns:v="urn:schemas-microsoft-com:vml" xmlns:wp14="http://schemas.microsoft.com/office/word/2010/wordprocessingDrawing" xmlns:wp="http://schemas.openxmlformats.org/drawingml/2006/wordprocessingDrawing" xmlns:w10="urn:schemas-microsoft-com:office:word" xmlns:w="http://schemas.openxmlformats.org/wordprocessingml/2006/main" xmlns:w14="http://schemas.microsoft.com/office/word/2010/wordml" xmlns:w15="http://schemas.microsoft.com/office/word/2012/wordml" xmlns:w16cex="http://schemas.microsoft.com/office/word/2018/wordml/cex" xmlns:w16cid="http://schemas.microsoft.com/office/word/2016/wordml/cid" xmlns:w16="http://schemas.microsoft.com/office/word/2018/wordml" xmlns:w16sdtdh="http://schemas.microsoft.com/office/word/2020/wordml/sdtdatahash" xmlns:w16se="http://schemas.microsoft.com/office/word/2015/wordml/symex" xmlns:wpg="http://schemas.microsoft.com/office/word/2010/wordprocessingGroup" xmlns:wpi="http://schemas.microsoft.com/office/word/2010/wordprocessingInk" xmlns:wne="http://schemas.microsoft.com/office/word/2006/wordml" xmlns:wps="http://schemas.microsoft.com/office/word/2010/wordprocessingShape" mc:Ignorable="w14 w15 w16se w16cid w16 w16cex w16sdtdh wp14">
+<w:document xmlns:wpc="http://schemas.microsoft.com/office/word/2010/wordprocessingCanvas" xmlns:cx="http://schemas.microsoft.com/office/drawing/2014/chartex" xmlns:mc="http://schemas.openxmlformats.org/markup-compatibility/2006" xmlns:o="urn:schemas-microsoft-com:office:office" xmlns:r="http://schemas.openxmlformats.org/officeDocument/2006/relationships" xmlns:m="http://schemas.openxmlformats.org/officeDocument/2006/math" xmlns:v="urn:schemas-microsoft-com:vml" xmlns:wp14="http://schemas.microsoft.com/office/word/2010/wordprocessingDrawing" xmlns:wp="http://schemas.openxmlformats.org/drawingml/2006/wordprocessingDrawing" xmlns:w10="urn:schemas-microsoft-com:office:word" xmlns:w="http://schemas.openxmlformats.org/wordprocessingml/2006/main" xmlns:w14="http://schemas.microsoft.com/office/word/2010/wordml" xmlns:w15="http://schemas.microsoft.com/office/word/2012/wordml" xmlns:w16se="http://schemas.microsoft.com/office/word/2015/wordml/symex" xmlns:wpg="http://schemas.microsoft.com/office/word/2010/wordprocessingGroup" xmlns:wpi="http://schemas.microsoft.com/office/word/2010/wordprocessingInk" xmlns:wne="http://schemas.microsoft.com/office/word/2006/wordml" xmlns:wps="http://schemas.microsoft.com/office/word/2010/wordprocessingShape" mc:Ignorable="w14 w15 w16se wp14">
   <w:body>
     <w:p>
-      <w:pPr>
-        <w:rPr>
-          <w:rFonts w:hint="eastAsia"/>
-        </w:rPr>
-      </w:pPr>
       <w:r>
         <w:rPr>
           <w:rFonts w:hint="eastAsia"/>
@@ -16,11 +11,6 @@
       </w:r>
     </w:p>
     <w:p>
-      <w:pPr>
-        <w:rPr>
-          <w:rFonts w:hint="eastAsia"/>
-        </w:rPr>
-      </w:pPr>
       <w:r>
         <w:rPr>
           <w:rFonts w:hint="eastAsia"/>
@@ -30,7 +20,7 @@
     </w:p>
     <w:tbl>
       <w:tblPr>
-        <w:tblStyle w:val="ab"/>
+        <w:tblStyle w:val="TableGrid"/>
         <w:tblW w:w="0" w:type="auto"/>
         <w:tblLook w:val="04A0" w:firstRow="1" w:lastRow="0" w:firstColumn="1" w:lastColumn="0" w:noHBand="0" w:noVBand="1"/>
       </w:tblPr>
@@ -49,9 +39,6 @@
           <w:p>
             <w:pPr>
               <w:spacing w:after="0" w:line="240" w:lineRule="auto"/>
-              <w:rPr>
-                <w:rFonts w:hint="eastAsia"/>
-              </w:rPr>
             </w:pPr>
             <w:r>
               <w:rPr>
@@ -68,9 +55,6 @@
           <w:p>
             <w:pPr>
               <w:spacing w:after="0" w:line="240" w:lineRule="auto"/>
-              <w:rPr>
-                <w:rFonts w:hint="eastAsia"/>
-              </w:rPr>
             </w:pPr>
             <w:r>
               <w:rPr>
@@ -87,9 +71,6 @@
           <w:p>
             <w:pPr>
               <w:spacing w:after="0" w:line="240" w:lineRule="auto"/>
-              <w:rPr>
-                <w:rFonts w:hint="eastAsia"/>
-              </w:rPr>
             </w:pPr>
             <w:r>
               <w:rPr>
@@ -106,9 +87,6 @@
           <w:p>
             <w:pPr>
               <w:spacing w:after="0" w:line="240" w:lineRule="auto"/>
-              <w:rPr>
-                <w:rFonts w:hint="eastAsia"/>
-              </w:rPr>
             </w:pPr>
             <w:r>
               <w:rPr>
@@ -125,9 +103,6 @@
           <w:p>
             <w:pPr>
               <w:spacing w:after="0" w:line="240" w:lineRule="auto"/>
-              <w:rPr>
-                <w:rFonts w:hint="eastAsia"/>
-              </w:rPr>
             </w:pPr>
             <w:r>
               <w:rPr>
@@ -146,9 +121,6 @@
           <w:p>
             <w:pPr>
               <w:spacing w:after="0" w:line="240" w:lineRule="auto"/>
-              <w:rPr>
-                <w:rFonts w:hint="eastAsia"/>
-              </w:rPr>
             </w:pPr>
             <w:r>
               <w:rPr>
@@ -165,9 +137,6 @@
           <w:p>
             <w:pPr>
               <w:spacing w:after="0" w:line="240" w:lineRule="auto"/>
-              <w:rPr>
-                <w:rFonts w:hint="eastAsia"/>
-              </w:rPr>
             </w:pPr>
             <w:r>
               <w:rPr>
@@ -184,9 +153,6 @@
           <w:p>
             <w:pPr>
               <w:spacing w:after="0" w:line="240" w:lineRule="auto"/>
-              <w:rPr>
-                <w:rFonts w:hint="eastAsia"/>
-              </w:rPr>
             </w:pPr>
           </w:p>
         </w:tc>
@@ -197,15 +163,18 @@
           <w:p>
             <w:pPr>
               <w:spacing w:after="0" w:line="240" w:lineRule="auto"/>
-              <w:rPr>
-                <w:rFonts w:hint="eastAsia"/>
-              </w:rPr>
-            </w:pPr>
-            <w:r>
-              <w:rPr>
-                <w:rFonts w:hint="eastAsia"/>
-              </w:rPr>
-              <w:t>宠物id</w:t>
+            </w:pPr>
+            <w:r>
+              <w:rPr>
+                <w:rFonts w:hint="eastAsia"/>
+              </w:rPr>
+              <w:t>宠物</w:t>
+            </w:r>
+            <w:r>
+              <w:rPr>
+                <w:rFonts w:hint="eastAsia"/>
+              </w:rPr>
+              <w:t>id</w:t>
             </w:r>
           </w:p>
         </w:tc>
@@ -216,9 +185,6 @@
           <w:p>
             <w:pPr>
               <w:spacing w:after="0" w:line="240" w:lineRule="auto"/>
-              <w:rPr>
-                <w:rFonts w:hint="eastAsia"/>
-              </w:rPr>
             </w:pPr>
             <w:r>
               <w:rPr>
@@ -237,9 +203,6 @@
           <w:p>
             <w:pPr>
               <w:spacing w:after="0" w:line="240" w:lineRule="auto"/>
-              <w:rPr>
-                <w:rFonts w:hint="eastAsia"/>
-              </w:rPr>
             </w:pPr>
             <w:r>
               <w:rPr>
@@ -256,9 +219,6 @@
           <w:p>
             <w:pPr>
               <w:spacing w:after="0" w:line="240" w:lineRule="auto"/>
-              <w:rPr>
-                <w:rFonts w:hint="eastAsia"/>
-              </w:rPr>
             </w:pPr>
             <w:r>
               <w:rPr>
@@ -275,9 +235,6 @@
           <w:p>
             <w:pPr>
               <w:spacing w:after="0" w:line="240" w:lineRule="auto"/>
-              <w:rPr>
-                <w:rFonts w:hint="eastAsia"/>
-              </w:rPr>
             </w:pPr>
             <w:r>
               <w:rPr>
@@ -294,9 +251,6 @@
           <w:p>
             <w:pPr>
               <w:spacing w:after="0" w:line="240" w:lineRule="auto"/>
-              <w:rPr>
-                <w:rFonts w:hint="eastAsia"/>
-              </w:rPr>
             </w:pPr>
             <w:r>
               <w:rPr>
@@ -313,9 +267,6 @@
           <w:p>
             <w:pPr>
               <w:spacing w:after="0" w:line="240" w:lineRule="auto"/>
-              <w:rPr>
-                <w:rFonts w:hint="eastAsia"/>
-              </w:rPr>
             </w:pPr>
           </w:p>
         </w:tc>
@@ -328,9 +279,6 @@
           <w:p>
             <w:pPr>
               <w:spacing w:after="0" w:line="240" w:lineRule="auto"/>
-              <w:rPr>
-                <w:rFonts w:hint="eastAsia"/>
-              </w:rPr>
             </w:pPr>
             <w:r>
               <w:rPr>
@@ -347,9 +295,6 @@
           <w:p>
             <w:pPr>
               <w:spacing w:after="0" w:line="240" w:lineRule="auto"/>
-              <w:rPr>
-                <w:rFonts w:hint="eastAsia"/>
-              </w:rPr>
             </w:pPr>
             <w:r>
               <w:rPr>
@@ -366,9 +311,6 @@
           <w:p>
             <w:pPr>
               <w:spacing w:after="0" w:line="240" w:lineRule="auto"/>
-              <w:rPr>
-                <w:rFonts w:hint="eastAsia"/>
-              </w:rPr>
             </w:pPr>
             <w:r>
               <w:rPr>
@@ -385,9 +327,6 @@
           <w:p>
             <w:pPr>
               <w:spacing w:after="0" w:line="240" w:lineRule="auto"/>
-              <w:rPr>
-                <w:rFonts w:hint="eastAsia"/>
-              </w:rPr>
             </w:pPr>
             <w:r>
               <w:rPr>
@@ -404,9 +343,6 @@
           <w:p>
             <w:pPr>
               <w:spacing w:after="0" w:line="240" w:lineRule="auto"/>
-              <w:rPr>
-                <w:rFonts w:hint="eastAsia"/>
-              </w:rPr>
             </w:pPr>
           </w:p>
         </w:tc>
@@ -419,9 +355,6 @@
           <w:p>
             <w:pPr>
               <w:spacing w:after="0" w:line="240" w:lineRule="auto"/>
-              <w:rPr>
-                <w:rFonts w:hint="eastAsia"/>
-              </w:rPr>
             </w:pPr>
             <w:r>
               <w:rPr>
@@ -438,9 +371,6 @@
           <w:p>
             <w:pPr>
               <w:spacing w:after="0" w:line="240" w:lineRule="auto"/>
-              <w:rPr>
-                <w:rFonts w:hint="eastAsia"/>
-              </w:rPr>
             </w:pPr>
             <w:r>
               <w:rPr>
@@ -457,9 +387,6 @@
           <w:p>
             <w:pPr>
               <w:spacing w:after="0" w:line="240" w:lineRule="auto"/>
-              <w:rPr>
-                <w:rFonts w:hint="eastAsia"/>
-              </w:rPr>
             </w:pPr>
             <w:r>
               <w:rPr>
@@ -476,9 +403,6 @@
           <w:p>
             <w:pPr>
               <w:spacing w:after="0" w:line="240" w:lineRule="auto"/>
-              <w:rPr>
-                <w:rFonts w:hint="eastAsia"/>
-              </w:rPr>
             </w:pPr>
             <w:r>
               <w:rPr>
@@ -495,9 +419,6 @@
           <w:p>
             <w:pPr>
               <w:spacing w:after="0" w:line="240" w:lineRule="auto"/>
-              <w:rPr>
-                <w:rFonts w:hint="eastAsia"/>
-              </w:rPr>
             </w:pPr>
           </w:p>
         </w:tc>
@@ -510,9 +431,6 @@
           <w:p>
             <w:pPr>
               <w:spacing w:after="0" w:line="240" w:lineRule="auto"/>
-              <w:rPr>
-                <w:rFonts w:hint="eastAsia"/>
-              </w:rPr>
             </w:pPr>
             <w:r>
               <w:rPr>
@@ -529,9 +447,6 @@
           <w:p>
             <w:pPr>
               <w:spacing w:after="0" w:line="240" w:lineRule="auto"/>
-              <w:rPr>
-                <w:rFonts w:hint="eastAsia"/>
-              </w:rPr>
             </w:pPr>
             <w:r>
               <w:rPr>
@@ -548,9 +463,6 @@
           <w:p>
             <w:pPr>
               <w:spacing w:after="0" w:line="240" w:lineRule="auto"/>
-              <w:rPr>
-                <w:rFonts w:hint="eastAsia"/>
-              </w:rPr>
             </w:pPr>
           </w:p>
         </w:tc>
@@ -561,9 +473,6 @@
           <w:p>
             <w:pPr>
               <w:spacing w:after="0" w:line="240" w:lineRule="auto"/>
-              <w:rPr>
-                <w:rFonts w:hint="eastAsia"/>
-              </w:rPr>
             </w:pPr>
             <w:r>
               <w:rPr>
@@ -580,9 +489,6 @@
           <w:p>
             <w:pPr>
               <w:spacing w:after="0" w:line="240" w:lineRule="auto"/>
-              <w:rPr>
-                <w:rFonts w:hint="eastAsia"/>
-              </w:rPr>
             </w:pPr>
           </w:p>
         </w:tc>
@@ -595,9 +501,6 @@
           <w:p>
             <w:pPr>
               <w:spacing w:after="0" w:line="240" w:lineRule="auto"/>
-              <w:rPr>
-                <w:rFonts w:hint="eastAsia"/>
-              </w:rPr>
             </w:pPr>
             <w:r>
               <w:rPr>
@@ -614,9 +517,6 @@
           <w:p>
             <w:pPr>
               <w:spacing w:after="0" w:line="240" w:lineRule="auto"/>
-              <w:rPr>
-                <w:rFonts w:hint="eastAsia"/>
-              </w:rPr>
             </w:pPr>
             <w:r>
               <w:rPr>
@@ -633,9 +533,6 @@
           <w:p>
             <w:pPr>
               <w:spacing w:after="0" w:line="240" w:lineRule="auto"/>
-              <w:rPr>
-                <w:rFonts w:hint="eastAsia"/>
-              </w:rPr>
             </w:pPr>
           </w:p>
         </w:tc>
@@ -646,9 +543,6 @@
           <w:p>
             <w:pPr>
               <w:spacing w:after="0" w:line="240" w:lineRule="auto"/>
-              <w:rPr>
-                <w:rFonts w:hint="eastAsia"/>
-              </w:rPr>
             </w:pPr>
             <w:r>
               <w:rPr>
@@ -665,9 +559,6 @@
           <w:p>
             <w:pPr>
               <w:spacing w:after="0" w:line="240" w:lineRule="auto"/>
-              <w:rPr>
-                <w:rFonts w:hint="eastAsia"/>
-              </w:rPr>
             </w:pPr>
           </w:p>
         </w:tc>
@@ -680,9 +571,6 @@
           <w:p>
             <w:pPr>
               <w:spacing w:after="0" w:line="240" w:lineRule="auto"/>
-              <w:rPr>
-                <w:rFonts w:hint="eastAsia"/>
-              </w:rPr>
             </w:pPr>
             <w:r>
               <w:rPr>
@@ -699,9 +587,6 @@
           <w:p>
             <w:pPr>
               <w:spacing w:after="0" w:line="240" w:lineRule="auto"/>
-              <w:rPr>
-                <w:rFonts w:hint="eastAsia"/>
-              </w:rPr>
             </w:pPr>
             <w:r>
               <w:rPr>
@@ -718,9 +603,6 @@
           <w:p>
             <w:pPr>
               <w:spacing w:after="0" w:line="240" w:lineRule="auto"/>
-              <w:rPr>
-                <w:rFonts w:hint="eastAsia"/>
-              </w:rPr>
             </w:pPr>
           </w:p>
         </w:tc>
@@ -731,15 +613,18 @@
           <w:p>
             <w:pPr>
               <w:spacing w:after="0" w:line="240" w:lineRule="auto"/>
-              <w:rPr>
-                <w:rFonts w:hint="eastAsia"/>
-              </w:rPr>
-            </w:pPr>
-            <w:r>
-              <w:rPr>
-                <w:rFonts w:hint="eastAsia"/>
-              </w:rPr>
-              <w:t>用户id</w:t>
+            </w:pPr>
+            <w:r>
+              <w:rPr>
+                <w:rFonts w:hint="eastAsia"/>
+              </w:rPr>
+              <w:t>用户</w:t>
+            </w:r>
+            <w:r>
+              <w:rPr>
+                <w:rFonts w:hint="eastAsia"/>
+              </w:rPr>
+              <w:t>id</w:t>
             </w:r>
           </w:p>
         </w:tc>
@@ -750,33 +635,37 @@
           <w:p>
             <w:pPr>
               <w:spacing w:after="0" w:line="240" w:lineRule="auto"/>
-              <w:rPr>
-                <w:rFonts w:hint="eastAsia"/>
-              </w:rPr>
-            </w:pPr>
-            <w:r>
-              <w:rPr>
-                <w:rFonts w:hint="eastAsia"/>
-              </w:rPr>
-              <w:t>外码引用user表中的user_id</w:t>
+            </w:pPr>
+            <w:r>
+              <w:rPr>
+                <w:rFonts w:hint="eastAsia"/>
+              </w:rPr>
+              <w:t>外码引用</w:t>
+            </w:r>
+            <w:r>
+              <w:rPr>
+                <w:rFonts w:hint="eastAsia"/>
+              </w:rPr>
+              <w:t>user</w:t>
+            </w:r>
+            <w:r>
+              <w:rPr>
+                <w:rFonts w:hint="eastAsia"/>
+              </w:rPr>
+              <w:t>表中的</w:t>
+            </w:r>
+            <w:r>
+              <w:rPr>
+                <w:rFonts w:hint="eastAsia"/>
+              </w:rPr>
+              <w:t>user_id</w:t>
             </w:r>
           </w:p>
         </w:tc>
       </w:tr>
     </w:tbl>
+    <w:p/>
     <w:p>
-      <w:pPr>
-        <w:rPr>
-          <w:rFonts w:hint="eastAsia"/>
-        </w:rPr>
-      </w:pPr>
-    </w:p>
-    <w:p>
-      <w:pPr>
-        <w:rPr>
-          <w:rFonts w:hint="eastAsia"/>
-        </w:rPr>
-      </w:pPr>
       <w:r>
         <w:rPr>
           <w:rFonts w:hint="eastAsia"/>
@@ -785,11 +674,6 @@
       </w:r>
     </w:p>
     <w:p>
-      <w:pPr>
-        <w:rPr>
-          <w:rFonts w:hint="eastAsia"/>
-        </w:rPr>
-      </w:pPr>
       <w:r>
         <w:rPr>
           <w:rFonts w:hint="eastAsia"/>
@@ -799,7 +683,7 @@
     </w:p>
     <w:tbl>
       <w:tblPr>
-        <w:tblStyle w:val="ab"/>
+        <w:tblStyle w:val="TableGrid"/>
         <w:tblW w:w="0" w:type="auto"/>
         <w:tblLook w:val="04A0" w:firstRow="1" w:lastRow="0" w:firstColumn="1" w:lastColumn="0" w:noHBand="0" w:noVBand="1"/>
       </w:tblPr>
@@ -818,9 +702,6 @@
           <w:p>
             <w:pPr>
               <w:spacing w:after="0" w:line="240" w:lineRule="auto"/>
-              <w:rPr>
-                <w:rFonts w:hint="eastAsia"/>
-              </w:rPr>
             </w:pPr>
             <w:r>
               <w:rPr>
@@ -837,9 +718,6 @@
           <w:p>
             <w:pPr>
               <w:spacing w:after="0" w:line="240" w:lineRule="auto"/>
-              <w:rPr>
-                <w:rFonts w:hint="eastAsia"/>
-              </w:rPr>
             </w:pPr>
             <w:r>
               <w:rPr>
@@ -856,9 +734,6 @@
           <w:p>
             <w:pPr>
               <w:spacing w:after="0" w:line="240" w:lineRule="auto"/>
-              <w:rPr>
-                <w:rFonts w:hint="eastAsia"/>
-              </w:rPr>
             </w:pPr>
             <w:r>
               <w:rPr>
@@ -875,9 +750,6 @@
           <w:p>
             <w:pPr>
               <w:spacing w:after="0" w:line="240" w:lineRule="auto"/>
-              <w:rPr>
-                <w:rFonts w:hint="eastAsia"/>
-              </w:rPr>
             </w:pPr>
             <w:r>
               <w:rPr>
@@ -894,9 +766,6 @@
           <w:p>
             <w:pPr>
               <w:spacing w:after="0" w:line="240" w:lineRule="auto"/>
-              <w:rPr>
-                <w:rFonts w:hint="eastAsia"/>
-              </w:rPr>
             </w:pPr>
             <w:r>
               <w:rPr>
@@ -915,9 +784,6 @@
           <w:p>
             <w:pPr>
               <w:spacing w:after="0" w:line="240" w:lineRule="auto"/>
-              <w:rPr>
-                <w:rFonts w:hint="eastAsia"/>
-              </w:rPr>
             </w:pPr>
             <w:r>
               <w:rPr>
@@ -934,9 +800,6 @@
           <w:p>
             <w:pPr>
               <w:spacing w:after="0" w:line="240" w:lineRule="auto"/>
-              <w:rPr>
-                <w:rFonts w:hint="eastAsia"/>
-              </w:rPr>
             </w:pPr>
             <w:r>
               <w:rPr>
@@ -953,9 +816,6 @@
           <w:p>
             <w:pPr>
               <w:spacing w:after="0" w:line="240" w:lineRule="auto"/>
-              <w:rPr>
-                <w:rFonts w:hint="eastAsia"/>
-              </w:rPr>
             </w:pPr>
           </w:p>
         </w:tc>
@@ -966,15 +826,18 @@
           <w:p>
             <w:pPr>
               <w:spacing w:after="0" w:line="240" w:lineRule="auto"/>
-              <w:rPr>
-                <w:rFonts w:hint="eastAsia"/>
-              </w:rPr>
-            </w:pPr>
-            <w:r>
-              <w:rPr>
-                <w:rFonts w:hint="eastAsia"/>
-              </w:rPr>
-              <w:t>状态id</w:t>
+            </w:pPr>
+            <w:r>
+              <w:rPr>
+                <w:rFonts w:hint="eastAsia"/>
+              </w:rPr>
+              <w:t>状态</w:t>
+            </w:r>
+            <w:r>
+              <w:rPr>
+                <w:rFonts w:hint="eastAsia"/>
+              </w:rPr>
+              <w:t>id</w:t>
             </w:r>
           </w:p>
         </w:tc>
@@ -985,9 +848,6 @@
           <w:p>
             <w:pPr>
               <w:spacing w:after="0" w:line="240" w:lineRule="auto"/>
-              <w:rPr>
-                <w:rFonts w:hint="eastAsia"/>
-              </w:rPr>
             </w:pPr>
             <w:r>
               <w:rPr>
@@ -1006,9 +866,6 @@
           <w:p>
             <w:pPr>
               <w:spacing w:after="0" w:line="240" w:lineRule="auto"/>
-              <w:rPr>
-                <w:rFonts w:hint="eastAsia"/>
-              </w:rPr>
             </w:pPr>
             <w:r>
               <w:rPr>
@@ -1025,9 +882,6 @@
           <w:p>
             <w:pPr>
               <w:spacing w:after="0" w:line="240" w:lineRule="auto"/>
-              <w:rPr>
-                <w:rFonts w:hint="eastAsia"/>
-              </w:rPr>
             </w:pPr>
             <w:r>
               <w:rPr>
@@ -1044,9 +898,6 @@
           <w:p>
             <w:pPr>
               <w:spacing w:after="0" w:line="240" w:lineRule="auto"/>
-              <w:rPr>
-                <w:rFonts w:hint="eastAsia"/>
-              </w:rPr>
             </w:pPr>
             <w:r>
               <w:rPr>
@@ -1063,9 +914,6 @@
           <w:p>
             <w:pPr>
               <w:spacing w:after="0" w:line="240" w:lineRule="auto"/>
-              <w:rPr>
-                <w:rFonts w:hint="eastAsia"/>
-              </w:rPr>
             </w:pPr>
             <w:r>
               <w:rPr>
@@ -1082,9 +930,6 @@
           <w:p>
             <w:pPr>
               <w:spacing w:after="0" w:line="240" w:lineRule="auto"/>
-              <w:rPr>
-                <w:rFonts w:hint="eastAsia"/>
-              </w:rPr>
             </w:pPr>
           </w:p>
         </w:tc>
@@ -1097,9 +942,6 @@
           <w:p>
             <w:pPr>
               <w:spacing w:after="0" w:line="240" w:lineRule="auto"/>
-              <w:rPr>
-                <w:rFonts w:hint="eastAsia"/>
-              </w:rPr>
             </w:pPr>
             <w:r>
               <w:rPr>
@@ -1116,9 +958,6 @@
           <w:p>
             <w:pPr>
               <w:spacing w:after="0" w:line="240" w:lineRule="auto"/>
-              <w:rPr>
-                <w:rFonts w:hint="eastAsia"/>
-              </w:rPr>
             </w:pPr>
             <w:r>
               <w:rPr>
@@ -1135,9 +974,6 @@
           <w:p>
             <w:pPr>
               <w:spacing w:after="0" w:line="240" w:lineRule="auto"/>
-              <w:rPr>
-                <w:rFonts w:hint="eastAsia"/>
-              </w:rPr>
             </w:pPr>
           </w:p>
         </w:tc>
@@ -1148,9 +984,6 @@
           <w:p>
             <w:pPr>
               <w:spacing w:after="0" w:line="240" w:lineRule="auto"/>
-              <w:rPr>
-                <w:rFonts w:hint="eastAsia"/>
-              </w:rPr>
             </w:pPr>
             <w:r>
               <w:rPr>
@@ -1167,9 +1000,6 @@
           <w:p>
             <w:pPr>
               <w:spacing w:after="0" w:line="240" w:lineRule="auto"/>
-              <w:rPr>
-                <w:rFonts w:hint="eastAsia"/>
-              </w:rPr>
             </w:pPr>
           </w:p>
         </w:tc>
@@ -1183,9 +1013,6 @@
           <w:p>
             <w:pPr>
               <w:spacing w:after="0" w:line="240" w:lineRule="auto"/>
-              <w:rPr>
-                <w:rFonts w:hint="eastAsia"/>
-              </w:rPr>
             </w:pPr>
             <w:r>
               <w:rPr>
@@ -1203,9 +1030,6 @@
           <w:p>
             <w:pPr>
               <w:spacing w:after="0" w:line="240" w:lineRule="auto"/>
-              <w:rPr>
-                <w:rFonts w:hint="eastAsia"/>
-              </w:rPr>
             </w:pPr>
             <w:r>
               <w:rPr>
@@ -1223,9 +1047,6 @@
           <w:p>
             <w:pPr>
               <w:spacing w:after="0" w:line="240" w:lineRule="auto"/>
-              <w:rPr>
-                <w:rFonts w:hint="eastAsia"/>
-              </w:rPr>
             </w:pPr>
           </w:p>
         </w:tc>
@@ -1237,15 +1058,18 @@
           <w:p>
             <w:pPr>
               <w:spacing w:after="0" w:line="240" w:lineRule="auto"/>
-              <w:rPr>
-                <w:rFonts w:hint="eastAsia"/>
-              </w:rPr>
-            </w:pPr>
-            <w:r>
-              <w:rPr>
-                <w:rFonts w:hint="eastAsia"/>
-              </w:rPr>
-              <w:t>宠物id</w:t>
+            </w:pPr>
+            <w:r>
+              <w:rPr>
+                <w:rFonts w:hint="eastAsia"/>
+              </w:rPr>
+              <w:t>宠物</w:t>
+            </w:r>
+            <w:r>
+              <w:rPr>
+                <w:rFonts w:hint="eastAsia"/>
+              </w:rPr>
+              <w:t>id</w:t>
             </w:r>
           </w:p>
         </w:tc>
@@ -1257,33 +1081,49 @@
           <w:p>
             <w:pPr>
               <w:spacing w:after="0" w:line="240" w:lineRule="auto"/>
-              <w:rPr>
-                <w:rFonts w:hint="eastAsia"/>
-              </w:rPr>
-            </w:pPr>
-            <w:r>
-              <w:rPr>
-                <w:rFonts w:hint="eastAsia"/>
-              </w:rPr>
-              <w:t>外码 引用pets中的pet_id</w:t>
+            </w:pPr>
+            <w:r>
+              <w:rPr>
+                <w:rFonts w:hint="eastAsia"/>
+              </w:rPr>
+              <w:t>外码</w:t>
+            </w:r>
+            <w:r>
+              <w:rPr>
+                <w:rFonts w:hint="eastAsia"/>
+              </w:rPr>
+              <w:t xml:space="preserve"> </w:t>
+            </w:r>
+            <w:r>
+              <w:rPr>
+                <w:rFonts w:hint="eastAsia"/>
+              </w:rPr>
+              <w:t>引用</w:t>
+            </w:r>
+            <w:r>
+              <w:rPr>
+                <w:rFonts w:hint="eastAsia"/>
+              </w:rPr>
+              <w:t>pets</w:t>
+            </w:r>
+            <w:r>
+              <w:rPr>
+                <w:rFonts w:hint="eastAsia"/>
+              </w:rPr>
+              <w:t>中的</w:t>
+            </w:r>
+            <w:r>
+              <w:rPr>
+                <w:rFonts w:hint="eastAsia"/>
+              </w:rPr>
+              <w:t>pet_id</w:t>
             </w:r>
           </w:p>
         </w:tc>
       </w:tr>
     </w:tbl>
+    <w:p/>
     <w:p>
-      <w:pPr>
-        <w:rPr>
-          <w:rFonts w:hint="eastAsia"/>
-        </w:rPr>
-      </w:pPr>
-    </w:p>
-    <w:p>
-      <w:pPr>
-        <w:rPr>
-          <w:rFonts w:hint="eastAsia"/>
-        </w:rPr>
-      </w:pPr>
       <w:r>
         <w:rPr>
           <w:rFonts w:hint="eastAsia"/>
@@ -1292,11 +1132,6 @@
       </w:r>
     </w:p>
     <w:p>
-      <w:pPr>
-        <w:rPr>
-          <w:rFonts w:hint="eastAsia"/>
-        </w:rPr>
-      </w:pPr>
       <w:r>
         <w:rPr>
           <w:rFonts w:hint="eastAsia"/>
@@ -1306,7 +1141,7 @@
     </w:p>
     <w:tbl>
       <w:tblPr>
-        <w:tblStyle w:val="ab"/>
+        <w:tblStyle w:val="TableGrid"/>
         <w:tblW w:w="0" w:type="auto"/>
         <w:tblLook w:val="04A0" w:firstRow="1" w:lastRow="0" w:firstColumn="1" w:lastColumn="0" w:noHBand="0" w:noVBand="1"/>
       </w:tblPr>
@@ -1325,9 +1160,6 @@
           <w:p>
             <w:pPr>
               <w:spacing w:after="0" w:line="240" w:lineRule="auto"/>
-              <w:rPr>
-                <w:rFonts w:hint="eastAsia"/>
-              </w:rPr>
             </w:pPr>
             <w:r>
               <w:rPr>
@@ -1344,9 +1176,6 @@
           <w:p>
             <w:pPr>
               <w:spacing w:after="0" w:line="240" w:lineRule="auto"/>
-              <w:rPr>
-                <w:rFonts w:hint="eastAsia"/>
-              </w:rPr>
             </w:pPr>
             <w:r>
               <w:rPr>
@@ -1363,9 +1192,6 @@
           <w:p>
             <w:pPr>
               <w:spacing w:after="0" w:line="240" w:lineRule="auto"/>
-              <w:rPr>
-                <w:rFonts w:hint="eastAsia"/>
-              </w:rPr>
             </w:pPr>
             <w:r>
               <w:rPr>
@@ -1382,9 +1208,6 @@
           <w:p>
             <w:pPr>
               <w:spacing w:after="0" w:line="240" w:lineRule="auto"/>
-              <w:rPr>
-                <w:rFonts w:hint="eastAsia"/>
-              </w:rPr>
             </w:pPr>
             <w:r>
               <w:rPr>
@@ -1401,9 +1224,6 @@
           <w:p>
             <w:pPr>
               <w:spacing w:after="0" w:line="240" w:lineRule="auto"/>
-              <w:rPr>
-                <w:rFonts w:hint="eastAsia"/>
-              </w:rPr>
             </w:pPr>
             <w:r>
               <w:rPr>
@@ -1422,9 +1242,6 @@
           <w:p>
             <w:pPr>
               <w:spacing w:after="0" w:line="240" w:lineRule="auto"/>
-              <w:rPr>
-                <w:rFonts w:hint="eastAsia"/>
-              </w:rPr>
             </w:pPr>
             <w:r>
               <w:rPr>
@@ -1441,9 +1258,6 @@
           <w:p>
             <w:pPr>
               <w:spacing w:after="0" w:line="240" w:lineRule="auto"/>
-              <w:rPr>
-                <w:rFonts w:hint="eastAsia"/>
-              </w:rPr>
             </w:pPr>
             <w:r>
               <w:rPr>
@@ -1460,9 +1274,6 @@
           <w:p>
             <w:pPr>
               <w:spacing w:after="0" w:line="240" w:lineRule="auto"/>
-              <w:rPr>
-                <w:rFonts w:hint="eastAsia"/>
-              </w:rPr>
             </w:pPr>
           </w:p>
         </w:tc>
@@ -1473,15 +1284,18 @@
           <w:p>
             <w:pPr>
               <w:spacing w:after="0" w:line="240" w:lineRule="auto"/>
-              <w:rPr>
-                <w:rFonts w:hint="eastAsia"/>
-              </w:rPr>
-            </w:pPr>
-            <w:r>
-              <w:rPr>
-                <w:rFonts w:hint="eastAsia"/>
-              </w:rPr>
-              <w:t>活动id</w:t>
+            </w:pPr>
+            <w:r>
+              <w:rPr>
+                <w:rFonts w:hint="eastAsia"/>
+              </w:rPr>
+              <w:t>活动</w:t>
+            </w:r>
+            <w:r>
+              <w:rPr>
+                <w:rFonts w:hint="eastAsia"/>
+              </w:rPr>
+              <w:t>id</w:t>
             </w:r>
           </w:p>
         </w:tc>
@@ -1492,9 +1306,6 @@
           <w:p>
             <w:pPr>
               <w:spacing w:after="0" w:line="240" w:lineRule="auto"/>
-              <w:rPr>
-                <w:rFonts w:hint="eastAsia"/>
-              </w:rPr>
             </w:pPr>
             <w:r>
               <w:rPr>
@@ -1513,9 +1324,6 @@
           <w:p>
             <w:pPr>
               <w:spacing w:after="0" w:line="240" w:lineRule="auto"/>
-              <w:rPr>
-                <w:rFonts w:hint="eastAsia"/>
-              </w:rPr>
             </w:pPr>
             <w:r>
               <w:rPr>
@@ -1532,9 +1340,6 @@
           <w:p>
             <w:pPr>
               <w:spacing w:after="0" w:line="240" w:lineRule="auto"/>
-              <w:rPr>
-                <w:rFonts w:hint="eastAsia"/>
-              </w:rPr>
             </w:pPr>
             <w:r>
               <w:rPr>
@@ -1551,9 +1356,6 @@
           <w:p>
             <w:pPr>
               <w:spacing w:after="0" w:line="240" w:lineRule="auto"/>
-              <w:rPr>
-                <w:rFonts w:hint="eastAsia"/>
-              </w:rPr>
             </w:pPr>
           </w:p>
         </w:tc>
@@ -1564,9 +1366,6 @@
           <w:p>
             <w:pPr>
               <w:spacing w:after="0" w:line="240" w:lineRule="auto"/>
-              <w:rPr>
-                <w:rFonts w:hint="eastAsia"/>
-              </w:rPr>
             </w:pPr>
             <w:r>
               <w:rPr>
@@ -1583,9 +1382,6 @@
           <w:p>
             <w:pPr>
               <w:spacing w:after="0" w:line="240" w:lineRule="auto"/>
-              <w:rPr>
-                <w:rFonts w:hint="eastAsia"/>
-              </w:rPr>
             </w:pPr>
           </w:p>
         </w:tc>
@@ -1598,9 +1394,6 @@
           <w:p>
             <w:pPr>
               <w:spacing w:after="0" w:line="240" w:lineRule="auto"/>
-              <w:rPr>
-                <w:rFonts w:hint="eastAsia"/>
-              </w:rPr>
             </w:pPr>
             <w:r>
               <w:rPr>
@@ -1617,9 +1410,6 @@
           <w:p>
             <w:pPr>
               <w:spacing w:after="0" w:line="240" w:lineRule="auto"/>
-              <w:rPr>
-                <w:rFonts w:hint="eastAsia"/>
-              </w:rPr>
             </w:pPr>
             <w:r>
               <w:rPr>
@@ -1637,9 +1427,6 @@
             <w:pPr>
               <w:spacing w:after="0" w:line="240" w:lineRule="auto"/>
               <w:jc w:val="center"/>
-              <w:rPr>
-                <w:rFonts w:hint="eastAsia"/>
-              </w:rPr>
             </w:pPr>
           </w:p>
         </w:tc>
@@ -1650,9 +1437,6 @@
           <w:p>
             <w:pPr>
               <w:spacing w:after="0" w:line="240" w:lineRule="auto"/>
-              <w:rPr>
-                <w:rFonts w:hint="eastAsia"/>
-              </w:rPr>
             </w:pPr>
             <w:r>
               <w:rPr>
@@ -1669,15 +1453,42 @@
           <w:p>
             <w:pPr>
               <w:spacing w:after="0" w:line="240" w:lineRule="auto"/>
-              <w:rPr>
-                <w:rFonts w:hint="eastAsia"/>
-              </w:rPr>
-            </w:pPr>
-            <w:r>
-              <w:rPr>
-                <w:rFonts w:hint="eastAsia"/>
-              </w:rPr>
-              <w:t>外码 引用activity_kind表中的activity_kind_id</w:t>
+            </w:pPr>
+            <w:r>
+              <w:rPr>
+                <w:rFonts w:hint="eastAsia"/>
+              </w:rPr>
+              <w:t>外码</w:t>
+            </w:r>
+            <w:r>
+              <w:rPr>
+                <w:rFonts w:hint="eastAsia"/>
+              </w:rPr>
+              <w:t xml:space="preserve"> </w:t>
+            </w:r>
+            <w:r>
+              <w:rPr>
+                <w:rFonts w:hint="eastAsia"/>
+              </w:rPr>
+              <w:t>引用</w:t>
+            </w:r>
+            <w:r>
+              <w:rPr>
+                <w:rFonts w:hint="eastAsia"/>
+              </w:rPr>
+              <w:t>activity_kind</w:t>
+            </w:r>
+            <w:r>
+              <w:rPr>
+                <w:rFonts w:hint="eastAsia"/>
+              </w:rPr>
+              <w:t>表中的</w:t>
+            </w:r>
+            <w:r>
+              <w:rPr>
+                <w:rFonts w:hint="eastAsia"/>
+              </w:rPr>
+              <w:t>activity_kind_id</w:t>
             </w:r>
           </w:p>
         </w:tc>
@@ -1690,9 +1501,6 @@
           <w:p>
             <w:pPr>
               <w:spacing w:after="0" w:line="240" w:lineRule="auto"/>
-              <w:rPr>
-                <w:rFonts w:hint="eastAsia"/>
-              </w:rPr>
             </w:pPr>
             <w:r>
               <w:rPr>
@@ -1709,9 +1517,6 @@
           <w:p>
             <w:pPr>
               <w:spacing w:after="0" w:line="240" w:lineRule="auto"/>
-              <w:rPr>
-                <w:rFonts w:hint="eastAsia"/>
-              </w:rPr>
             </w:pPr>
             <w:r>
               <w:rPr>
@@ -1729,9 +1534,6 @@
             <w:pPr>
               <w:spacing w:after="0" w:line="240" w:lineRule="auto"/>
               <w:jc w:val="center"/>
-              <w:rPr>
-                <w:rFonts w:hint="eastAsia"/>
-              </w:rPr>
             </w:pPr>
           </w:p>
         </w:tc>
@@ -1742,15 +1544,18 @@
           <w:p>
             <w:pPr>
               <w:spacing w:after="0" w:line="240" w:lineRule="auto"/>
-              <w:rPr>
-                <w:rFonts w:hint="eastAsia"/>
-              </w:rPr>
-            </w:pPr>
-            <w:r>
-              <w:rPr>
-                <w:rFonts w:hint="eastAsia"/>
-              </w:rPr>
-              <w:t>宠物id</w:t>
+            </w:pPr>
+            <w:r>
+              <w:rPr>
+                <w:rFonts w:hint="eastAsia"/>
+              </w:rPr>
+              <w:t>宠物</w:t>
+            </w:r>
+            <w:r>
+              <w:rPr>
+                <w:rFonts w:hint="eastAsia"/>
+              </w:rPr>
+              <w:t>id</w:t>
             </w:r>
           </w:p>
         </w:tc>
@@ -1761,33 +1566,49 @@
           <w:p>
             <w:pPr>
               <w:spacing w:after="0" w:line="240" w:lineRule="auto"/>
-              <w:rPr>
-                <w:rFonts w:hint="eastAsia"/>
-              </w:rPr>
-            </w:pPr>
-            <w:r>
-              <w:rPr>
-                <w:rFonts w:hint="eastAsia"/>
-              </w:rPr>
-              <w:t>外码 引用pets中的pet_id</w:t>
+            </w:pPr>
+            <w:r>
+              <w:rPr>
+                <w:rFonts w:hint="eastAsia"/>
+              </w:rPr>
+              <w:t>外码</w:t>
+            </w:r>
+            <w:r>
+              <w:rPr>
+                <w:rFonts w:hint="eastAsia"/>
+              </w:rPr>
+              <w:t xml:space="preserve"> </w:t>
+            </w:r>
+            <w:r>
+              <w:rPr>
+                <w:rFonts w:hint="eastAsia"/>
+              </w:rPr>
+              <w:t>引用</w:t>
+            </w:r>
+            <w:r>
+              <w:rPr>
+                <w:rFonts w:hint="eastAsia"/>
+              </w:rPr>
+              <w:t>pets</w:t>
+            </w:r>
+            <w:r>
+              <w:rPr>
+                <w:rFonts w:hint="eastAsia"/>
+              </w:rPr>
+              <w:t>中的</w:t>
+            </w:r>
+            <w:r>
+              <w:rPr>
+                <w:rFonts w:hint="eastAsia"/>
+              </w:rPr>
+              <w:t>pet_id</w:t>
             </w:r>
           </w:p>
         </w:tc>
       </w:tr>
     </w:tbl>
+    <w:p/>
     <w:p>
-      <w:pPr>
-        <w:rPr>
-          <w:rFonts w:hint="eastAsia"/>
-        </w:rPr>
-      </w:pPr>
-    </w:p>
-    <w:p>
-      <w:pPr>
-        <w:rPr>
-          <w:rFonts w:hint="eastAsia"/>
-        </w:rPr>
-      </w:pPr>
       <w:r>
         <w:rPr>
           <w:rFonts w:hint="eastAsia"/>
@@ -1796,11 +1617,6 @@
       </w:r>
     </w:p>
     <w:p>
-      <w:pPr>
-        <w:rPr>
-          <w:rFonts w:hint="eastAsia"/>
-        </w:rPr>
-      </w:pPr>
       <w:r>
         <w:rPr>
           <w:rFonts w:hint="eastAsia"/>
@@ -1810,7 +1626,7 @@
     </w:p>
     <w:tbl>
       <w:tblPr>
-        <w:tblStyle w:val="ab"/>
+        <w:tblStyle w:val="TableGrid"/>
         <w:tblW w:w="0" w:type="auto"/>
         <w:tblLook w:val="04A0" w:firstRow="1" w:lastRow="0" w:firstColumn="1" w:lastColumn="0" w:noHBand="0" w:noVBand="1"/>
       </w:tblPr>
@@ -1829,9 +1645,6 @@
           <w:p>
             <w:pPr>
               <w:spacing w:after="0" w:line="240" w:lineRule="auto"/>
-              <w:rPr>
-                <w:rFonts w:hint="eastAsia"/>
-              </w:rPr>
             </w:pPr>
             <w:r>
               <w:rPr>
@@ -1849,9 +1662,6 @@
           <w:p>
             <w:pPr>
               <w:spacing w:after="0" w:line="240" w:lineRule="auto"/>
-              <w:rPr>
-                <w:rFonts w:hint="eastAsia"/>
-              </w:rPr>
             </w:pPr>
             <w:r>
               <w:rPr>
@@ -1868,9 +1678,6 @@
           <w:p>
             <w:pPr>
               <w:spacing w:after="0" w:line="240" w:lineRule="auto"/>
-              <w:rPr>
-                <w:rFonts w:hint="eastAsia"/>
-              </w:rPr>
             </w:pPr>
             <w:r>
               <w:rPr>
@@ -1887,9 +1694,6 @@
           <w:p>
             <w:pPr>
               <w:spacing w:after="0" w:line="240" w:lineRule="auto"/>
-              <w:rPr>
-                <w:rFonts w:hint="eastAsia"/>
-              </w:rPr>
             </w:pPr>
             <w:r>
               <w:rPr>
@@ -1906,9 +1710,6 @@
           <w:p>
             <w:pPr>
               <w:spacing w:after="0" w:line="240" w:lineRule="auto"/>
-              <w:rPr>
-                <w:rFonts w:hint="eastAsia"/>
-              </w:rPr>
             </w:pPr>
             <w:r>
               <w:rPr>
@@ -1927,9 +1728,6 @@
           <w:p>
             <w:pPr>
               <w:spacing w:after="0" w:line="240" w:lineRule="auto"/>
-              <w:rPr>
-                <w:rFonts w:hint="eastAsia"/>
-              </w:rPr>
             </w:pPr>
             <w:r>
               <w:rPr>
@@ -1946,9 +1744,6 @@
           <w:p>
             <w:pPr>
               <w:spacing w:after="0" w:line="240" w:lineRule="auto"/>
-              <w:rPr>
-                <w:rFonts w:hint="eastAsia"/>
-              </w:rPr>
             </w:pPr>
             <w:r>
               <w:rPr>
@@ -1965,9 +1760,6 @@
           <w:p>
             <w:pPr>
               <w:spacing w:after="0" w:line="240" w:lineRule="auto"/>
-              <w:rPr>
-                <w:rFonts w:hint="eastAsia"/>
-              </w:rPr>
             </w:pPr>
           </w:p>
         </w:tc>
@@ -1978,9 +1770,6 @@
           <w:p>
             <w:pPr>
               <w:spacing w:after="0" w:line="240" w:lineRule="auto"/>
-              <w:rPr>
-                <w:rFonts w:hint="eastAsia"/>
-              </w:rPr>
             </w:pPr>
             <w:r>
               <w:rPr>
@@ -1997,9 +1786,6 @@
           <w:p>
             <w:pPr>
               <w:spacing w:after="0" w:line="240" w:lineRule="auto"/>
-              <w:rPr>
-                <w:rFonts w:hint="eastAsia"/>
-              </w:rPr>
             </w:pPr>
             <w:r>
               <w:rPr>
@@ -2018,9 +1804,6 @@
           <w:p>
             <w:pPr>
               <w:spacing w:after="0" w:line="240" w:lineRule="auto"/>
-              <w:rPr>
-                <w:rFonts w:hint="eastAsia"/>
-              </w:rPr>
             </w:pPr>
             <w:r>
               <w:rPr>
@@ -2037,9 +1820,6 @@
           <w:p>
             <w:pPr>
               <w:spacing w:after="0" w:line="240" w:lineRule="auto"/>
-              <w:rPr>
-                <w:rFonts w:hint="eastAsia"/>
-              </w:rPr>
             </w:pPr>
             <w:r>
               <w:rPr>
@@ -2056,9 +1836,6 @@
           <w:p>
             <w:pPr>
               <w:spacing w:after="0" w:line="240" w:lineRule="auto"/>
-              <w:rPr>
-                <w:rFonts w:hint="eastAsia"/>
-              </w:rPr>
             </w:pPr>
           </w:p>
         </w:tc>
@@ -2069,9 +1846,6 @@
           <w:p>
             <w:pPr>
               <w:spacing w:after="0" w:line="240" w:lineRule="auto"/>
-              <w:rPr>
-                <w:rFonts w:hint="eastAsia"/>
-              </w:rPr>
             </w:pPr>
             <w:r>
               <w:rPr>
@@ -2088,27 +1862,13 @@
           <w:p>
             <w:pPr>
               <w:spacing w:after="0" w:line="240" w:lineRule="auto"/>
-              <w:rPr>
-                <w:rFonts w:hint="eastAsia"/>
-              </w:rPr>
             </w:pPr>
           </w:p>
         </w:tc>
       </w:tr>
     </w:tbl>
+    <w:p/>
     <w:p>
-      <w:pPr>
-        <w:rPr>
-          <w:rFonts w:hint="eastAsia"/>
-        </w:rPr>
-      </w:pPr>
-    </w:p>
-    <w:p>
-      <w:pPr>
-        <w:rPr>
-          <w:rFonts w:hint="eastAsia"/>
-        </w:rPr>
-      </w:pPr>
       <w:r>
         <w:rPr>
           <w:rFonts w:hint="eastAsia"/>
@@ -2117,11 +1877,6 @@
       </w:r>
     </w:p>
     <w:p>
-      <w:pPr>
-        <w:rPr>
-          <w:rFonts w:hint="eastAsia"/>
-        </w:rPr>
-      </w:pPr>
       <w:r>
         <w:rPr>
           <w:rFonts w:hint="eastAsia"/>
@@ -2131,28 +1886,25 @@
     </w:p>
     <w:tbl>
       <w:tblPr>
-        <w:tblStyle w:val="ab"/>
+        <w:tblStyle w:val="TableGrid"/>
         <w:tblW w:w="0" w:type="auto"/>
         <w:tblLook w:val="04A0" w:firstRow="1" w:lastRow="0" w:firstColumn="1" w:lastColumn="0" w:noHBand="0" w:noVBand="1"/>
       </w:tblPr>
       <w:tblGrid>
-        <w:gridCol w:w="2187"/>
+        <w:gridCol w:w="2186"/>
         <w:gridCol w:w="1575"/>
         <w:gridCol w:w="1107"/>
         <w:gridCol w:w="1197"/>
-        <w:gridCol w:w="2230"/>
+        <w:gridCol w:w="2231"/>
       </w:tblGrid>
       <w:tr>
         <w:tc>
           <w:tcPr>
-            <w:tcW w:w="2284" w:type="dxa"/>
-          </w:tcPr>
-          <w:p>
-            <w:pPr>
-              <w:spacing w:after="0" w:line="240" w:lineRule="auto"/>
-              <w:rPr>
-                <w:rFonts w:hint="eastAsia"/>
-              </w:rPr>
+            <w:tcW w:w="2210" w:type="dxa"/>
+          </w:tcPr>
+          <w:p>
+            <w:pPr>
+              <w:spacing w:after="0" w:line="240" w:lineRule="auto"/>
             </w:pPr>
             <w:r>
               <w:rPr>
@@ -2164,14 +1916,11 @@
         </w:tc>
         <w:tc>
           <w:tcPr>
-            <w:tcW w:w="1616" w:type="dxa"/>
-          </w:tcPr>
-          <w:p>
-            <w:pPr>
-              <w:spacing w:after="0" w:line="240" w:lineRule="auto"/>
-              <w:rPr>
-                <w:rFonts w:hint="eastAsia"/>
-              </w:rPr>
+            <w:tcW w:w="1585" w:type="dxa"/>
+          </w:tcPr>
+          <w:p>
+            <w:pPr>
+              <w:spacing w:after="0" w:line="240" w:lineRule="auto"/>
             </w:pPr>
             <w:r>
               <w:rPr>
@@ -2183,14 +1932,11 @@
         </w:tc>
         <w:tc>
           <w:tcPr>
-            <w:tcW w:w="1474" w:type="dxa"/>
-          </w:tcPr>
-          <w:p>
-            <w:pPr>
-              <w:spacing w:after="0" w:line="240" w:lineRule="auto"/>
-              <w:rPr>
-                <w:rFonts w:hint="eastAsia"/>
-              </w:rPr>
+            <w:tcW w:w="1197" w:type="dxa"/>
+          </w:tcPr>
+          <w:p>
+            <w:pPr>
+              <w:spacing w:after="0" w:line="240" w:lineRule="auto"/>
             </w:pPr>
             <w:r>
               <w:rPr>
@@ -2202,14 +1948,11 @@
         </w:tc>
         <w:tc>
           <w:tcPr>
-            <w:tcW w:w="1613" w:type="dxa"/>
-          </w:tcPr>
-          <w:p>
-            <w:pPr>
-              <w:spacing w:after="0" w:line="240" w:lineRule="auto"/>
-              <w:rPr>
-                <w:rFonts w:hint="eastAsia"/>
-              </w:rPr>
+            <w:tcW w:w="1299" w:type="dxa"/>
+          </w:tcPr>
+          <w:p>
+            <w:pPr>
+              <w:spacing w:after="0" w:line="240" w:lineRule="auto"/>
             </w:pPr>
             <w:r>
               <w:rPr>
@@ -2221,14 +1964,11 @@
         </w:tc>
         <w:tc>
           <w:tcPr>
-            <w:tcW w:w="1535" w:type="dxa"/>
-          </w:tcPr>
-          <w:p>
-            <w:pPr>
-              <w:spacing w:after="0" w:line="240" w:lineRule="auto"/>
-              <w:rPr>
-                <w:rFonts w:hint="eastAsia"/>
-              </w:rPr>
+            <w:tcW w:w="2231" w:type="dxa"/>
+          </w:tcPr>
+          <w:p>
+            <w:pPr>
+              <w:spacing w:after="0" w:line="240" w:lineRule="auto"/>
             </w:pPr>
             <w:r>
               <w:rPr>
@@ -2242,14 +1982,11 @@
       <w:tr>
         <w:tc>
           <w:tcPr>
-            <w:tcW w:w="2284" w:type="dxa"/>
-          </w:tcPr>
-          <w:p>
-            <w:pPr>
-              <w:spacing w:after="0" w:line="240" w:lineRule="auto"/>
-              <w:rPr>
-                <w:rFonts w:hint="eastAsia"/>
-              </w:rPr>
+            <w:tcW w:w="2210" w:type="dxa"/>
+          </w:tcPr>
+          <w:p>
+            <w:pPr>
+              <w:spacing w:after="0" w:line="240" w:lineRule="auto"/>
             </w:pPr>
             <w:r>
               <w:rPr>
@@ -2261,14 +1998,11 @@
         </w:tc>
         <w:tc>
           <w:tcPr>
-            <w:tcW w:w="1616" w:type="dxa"/>
-          </w:tcPr>
-          <w:p>
-            <w:pPr>
-              <w:spacing w:after="0" w:line="240" w:lineRule="auto"/>
-              <w:rPr>
-                <w:rFonts w:hint="eastAsia"/>
-              </w:rPr>
+            <w:tcW w:w="1585" w:type="dxa"/>
+          </w:tcPr>
+          <w:p>
+            <w:pPr>
+              <w:spacing w:after="0" w:line="240" w:lineRule="auto"/>
             </w:pPr>
             <w:r>
               <w:rPr>
@@ -2280,66 +2014,84 @@
         </w:tc>
         <w:tc>
           <w:tcPr>
-            <w:tcW w:w="1474" w:type="dxa"/>
-          </w:tcPr>
-          <w:p>
-            <w:pPr>
-              <w:spacing w:after="0" w:line="240" w:lineRule="auto"/>
-              <w:rPr>
-                <w:rFonts w:hint="eastAsia"/>
-              </w:rPr>
-            </w:pPr>
-          </w:p>
-        </w:tc>
-        <w:tc>
-          <w:tcPr>
-            <w:tcW w:w="1613" w:type="dxa"/>
-          </w:tcPr>
-          <w:p>
-            <w:pPr>
-              <w:spacing w:after="0" w:line="240" w:lineRule="auto"/>
-              <w:rPr>
-                <w:rFonts w:hint="eastAsia"/>
-              </w:rPr>
-            </w:pPr>
-            <w:r>
-              <w:rPr>
-                <w:rFonts w:hint="eastAsia"/>
-              </w:rPr>
-              <w:t>活动id</w:t>
-            </w:r>
-          </w:p>
-        </w:tc>
-        <w:tc>
-          <w:tcPr>
-            <w:tcW w:w="1535" w:type="dxa"/>
-          </w:tcPr>
-          <w:p>
-            <w:pPr>
-              <w:spacing w:after="0" w:line="240" w:lineRule="auto"/>
-              <w:rPr>
-                <w:rFonts w:hint="eastAsia"/>
-              </w:rPr>
-            </w:pPr>
-            <w:r>
-              <w:rPr>
-                <w:rFonts w:hint="eastAsia"/>
-              </w:rPr>
-              <w:t>外码 引用activities</w:t>
-            </w:r>
-          </w:p>
-          <w:p>
-            <w:pPr>
-              <w:spacing w:after="0" w:line="240" w:lineRule="auto"/>
-              <w:rPr>
-                <w:rFonts w:hint="eastAsia"/>
-              </w:rPr>
-            </w:pPr>
-            <w:r>
-              <w:rPr>
-                <w:rFonts w:hint="eastAsia"/>
-              </w:rPr>
-              <w:t>中的activity_id</w:t>
+            <w:tcW w:w="1197" w:type="dxa"/>
+          </w:tcPr>
+          <w:p>
+            <w:pPr>
+              <w:spacing w:after="0" w:line="240" w:lineRule="auto"/>
+            </w:pPr>
+          </w:p>
+        </w:tc>
+        <w:tc>
+          <w:tcPr>
+            <w:tcW w:w="1299" w:type="dxa"/>
+          </w:tcPr>
+          <w:p>
+            <w:pPr>
+              <w:spacing w:after="0" w:line="240" w:lineRule="auto"/>
+            </w:pPr>
+            <w:r>
+              <w:rPr>
+                <w:rFonts w:hint="eastAsia"/>
+              </w:rPr>
+              <w:t>活动</w:t>
+            </w:r>
+            <w:r>
+              <w:rPr>
+                <w:rFonts w:hint="eastAsia"/>
+              </w:rPr>
+              <w:t>id</w:t>
+            </w:r>
+          </w:p>
+        </w:tc>
+        <w:tc>
+          <w:tcPr>
+            <w:tcW w:w="2231" w:type="dxa"/>
+          </w:tcPr>
+          <w:p>
+            <w:pPr>
+              <w:spacing w:after="0" w:line="240" w:lineRule="auto"/>
+            </w:pPr>
+            <w:r>
+              <w:rPr>
+                <w:rFonts w:hint="eastAsia"/>
+              </w:rPr>
+              <w:t>外码</w:t>
+            </w:r>
+            <w:r>
+              <w:rPr>
+                <w:rFonts w:hint="eastAsia"/>
+              </w:rPr>
+              <w:t xml:space="preserve"> </w:t>
+            </w:r>
+            <w:r>
+              <w:rPr>
+                <w:rFonts w:hint="eastAsia"/>
+              </w:rPr>
+              <w:t>引用</w:t>
+            </w:r>
+            <w:r>
+              <w:rPr>
+                <w:rFonts w:hint="eastAsia"/>
+              </w:rPr>
+              <w:t>activities</w:t>
+            </w:r>
+          </w:p>
+          <w:p>
+            <w:pPr>
+              <w:spacing w:after="0" w:line="240" w:lineRule="auto"/>
+            </w:pPr>
+            <w:r>
+              <w:rPr>
+                <w:rFonts w:hint="eastAsia"/>
+              </w:rPr>
+              <w:t>中的</w:t>
+            </w:r>
+            <w:r>
+              <w:rPr>
+                <w:rFonts w:hint="eastAsia"/>
+              </w:rPr>
+              <w:t>activity_id</w:t>
             </w:r>
           </w:p>
         </w:tc>
@@ -2347,14 +2099,11 @@
       <w:tr>
         <w:tc>
           <w:tcPr>
-            <w:tcW w:w="2284" w:type="dxa"/>
-          </w:tcPr>
-          <w:p>
-            <w:pPr>
-              <w:spacing w:after="0" w:line="240" w:lineRule="auto"/>
-              <w:rPr>
-                <w:rFonts w:hint="eastAsia"/>
-              </w:rPr>
+            <w:tcW w:w="2210" w:type="dxa"/>
+          </w:tcPr>
+          <w:p>
+            <w:pPr>
+              <w:spacing w:after="0" w:line="240" w:lineRule="auto"/>
             </w:pPr>
             <w:r>
               <w:rPr>
@@ -2366,14 +2115,11 @@
         </w:tc>
         <w:tc>
           <w:tcPr>
-            <w:tcW w:w="1616" w:type="dxa"/>
-          </w:tcPr>
-          <w:p>
-            <w:pPr>
-              <w:spacing w:after="0" w:line="240" w:lineRule="auto"/>
-              <w:rPr>
-                <w:rFonts w:hint="eastAsia"/>
-              </w:rPr>
+            <w:tcW w:w="1585" w:type="dxa"/>
+          </w:tcPr>
+          <w:p>
+            <w:pPr>
+              <w:spacing w:after="0" w:line="240" w:lineRule="auto"/>
             </w:pPr>
             <w:r>
               <w:rPr>
@@ -2385,52 +2131,79 @@
         </w:tc>
         <w:tc>
           <w:tcPr>
-            <w:tcW w:w="1474" w:type="dxa"/>
-          </w:tcPr>
-          <w:p>
-            <w:pPr>
-              <w:spacing w:after="0" w:line="240" w:lineRule="auto"/>
-              <w:rPr>
-                <w:rFonts w:hint="eastAsia"/>
-              </w:rPr>
-            </w:pPr>
-          </w:p>
-        </w:tc>
-        <w:tc>
-          <w:tcPr>
-            <w:tcW w:w="1613" w:type="dxa"/>
-          </w:tcPr>
-          <w:p>
-            <w:pPr>
-              <w:spacing w:after="0" w:line="240" w:lineRule="auto"/>
-              <w:rPr>
-                <w:rFonts w:hint="eastAsia"/>
-              </w:rPr>
-            </w:pPr>
-            <w:r>
-              <w:rPr>
-                <w:rFonts w:hint="eastAsia"/>
-              </w:rPr>
-              <w:t>宠物id</w:t>
-            </w:r>
-          </w:p>
-        </w:tc>
-        <w:tc>
-          <w:tcPr>
-            <w:tcW w:w="1535" w:type="dxa"/>
-          </w:tcPr>
-          <w:p>
-            <w:pPr>
-              <w:spacing w:after="0" w:line="240" w:lineRule="auto"/>
-              <w:rPr>
-                <w:rFonts w:hint="eastAsia"/>
-              </w:rPr>
-            </w:pPr>
-            <w:r>
-              <w:rPr>
-                <w:rFonts w:hint="eastAsia"/>
-              </w:rPr>
-              <w:t>外码 引用pets中的pet_id</w:t>
+            <w:tcW w:w="1197" w:type="dxa"/>
+          </w:tcPr>
+          <w:p>
+            <w:pPr>
+              <w:spacing w:after="0" w:line="240" w:lineRule="auto"/>
+            </w:pPr>
+          </w:p>
+        </w:tc>
+        <w:tc>
+          <w:tcPr>
+            <w:tcW w:w="1299" w:type="dxa"/>
+          </w:tcPr>
+          <w:p>
+            <w:pPr>
+              <w:spacing w:after="0" w:line="240" w:lineRule="auto"/>
+            </w:pPr>
+            <w:r>
+              <w:rPr>
+                <w:rFonts w:hint="eastAsia"/>
+              </w:rPr>
+              <w:t>宠物</w:t>
+            </w:r>
+            <w:r>
+              <w:rPr>
+                <w:rFonts w:hint="eastAsia"/>
+              </w:rPr>
+              <w:t>id</w:t>
+            </w:r>
+          </w:p>
+        </w:tc>
+        <w:tc>
+          <w:tcPr>
+            <w:tcW w:w="2231" w:type="dxa"/>
+          </w:tcPr>
+          <w:p>
+            <w:pPr>
+              <w:spacing w:after="0" w:line="240" w:lineRule="auto"/>
+            </w:pPr>
+            <w:r>
+              <w:rPr>
+                <w:rFonts w:hint="eastAsia"/>
+              </w:rPr>
+              <w:t>外码</w:t>
+            </w:r>
+            <w:r>
+              <w:rPr>
+                <w:rFonts w:hint="eastAsia"/>
+              </w:rPr>
+              <w:t xml:space="preserve"> </w:t>
+            </w:r>
+            <w:r>
+              <w:rPr>
+                <w:rFonts w:hint="eastAsia"/>
+              </w:rPr>
+              <w:t>引用</w:t>
+            </w:r>
+            <w:r>
+              <w:rPr>
+                <w:rFonts w:hint="eastAsia"/>
+              </w:rPr>
+              <w:t>pets</w:t>
+            </w:r>
+            <w:r>
+              <w:rPr>
+                <w:rFonts w:hint="eastAsia"/>
+              </w:rPr>
+              <w:t>中的</w:t>
+            </w:r>
+            <w:r>
+              <w:rPr>
+                <w:rFonts w:hint="eastAsia"/>
+              </w:rPr>
+              <w:t>pet_id</w:t>
             </w:r>
           </w:p>
         </w:tc>
@@ -2438,14 +2211,11 @@
       <w:tr>
         <w:tc>
           <w:tcPr>
-            <w:tcW w:w="2284" w:type="dxa"/>
-          </w:tcPr>
-          <w:p>
-            <w:pPr>
-              <w:spacing w:after="0" w:line="240" w:lineRule="auto"/>
-              <w:rPr>
-                <w:rFonts w:hint="eastAsia"/>
-              </w:rPr>
+            <w:tcW w:w="2210" w:type="dxa"/>
+          </w:tcPr>
+          <w:p>
+            <w:pPr>
+              <w:spacing w:after="0" w:line="240" w:lineRule="auto"/>
             </w:pPr>
             <w:r>
               <w:rPr>
@@ -2457,14 +2227,11 @@
         </w:tc>
         <w:tc>
           <w:tcPr>
-            <w:tcW w:w="1616" w:type="dxa"/>
-          </w:tcPr>
-          <w:p>
-            <w:pPr>
-              <w:spacing w:after="0" w:line="240" w:lineRule="auto"/>
-              <w:rPr>
-                <w:rFonts w:hint="eastAsia"/>
-              </w:rPr>
+            <w:tcW w:w="1585" w:type="dxa"/>
+          </w:tcPr>
+          <w:p>
+            <w:pPr>
+              <w:spacing w:after="0" w:line="240" w:lineRule="auto"/>
             </w:pPr>
             <w:r>
               <w:rPr>
@@ -2476,27 +2243,21 @@
         </w:tc>
         <w:tc>
           <w:tcPr>
-            <w:tcW w:w="1474" w:type="dxa"/>
-          </w:tcPr>
-          <w:p>
-            <w:pPr>
-              <w:spacing w:after="0" w:line="240" w:lineRule="auto"/>
-              <w:rPr>
-                <w:rFonts w:hint="eastAsia"/>
-              </w:rPr>
-            </w:pPr>
-          </w:p>
-        </w:tc>
-        <w:tc>
-          <w:tcPr>
-            <w:tcW w:w="1613" w:type="dxa"/>
-          </w:tcPr>
-          <w:p>
-            <w:pPr>
-              <w:spacing w:after="0" w:line="240" w:lineRule="auto"/>
-              <w:rPr>
-                <w:rFonts w:hint="eastAsia"/>
-              </w:rPr>
+            <w:tcW w:w="1197" w:type="dxa"/>
+          </w:tcPr>
+          <w:p>
+            <w:pPr>
+              <w:spacing w:after="0" w:line="240" w:lineRule="auto"/>
+            </w:pPr>
+          </w:p>
+        </w:tc>
+        <w:tc>
+          <w:tcPr>
+            <w:tcW w:w="1299" w:type="dxa"/>
+          </w:tcPr>
+          <w:p>
+            <w:pPr>
+              <w:spacing w:after="0" w:line="240" w:lineRule="auto"/>
             </w:pPr>
             <w:r>
               <w:rPr>
@@ -2508,14 +2269,11 @@
         </w:tc>
         <w:tc>
           <w:tcPr>
-            <w:tcW w:w="1535" w:type="dxa"/>
-          </w:tcPr>
-          <w:p>
-            <w:pPr>
-              <w:spacing w:after="0" w:line="240" w:lineRule="auto"/>
-              <w:rPr>
-                <w:rFonts w:hint="eastAsia"/>
-              </w:rPr>
+            <w:tcW w:w="2231" w:type="dxa"/>
+          </w:tcPr>
+          <w:p>
+            <w:pPr>
+              <w:spacing w:after="0" w:line="240" w:lineRule="auto"/>
             </w:pPr>
           </w:p>
         </w:tc>
@@ -2523,14 +2281,11 @@
       <w:tr>
         <w:tc>
           <w:tcPr>
-            <w:tcW w:w="2284" w:type="dxa"/>
-          </w:tcPr>
-          <w:p>
-            <w:pPr>
-              <w:spacing w:after="0" w:line="240" w:lineRule="auto"/>
-              <w:rPr>
-                <w:rFonts w:hint="eastAsia"/>
-              </w:rPr>
+            <w:tcW w:w="2210" w:type="dxa"/>
+          </w:tcPr>
+          <w:p>
+            <w:pPr>
+              <w:spacing w:after="0" w:line="240" w:lineRule="auto"/>
             </w:pPr>
             <w:r>
               <w:rPr>
@@ -2542,14 +2297,11 @@
         </w:tc>
         <w:tc>
           <w:tcPr>
-            <w:tcW w:w="1616" w:type="dxa"/>
-          </w:tcPr>
-          <w:p>
-            <w:pPr>
-              <w:spacing w:after="0" w:line="240" w:lineRule="auto"/>
-              <w:rPr>
-                <w:rFonts w:hint="eastAsia"/>
-              </w:rPr>
+            <w:tcW w:w="1585" w:type="dxa"/>
+          </w:tcPr>
+          <w:p>
+            <w:pPr>
+              <w:spacing w:after="0" w:line="240" w:lineRule="auto"/>
             </w:pPr>
             <w:r>
               <w:rPr>
@@ -2561,27 +2313,21 @@
         </w:tc>
         <w:tc>
           <w:tcPr>
-            <w:tcW w:w="1474" w:type="dxa"/>
-          </w:tcPr>
-          <w:p>
-            <w:pPr>
-              <w:spacing w:after="0" w:line="240" w:lineRule="auto"/>
-              <w:rPr>
-                <w:rFonts w:hint="eastAsia"/>
-              </w:rPr>
-            </w:pPr>
-          </w:p>
-        </w:tc>
-        <w:tc>
-          <w:tcPr>
-            <w:tcW w:w="1613" w:type="dxa"/>
-          </w:tcPr>
-          <w:p>
-            <w:pPr>
-              <w:spacing w:after="0" w:line="240" w:lineRule="auto"/>
-              <w:rPr>
-                <w:rFonts w:hint="eastAsia"/>
-              </w:rPr>
+            <w:tcW w:w="1197" w:type="dxa"/>
+          </w:tcPr>
+          <w:p>
+            <w:pPr>
+              <w:spacing w:after="0" w:line="240" w:lineRule="auto"/>
+            </w:pPr>
+          </w:p>
+        </w:tc>
+        <w:tc>
+          <w:tcPr>
+            <w:tcW w:w="1299" w:type="dxa"/>
+          </w:tcPr>
+          <w:p>
+            <w:pPr>
+              <w:spacing w:after="0" w:line="240" w:lineRule="auto"/>
             </w:pPr>
             <w:r>
               <w:rPr>
@@ -2593,14 +2339,11 @@
         </w:tc>
         <w:tc>
           <w:tcPr>
-            <w:tcW w:w="1535" w:type="dxa"/>
-          </w:tcPr>
-          <w:p>
-            <w:pPr>
-              <w:spacing w:after="0" w:line="240" w:lineRule="auto"/>
-              <w:rPr>
-                <w:rFonts w:hint="eastAsia"/>
-              </w:rPr>
+            <w:tcW w:w="2231" w:type="dxa"/>
+          </w:tcPr>
+          <w:p>
+            <w:pPr>
+              <w:spacing w:after="0" w:line="240" w:lineRule="auto"/>
             </w:pPr>
           </w:p>
         </w:tc>
@@ -2608,14 +2351,11 @@
       <w:tr>
         <w:tc>
           <w:tcPr>
-            <w:tcW w:w="2284" w:type="dxa"/>
-          </w:tcPr>
-          <w:p>
-            <w:pPr>
-              <w:spacing w:after="0" w:line="240" w:lineRule="auto"/>
-              <w:rPr>
-                <w:rFonts w:hint="eastAsia"/>
-              </w:rPr>
+            <w:tcW w:w="2210" w:type="dxa"/>
+          </w:tcPr>
+          <w:p>
+            <w:pPr>
+              <w:spacing w:after="0" w:line="240" w:lineRule="auto"/>
             </w:pPr>
             <w:r>
               <w:rPr>
@@ -2627,14 +2367,11 @@
         </w:tc>
         <w:tc>
           <w:tcPr>
-            <w:tcW w:w="1616" w:type="dxa"/>
-          </w:tcPr>
-          <w:p>
-            <w:pPr>
-              <w:spacing w:after="0" w:line="240" w:lineRule="auto"/>
-              <w:rPr>
-                <w:rFonts w:hint="eastAsia"/>
-              </w:rPr>
+            <w:tcW w:w="1585" w:type="dxa"/>
+          </w:tcPr>
+          <w:p>
+            <w:pPr>
+              <w:spacing w:after="0" w:line="240" w:lineRule="auto"/>
             </w:pPr>
             <w:r>
               <w:rPr>
@@ -2646,46 +2383,43 @@
         </w:tc>
         <w:tc>
           <w:tcPr>
-            <w:tcW w:w="1474" w:type="dxa"/>
-          </w:tcPr>
-          <w:p>
-            <w:pPr>
-              <w:spacing w:after="0" w:line="240" w:lineRule="auto"/>
-              <w:rPr>
-                <w:rFonts w:hint="eastAsia"/>
-              </w:rPr>
-            </w:pPr>
-          </w:p>
-        </w:tc>
-        <w:tc>
-          <w:tcPr>
-            <w:tcW w:w="1613" w:type="dxa"/>
-          </w:tcPr>
-          <w:p>
-            <w:pPr>
-              <w:spacing w:after="0" w:line="240" w:lineRule="auto"/>
-              <w:rPr>
-                <w:rFonts w:hint="eastAsia"/>
-              </w:rPr>
-            </w:pPr>
-            <w:r>
-              <w:rPr>
-                <w:rFonts w:hint="eastAsia"/>
-              </w:rPr>
-              <w:t>活动记录id</w:t>
-            </w:r>
-          </w:p>
-        </w:tc>
-        <w:tc>
-          <w:tcPr>
-            <w:tcW w:w="1535" w:type="dxa"/>
-          </w:tcPr>
-          <w:p>
-            <w:pPr>
-              <w:spacing w:after="0" w:line="240" w:lineRule="auto"/>
-              <w:rPr>
-                <w:rFonts w:hint="eastAsia"/>
-              </w:rPr>
+            <w:tcW w:w="1197" w:type="dxa"/>
+          </w:tcPr>
+          <w:p>
+            <w:pPr>
+              <w:spacing w:after="0" w:line="240" w:lineRule="auto"/>
+            </w:pPr>
+          </w:p>
+        </w:tc>
+        <w:tc>
+          <w:tcPr>
+            <w:tcW w:w="1299" w:type="dxa"/>
+          </w:tcPr>
+          <w:p>
+            <w:pPr>
+              <w:spacing w:after="0" w:line="240" w:lineRule="auto"/>
+            </w:pPr>
+            <w:r>
+              <w:rPr>
+                <w:rFonts w:hint="eastAsia"/>
+              </w:rPr>
+              <w:t>活动记录</w:t>
+            </w:r>
+            <w:r>
+              <w:rPr>
+                <w:rFonts w:hint="eastAsia"/>
+              </w:rPr>
+              <w:t>id</w:t>
+            </w:r>
+          </w:p>
+        </w:tc>
+        <w:tc>
+          <w:tcPr>
+            <w:tcW w:w="2231" w:type="dxa"/>
+          </w:tcPr>
+          <w:p>
+            <w:pPr>
+              <w:spacing w:after="0" w:line="240" w:lineRule="auto"/>
             </w:pPr>
             <w:r>
               <w:rPr>
@@ -2699,14 +2433,11 @@
       <w:tr>
         <w:tc>
           <w:tcPr>
-            <w:tcW w:w="2284" w:type="dxa"/>
-          </w:tcPr>
-          <w:p>
-            <w:pPr>
-              <w:spacing w:after="0" w:line="240" w:lineRule="auto"/>
-              <w:rPr>
-                <w:rFonts w:hint="eastAsia"/>
-              </w:rPr>
+            <w:tcW w:w="2210" w:type="dxa"/>
+          </w:tcPr>
+          <w:p>
+            <w:pPr>
+              <w:spacing w:after="0" w:line="240" w:lineRule="auto"/>
             </w:pPr>
             <w:r>
               <w:rPr>
@@ -2718,14 +2449,11 @@
         </w:tc>
         <w:tc>
           <w:tcPr>
-            <w:tcW w:w="1616" w:type="dxa"/>
-          </w:tcPr>
-          <w:p>
-            <w:pPr>
-              <w:spacing w:after="0" w:line="240" w:lineRule="auto"/>
-              <w:rPr>
-                <w:rFonts w:hint="eastAsia"/>
-              </w:rPr>
+            <w:tcW w:w="1585" w:type="dxa"/>
+          </w:tcPr>
+          <w:p>
+            <w:pPr>
+              <w:spacing w:after="0" w:line="240" w:lineRule="auto"/>
             </w:pPr>
             <w:r>
               <w:rPr>
@@ -2737,27 +2465,21 @@
         </w:tc>
         <w:tc>
           <w:tcPr>
-            <w:tcW w:w="1474" w:type="dxa"/>
-          </w:tcPr>
-          <w:p>
-            <w:pPr>
-              <w:spacing w:after="0" w:line="240" w:lineRule="auto"/>
-              <w:rPr>
-                <w:rFonts w:hint="eastAsia"/>
-              </w:rPr>
-            </w:pPr>
-          </w:p>
-        </w:tc>
-        <w:tc>
-          <w:tcPr>
-            <w:tcW w:w="1613" w:type="dxa"/>
-          </w:tcPr>
-          <w:p>
-            <w:pPr>
-              <w:spacing w:after="0" w:line="240" w:lineRule="auto"/>
-              <w:rPr>
-                <w:rFonts w:hint="eastAsia"/>
-              </w:rPr>
+            <w:tcW w:w="1197" w:type="dxa"/>
+          </w:tcPr>
+          <w:p>
+            <w:pPr>
+              <w:spacing w:after="0" w:line="240" w:lineRule="auto"/>
+            </w:pPr>
+          </w:p>
+        </w:tc>
+        <w:tc>
+          <w:tcPr>
+            <w:tcW w:w="1299" w:type="dxa"/>
+          </w:tcPr>
+          <w:p>
+            <w:pPr>
+              <w:spacing w:after="0" w:line="240" w:lineRule="auto"/>
             </w:pPr>
             <w:r>
               <w:rPr>
@@ -2769,14 +2491,11 @@
         </w:tc>
         <w:tc>
           <w:tcPr>
-            <w:tcW w:w="1535" w:type="dxa"/>
-          </w:tcPr>
-          <w:p>
-            <w:pPr>
-              <w:spacing w:after="0" w:line="240" w:lineRule="auto"/>
-              <w:rPr>
-                <w:rFonts w:hint="eastAsia"/>
-              </w:rPr>
+            <w:tcW w:w="2231" w:type="dxa"/>
+          </w:tcPr>
+          <w:p>
+            <w:pPr>
+              <w:spacing w:after="0" w:line="240" w:lineRule="auto"/>
             </w:pPr>
             <w:r>
               <w:t>‘</w:t>
@@ -2812,9 +2531,6 @@
           <w:p>
             <w:pPr>
               <w:spacing w:after="0" w:line="240" w:lineRule="auto"/>
-              <w:rPr>
-                <w:rFonts w:hint="eastAsia"/>
-              </w:rPr>
             </w:pPr>
             <w:r>
               <w:rPr>
@@ -2833,120 +2549,13 @@
             </w:r>
             <w:r>
               <w:t>’</w:t>
-            </w:r>
-          </w:p>
-        </w:tc>
-      </w:tr>
-      <w:tr>
-        <w:tc>
-          <w:tcPr>
-            <w:tcW w:w="2284" w:type="dxa"/>
-            <w:shd w:val="clear" w:color="auto" w:fill="auto"/>
-          </w:tcPr>
-          <w:p>
-            <w:pPr>
-              <w:spacing w:after="0" w:line="240" w:lineRule="auto"/>
-              <w:rPr>
-                <w:rFonts w:hint="eastAsia"/>
-              </w:rPr>
-            </w:pPr>
-            <w:r>
-              <w:rPr>
-                <w:rFonts w:hint="eastAsia"/>
-              </w:rPr>
-              <w:t>thaw_expire_time</w:t>
-            </w:r>
-          </w:p>
-        </w:tc>
-        <w:tc>
-          <w:tcPr>
-            <w:tcW w:w="1616" w:type="dxa"/>
-            <w:shd w:val="clear" w:color="auto" w:fill="auto"/>
-          </w:tcPr>
-          <w:p>
-            <w:pPr>
-              <w:spacing w:after="0" w:line="240" w:lineRule="auto"/>
-              <w:rPr>
-                <w:rFonts w:hint="eastAsia"/>
-              </w:rPr>
-            </w:pPr>
-            <w:r>
-              <w:rPr>
-                <w:rFonts w:hint="eastAsia"/>
-              </w:rPr>
-              <w:t>datetime</w:t>
-            </w:r>
-          </w:p>
-        </w:tc>
-        <w:tc>
-          <w:tcPr>
-            <w:tcW w:w="1474" w:type="dxa"/>
-            <w:shd w:val="clear" w:color="auto" w:fill="auto"/>
-          </w:tcPr>
-          <w:p>
-            <w:pPr>
-              <w:spacing w:after="0" w:line="240" w:lineRule="auto"/>
-              <w:rPr>
-                <w:rFonts w:hint="eastAsia"/>
-              </w:rPr>
-            </w:pPr>
-          </w:p>
-        </w:tc>
-        <w:tc>
-          <w:tcPr>
-            <w:tcW w:w="1613" w:type="dxa"/>
-            <w:shd w:val="clear" w:color="auto" w:fill="auto"/>
-          </w:tcPr>
-          <w:p>
-            <w:pPr>
-              <w:spacing w:after="0" w:line="240" w:lineRule="auto"/>
-              <w:rPr>
-                <w:rFonts w:hint="eastAsia"/>
-              </w:rPr>
-            </w:pPr>
-            <w:r>
-              <w:rPr>
-                <w:rFonts w:hint="eastAsia"/>
-              </w:rPr>
-              <w:t>解冻终止时间</w:t>
-            </w:r>
-          </w:p>
-        </w:tc>
-        <w:tc>
-          <w:tcPr>
-            <w:tcW w:w="1535" w:type="dxa"/>
-            <w:shd w:val="clear" w:color="auto" w:fill="auto"/>
-          </w:tcPr>
-          <w:p>
-            <w:pPr>
-              <w:spacing w:after="0" w:line="240" w:lineRule="auto"/>
-              <w:rPr>
-                <w:rFonts w:hint="eastAsia"/>
-              </w:rPr>
-            </w:pPr>
-            <w:r>
-              <w:rPr>
-                <w:rFonts w:hint="eastAsia"/>
-              </w:rPr>
-              <w:t>解冻时间+10min</w:t>
             </w:r>
           </w:p>
         </w:tc>
       </w:tr>
     </w:tbl>
+    <w:p/>
     <w:p>
-      <w:pPr>
-        <w:rPr>
-          <w:rFonts w:hint="eastAsia"/>
-        </w:rPr>
-      </w:pPr>
-    </w:p>
-    <w:p>
-      <w:pPr>
-        <w:rPr>
-          <w:rFonts w:hint="eastAsia"/>
-        </w:rPr>
-      </w:pPr>
       <w:r>
         <w:rPr>
           <w:rFonts w:hint="eastAsia"/>
@@ -2955,11 +2564,6 @@
       </w:r>
     </w:p>
     <w:p>
-      <w:pPr>
-        <w:rPr>
-          <w:rFonts w:hint="eastAsia"/>
-        </w:rPr>
-      </w:pPr>
       <w:r>
         <w:rPr>
           <w:rFonts w:hint="eastAsia"/>
@@ -2969,7 +2573,7 @@
     </w:p>
     <w:tbl>
       <w:tblPr>
-        <w:tblStyle w:val="ab"/>
+        <w:tblStyle w:val="TableGrid"/>
         <w:tblW w:w="0" w:type="auto"/>
         <w:tblLook w:val="04A0" w:firstRow="1" w:lastRow="0" w:firstColumn="1" w:lastColumn="0" w:noHBand="0" w:noVBand="1"/>
       </w:tblPr>
@@ -2988,9 +2592,6 @@
           <w:p>
             <w:pPr>
               <w:spacing w:after="0" w:line="240" w:lineRule="auto"/>
-              <w:rPr>
-                <w:rFonts w:hint="eastAsia"/>
-              </w:rPr>
             </w:pPr>
             <w:r>
               <w:rPr>
@@ -3007,9 +2608,6 @@
           <w:p>
             <w:pPr>
               <w:spacing w:after="0" w:line="240" w:lineRule="auto"/>
-              <w:rPr>
-                <w:rFonts w:hint="eastAsia"/>
-              </w:rPr>
             </w:pPr>
             <w:r>
               <w:rPr>
@@ -3026,9 +2624,6 @@
           <w:p>
             <w:pPr>
               <w:spacing w:after="0" w:line="240" w:lineRule="auto"/>
-              <w:rPr>
-                <w:rFonts w:hint="eastAsia"/>
-              </w:rPr>
             </w:pPr>
             <w:r>
               <w:rPr>
@@ -3045,9 +2640,6 @@
           <w:p>
             <w:pPr>
               <w:spacing w:after="0" w:line="240" w:lineRule="auto"/>
-              <w:rPr>
-                <w:rFonts w:hint="eastAsia"/>
-              </w:rPr>
             </w:pPr>
             <w:r>
               <w:rPr>
@@ -3064,9 +2656,6 @@
           <w:p>
             <w:pPr>
               <w:spacing w:after="0" w:line="240" w:lineRule="auto"/>
-              <w:rPr>
-                <w:rFonts w:hint="eastAsia"/>
-              </w:rPr>
             </w:pPr>
             <w:r>
               <w:rPr>
@@ -3085,9 +2674,6 @@
           <w:p>
             <w:pPr>
               <w:spacing w:after="0" w:line="240" w:lineRule="auto"/>
-              <w:rPr>
-                <w:rFonts w:hint="eastAsia"/>
-              </w:rPr>
             </w:pPr>
             <w:r>
               <w:rPr>
@@ -3104,9 +2690,6 @@
           <w:p>
             <w:pPr>
               <w:spacing w:after="0" w:line="240" w:lineRule="auto"/>
-              <w:rPr>
-                <w:rFonts w:hint="eastAsia"/>
-              </w:rPr>
             </w:pPr>
             <w:r>
               <w:rPr>
@@ -3123,9 +2706,6 @@
           <w:p>
             <w:pPr>
               <w:spacing w:after="0" w:line="240" w:lineRule="auto"/>
-              <w:rPr>
-                <w:rFonts w:hint="eastAsia"/>
-              </w:rPr>
             </w:pPr>
           </w:p>
         </w:tc>
@@ -3136,15 +2716,18 @@
           <w:p>
             <w:pPr>
               <w:spacing w:after="0" w:line="240" w:lineRule="auto"/>
-              <w:rPr>
-                <w:rFonts w:hint="eastAsia"/>
-              </w:rPr>
-            </w:pPr>
-            <w:r>
-              <w:rPr>
-                <w:rFonts w:hint="eastAsia"/>
-              </w:rPr>
-              <w:t>用户id</w:t>
+            </w:pPr>
+            <w:r>
+              <w:rPr>
+                <w:rFonts w:hint="eastAsia"/>
+              </w:rPr>
+              <w:t>用户</w:t>
+            </w:r>
+            <w:r>
+              <w:rPr>
+                <w:rFonts w:hint="eastAsia"/>
+              </w:rPr>
+              <w:t>id</w:t>
             </w:r>
           </w:p>
         </w:tc>
@@ -3155,9 +2738,6 @@
           <w:p>
             <w:pPr>
               <w:spacing w:after="0" w:line="240" w:lineRule="auto"/>
-              <w:rPr>
-                <w:rFonts w:hint="eastAsia"/>
-              </w:rPr>
             </w:pPr>
             <w:r>
               <w:rPr>
@@ -3176,9 +2756,6 @@
           <w:p>
             <w:pPr>
               <w:spacing w:after="0" w:line="240" w:lineRule="auto"/>
-              <w:rPr>
-                <w:rFonts w:hint="eastAsia"/>
-              </w:rPr>
             </w:pPr>
             <w:r>
               <w:rPr>
@@ -3195,9 +2772,6 @@
           <w:p>
             <w:pPr>
               <w:spacing w:after="0" w:line="240" w:lineRule="auto"/>
-              <w:rPr>
-                <w:rFonts w:hint="eastAsia"/>
-              </w:rPr>
             </w:pPr>
             <w:r>
               <w:rPr>
@@ -3214,9 +2788,6 @@
           <w:p>
             <w:pPr>
               <w:spacing w:after="0" w:line="240" w:lineRule="auto"/>
-              <w:rPr>
-                <w:rFonts w:hint="eastAsia"/>
-              </w:rPr>
             </w:pPr>
           </w:p>
         </w:tc>
@@ -3227,9 +2798,6 @@
           <w:p>
             <w:pPr>
               <w:spacing w:after="0" w:line="240" w:lineRule="auto"/>
-              <w:rPr>
-                <w:rFonts w:hint="eastAsia"/>
-              </w:rPr>
             </w:pPr>
             <w:r>
               <w:rPr>
@@ -3246,9 +2814,6 @@
           <w:p>
             <w:pPr>
               <w:spacing w:after="0" w:line="240" w:lineRule="auto"/>
-              <w:rPr>
-                <w:rFonts w:hint="eastAsia"/>
-              </w:rPr>
             </w:pPr>
           </w:p>
         </w:tc>
@@ -3261,9 +2826,6 @@
           <w:p>
             <w:pPr>
               <w:spacing w:after="0" w:line="240" w:lineRule="auto"/>
-              <w:rPr>
-                <w:rFonts w:hint="eastAsia"/>
-              </w:rPr>
             </w:pPr>
             <w:r>
               <w:t>password_hash</w:t>
@@ -3277,9 +2839,6 @@
           <w:p>
             <w:pPr>
               <w:spacing w:after="0" w:line="240" w:lineRule="auto"/>
-              <w:rPr>
-                <w:rFonts w:hint="eastAsia"/>
-              </w:rPr>
             </w:pPr>
             <w:r>
               <w:rPr>
@@ -3296,9 +2855,6 @@
           <w:p>
             <w:pPr>
               <w:spacing w:after="0" w:line="240" w:lineRule="auto"/>
-              <w:rPr>
-                <w:rFonts w:hint="eastAsia"/>
-              </w:rPr>
             </w:pPr>
           </w:p>
         </w:tc>
@@ -3309,9 +2865,6 @@
           <w:p>
             <w:pPr>
               <w:spacing w:after="0" w:line="240" w:lineRule="auto"/>
-              <w:rPr>
-                <w:rFonts w:hint="eastAsia"/>
-              </w:rPr>
             </w:pPr>
             <w:r>
               <w:rPr>
@@ -3328,9 +2881,6 @@
           <w:p>
             <w:pPr>
               <w:spacing w:after="0" w:line="240" w:lineRule="auto"/>
-              <w:rPr>
-                <w:rFonts w:hint="eastAsia"/>
-              </w:rPr>
             </w:pPr>
           </w:p>
         </w:tc>
@@ -3343,9 +2893,6 @@
           <w:p>
             <w:pPr>
               <w:spacing w:after="0" w:line="240" w:lineRule="auto"/>
-              <w:rPr>
-                <w:rFonts w:hint="eastAsia"/>
-              </w:rPr>
             </w:pPr>
             <w:r>
               <w:rPr>
@@ -3374,15 +2921,18 @@
           <w:p>
             <w:pPr>
               <w:spacing w:after="0" w:line="240" w:lineRule="auto"/>
-              <w:rPr>
-                <w:rFonts w:hint="eastAsia"/>
-              </w:rPr>
-            </w:pPr>
-            <w:r>
-              <w:rPr>
-                <w:rFonts w:hint="eastAsia"/>
-              </w:rPr>
-              <w:t>dateTime</w:t>
+            </w:pPr>
+            <w:r>
+              <w:rPr>
+                <w:rFonts w:hint="eastAsia"/>
+              </w:rPr>
+              <w:t>d</w:t>
+            </w:r>
+            <w:r>
+              <w:rPr>
+                <w:rFonts w:hint="eastAsia"/>
+              </w:rPr>
+              <w:t>ateTime</w:t>
             </w:r>
           </w:p>
         </w:tc>
@@ -3393,9 +2943,6 @@
           <w:p>
             <w:pPr>
               <w:spacing w:after="0" w:line="240" w:lineRule="auto"/>
-              <w:rPr>
-                <w:rFonts w:hint="eastAsia"/>
-              </w:rPr>
             </w:pPr>
           </w:p>
         </w:tc>
@@ -3406,9 +2953,6 @@
           <w:p>
             <w:pPr>
               <w:spacing w:after="0" w:line="240" w:lineRule="auto"/>
-              <w:rPr>
-                <w:rFonts w:hint="eastAsia"/>
-              </w:rPr>
             </w:pPr>
             <w:r>
               <w:rPr>
@@ -3425,9 +2969,6 @@
           <w:p>
             <w:pPr>
               <w:spacing w:after="0" w:line="240" w:lineRule="auto"/>
-              <w:rPr>
-                <w:rFonts w:hint="eastAsia"/>
-              </w:rPr>
             </w:pPr>
           </w:p>
         </w:tc>
@@ -3439,13 +2980,10 @@
           <w:rFonts w:hint="eastAsia"/>
         </w:rPr>
       </w:pPr>
+      <w:bookmarkStart w:id="0" w:name="_GoBack"/>
+      <w:bookmarkEnd w:id="0"/>
     </w:p>
     <w:p>
-      <w:pPr>
-        <w:rPr>
-          <w:rFonts w:hint="eastAsia"/>
-        </w:rPr>
-      </w:pPr>
       <w:r>
         <w:rPr>
           <w:rFonts w:hint="eastAsia"/>
@@ -3454,11 +2992,6 @@
       </w:r>
     </w:p>
     <w:p>
-      <w:pPr>
-        <w:rPr>
-          <w:rFonts w:hint="eastAsia"/>
-        </w:rPr>
-      </w:pPr>
       <w:r>
         <w:rPr>
           <w:rFonts w:hint="eastAsia"/>
@@ -3468,7 +3001,7 @@
     </w:p>
     <w:tbl>
       <w:tblPr>
-        <w:tblStyle w:val="ab"/>
+        <w:tblStyle w:val="TableGrid"/>
         <w:tblW w:w="0" w:type="auto"/>
         <w:tblLook w:val="04A0" w:firstRow="1" w:lastRow="0" w:firstColumn="1" w:lastColumn="0" w:noHBand="0" w:noVBand="1"/>
       </w:tblPr>
@@ -3487,9 +3020,6 @@
           <w:p>
             <w:pPr>
               <w:spacing w:after="0" w:line="240" w:lineRule="auto"/>
-              <w:rPr>
-                <w:rFonts w:hint="eastAsia"/>
-              </w:rPr>
             </w:pPr>
             <w:r>
               <w:rPr>
@@ -3506,9 +3036,6 @@
           <w:p>
             <w:pPr>
               <w:spacing w:after="0" w:line="240" w:lineRule="auto"/>
-              <w:rPr>
-                <w:rFonts w:hint="eastAsia"/>
-              </w:rPr>
             </w:pPr>
             <w:r>
               <w:rPr>
@@ -3525,9 +3052,6 @@
           <w:p>
             <w:pPr>
               <w:spacing w:after="0" w:line="240" w:lineRule="auto"/>
-              <w:rPr>
-                <w:rFonts w:hint="eastAsia"/>
-              </w:rPr>
             </w:pPr>
             <w:r>
               <w:rPr>
@@ -3544,9 +3068,6 @@
           <w:p>
             <w:pPr>
               <w:spacing w:after="0" w:line="240" w:lineRule="auto"/>
-              <w:rPr>
-                <w:rFonts w:hint="eastAsia"/>
-              </w:rPr>
             </w:pPr>
             <w:r>
               <w:rPr>
@@ -3563,9 +3084,6 @@
           <w:p>
             <w:pPr>
               <w:spacing w:after="0" w:line="240" w:lineRule="auto"/>
-              <w:rPr>
-                <w:rFonts w:hint="eastAsia"/>
-              </w:rPr>
             </w:pPr>
             <w:r>
               <w:rPr>
@@ -3584,9 +3102,6 @@
           <w:p>
             <w:pPr>
               <w:spacing w:after="0" w:line="240" w:lineRule="auto"/>
-              <w:rPr>
-                <w:rFonts w:hint="eastAsia"/>
-              </w:rPr>
             </w:pPr>
             <w:r>
               <w:rPr>
@@ -3603,9 +3118,6 @@
           <w:p>
             <w:pPr>
               <w:spacing w:after="0" w:line="240" w:lineRule="auto"/>
-              <w:rPr>
-                <w:rFonts w:hint="eastAsia"/>
-              </w:rPr>
             </w:pPr>
             <w:r>
               <w:rPr>
@@ -3622,9 +3134,6 @@
           <w:p>
             <w:pPr>
               <w:spacing w:after="0" w:line="240" w:lineRule="auto"/>
-              <w:rPr>
-                <w:rFonts w:hint="eastAsia"/>
-              </w:rPr>
             </w:pPr>
           </w:p>
         </w:tc>
@@ -3635,15 +3144,18 @@
           <w:p>
             <w:pPr>
               <w:spacing w:after="0" w:line="240" w:lineRule="auto"/>
-              <w:rPr>
-                <w:rFonts w:hint="eastAsia"/>
-              </w:rPr>
-            </w:pPr>
-            <w:r>
-              <w:rPr>
-                <w:rFonts w:hint="eastAsia"/>
-              </w:rPr>
-              <w:t>媒体文件id</w:t>
+            </w:pPr>
+            <w:r>
+              <w:rPr>
+                <w:rFonts w:hint="eastAsia"/>
+              </w:rPr>
+              <w:t>媒体文件</w:t>
+            </w:r>
+            <w:r>
+              <w:rPr>
+                <w:rFonts w:hint="eastAsia"/>
+              </w:rPr>
+              <w:t>id</w:t>
             </w:r>
           </w:p>
         </w:tc>
@@ -3654,9 +3166,6 @@
           <w:p>
             <w:pPr>
               <w:spacing w:after="0" w:line="240" w:lineRule="auto"/>
-              <w:rPr>
-                <w:rFonts w:hint="eastAsia"/>
-              </w:rPr>
             </w:pPr>
             <w:r>
               <w:rPr>
@@ -3675,9 +3184,6 @@
           <w:p>
             <w:pPr>
               <w:spacing w:after="0" w:line="240" w:lineRule="auto"/>
-              <w:rPr>
-                <w:rFonts w:hint="eastAsia"/>
-              </w:rPr>
             </w:pPr>
             <w:r>
               <w:rPr>
@@ -3694,9 +3200,6 @@
           <w:p>
             <w:pPr>
               <w:spacing w:after="0" w:line="240" w:lineRule="auto"/>
-              <w:rPr>
-                <w:rFonts w:hint="eastAsia"/>
-              </w:rPr>
             </w:pPr>
             <w:r>
               <w:rPr>
@@ -3713,9 +3216,6 @@
           <w:p>
             <w:pPr>
               <w:spacing w:after="0" w:line="240" w:lineRule="auto"/>
-              <w:rPr>
-                <w:rFonts w:hint="eastAsia"/>
-              </w:rPr>
             </w:pPr>
           </w:p>
         </w:tc>
@@ -3726,9 +3226,6 @@
           <w:p>
             <w:pPr>
               <w:spacing w:after="0" w:line="240" w:lineRule="auto"/>
-              <w:rPr>
-                <w:rFonts w:hint="eastAsia"/>
-              </w:rPr>
             </w:pPr>
             <w:r>
               <w:rPr>
@@ -3745,9 +3242,6 @@
           <w:p>
             <w:pPr>
               <w:spacing w:after="0" w:line="240" w:lineRule="auto"/>
-              <w:rPr>
-                <w:rFonts w:hint="eastAsia"/>
-              </w:rPr>
             </w:pPr>
           </w:p>
         </w:tc>
@@ -3760,9 +3254,6 @@
           <w:p>
             <w:pPr>
               <w:spacing w:after="0" w:line="240" w:lineRule="auto"/>
-              <w:rPr>
-                <w:rFonts w:hint="eastAsia"/>
-              </w:rPr>
             </w:pPr>
             <w:r>
               <w:rPr>
@@ -3779,9 +3270,6 @@
           <w:p>
             <w:pPr>
               <w:spacing w:after="0" w:line="240" w:lineRule="auto"/>
-              <w:rPr>
-                <w:rFonts w:hint="eastAsia"/>
-              </w:rPr>
             </w:pPr>
             <w:r>
               <w:rPr>
@@ -3798,9 +3286,6 @@
           <w:p>
             <w:pPr>
               <w:spacing w:after="0" w:line="240" w:lineRule="auto"/>
-              <w:rPr>
-                <w:rFonts w:hint="eastAsia"/>
-              </w:rPr>
             </w:pPr>
           </w:p>
         </w:tc>
@@ -3811,9 +3296,6 @@
           <w:p>
             <w:pPr>
               <w:spacing w:after="0" w:line="240" w:lineRule="auto"/>
-              <w:rPr>
-                <w:rFonts w:hint="eastAsia"/>
-              </w:rPr>
             </w:pPr>
             <w:r>
               <w:rPr>
@@ -3825,8 +3307,13 @@
               <w:rPr>
                 <w:rFonts w:hint="eastAsia"/>
               </w:rPr>
-              <w:lastRenderedPageBreak/>
-              <w:t>COS上的存储位置</w:t>
+              <w:t>COS</w:t>
+            </w:r>
+            <w:r>
+              <w:rPr>
+                <w:rFonts w:hint="eastAsia"/>
+              </w:rPr>
+              <w:t>上的存储位置</w:t>
             </w:r>
           </w:p>
         </w:tc>
@@ -3837,9 +3324,6 @@
           <w:p>
             <w:pPr>
               <w:spacing w:after="0" w:line="240" w:lineRule="auto"/>
-              <w:rPr>
-                <w:rFonts w:hint="eastAsia"/>
-              </w:rPr>
             </w:pPr>
           </w:p>
         </w:tc>
@@ -3852,14 +3336,12 @@
           <w:p>
             <w:pPr>
               <w:spacing w:after="0" w:line="240" w:lineRule="auto"/>
-              <w:rPr>
-                <w:rFonts w:hint="eastAsia"/>
-              </w:rPr>
-            </w:pPr>
-            <w:r>
-              <w:rPr>
-                <w:rFonts w:hint="eastAsia"/>
-              </w:rPr>
+            </w:pPr>
+            <w:r>
+              <w:rPr>
+                <w:rFonts w:hint="eastAsia"/>
+              </w:rPr>
+              <w:lastRenderedPageBreak/>
               <w:t>file_type</w:t>
             </w:r>
           </w:p>
@@ -3871,9 +3353,6 @@
           <w:p>
             <w:pPr>
               <w:spacing w:after="0" w:line="240" w:lineRule="auto"/>
-              <w:rPr>
-                <w:rFonts w:hint="eastAsia"/>
-              </w:rPr>
             </w:pPr>
             <w:r>
               <w:rPr>
@@ -3890,9 +3369,6 @@
           <w:p>
             <w:pPr>
               <w:spacing w:after="0" w:line="240" w:lineRule="auto"/>
-              <w:rPr>
-                <w:rFonts w:hint="eastAsia"/>
-              </w:rPr>
             </w:pPr>
           </w:p>
         </w:tc>
@@ -3903,9 +3379,6 @@
           <w:p>
             <w:pPr>
               <w:spacing w:after="0" w:line="240" w:lineRule="auto"/>
-              <w:rPr>
-                <w:rFonts w:hint="eastAsia"/>
-              </w:rPr>
             </w:pPr>
             <w:r>
               <w:rPr>
@@ -3922,9 +3395,6 @@
           <w:p>
             <w:pPr>
               <w:spacing w:after="0" w:line="240" w:lineRule="auto"/>
-              <w:rPr>
-                <w:rFonts w:hint="eastAsia"/>
-              </w:rPr>
             </w:pPr>
           </w:p>
         </w:tc>
@@ -3937,9 +3407,6 @@
           <w:p>
             <w:pPr>
               <w:spacing w:after="0" w:line="240" w:lineRule="auto"/>
-              <w:rPr>
-                <w:rFonts w:hint="eastAsia"/>
-              </w:rPr>
             </w:pPr>
             <w:r>
               <w:rPr>
@@ -3956,15 +3423,30 @@
           <w:p>
             <w:pPr>
               <w:spacing w:after="0" w:line="240" w:lineRule="auto"/>
-              <w:rPr>
-                <w:rFonts w:hint="eastAsia"/>
-              </w:rPr>
-            </w:pPr>
-            <w:r>
-              <w:rPr>
-                <w:rFonts w:hint="eastAsia"/>
-              </w:rPr>
-              <w:t>int（11）</w:t>
+            </w:pPr>
+            <w:r>
+              <w:rPr>
+                <w:rFonts w:hint="eastAsia"/>
+              </w:rPr>
+              <w:t>int</w:t>
+            </w:r>
+            <w:r>
+              <w:rPr>
+                <w:rFonts w:hint="eastAsia"/>
+              </w:rPr>
+              <w:t>（</w:t>
+            </w:r>
+            <w:r>
+              <w:rPr>
+                <w:rFonts w:hint="eastAsia"/>
+              </w:rPr>
+              <w:t>11</w:t>
+            </w:r>
+            <w:r>
+              <w:rPr>
+                <w:rFonts w:hint="eastAsia"/>
+              </w:rPr>
+              <w:t>）</w:t>
             </w:r>
           </w:p>
         </w:tc>
@@ -3975,9 +3457,6 @@
           <w:p>
             <w:pPr>
               <w:spacing w:after="0" w:line="240" w:lineRule="auto"/>
-              <w:rPr>
-                <w:rFonts w:hint="eastAsia"/>
-              </w:rPr>
             </w:pPr>
           </w:p>
         </w:tc>
@@ -3988,9 +3467,6 @@
           <w:p>
             <w:pPr>
               <w:spacing w:after="0" w:line="240" w:lineRule="auto"/>
-              <w:rPr>
-                <w:rFonts w:hint="eastAsia"/>
-              </w:rPr>
             </w:pPr>
             <w:r>
               <w:rPr>
@@ -4007,9 +3483,6 @@
           <w:p>
             <w:pPr>
               <w:spacing w:after="0" w:line="240" w:lineRule="auto"/>
-              <w:rPr>
-                <w:rFonts w:hint="eastAsia"/>
-              </w:rPr>
             </w:pPr>
           </w:p>
         </w:tc>
@@ -4022,9 +3495,6 @@
           <w:p>
             <w:pPr>
               <w:spacing w:after="0" w:line="240" w:lineRule="auto"/>
-              <w:rPr>
-                <w:rFonts w:hint="eastAsia"/>
-              </w:rPr>
             </w:pPr>
             <w:r>
               <w:rPr>
@@ -4041,9 +3511,6 @@
           <w:p>
             <w:pPr>
               <w:spacing w:after="0" w:line="240" w:lineRule="auto"/>
-              <w:rPr>
-                <w:rFonts w:hint="eastAsia"/>
-              </w:rPr>
             </w:pPr>
             <w:r>
               <w:rPr>
@@ -4060,9 +3527,6 @@
           <w:p>
             <w:pPr>
               <w:spacing w:after="0" w:line="240" w:lineRule="auto"/>
-              <w:rPr>
-                <w:rFonts w:hint="eastAsia"/>
-              </w:rPr>
             </w:pPr>
           </w:p>
         </w:tc>
@@ -4073,9 +3537,6 @@
           <w:p>
             <w:pPr>
               <w:spacing w:after="0" w:line="240" w:lineRule="auto"/>
-              <w:rPr>
-                <w:rFonts w:hint="eastAsia"/>
-              </w:rPr>
             </w:pPr>
             <w:r>
               <w:rPr>
@@ -4092,9 +3553,6 @@
           <w:p>
             <w:pPr>
               <w:spacing w:after="0" w:line="240" w:lineRule="auto"/>
-              <w:rPr>
-                <w:rFonts w:hint="eastAsia"/>
-              </w:rPr>
             </w:pPr>
           </w:p>
         </w:tc>
@@ -4107,9 +3565,6 @@
           <w:p>
             <w:pPr>
               <w:spacing w:after="0" w:line="240" w:lineRule="auto"/>
-              <w:rPr>
-                <w:rFonts w:hint="eastAsia"/>
-              </w:rPr>
             </w:pPr>
             <w:r>
               <w:rPr>
@@ -4126,9 +3581,6 @@
           <w:p>
             <w:pPr>
               <w:spacing w:after="0" w:line="240" w:lineRule="auto"/>
-              <w:rPr>
-                <w:rFonts w:hint="eastAsia"/>
-              </w:rPr>
             </w:pPr>
             <w:r>
               <w:rPr>
@@ -4145,9 +3597,6 @@
           <w:p>
             <w:pPr>
               <w:spacing w:after="0" w:line="240" w:lineRule="auto"/>
-              <w:rPr>
-                <w:rFonts w:hint="eastAsia"/>
-              </w:rPr>
             </w:pPr>
           </w:p>
         </w:tc>
@@ -4158,15 +3607,18 @@
           <w:p>
             <w:pPr>
               <w:spacing w:after="0" w:line="240" w:lineRule="auto"/>
-              <w:rPr>
-                <w:rFonts w:hint="eastAsia"/>
-              </w:rPr>
-            </w:pPr>
-            <w:r>
-              <w:rPr>
-                <w:rFonts w:hint="eastAsia"/>
-              </w:rPr>
-              <w:t>所属宠物id</w:t>
+            </w:pPr>
+            <w:r>
+              <w:rPr>
+                <w:rFonts w:hint="eastAsia"/>
+              </w:rPr>
+              <w:t>所属宠物</w:t>
+            </w:r>
+            <w:r>
+              <w:rPr>
+                <w:rFonts w:hint="eastAsia"/>
+              </w:rPr>
+              <w:t>id</w:t>
             </w:r>
           </w:p>
         </w:tc>
@@ -4177,15 +3629,42 @@
           <w:p>
             <w:pPr>
               <w:spacing w:after="0" w:line="240" w:lineRule="auto"/>
-              <w:rPr>
-                <w:rFonts w:hint="eastAsia"/>
-              </w:rPr>
-            </w:pPr>
-            <w:r>
-              <w:rPr>
-                <w:rFonts w:hint="eastAsia"/>
-              </w:rPr>
-              <w:t>外码 引用pets中的pet_id</w:t>
+            </w:pPr>
+            <w:r>
+              <w:rPr>
+                <w:rFonts w:hint="eastAsia"/>
+              </w:rPr>
+              <w:t>外码</w:t>
+            </w:r>
+            <w:r>
+              <w:rPr>
+                <w:rFonts w:hint="eastAsia"/>
+              </w:rPr>
+              <w:t xml:space="preserve"> </w:t>
+            </w:r>
+            <w:r>
+              <w:rPr>
+                <w:rFonts w:hint="eastAsia"/>
+              </w:rPr>
+              <w:t>引用</w:t>
+            </w:r>
+            <w:r>
+              <w:rPr>
+                <w:rFonts w:hint="eastAsia"/>
+              </w:rPr>
+              <w:t>pets</w:t>
+            </w:r>
+            <w:r>
+              <w:rPr>
+                <w:rFonts w:hint="eastAsia"/>
+              </w:rPr>
+              <w:t>中的</w:t>
+            </w:r>
+            <w:r>
+              <w:rPr>
+                <w:rFonts w:hint="eastAsia"/>
+              </w:rPr>
+              <w:t>pet_id</w:t>
             </w:r>
           </w:p>
         </w:tc>
@@ -4198,9 +3677,6 @@
           <w:p>
             <w:pPr>
               <w:spacing w:after="0" w:line="240" w:lineRule="auto"/>
-              <w:rPr>
-                <w:rFonts w:hint="eastAsia"/>
-              </w:rPr>
             </w:pPr>
             <w:r>
               <w:rPr>
@@ -4217,23 +3693,44 @@
           <w:p>
             <w:pPr>
               <w:spacing w:after="0" w:line="240" w:lineRule="auto"/>
-              <w:rPr>
-                <w:rFonts w:hint="eastAsia"/>
-              </w:rPr>
-            </w:pPr>
-            <w:r>
-              <w:rPr>
-                <w:rFonts w:hint="eastAsia"/>
-              </w:rPr>
-              <w:t>enum(‘ACTIVITY’,</w:t>
-            </w:r>
-            <w:r>
+            </w:pPr>
+            <w:r>
+              <w:rPr>
+                <w:rFonts w:hint="eastAsia"/>
+              </w:rPr>
+              <w:t>enum(</w:t>
+            </w:r>
+            <w:r>
+              <w:rPr>
+                <w:rFonts w:hint="eastAsia"/>
+              </w:rPr>
+              <w:t>‘</w:t>
+            </w:r>
+            <w:r>
+              <w:rPr>
+                <w:rFonts w:hint="eastAsia"/>
+              </w:rPr>
+              <w:t>ACTIVITY</w:t>
+            </w:r>
+            <w:r>
+              <w:rPr>
+                <w:rFonts w:hint="eastAsia"/>
+              </w:rPr>
               <w:t>’</w:t>
             </w:r>
             <w:r>
               <w:rPr>
                 <w:rFonts w:hint="eastAsia"/>
               </w:rPr>
+              <w:t>,</w:t>
+            </w:r>
+            <w:r>
+              <w:t>’</w:t>
+            </w:r>
+            <w:r>
+              <w:rPr>
+                <w:rFonts w:hint="eastAsia"/>
+              </w:rPr>
               <w:t>STATUS</w:t>
             </w:r>
             <w:r>
@@ -4249,9 +3746,6 @@
           <w:p>
             <w:pPr>
               <w:spacing w:after="0" w:line="240" w:lineRule="auto"/>
-              <w:rPr>
-                <w:rFonts w:hint="eastAsia"/>
-              </w:rPr>
             </w:pPr>
             <w:r>
               <w:t>’</w:t>
@@ -4298,9 +3792,6 @@
           <w:p>
             <w:pPr>
               <w:spacing w:after="0" w:line="240" w:lineRule="auto"/>
-              <w:rPr>
-                <w:rFonts w:hint="eastAsia"/>
-              </w:rPr>
             </w:pPr>
           </w:p>
         </w:tc>
@@ -4311,9 +3802,6 @@
           <w:p>
             <w:pPr>
               <w:spacing w:after="0" w:line="240" w:lineRule="auto"/>
-              <w:rPr>
-                <w:rFonts w:hint="eastAsia"/>
-              </w:rPr>
             </w:pPr>
             <w:r>
               <w:rPr>
@@ -4330,9 +3818,6 @@
           <w:p>
             <w:pPr>
               <w:spacing w:after="0" w:line="240" w:lineRule="auto"/>
-              <w:rPr>
-                <w:rFonts w:hint="eastAsia"/>
-              </w:rPr>
             </w:pPr>
           </w:p>
         </w:tc>
@@ -4345,9 +3830,6 @@
           <w:p>
             <w:pPr>
               <w:spacing w:after="0" w:line="240" w:lineRule="auto"/>
-              <w:rPr>
-                <w:rFonts w:hint="eastAsia"/>
-              </w:rPr>
             </w:pPr>
             <w:r>
               <w:rPr>
@@ -4364,9 +3846,6 @@
           <w:p>
             <w:pPr>
               <w:spacing w:after="0" w:line="240" w:lineRule="auto"/>
-              <w:rPr>
-                <w:rFonts w:hint="eastAsia"/>
-              </w:rPr>
             </w:pPr>
             <w:r>
               <w:rPr>
@@ -4383,9 +3862,6 @@
           <w:p>
             <w:pPr>
               <w:spacing w:after="0" w:line="240" w:lineRule="auto"/>
-              <w:rPr>
-                <w:rFonts w:hint="eastAsia"/>
-              </w:rPr>
             </w:pPr>
           </w:p>
         </w:tc>
@@ -4396,15 +3872,18 @@
           <w:p>
             <w:pPr>
               <w:spacing w:after="0" w:line="240" w:lineRule="auto"/>
-              <w:rPr>
-                <w:rFonts w:hint="eastAsia"/>
-              </w:rPr>
-            </w:pPr>
-            <w:r>
-              <w:rPr>
-                <w:rFonts w:hint="eastAsia"/>
-              </w:rPr>
-              <w:t>关联的业务id</w:t>
+            </w:pPr>
+            <w:r>
+              <w:rPr>
+                <w:rFonts w:hint="eastAsia"/>
+              </w:rPr>
+              <w:t>关联的业务</w:t>
+            </w:r>
+            <w:r>
+              <w:rPr>
+                <w:rFonts w:hint="eastAsia"/>
+              </w:rPr>
+              <w:t>id</w:t>
             </w:r>
           </w:p>
         </w:tc>
@@ -4415,9 +3894,6 @@
           <w:p>
             <w:pPr>
               <w:spacing w:after="0" w:line="240" w:lineRule="auto"/>
-              <w:rPr>
-                <w:rFonts w:hint="eastAsia"/>
-              </w:rPr>
             </w:pPr>
           </w:p>
         </w:tc>
@@ -4430,9 +3906,6 @@
           <w:p>
             <w:pPr>
               <w:spacing w:after="0" w:line="240" w:lineRule="auto"/>
-              <w:rPr>
-                <w:rFonts w:hint="eastAsia"/>
-              </w:rPr>
             </w:pPr>
             <w:r>
               <w:rPr>
@@ -4449,9 +3922,6 @@
           <w:p>
             <w:pPr>
               <w:spacing w:after="0" w:line="240" w:lineRule="auto"/>
-              <w:rPr>
-                <w:rFonts w:hint="eastAsia"/>
-              </w:rPr>
             </w:pPr>
             <w:r>
               <w:rPr>
@@ -4468,9 +3938,6 @@
           <w:p>
             <w:pPr>
               <w:spacing w:after="0" w:line="240" w:lineRule="auto"/>
-              <w:rPr>
-                <w:rFonts w:hint="eastAsia"/>
-              </w:rPr>
             </w:pPr>
           </w:p>
         </w:tc>
@@ -4481,9 +3948,6 @@
           <w:p>
             <w:pPr>
               <w:spacing w:after="0" w:line="240" w:lineRule="auto"/>
-              <w:rPr>
-                <w:rFonts w:hint="eastAsia"/>
-              </w:rPr>
             </w:pPr>
             <w:r>
               <w:t>‘</w:t>
@@ -4507,9 +3971,6 @@
           <w:p>
             <w:pPr>
               <w:spacing w:after="0" w:line="240" w:lineRule="auto"/>
-              <w:rPr>
-                <w:rFonts w:hint="eastAsia"/>
-              </w:rPr>
             </w:pPr>
             <w:r>
               <w:rPr>
@@ -4544,9 +4005,6 @@
           <w:p>
             <w:pPr>
               <w:spacing w:after="0" w:line="240" w:lineRule="auto"/>
-              <w:rPr>
-                <w:rFonts w:hint="eastAsia"/>
-              </w:rPr>
             </w:pPr>
           </w:p>
         </w:tc>
@@ -4559,9 +4017,6 @@
           <w:p>
             <w:pPr>
               <w:spacing w:after="0" w:line="240" w:lineRule="auto"/>
-              <w:rPr>
-                <w:rFonts w:hint="eastAsia"/>
-              </w:rPr>
             </w:pPr>
             <w:r>
               <w:rPr>
@@ -4578,9 +4033,6 @@
           <w:p>
             <w:pPr>
               <w:spacing w:after="0" w:line="240" w:lineRule="auto"/>
-              <w:rPr>
-                <w:rFonts w:hint="eastAsia"/>
-              </w:rPr>
             </w:pPr>
             <w:r>
               <w:rPr>
@@ -4597,9 +4049,6 @@
           <w:p>
             <w:pPr>
               <w:spacing w:after="0" w:line="240" w:lineRule="auto"/>
-              <w:rPr>
-                <w:rFonts w:hint="eastAsia"/>
-              </w:rPr>
             </w:pPr>
           </w:p>
         </w:tc>
@@ -4610,9 +4059,6 @@
           <w:p>
             <w:pPr>
               <w:spacing w:after="0" w:line="240" w:lineRule="auto"/>
-              <w:rPr>
-                <w:rFonts w:hint="eastAsia"/>
-              </w:rPr>
             </w:pPr>
             <w:r>
               <w:rPr>
@@ -4629,27 +4075,13 @@
           <w:p>
             <w:pPr>
               <w:spacing w:after="0" w:line="240" w:lineRule="auto"/>
-              <w:rPr>
-                <w:rFonts w:hint="eastAsia"/>
-              </w:rPr>
             </w:pPr>
           </w:p>
         </w:tc>
       </w:tr>
     </w:tbl>
+    <w:p/>
     <w:p>
-      <w:pPr>
-        <w:rPr>
-          <w:rFonts w:hint="eastAsia"/>
-        </w:rPr>
-      </w:pPr>
-    </w:p>
-    <w:p>
-      <w:pPr>
-        <w:rPr>
-          <w:rFonts w:hint="eastAsia"/>
-        </w:rPr>
-      </w:pPr>
       <w:r>
         <w:rPr>
           <w:rFonts w:hint="eastAsia"/>
@@ -4666,28 +4098,25 @@
     </w:p>
     <w:tbl>
       <w:tblPr>
-        <w:tblStyle w:val="ab"/>
+        <w:tblStyle w:val="TableGrid"/>
         <w:tblW w:w="0" w:type="auto"/>
         <w:tblLook w:val="04A0" w:firstRow="1" w:lastRow="0" w:firstColumn="1" w:lastColumn="0" w:noHBand="0" w:noVBand="1"/>
       </w:tblPr>
       <w:tblGrid>
-        <w:gridCol w:w="1946"/>
-        <w:gridCol w:w="1560"/>
-        <w:gridCol w:w="1280"/>
-        <w:gridCol w:w="1280"/>
-        <w:gridCol w:w="2230"/>
+        <w:gridCol w:w="1937"/>
+        <w:gridCol w:w="1550"/>
+        <w:gridCol w:w="1236"/>
+        <w:gridCol w:w="1236"/>
+        <w:gridCol w:w="2337"/>
       </w:tblGrid>
       <w:tr>
         <w:tc>
           <w:tcPr>
-            <w:tcW w:w="1946" w:type="dxa"/>
-          </w:tcPr>
-          <w:p>
-            <w:pPr>
-              <w:spacing w:after="0" w:line="240" w:lineRule="auto"/>
-              <w:rPr>
-                <w:rFonts w:hint="eastAsia"/>
-              </w:rPr>
+            <w:tcW w:w="1965" w:type="dxa"/>
+          </w:tcPr>
+          <w:p>
+            <w:pPr>
+              <w:spacing w:after="0" w:line="240" w:lineRule="auto"/>
             </w:pPr>
             <w:r>
               <w:rPr>
@@ -4699,14 +4128,11 @@
         </w:tc>
         <w:tc>
           <w:tcPr>
-            <w:tcW w:w="1560" w:type="dxa"/>
-          </w:tcPr>
-          <w:p>
-            <w:pPr>
-              <w:spacing w:after="0" w:line="240" w:lineRule="auto"/>
-              <w:rPr>
-                <w:rFonts w:hint="eastAsia"/>
-              </w:rPr>
+            <w:tcW w:w="1591" w:type="dxa"/>
+          </w:tcPr>
+          <w:p>
+            <w:pPr>
+              <w:spacing w:after="0" w:line="240" w:lineRule="auto"/>
             </w:pPr>
             <w:r>
               <w:rPr>
@@ -4718,14 +4144,11 @@
         </w:tc>
         <w:tc>
           <w:tcPr>
-            <w:tcW w:w="1280" w:type="dxa"/>
-          </w:tcPr>
-          <w:p>
-            <w:pPr>
-              <w:spacing w:after="0" w:line="240" w:lineRule="auto"/>
-              <w:rPr>
-                <w:rFonts w:hint="eastAsia"/>
-              </w:rPr>
+            <w:tcW w:w="1368" w:type="dxa"/>
+          </w:tcPr>
+          <w:p>
+            <w:pPr>
+              <w:spacing w:after="0" w:line="240" w:lineRule="auto"/>
             </w:pPr>
             <w:r>
               <w:rPr>
@@ -4737,14 +4160,11 @@
         </w:tc>
         <w:tc>
           <w:tcPr>
-            <w:tcW w:w="1280" w:type="dxa"/>
-          </w:tcPr>
-          <w:p>
-            <w:pPr>
-              <w:spacing w:after="0" w:line="240" w:lineRule="auto"/>
-              <w:rPr>
-                <w:rFonts w:hint="eastAsia"/>
-              </w:rPr>
+            <w:tcW w:w="1368" w:type="dxa"/>
+          </w:tcPr>
+          <w:p>
+            <w:pPr>
+              <w:spacing w:after="0" w:line="240" w:lineRule="auto"/>
             </w:pPr>
             <w:r>
               <w:rPr>
@@ -4761,9 +4181,6 @@
           <w:p>
             <w:pPr>
               <w:spacing w:after="0" w:line="240" w:lineRule="auto"/>
-              <w:rPr>
-                <w:rFonts w:hint="eastAsia"/>
-              </w:rPr>
             </w:pPr>
             <w:r>
               <w:rPr>
@@ -4777,14 +4194,11 @@
       <w:tr>
         <w:tc>
           <w:tcPr>
-            <w:tcW w:w="1946" w:type="dxa"/>
-          </w:tcPr>
-          <w:p>
-            <w:pPr>
-              <w:spacing w:after="0" w:line="240" w:lineRule="auto"/>
-              <w:rPr>
-                <w:rFonts w:hint="eastAsia"/>
-              </w:rPr>
+            <w:tcW w:w="1965" w:type="dxa"/>
+          </w:tcPr>
+          <w:p>
+            <w:pPr>
+              <w:spacing w:after="0" w:line="240" w:lineRule="auto"/>
             </w:pPr>
             <w:r>
               <w:rPr>
@@ -4796,14 +4210,11 @@
         </w:tc>
         <w:tc>
           <w:tcPr>
-            <w:tcW w:w="1560" w:type="dxa"/>
-          </w:tcPr>
-          <w:p>
-            <w:pPr>
-              <w:spacing w:after="0" w:line="240" w:lineRule="auto"/>
-              <w:rPr>
-                <w:rFonts w:hint="eastAsia"/>
-              </w:rPr>
+            <w:tcW w:w="1591" w:type="dxa"/>
+          </w:tcPr>
+          <w:p>
+            <w:pPr>
+              <w:spacing w:after="0" w:line="240" w:lineRule="auto"/>
             </w:pPr>
             <w:r>
               <w:rPr>
@@ -4815,33 +4226,33 @@
         </w:tc>
         <w:tc>
           <w:tcPr>
-            <w:tcW w:w="1280" w:type="dxa"/>
-          </w:tcPr>
-          <w:p>
-            <w:pPr>
-              <w:spacing w:after="0" w:line="240" w:lineRule="auto"/>
-              <w:rPr>
-                <w:rFonts w:hint="eastAsia"/>
-              </w:rPr>
-            </w:pPr>
-          </w:p>
-        </w:tc>
-        <w:tc>
-          <w:tcPr>
-            <w:tcW w:w="1280" w:type="dxa"/>
-          </w:tcPr>
-          <w:p>
-            <w:pPr>
-              <w:spacing w:after="0" w:line="240" w:lineRule="auto"/>
-              <w:rPr>
-                <w:rFonts w:hint="eastAsia"/>
-              </w:rPr>
-            </w:pPr>
-            <w:r>
-              <w:rPr>
-                <w:rFonts w:hint="eastAsia"/>
-              </w:rPr>
-              <w:t>动态id</w:t>
+            <w:tcW w:w="1368" w:type="dxa"/>
+          </w:tcPr>
+          <w:p>
+            <w:pPr>
+              <w:spacing w:after="0" w:line="240" w:lineRule="auto"/>
+            </w:pPr>
+          </w:p>
+        </w:tc>
+        <w:tc>
+          <w:tcPr>
+            <w:tcW w:w="1368" w:type="dxa"/>
+          </w:tcPr>
+          <w:p>
+            <w:pPr>
+              <w:spacing w:after="0" w:line="240" w:lineRule="auto"/>
+            </w:pPr>
+            <w:r>
+              <w:rPr>
+                <w:rFonts w:hint="eastAsia"/>
+              </w:rPr>
+              <w:t>动态</w:t>
+            </w:r>
+            <w:r>
+              <w:rPr>
+                <w:rFonts w:hint="eastAsia"/>
+              </w:rPr>
+              <w:t>id</w:t>
             </w:r>
           </w:p>
         </w:tc>
@@ -4852,9 +4263,6 @@
           <w:p>
             <w:pPr>
               <w:spacing w:after="0" w:line="240" w:lineRule="auto"/>
-              <w:rPr>
-                <w:rFonts w:hint="eastAsia"/>
-              </w:rPr>
             </w:pPr>
             <w:r>
               <w:rPr>
@@ -4868,14 +4276,11 @@
       <w:tr>
         <w:tc>
           <w:tcPr>
-            <w:tcW w:w="1946" w:type="dxa"/>
-          </w:tcPr>
-          <w:p>
-            <w:pPr>
-              <w:spacing w:after="0" w:line="240" w:lineRule="auto"/>
-              <w:rPr>
-                <w:rFonts w:hint="eastAsia"/>
-              </w:rPr>
+            <w:tcW w:w="1965" w:type="dxa"/>
+          </w:tcPr>
+          <w:p>
+            <w:pPr>
+              <w:spacing w:after="0" w:line="240" w:lineRule="auto"/>
             </w:pPr>
             <w:r>
               <w:rPr>
@@ -4887,14 +4292,11 @@
         </w:tc>
         <w:tc>
           <w:tcPr>
-            <w:tcW w:w="1560" w:type="dxa"/>
-          </w:tcPr>
-          <w:p>
-            <w:pPr>
-              <w:spacing w:after="0" w:line="240" w:lineRule="auto"/>
-              <w:rPr>
-                <w:rFonts w:hint="eastAsia"/>
-              </w:rPr>
+            <w:tcW w:w="1591" w:type="dxa"/>
+          </w:tcPr>
+          <w:p>
+            <w:pPr>
+              <w:spacing w:after="0" w:line="240" w:lineRule="auto"/>
             </w:pPr>
             <w:r>
               <w:rPr>
@@ -4906,33 +4308,33 @@
         </w:tc>
         <w:tc>
           <w:tcPr>
-            <w:tcW w:w="1280" w:type="dxa"/>
-          </w:tcPr>
-          <w:p>
-            <w:pPr>
-              <w:spacing w:after="0" w:line="240" w:lineRule="auto"/>
-              <w:rPr>
-                <w:rFonts w:hint="eastAsia"/>
-              </w:rPr>
-            </w:pPr>
-          </w:p>
-        </w:tc>
-        <w:tc>
-          <w:tcPr>
-            <w:tcW w:w="1280" w:type="dxa"/>
-          </w:tcPr>
-          <w:p>
-            <w:pPr>
-              <w:spacing w:after="0" w:line="240" w:lineRule="auto"/>
-              <w:rPr>
-                <w:rFonts w:hint="eastAsia"/>
-              </w:rPr>
-            </w:pPr>
-            <w:r>
-              <w:rPr>
-                <w:rFonts w:hint="eastAsia"/>
-              </w:rPr>
-              <w:t>用户id</w:t>
+            <w:tcW w:w="1368" w:type="dxa"/>
+          </w:tcPr>
+          <w:p>
+            <w:pPr>
+              <w:spacing w:after="0" w:line="240" w:lineRule="auto"/>
+            </w:pPr>
+          </w:p>
+        </w:tc>
+        <w:tc>
+          <w:tcPr>
+            <w:tcW w:w="1368" w:type="dxa"/>
+          </w:tcPr>
+          <w:p>
+            <w:pPr>
+              <w:spacing w:after="0" w:line="240" w:lineRule="auto"/>
+            </w:pPr>
+            <w:r>
+              <w:rPr>
+                <w:rFonts w:hint="eastAsia"/>
+              </w:rPr>
+              <w:t>用户</w:t>
+            </w:r>
+            <w:r>
+              <w:rPr>
+                <w:rFonts w:hint="eastAsia"/>
+              </w:rPr>
+              <w:t>id</w:t>
             </w:r>
           </w:p>
         </w:tc>
@@ -4943,9 +4345,6 @@
           <w:p>
             <w:pPr>
               <w:spacing w:after="0" w:line="240" w:lineRule="auto"/>
-              <w:rPr>
-                <w:rFonts w:hint="eastAsia"/>
-              </w:rPr>
             </w:pPr>
           </w:p>
         </w:tc>
@@ -4953,14 +4352,11 @@
       <w:tr>
         <w:tc>
           <w:tcPr>
-            <w:tcW w:w="1946" w:type="dxa"/>
-          </w:tcPr>
-          <w:p>
-            <w:pPr>
-              <w:spacing w:after="0" w:line="240" w:lineRule="auto"/>
-              <w:rPr>
-                <w:rFonts w:hint="eastAsia"/>
-              </w:rPr>
+            <w:tcW w:w="1965" w:type="dxa"/>
+          </w:tcPr>
+          <w:p>
+            <w:pPr>
+              <w:spacing w:after="0" w:line="240" w:lineRule="auto"/>
             </w:pPr>
             <w:r>
               <w:rPr>
@@ -4972,14 +4368,11 @@
         </w:tc>
         <w:tc>
           <w:tcPr>
-            <w:tcW w:w="1560" w:type="dxa"/>
-          </w:tcPr>
-          <w:p>
-            <w:pPr>
-              <w:spacing w:after="0" w:line="240" w:lineRule="auto"/>
-              <w:rPr>
-                <w:rFonts w:hint="eastAsia"/>
-              </w:rPr>
+            <w:tcW w:w="1591" w:type="dxa"/>
+          </w:tcPr>
+          <w:p>
+            <w:pPr>
+              <w:spacing w:after="0" w:line="240" w:lineRule="auto"/>
             </w:pPr>
             <w:r>
               <w:rPr>
@@ -4991,27 +4384,21 @@
         </w:tc>
         <w:tc>
           <w:tcPr>
-            <w:tcW w:w="1280" w:type="dxa"/>
-          </w:tcPr>
-          <w:p>
-            <w:pPr>
-              <w:spacing w:after="0" w:line="240" w:lineRule="auto"/>
-              <w:rPr>
-                <w:rFonts w:hint="eastAsia"/>
-              </w:rPr>
-            </w:pPr>
-          </w:p>
-        </w:tc>
-        <w:tc>
-          <w:tcPr>
-            <w:tcW w:w="1280" w:type="dxa"/>
-          </w:tcPr>
-          <w:p>
-            <w:pPr>
-              <w:spacing w:after="0" w:line="240" w:lineRule="auto"/>
-              <w:rPr>
-                <w:rFonts w:hint="eastAsia"/>
-              </w:rPr>
+            <w:tcW w:w="1368" w:type="dxa"/>
+          </w:tcPr>
+          <w:p>
+            <w:pPr>
+              <w:spacing w:after="0" w:line="240" w:lineRule="auto"/>
+            </w:pPr>
+          </w:p>
+        </w:tc>
+        <w:tc>
+          <w:tcPr>
+            <w:tcW w:w="1368" w:type="dxa"/>
+          </w:tcPr>
+          <w:p>
+            <w:pPr>
+              <w:spacing w:after="0" w:line="240" w:lineRule="auto"/>
             </w:pPr>
             <w:r>
               <w:rPr>
@@ -5028,9 +4415,6 @@
           <w:p>
             <w:pPr>
               <w:spacing w:after="0" w:line="240" w:lineRule="auto"/>
-              <w:rPr>
-                <w:rFonts w:hint="eastAsia"/>
-              </w:rPr>
             </w:pPr>
           </w:p>
         </w:tc>
@@ -5038,14 +4422,11 @@
       <w:tr>
         <w:tc>
           <w:tcPr>
-            <w:tcW w:w="1946" w:type="dxa"/>
-          </w:tcPr>
-          <w:p>
-            <w:pPr>
-              <w:spacing w:after="0" w:line="240" w:lineRule="auto"/>
-              <w:rPr>
-                <w:rFonts w:hint="eastAsia"/>
-              </w:rPr>
+            <w:tcW w:w="1965" w:type="dxa"/>
+          </w:tcPr>
+          <w:p>
+            <w:pPr>
+              <w:spacing w:after="0" w:line="240" w:lineRule="auto"/>
             </w:pPr>
             <w:r>
               <w:rPr>
@@ -5069,46 +4450,55 @@
         </w:tc>
         <w:tc>
           <w:tcPr>
-            <w:tcW w:w="1560" w:type="dxa"/>
-          </w:tcPr>
-          <w:p>
-            <w:pPr>
-              <w:spacing w:after="0" w:line="240" w:lineRule="auto"/>
-              <w:rPr>
-                <w:rFonts w:hint="eastAsia"/>
-              </w:rPr>
-            </w:pPr>
-            <w:r>
-              <w:rPr>
-                <w:rFonts w:hint="eastAsia"/>
-              </w:rPr>
-              <w:t>datetime</w:t>
-            </w:r>
-          </w:p>
-        </w:tc>
-        <w:tc>
-          <w:tcPr>
-            <w:tcW w:w="1280" w:type="dxa"/>
-          </w:tcPr>
-          <w:p>
-            <w:pPr>
-              <w:spacing w:after="0" w:line="240" w:lineRule="auto"/>
-              <w:rPr>
-                <w:rFonts w:hint="eastAsia"/>
-              </w:rPr>
-            </w:pPr>
-          </w:p>
-        </w:tc>
-        <w:tc>
-          <w:tcPr>
-            <w:tcW w:w="1280" w:type="dxa"/>
-          </w:tcPr>
-          <w:p>
-            <w:pPr>
-              <w:spacing w:after="0" w:line="240" w:lineRule="auto"/>
-              <w:rPr>
-                <w:rFonts w:hint="eastAsia"/>
-              </w:rPr>
+            <w:tcW w:w="1591" w:type="dxa"/>
+          </w:tcPr>
+          <w:p>
+            <w:pPr>
+              <w:spacing w:after="0" w:line="240" w:lineRule="auto"/>
+            </w:pPr>
+            <w:r>
+              <w:rPr>
+                <w:rFonts w:hint="eastAsia"/>
+              </w:rPr>
+              <w:t>d</w:t>
+            </w:r>
+            <w:r>
+              <w:rPr>
+                <w:rFonts w:hint="eastAsia"/>
+              </w:rPr>
+              <w:t>ate</w:t>
+            </w:r>
+            <w:r>
+              <w:rPr>
+                <w:rFonts w:hint="eastAsia"/>
+              </w:rPr>
+              <w:t>t</w:t>
+            </w:r>
+            <w:r>
+              <w:rPr>
+                <w:rFonts w:hint="eastAsia"/>
+              </w:rPr>
+              <w:t>ime</w:t>
+            </w:r>
+          </w:p>
+        </w:tc>
+        <w:tc>
+          <w:tcPr>
+            <w:tcW w:w="1368" w:type="dxa"/>
+          </w:tcPr>
+          <w:p>
+            <w:pPr>
+              <w:spacing w:after="0" w:line="240" w:lineRule="auto"/>
+            </w:pPr>
+          </w:p>
+        </w:tc>
+        <w:tc>
+          <w:tcPr>
+            <w:tcW w:w="1368" w:type="dxa"/>
+          </w:tcPr>
+          <w:p>
+            <w:pPr>
+              <w:spacing w:after="0" w:line="240" w:lineRule="auto"/>
             </w:pPr>
             <w:r>
               <w:rPr>
@@ -5125,9 +4515,6 @@
           <w:p>
             <w:pPr>
               <w:spacing w:after="0" w:line="240" w:lineRule="auto"/>
-              <w:rPr>
-                <w:rFonts w:hint="eastAsia"/>
-              </w:rPr>
             </w:pPr>
             <w:r>
               <w:rPr>
@@ -5141,15 +4528,12 @@
       <w:tr>
         <w:tc>
           <w:tcPr>
-            <w:tcW w:w="1946" w:type="dxa"/>
+            <w:tcW w:w="1965" w:type="dxa"/>
             <w:shd w:val="clear" w:color="auto" w:fill="auto"/>
           </w:tcPr>
           <w:p>
             <w:pPr>
               <w:spacing w:after="0" w:line="240" w:lineRule="auto"/>
-              <w:rPr>
-                <w:rFonts w:hint="eastAsia"/>
-              </w:rPr>
             </w:pPr>
             <w:r>
               <w:rPr>
@@ -5161,15 +4545,12 @@
         </w:tc>
         <w:tc>
           <w:tcPr>
-            <w:tcW w:w="1560" w:type="dxa"/>
+            <w:tcW w:w="1591" w:type="dxa"/>
             <w:shd w:val="clear" w:color="auto" w:fill="auto"/>
           </w:tcPr>
           <w:p>
             <w:pPr>
               <w:spacing w:after="0" w:line="240" w:lineRule="auto"/>
-              <w:rPr>
-                <w:rFonts w:hint="eastAsia"/>
-              </w:rPr>
             </w:pPr>
             <w:r>
               <w:rPr>
@@ -5181,29 +4562,23 @@
         </w:tc>
         <w:tc>
           <w:tcPr>
-            <w:tcW w:w="1280" w:type="dxa"/>
+            <w:tcW w:w="1368" w:type="dxa"/>
             <w:shd w:val="clear" w:color="auto" w:fill="auto"/>
           </w:tcPr>
           <w:p>
             <w:pPr>
               <w:spacing w:after="0" w:line="240" w:lineRule="auto"/>
-              <w:rPr>
-                <w:rFonts w:hint="eastAsia"/>
-              </w:rPr>
-            </w:pPr>
-          </w:p>
-        </w:tc>
-        <w:tc>
-          <w:tcPr>
-            <w:tcW w:w="1280" w:type="dxa"/>
+            </w:pPr>
+          </w:p>
+        </w:tc>
+        <w:tc>
+          <w:tcPr>
+            <w:tcW w:w="1368" w:type="dxa"/>
             <w:shd w:val="clear" w:color="auto" w:fill="auto"/>
           </w:tcPr>
           <w:p>
             <w:pPr>
               <w:spacing w:after="0" w:line="240" w:lineRule="auto"/>
-              <w:rPr>
-                <w:rFonts w:hint="eastAsia"/>
-              </w:rPr>
             </w:pPr>
             <w:r>
               <w:rPr>
@@ -5221,9 +4596,6 @@
           <w:p>
             <w:pPr>
               <w:spacing w:after="0" w:line="240" w:lineRule="auto"/>
-              <w:rPr>
-                <w:rFonts w:hint="eastAsia"/>
-              </w:rPr>
             </w:pPr>
             <w:r>
               <w:t>‘</w:t>
@@ -5259,9 +4631,6 @@
           <w:p>
             <w:pPr>
               <w:spacing w:after="0" w:line="240" w:lineRule="auto"/>
-              <w:rPr>
-                <w:rFonts w:hint="eastAsia"/>
-              </w:rPr>
             </w:pPr>
             <w:r>
               <w:rPr>
@@ -5287,153 +4656,157 @@
       <w:tr>
         <w:tc>
           <w:tcPr>
-            <w:tcW w:w="1946" w:type="dxa"/>
-          </w:tcPr>
-          <w:p>
-            <w:pPr>
-              <w:spacing w:after="0" w:line="240" w:lineRule="auto"/>
-              <w:rPr>
-                <w:rFonts w:hint="eastAsia"/>
-              </w:rPr>
-            </w:pPr>
-            <w:r>
-              <w:rPr>
-                <w:rFonts w:hint="eastAsia"/>
-              </w:rPr>
-              <w:t>last_access_time</w:t>
-            </w:r>
-          </w:p>
-        </w:tc>
-        <w:tc>
-          <w:tcPr>
-            <w:tcW w:w="1560" w:type="dxa"/>
-          </w:tcPr>
-          <w:p>
-            <w:pPr>
-              <w:spacing w:after="0" w:line="240" w:lineRule="auto"/>
-              <w:rPr>
-                <w:rFonts w:hint="eastAsia"/>
-              </w:rPr>
-            </w:pPr>
-            <w:r>
-              <w:rPr>
-                <w:rFonts w:hint="eastAsia"/>
-              </w:rPr>
-              <w:t>datetime</w:t>
-            </w:r>
-          </w:p>
-        </w:tc>
-        <w:tc>
-          <w:tcPr>
-            <w:tcW w:w="1280" w:type="dxa"/>
-          </w:tcPr>
-          <w:p>
-            <w:pPr>
-              <w:spacing w:after="0" w:line="240" w:lineRule="auto"/>
-              <w:rPr>
-                <w:rFonts w:hint="eastAsia"/>
-              </w:rPr>
-            </w:pPr>
-          </w:p>
-        </w:tc>
-        <w:tc>
-          <w:tcPr>
-            <w:tcW w:w="1280" w:type="dxa"/>
-          </w:tcPr>
-          <w:p>
-            <w:pPr>
-              <w:spacing w:after="0" w:line="240" w:lineRule="auto"/>
-              <w:rPr>
-                <w:rFonts w:hint="eastAsia"/>
-              </w:rPr>
-            </w:pPr>
-            <w:r>
-              <w:rPr>
-                <w:rFonts w:hint="eastAsia"/>
-              </w:rPr>
-              <w:t>最近一次被查看的时间</w:t>
+            <w:tcW w:w="1965" w:type="dxa"/>
+            <w:shd w:val="clear" w:color="auto" w:fill="auto"/>
+          </w:tcPr>
+          <w:p>
+            <w:pPr>
+              <w:spacing w:after="0" w:line="240" w:lineRule="auto"/>
+              <w:rPr>
+                <w:rFonts w:hint="eastAsia"/>
+              </w:rPr>
+            </w:pPr>
+            <w:r>
+              <w:t>audit_status</w:t>
+            </w:r>
+          </w:p>
+        </w:tc>
+        <w:tc>
+          <w:tcPr>
+            <w:tcW w:w="1591" w:type="dxa"/>
+            <w:shd w:val="clear" w:color="auto" w:fill="auto"/>
+          </w:tcPr>
+          <w:p>
+            <w:pPr>
+              <w:spacing w:after="0" w:line="240" w:lineRule="auto"/>
+              <w:rPr>
+                <w:rFonts w:hint="eastAsia"/>
+              </w:rPr>
+            </w:pPr>
+            <w:r>
+              <w:t>Varchar(20)</w:t>
+            </w:r>
+          </w:p>
+        </w:tc>
+        <w:tc>
+          <w:tcPr>
+            <w:tcW w:w="1368" w:type="dxa"/>
+            <w:shd w:val="clear" w:color="auto" w:fill="auto"/>
+          </w:tcPr>
+          <w:p>
+            <w:pPr>
+              <w:spacing w:after="0" w:line="240" w:lineRule="auto"/>
+            </w:pPr>
+          </w:p>
+        </w:tc>
+        <w:tc>
+          <w:tcPr>
+            <w:tcW w:w="1368" w:type="dxa"/>
+            <w:shd w:val="clear" w:color="auto" w:fill="auto"/>
+          </w:tcPr>
+          <w:p>
+            <w:pPr>
+              <w:spacing w:after="0" w:line="240" w:lineRule="auto"/>
+              <w:rPr>
+                <w:rFonts w:hint="eastAsia"/>
+              </w:rPr>
+            </w:pPr>
+            <w:r>
+              <w:rPr>
+                <w:rFonts w:hint="eastAsia"/>
+              </w:rPr>
+              <w:t>审核状态</w:t>
             </w:r>
           </w:p>
         </w:tc>
         <w:tc>
           <w:tcPr>
             <w:tcW w:w="2230" w:type="dxa"/>
-          </w:tcPr>
-          <w:p>
-            <w:pPr>
-              <w:spacing w:after="0" w:line="240" w:lineRule="auto"/>
-              <w:rPr>
-                <w:rFonts w:hint="eastAsia"/>
-              </w:rPr>
-            </w:pPr>
+            <w:shd w:val="clear" w:color="auto" w:fill="auto"/>
+          </w:tcPr>
+          <w:p>
+            <w:pPr>
+              <w:spacing w:after="0" w:line="240" w:lineRule="auto"/>
+            </w:pPr>
+            <w:r>
+              <w:t>‘PENDING’/’REJECTED’</w:t>
+            </w:r>
+          </w:p>
+          <w:p>
+            <w:pPr>
+              <w:spacing w:after="0" w:line="240" w:lineRule="auto"/>
+            </w:pPr>
+            <w:r>
+              <w:t>/’APPROVED’</w:t>
+            </w:r>
+            <w:r>
+              <w:rPr>
+                <w:rFonts w:hint="eastAsia"/>
+              </w:rPr>
+              <w:t>，默认</w:t>
+            </w:r>
+            <w:r>
+              <w:t>’PENDING’</w:t>
+            </w:r>
           </w:p>
         </w:tc>
       </w:tr>
       <w:tr>
         <w:tc>
           <w:tcPr>
-            <w:tcW w:w="1946" w:type="dxa"/>
-          </w:tcPr>
-          <w:p>
-            <w:pPr>
-              <w:spacing w:after="0" w:line="240" w:lineRule="auto"/>
-              <w:rPr>
-                <w:rFonts w:hint="eastAsia"/>
-              </w:rPr>
-            </w:pPr>
-            <w:r>
-              <w:t>audit_status</w:t>
-            </w:r>
-          </w:p>
-        </w:tc>
-        <w:tc>
-          <w:tcPr>
-            <w:tcW w:w="1560" w:type="dxa"/>
-          </w:tcPr>
-          <w:p>
-            <w:pPr>
-              <w:spacing w:after="0" w:line="240" w:lineRule="auto"/>
-              <w:rPr>
-                <w:rFonts w:hint="eastAsia"/>
-              </w:rPr>
-            </w:pPr>
-            <w:r>
-              <w:rPr>
-                <w:rFonts w:hint="eastAsia"/>
-              </w:rPr>
-              <w:t>varchar</w:t>
-            </w:r>
-            <w:r>
-              <w:t>(20)</w:t>
-            </w:r>
-          </w:p>
-        </w:tc>
-        <w:tc>
-          <w:tcPr>
-            <w:tcW w:w="1280" w:type="dxa"/>
-          </w:tcPr>
-          <w:p>
-            <w:pPr>
-              <w:spacing w:after="0" w:line="240" w:lineRule="auto"/>
-              <w:rPr>
-                <w:rFonts w:hint="eastAsia"/>
-              </w:rPr>
-            </w:pPr>
-          </w:p>
-        </w:tc>
-        <w:tc>
-          <w:tcPr>
-            <w:tcW w:w="1280" w:type="dxa"/>
-          </w:tcPr>
-          <w:p>
-            <w:pPr>
-              <w:spacing w:after="0" w:line="240" w:lineRule="auto"/>
-              <w:rPr>
-                <w:rFonts w:hint="eastAsia"/>
-              </w:rPr>
-            </w:pPr>
-            <w:r>
-              <w:t>内容审核状态</w:t>
+            <w:tcW w:w="1965" w:type="dxa"/>
+          </w:tcPr>
+          <w:p>
+            <w:pPr>
+              <w:spacing w:after="0" w:line="240" w:lineRule="auto"/>
+            </w:pPr>
+            <w:r>
+              <w:rPr>
+                <w:rFonts w:hint="eastAsia"/>
+              </w:rPr>
+              <w:t>last_access_time</w:t>
+            </w:r>
+          </w:p>
+        </w:tc>
+        <w:tc>
+          <w:tcPr>
+            <w:tcW w:w="1591" w:type="dxa"/>
+          </w:tcPr>
+          <w:p>
+            <w:pPr>
+              <w:spacing w:after="0" w:line="240" w:lineRule="auto"/>
+            </w:pPr>
+            <w:r>
+              <w:rPr>
+                <w:rFonts w:hint="eastAsia"/>
+              </w:rPr>
+              <w:t>datetime</w:t>
+            </w:r>
+          </w:p>
+        </w:tc>
+        <w:tc>
+          <w:tcPr>
+            <w:tcW w:w="1368" w:type="dxa"/>
+          </w:tcPr>
+          <w:p>
+            <w:pPr>
+              <w:spacing w:after="0" w:line="240" w:lineRule="auto"/>
+            </w:pPr>
+          </w:p>
+        </w:tc>
+        <w:tc>
+          <w:tcPr>
+            <w:tcW w:w="1368" w:type="dxa"/>
+          </w:tcPr>
+          <w:p>
+            <w:pPr>
+              <w:spacing w:after="0" w:line="240" w:lineRule="auto"/>
+            </w:pPr>
+            <w:r>
+              <w:rPr>
+                <w:rFonts w:hint="eastAsia"/>
+              </w:rPr>
+              <w:t>最近一次被查看的时间</w:t>
             </w:r>
           </w:p>
         </w:tc>
@@ -5444,59 +4817,13 @@
           <w:p>
             <w:pPr>
               <w:spacing w:after="0" w:line="240" w:lineRule="auto"/>
-            </w:pPr>
-            <w:r>
-              <w:t>可选值：</w:t>
-            </w:r>
-          </w:p>
-          <w:p>
-            <w:pPr>
-              <w:spacing w:after="0" w:line="240" w:lineRule="auto"/>
-            </w:pPr>
-            <w:r>
-              <w:t>- PENDING: 审核中（默认，外界不可见）</w:t>
-            </w:r>
-          </w:p>
-          <w:p>
-            <w:pPr>
-              <w:spacing w:after="0" w:line="240" w:lineRule="auto"/>
-            </w:pPr>
-            <w:r>
-              <w:t>- APPROVED: 审核通过（外界正常可见）</w:t>
-            </w:r>
-          </w:p>
-          <w:p>
-            <w:pPr>
-              <w:spacing w:after="0" w:line="240" w:lineRule="auto"/>
-            </w:pPr>
-            <w:r>
-              <w:t>- REJECTED: 审核拒绝</w:t>
-            </w:r>
-          </w:p>
-          <w:p>
-            <w:pPr>
-              <w:spacing w:after="0" w:line="240" w:lineRule="auto"/>
-              <w:rPr>
-                <w:rFonts w:hint="eastAsia"/>
-              </w:rPr>
             </w:pPr>
           </w:p>
         </w:tc>
       </w:tr>
     </w:tbl>
+    <w:p/>
     <w:p>
-      <w:pPr>
-        <w:rPr>
-          <w:rFonts w:hint="eastAsia"/>
-        </w:rPr>
-      </w:pPr>
-    </w:p>
-    <w:p>
-      <w:pPr>
-        <w:rPr>
-          <w:rFonts w:hint="eastAsia"/>
-        </w:rPr>
-      </w:pPr>
       <w:r>
         <w:rPr>
           <w:rFonts w:hint="eastAsia"/>
@@ -5505,11 +4832,6 @@
       </w:r>
     </w:p>
     <w:p>
-      <w:pPr>
-        <w:rPr>
-          <w:rFonts w:hint="eastAsia"/>
-        </w:rPr>
-      </w:pPr>
       <w:r>
         <w:rPr>
           <w:rFonts w:hint="eastAsia"/>
@@ -5519,7 +4841,7 @@
     </w:p>
     <w:tbl>
       <w:tblPr>
-        <w:tblStyle w:val="ab"/>
+        <w:tblStyle w:val="TableGrid"/>
         <w:tblW w:w="0" w:type="auto"/>
         <w:tblLook w:val="04A0" w:firstRow="1" w:lastRow="0" w:firstColumn="1" w:lastColumn="0" w:noHBand="0" w:noVBand="1"/>
       </w:tblPr>
@@ -5538,9 +4860,6 @@
           <w:p>
             <w:pPr>
               <w:spacing w:after="0" w:line="240" w:lineRule="auto"/>
-              <w:rPr>
-                <w:rFonts w:hint="eastAsia"/>
-              </w:rPr>
             </w:pPr>
             <w:r>
               <w:rPr>
@@ -5557,9 +4876,6 @@
           <w:p>
             <w:pPr>
               <w:spacing w:after="0" w:line="240" w:lineRule="auto"/>
-              <w:rPr>
-                <w:rFonts w:hint="eastAsia"/>
-              </w:rPr>
             </w:pPr>
             <w:r>
               <w:rPr>
@@ -5576,9 +4892,6 @@
           <w:p>
             <w:pPr>
               <w:spacing w:after="0" w:line="240" w:lineRule="auto"/>
-              <w:rPr>
-                <w:rFonts w:hint="eastAsia"/>
-              </w:rPr>
             </w:pPr>
             <w:r>
               <w:rPr>
@@ -5595,9 +4908,6 @@
           <w:p>
             <w:pPr>
               <w:spacing w:after="0" w:line="240" w:lineRule="auto"/>
-              <w:rPr>
-                <w:rFonts w:hint="eastAsia"/>
-              </w:rPr>
             </w:pPr>
             <w:r>
               <w:rPr>
@@ -5614,9 +4924,6 @@
           <w:p>
             <w:pPr>
               <w:spacing w:after="0" w:line="240" w:lineRule="auto"/>
-              <w:rPr>
-                <w:rFonts w:hint="eastAsia"/>
-              </w:rPr>
             </w:pPr>
             <w:r>
               <w:rPr>
@@ -5635,9 +4942,6 @@
           <w:p>
             <w:pPr>
               <w:spacing w:after="0" w:line="240" w:lineRule="auto"/>
-              <w:rPr>
-                <w:rFonts w:hint="eastAsia"/>
-              </w:rPr>
             </w:pPr>
             <w:r>
               <w:rPr>
@@ -5654,9 +4958,6 @@
           <w:p>
             <w:pPr>
               <w:spacing w:after="0" w:line="240" w:lineRule="auto"/>
-              <w:rPr>
-                <w:rFonts w:hint="eastAsia"/>
-              </w:rPr>
             </w:pPr>
             <w:r>
               <w:rPr>
@@ -5673,9 +4974,6 @@
           <w:p>
             <w:pPr>
               <w:spacing w:after="0" w:line="240" w:lineRule="auto"/>
-              <w:rPr>
-                <w:rFonts w:hint="eastAsia"/>
-              </w:rPr>
             </w:pPr>
           </w:p>
         </w:tc>
@@ -5686,15 +4984,18 @@
           <w:p>
             <w:pPr>
               <w:spacing w:after="0" w:line="240" w:lineRule="auto"/>
-              <w:rPr>
-                <w:rFonts w:hint="eastAsia"/>
-              </w:rPr>
-            </w:pPr>
-            <w:r>
-              <w:rPr>
-                <w:rFonts w:hint="eastAsia"/>
-              </w:rPr>
-              <w:t>评论id</w:t>
+            </w:pPr>
+            <w:r>
+              <w:rPr>
+                <w:rFonts w:hint="eastAsia"/>
+              </w:rPr>
+              <w:t>评论</w:t>
+            </w:r>
+            <w:r>
+              <w:rPr>
+                <w:rFonts w:hint="eastAsia"/>
+              </w:rPr>
+              <w:t>id</w:t>
             </w:r>
           </w:p>
         </w:tc>
@@ -5705,9 +5006,6 @@
           <w:p>
             <w:pPr>
               <w:spacing w:after="0" w:line="240" w:lineRule="auto"/>
-              <w:rPr>
-                <w:rFonts w:hint="eastAsia"/>
-              </w:rPr>
             </w:pPr>
             <w:r>
               <w:rPr>
@@ -5726,9 +5024,6 @@
           <w:p>
             <w:pPr>
               <w:spacing w:after="0" w:line="240" w:lineRule="auto"/>
-              <w:rPr>
-                <w:rFonts w:hint="eastAsia"/>
-              </w:rPr>
             </w:pPr>
             <w:r>
               <w:rPr>
@@ -5745,9 +5040,6 @@
           <w:p>
             <w:pPr>
               <w:spacing w:after="0" w:line="240" w:lineRule="auto"/>
-              <w:rPr>
-                <w:rFonts w:hint="eastAsia"/>
-              </w:rPr>
             </w:pPr>
             <w:r>
               <w:rPr>
@@ -5764,9 +5056,6 @@
           <w:p>
             <w:pPr>
               <w:spacing w:after="0" w:line="240" w:lineRule="auto"/>
-              <w:rPr>
-                <w:rFonts w:hint="eastAsia"/>
-              </w:rPr>
             </w:pPr>
           </w:p>
         </w:tc>
@@ -5777,15 +5066,18 @@
           <w:p>
             <w:pPr>
               <w:spacing w:after="0" w:line="240" w:lineRule="auto"/>
-              <w:rPr>
-                <w:rFonts w:hint="eastAsia"/>
-              </w:rPr>
-            </w:pPr>
-            <w:r>
-              <w:rPr>
-                <w:rFonts w:hint="eastAsia"/>
-              </w:rPr>
-              <w:t>所属动态id</w:t>
+            </w:pPr>
+            <w:r>
+              <w:rPr>
+                <w:rFonts w:hint="eastAsia"/>
+              </w:rPr>
+              <w:t>所属动态</w:t>
+            </w:r>
+            <w:r>
+              <w:rPr>
+                <w:rFonts w:hint="eastAsia"/>
+              </w:rPr>
+              <w:t>id</w:t>
             </w:r>
           </w:p>
         </w:tc>
@@ -5796,9 +5088,6 @@
           <w:p>
             <w:pPr>
               <w:spacing w:after="0" w:line="240" w:lineRule="auto"/>
-              <w:rPr>
-                <w:rFonts w:hint="eastAsia"/>
-              </w:rPr>
             </w:pPr>
           </w:p>
         </w:tc>
@@ -5811,14 +5100,12 @@
           <w:p>
             <w:pPr>
               <w:spacing w:after="0" w:line="240" w:lineRule="auto"/>
-              <w:rPr>
-                <w:rFonts w:hint="eastAsia"/>
-              </w:rPr>
-            </w:pPr>
-            <w:r>
-              <w:rPr>
-                <w:rFonts w:hint="eastAsia"/>
-              </w:rPr>
+            </w:pPr>
+            <w:r>
+              <w:rPr>
+                <w:rFonts w:hint="eastAsia"/>
+              </w:rPr>
+              <w:lastRenderedPageBreak/>
               <w:t>user_id</w:t>
             </w:r>
           </w:p>
@@ -5830,9 +5117,6 @@
           <w:p>
             <w:pPr>
               <w:spacing w:after="0" w:line="240" w:lineRule="auto"/>
-              <w:rPr>
-                <w:rFonts w:hint="eastAsia"/>
-              </w:rPr>
             </w:pPr>
             <w:r>
               <w:rPr>
@@ -5849,9 +5133,6 @@
           <w:p>
             <w:pPr>
               <w:spacing w:after="0" w:line="240" w:lineRule="auto"/>
-              <w:rPr>
-                <w:rFonts w:hint="eastAsia"/>
-              </w:rPr>
             </w:pPr>
           </w:p>
         </w:tc>
@@ -5862,15 +5143,18 @@
           <w:p>
             <w:pPr>
               <w:spacing w:after="0" w:line="240" w:lineRule="auto"/>
-              <w:rPr>
-                <w:rFonts w:hint="eastAsia"/>
-              </w:rPr>
-            </w:pPr>
-            <w:r>
-              <w:rPr>
-                <w:rFonts w:hint="eastAsia"/>
-              </w:rPr>
-              <w:t>用户id</w:t>
+            </w:pPr>
+            <w:r>
+              <w:rPr>
+                <w:rFonts w:hint="eastAsia"/>
+              </w:rPr>
+              <w:t>用户</w:t>
+            </w:r>
+            <w:r>
+              <w:rPr>
+                <w:rFonts w:hint="eastAsia"/>
+              </w:rPr>
+              <w:t>id</w:t>
             </w:r>
           </w:p>
         </w:tc>
@@ -5881,9 +5165,6 @@
           <w:p>
             <w:pPr>
               <w:spacing w:after="0" w:line="240" w:lineRule="auto"/>
-              <w:rPr>
-                <w:rFonts w:hint="eastAsia"/>
-              </w:rPr>
             </w:pPr>
           </w:p>
         </w:tc>
@@ -5896,9 +5177,6 @@
           <w:p>
             <w:pPr>
               <w:spacing w:after="0" w:line="240" w:lineRule="auto"/>
-              <w:rPr>
-                <w:rFonts w:hint="eastAsia"/>
-              </w:rPr>
             </w:pPr>
             <w:r>
               <w:rPr>
@@ -5915,9 +5193,6 @@
           <w:p>
             <w:pPr>
               <w:spacing w:after="0" w:line="240" w:lineRule="auto"/>
-              <w:rPr>
-                <w:rFonts w:hint="eastAsia"/>
-              </w:rPr>
             </w:pPr>
             <w:r>
               <w:rPr>
@@ -5934,9 +5209,6 @@
           <w:p>
             <w:pPr>
               <w:spacing w:after="0" w:line="240" w:lineRule="auto"/>
-              <w:rPr>
-                <w:rFonts w:hint="eastAsia"/>
-              </w:rPr>
             </w:pPr>
           </w:p>
         </w:tc>
@@ -5947,9 +5219,6 @@
           <w:p>
             <w:pPr>
               <w:spacing w:after="0" w:line="240" w:lineRule="auto"/>
-              <w:rPr>
-                <w:rFonts w:hint="eastAsia"/>
-              </w:rPr>
             </w:pPr>
             <w:r>
               <w:rPr>
@@ -5966,9 +5235,6 @@
           <w:p>
             <w:pPr>
               <w:spacing w:after="0" w:line="240" w:lineRule="auto"/>
-              <w:rPr>
-                <w:rFonts w:hint="eastAsia"/>
-              </w:rPr>
             </w:pPr>
           </w:p>
         </w:tc>
@@ -5981,9 +5247,6 @@
           <w:p>
             <w:pPr>
               <w:spacing w:after="0" w:line="240" w:lineRule="auto"/>
-              <w:rPr>
-                <w:rFonts w:hint="eastAsia"/>
-              </w:rPr>
             </w:pPr>
             <w:r>
               <w:rPr>
@@ -6000,9 +5263,6 @@
           <w:p>
             <w:pPr>
               <w:spacing w:after="0" w:line="240" w:lineRule="auto"/>
-              <w:rPr>
-                <w:rFonts w:hint="eastAsia"/>
-              </w:rPr>
             </w:pPr>
             <w:r>
               <w:rPr>
@@ -6019,9 +5279,6 @@
           <w:p>
             <w:pPr>
               <w:spacing w:after="0" w:line="240" w:lineRule="auto"/>
-              <w:rPr>
-                <w:rFonts w:hint="eastAsia"/>
-              </w:rPr>
             </w:pPr>
           </w:p>
         </w:tc>
@@ -6032,15 +5289,18 @@
           <w:p>
             <w:pPr>
               <w:spacing w:after="0" w:line="240" w:lineRule="auto"/>
-              <w:rPr>
-                <w:rFonts w:hint="eastAsia"/>
-              </w:rPr>
-            </w:pPr>
-            <w:r>
-              <w:rPr>
-                <w:rFonts w:hint="eastAsia"/>
-              </w:rPr>
-              <w:t>所评论的评论id</w:t>
+            </w:pPr>
+            <w:r>
+              <w:rPr>
+                <w:rFonts w:hint="eastAsia"/>
+              </w:rPr>
+              <w:t>所评论的评论</w:t>
+            </w:r>
+            <w:r>
+              <w:rPr>
+                <w:rFonts w:hint="eastAsia"/>
+              </w:rPr>
+              <w:t>id</w:t>
             </w:r>
           </w:p>
         </w:tc>
@@ -6051,15 +5311,36 @@
           <w:p>
             <w:pPr>
               <w:spacing w:after="0" w:line="240" w:lineRule="auto"/>
-              <w:rPr>
-                <w:rFonts w:hint="eastAsia"/>
-              </w:rPr>
-            </w:pPr>
-            <w:r>
-              <w:rPr>
-                <w:rFonts w:hint="eastAsia"/>
-              </w:rPr>
-              <w:t>如果是1级评论，则为空（最高2级）</w:t>
+            </w:pPr>
+            <w:r>
+              <w:rPr>
+                <w:rFonts w:hint="eastAsia"/>
+              </w:rPr>
+              <w:t>如果是</w:t>
+            </w:r>
+            <w:r>
+              <w:rPr>
+                <w:rFonts w:hint="eastAsia"/>
+              </w:rPr>
+              <w:t>1</w:t>
+            </w:r>
+            <w:r>
+              <w:rPr>
+                <w:rFonts w:hint="eastAsia"/>
+              </w:rPr>
+              <w:t>级评论，则为空（最高</w:t>
+            </w:r>
+            <w:r>
+              <w:rPr>
+                <w:rFonts w:hint="eastAsia"/>
+              </w:rPr>
+              <w:t>2</w:t>
+            </w:r>
+            <w:r>
+              <w:rPr>
+                <w:rFonts w:hint="eastAsia"/>
+              </w:rPr>
+              <w:t>级）</w:t>
             </w:r>
           </w:p>
         </w:tc>
@@ -6072,9 +5353,6 @@
           <w:p>
             <w:pPr>
               <w:spacing w:after="0" w:line="240" w:lineRule="auto"/>
-              <w:rPr>
-                <w:rFonts w:hint="eastAsia"/>
-              </w:rPr>
             </w:pPr>
             <w:r>
               <w:rPr>
@@ -6103,15 +5381,30 @@
           <w:p>
             <w:pPr>
               <w:spacing w:after="0" w:line="240" w:lineRule="auto"/>
-              <w:rPr>
-                <w:rFonts w:hint="eastAsia"/>
-              </w:rPr>
-            </w:pPr>
-            <w:r>
-              <w:rPr>
-                <w:rFonts w:hint="eastAsia"/>
-              </w:rPr>
-              <w:t>datetime</w:t>
+            </w:pPr>
+            <w:r>
+              <w:rPr>
+                <w:rFonts w:hint="eastAsia"/>
+              </w:rPr>
+              <w:t>d</w:t>
+            </w:r>
+            <w:r>
+              <w:rPr>
+                <w:rFonts w:hint="eastAsia"/>
+              </w:rPr>
+              <w:t>ate</w:t>
+            </w:r>
+            <w:r>
+              <w:rPr>
+                <w:rFonts w:hint="eastAsia"/>
+              </w:rPr>
+              <w:t>t</w:t>
+            </w:r>
+            <w:r>
+              <w:rPr>
+                <w:rFonts w:hint="eastAsia"/>
+              </w:rPr>
+              <w:t>ime</w:t>
             </w:r>
           </w:p>
         </w:tc>
@@ -6122,9 +5415,6 @@
           <w:p>
             <w:pPr>
               <w:spacing w:after="0" w:line="240" w:lineRule="auto"/>
-              <w:rPr>
-                <w:rFonts w:hint="eastAsia"/>
-              </w:rPr>
             </w:pPr>
           </w:p>
         </w:tc>
@@ -6135,9 +5425,6 @@
           <w:p>
             <w:pPr>
               <w:spacing w:after="0" w:line="240" w:lineRule="auto"/>
-              <w:rPr>
-                <w:rFonts w:hint="eastAsia"/>
-              </w:rPr>
             </w:pPr>
             <w:r>
               <w:rPr>
@@ -6154,9 +5441,6 @@
           <w:p>
             <w:pPr>
               <w:spacing w:after="0" w:line="240" w:lineRule="auto"/>
-              <w:rPr>
-                <w:rFonts w:hint="eastAsia"/>
-              </w:rPr>
             </w:pPr>
             <w:r>
               <w:rPr>
@@ -6176,9 +5460,6 @@
           <w:p>
             <w:pPr>
               <w:spacing w:after="0" w:line="240" w:lineRule="auto"/>
-              <w:rPr>
-                <w:rFonts w:hint="eastAsia"/>
-              </w:rPr>
             </w:pPr>
             <w:r>
               <w:rPr>
@@ -6196,9 +5477,6 @@
           <w:p>
             <w:pPr>
               <w:spacing w:after="0" w:line="240" w:lineRule="auto"/>
-              <w:rPr>
-                <w:rFonts w:hint="eastAsia"/>
-              </w:rPr>
             </w:pPr>
             <w:r>
               <w:rPr>
@@ -6216,9 +5494,6 @@
           <w:p>
             <w:pPr>
               <w:spacing w:after="0" w:line="240" w:lineRule="auto"/>
-              <w:rPr>
-                <w:rFonts w:hint="eastAsia"/>
-              </w:rPr>
             </w:pPr>
           </w:p>
         </w:tc>
@@ -6230,9 +5505,6 @@
           <w:p>
             <w:pPr>
               <w:spacing w:after="0" w:line="240" w:lineRule="auto"/>
-              <w:rPr>
-                <w:rFonts w:hint="eastAsia"/>
-              </w:rPr>
             </w:pPr>
             <w:r>
               <w:rPr>
@@ -6250,9 +5522,6 @@
           <w:p>
             <w:pPr>
               <w:spacing w:after="0" w:line="240" w:lineRule="auto"/>
-              <w:rPr>
-                <w:rFonts w:hint="eastAsia"/>
-              </w:rPr>
             </w:pPr>
             <w:r>
               <w:t>‘</w:t>
@@ -6288,9 +5557,6 @@
           <w:p>
             <w:pPr>
               <w:spacing w:after="0" w:line="240" w:lineRule="auto"/>
-              <w:rPr>
-                <w:rFonts w:hint="eastAsia"/>
-              </w:rPr>
             </w:pPr>
             <w:r>
               <w:rPr>
@@ -6314,19 +5580,8 @@
         </w:tc>
       </w:tr>
     </w:tbl>
+    <w:p/>
     <w:p>
-      <w:pPr>
-        <w:rPr>
-          <w:rFonts w:hint="eastAsia"/>
-        </w:rPr>
-      </w:pPr>
-    </w:p>
-    <w:p>
-      <w:pPr>
-        <w:rPr>
-          <w:rFonts w:hint="eastAsia"/>
-        </w:rPr>
-      </w:pPr>
       <w:r>
         <w:rPr>
           <w:rFonts w:hint="eastAsia"/>
@@ -6335,11 +5590,6 @@
       </w:r>
     </w:p>
     <w:p>
-      <w:pPr>
-        <w:rPr>
-          <w:rFonts w:hint="eastAsia"/>
-        </w:rPr>
-      </w:pPr>
       <w:r>
         <w:rPr>
           <w:rFonts w:hint="eastAsia"/>
@@ -6349,7 +5599,7 @@
     </w:p>
     <w:tbl>
       <w:tblPr>
-        <w:tblStyle w:val="ab"/>
+        <w:tblStyle w:val="TableGrid"/>
         <w:tblW w:w="0" w:type="auto"/>
         <w:tblLook w:val="04A0" w:firstRow="1" w:lastRow="0" w:firstColumn="1" w:lastColumn="0" w:noHBand="0" w:noVBand="1"/>
       </w:tblPr>
@@ -6368,9 +5618,6 @@
           <w:p>
             <w:pPr>
               <w:spacing w:after="0" w:line="240" w:lineRule="auto"/>
-              <w:rPr>
-                <w:rFonts w:hint="eastAsia"/>
-              </w:rPr>
             </w:pPr>
             <w:r>
               <w:rPr>
@@ -6387,9 +5634,6 @@
           <w:p>
             <w:pPr>
               <w:spacing w:after="0" w:line="240" w:lineRule="auto"/>
-              <w:rPr>
-                <w:rFonts w:hint="eastAsia"/>
-              </w:rPr>
             </w:pPr>
             <w:r>
               <w:rPr>
@@ -6406,9 +5650,6 @@
           <w:p>
             <w:pPr>
               <w:spacing w:after="0" w:line="240" w:lineRule="auto"/>
-              <w:rPr>
-                <w:rFonts w:hint="eastAsia"/>
-              </w:rPr>
             </w:pPr>
             <w:r>
               <w:rPr>
@@ -6425,9 +5666,6 @@
           <w:p>
             <w:pPr>
               <w:spacing w:after="0" w:line="240" w:lineRule="auto"/>
-              <w:rPr>
-                <w:rFonts w:hint="eastAsia"/>
-              </w:rPr>
             </w:pPr>
             <w:r>
               <w:rPr>
@@ -6444,9 +5682,6 @@
           <w:p>
             <w:pPr>
               <w:spacing w:after="0" w:line="240" w:lineRule="auto"/>
-              <w:rPr>
-                <w:rFonts w:hint="eastAsia"/>
-              </w:rPr>
             </w:pPr>
             <w:r>
               <w:rPr>
@@ -6465,9 +5700,6 @@
           <w:p>
             <w:pPr>
               <w:spacing w:after="0" w:line="240" w:lineRule="auto"/>
-              <w:rPr>
-                <w:rFonts w:hint="eastAsia"/>
-              </w:rPr>
             </w:pPr>
             <w:r>
               <w:rPr>
@@ -6484,9 +5716,6 @@
           <w:p>
             <w:pPr>
               <w:spacing w:after="0" w:line="240" w:lineRule="auto"/>
-              <w:rPr>
-                <w:rFonts w:hint="eastAsia"/>
-              </w:rPr>
             </w:pPr>
             <w:r>
               <w:rPr>
@@ -6503,9 +5732,6 @@
           <w:p>
             <w:pPr>
               <w:spacing w:after="0" w:line="240" w:lineRule="auto"/>
-              <w:rPr>
-                <w:rFonts w:hint="eastAsia"/>
-              </w:rPr>
             </w:pPr>
           </w:p>
         </w:tc>
@@ -6516,15 +5742,18 @@
           <w:p>
             <w:pPr>
               <w:spacing w:after="0" w:line="240" w:lineRule="auto"/>
-              <w:rPr>
-                <w:rFonts w:hint="eastAsia"/>
-              </w:rPr>
-            </w:pPr>
-            <w:r>
-              <w:rPr>
-                <w:rFonts w:hint="eastAsia"/>
-              </w:rPr>
-              <w:t>点赞id</w:t>
+            </w:pPr>
+            <w:r>
+              <w:rPr>
+                <w:rFonts w:hint="eastAsia"/>
+              </w:rPr>
+              <w:t>点赞</w:t>
+            </w:r>
+            <w:r>
+              <w:rPr>
+                <w:rFonts w:hint="eastAsia"/>
+              </w:rPr>
+              <w:t>id</w:t>
             </w:r>
           </w:p>
         </w:tc>
@@ -6535,9 +5764,6 @@
           <w:p>
             <w:pPr>
               <w:spacing w:after="0" w:line="240" w:lineRule="auto"/>
-              <w:rPr>
-                <w:rFonts w:hint="eastAsia"/>
-              </w:rPr>
             </w:pPr>
             <w:r>
               <w:rPr>
@@ -6556,9 +5782,6 @@
           <w:p>
             <w:pPr>
               <w:spacing w:after="0" w:line="240" w:lineRule="auto"/>
-              <w:rPr>
-                <w:rFonts w:hint="eastAsia"/>
-              </w:rPr>
             </w:pPr>
             <w:r>
               <w:rPr>
@@ -6575,9 +5798,6 @@
           <w:p>
             <w:pPr>
               <w:spacing w:after="0" w:line="240" w:lineRule="auto"/>
-              <w:rPr>
-                <w:rFonts w:hint="eastAsia"/>
-              </w:rPr>
             </w:pPr>
             <w:r>
               <w:rPr>
@@ -6594,9 +5814,6 @@
           <w:p>
             <w:pPr>
               <w:spacing w:after="0" w:line="240" w:lineRule="auto"/>
-              <w:rPr>
-                <w:rFonts w:hint="eastAsia"/>
-              </w:rPr>
             </w:pPr>
           </w:p>
         </w:tc>
@@ -6607,15 +5824,18 @@
           <w:p>
             <w:pPr>
               <w:spacing w:after="0" w:line="240" w:lineRule="auto"/>
-              <w:rPr>
-                <w:rFonts w:hint="eastAsia"/>
-              </w:rPr>
-            </w:pPr>
-            <w:r>
-              <w:rPr>
-                <w:rFonts w:hint="eastAsia"/>
-              </w:rPr>
-              <w:t>用户id</w:t>
+            </w:pPr>
+            <w:r>
+              <w:rPr>
+                <w:rFonts w:hint="eastAsia"/>
+              </w:rPr>
+              <w:t>用户</w:t>
+            </w:r>
+            <w:r>
+              <w:rPr>
+                <w:rFonts w:hint="eastAsia"/>
+              </w:rPr>
+              <w:t>id</w:t>
             </w:r>
           </w:p>
         </w:tc>
@@ -6626,9 +5846,6 @@
           <w:p>
             <w:pPr>
               <w:spacing w:after="0" w:line="240" w:lineRule="auto"/>
-              <w:rPr>
-                <w:rFonts w:hint="eastAsia"/>
-              </w:rPr>
             </w:pPr>
           </w:p>
         </w:tc>
@@ -6641,9 +5858,6 @@
           <w:p>
             <w:pPr>
               <w:spacing w:after="0" w:line="240" w:lineRule="auto"/>
-              <w:rPr>
-                <w:rFonts w:hint="eastAsia"/>
-              </w:rPr>
             </w:pPr>
             <w:r>
               <w:rPr>
@@ -6660,9 +5874,6 @@
           <w:p>
             <w:pPr>
               <w:spacing w:after="0" w:line="240" w:lineRule="auto"/>
-              <w:rPr>
-                <w:rFonts w:hint="eastAsia"/>
-              </w:rPr>
             </w:pPr>
             <w:r>
               <w:t>enum('MOMENT',</w:t>
@@ -6671,9 +5882,6 @@
           <w:p>
             <w:pPr>
               <w:spacing w:after="0" w:line="240" w:lineRule="auto"/>
-              <w:rPr>
-                <w:rFonts w:hint="eastAsia"/>
-              </w:rPr>
             </w:pPr>
             <w:r>
               <w:t>'COMMENT')</w:t>
@@ -6687,9 +5895,6 @@
           <w:p>
             <w:pPr>
               <w:spacing w:after="0" w:line="240" w:lineRule="auto"/>
-              <w:rPr>
-                <w:rFonts w:hint="eastAsia"/>
-              </w:rPr>
             </w:pPr>
           </w:p>
         </w:tc>
@@ -6700,9 +5905,6 @@
           <w:p>
             <w:pPr>
               <w:spacing w:after="0" w:line="240" w:lineRule="auto"/>
-              <w:rPr>
-                <w:rFonts w:hint="eastAsia"/>
-              </w:rPr>
             </w:pPr>
             <w:r>
               <w:rPr>
@@ -6719,9 +5921,6 @@
           <w:p>
             <w:pPr>
               <w:spacing w:after="0" w:line="240" w:lineRule="auto"/>
-              <w:rPr>
-                <w:rFonts w:hint="eastAsia"/>
-              </w:rPr>
             </w:pPr>
             <w:r>
               <w:rPr>
@@ -6740,9 +5939,6 @@
           <w:p>
             <w:pPr>
               <w:spacing w:after="0" w:line="240" w:lineRule="auto"/>
-              <w:rPr>
-                <w:rFonts w:hint="eastAsia"/>
-              </w:rPr>
             </w:pPr>
             <w:r>
               <w:rPr>
@@ -6759,9 +5955,6 @@
           <w:p>
             <w:pPr>
               <w:spacing w:after="0" w:line="240" w:lineRule="auto"/>
-              <w:rPr>
-                <w:rFonts w:hint="eastAsia"/>
-              </w:rPr>
             </w:pPr>
             <w:r>
               <w:rPr>
@@ -6778,9 +5971,6 @@
           <w:p>
             <w:pPr>
               <w:spacing w:after="0" w:line="240" w:lineRule="auto"/>
-              <w:rPr>
-                <w:rFonts w:hint="eastAsia"/>
-              </w:rPr>
             </w:pPr>
           </w:p>
         </w:tc>
@@ -6791,15 +5981,18 @@
           <w:p>
             <w:pPr>
               <w:spacing w:after="0" w:line="240" w:lineRule="auto"/>
-              <w:rPr>
-                <w:rFonts w:hint="eastAsia"/>
-              </w:rPr>
-            </w:pPr>
-            <w:r>
-              <w:rPr>
-                <w:rFonts w:hint="eastAsia"/>
-              </w:rPr>
-              <w:t>所点赞的对象id</w:t>
+            </w:pPr>
+            <w:r>
+              <w:rPr>
+                <w:rFonts w:hint="eastAsia"/>
+              </w:rPr>
+              <w:t>所点赞的对象</w:t>
+            </w:r>
+            <w:r>
+              <w:rPr>
+                <w:rFonts w:hint="eastAsia"/>
+              </w:rPr>
+              <w:t>id</w:t>
             </w:r>
           </w:p>
         </w:tc>
@@ -6810,15 +6003,30 @@
           <w:p>
             <w:pPr>
               <w:spacing w:after="0" w:line="240" w:lineRule="auto"/>
-              <w:rPr>
-                <w:rFonts w:hint="eastAsia"/>
-              </w:rPr>
-            </w:pPr>
-            <w:r>
-              <w:rPr>
-                <w:rFonts w:hint="eastAsia"/>
-              </w:rPr>
-              <w:t>可能是动态id，也可能是评论id</w:t>
+            </w:pPr>
+            <w:r>
+              <w:rPr>
+                <w:rFonts w:hint="eastAsia"/>
+              </w:rPr>
+              <w:t>可能是动态</w:t>
+            </w:r>
+            <w:r>
+              <w:rPr>
+                <w:rFonts w:hint="eastAsia"/>
+              </w:rPr>
+              <w:t>id</w:t>
+            </w:r>
+            <w:r>
+              <w:rPr>
+                <w:rFonts w:hint="eastAsia"/>
+              </w:rPr>
+              <w:t>，也可能是评论</w:t>
+            </w:r>
+            <w:r>
+              <w:rPr>
+                <w:rFonts w:hint="eastAsia"/>
+              </w:rPr>
+              <w:t>id</w:t>
             </w:r>
           </w:p>
         </w:tc>
@@ -6831,9 +6039,6 @@
           <w:p>
             <w:pPr>
               <w:spacing w:after="0" w:line="240" w:lineRule="auto"/>
-              <w:rPr>
-                <w:rFonts w:hint="eastAsia"/>
-              </w:rPr>
             </w:pPr>
             <w:r>
               <w:rPr>
@@ -6862,15 +6067,30 @@
           <w:p>
             <w:pPr>
               <w:spacing w:after="0" w:line="240" w:lineRule="auto"/>
-              <w:rPr>
-                <w:rFonts w:hint="eastAsia"/>
-              </w:rPr>
-            </w:pPr>
-            <w:r>
-              <w:rPr>
-                <w:rFonts w:hint="eastAsia"/>
-              </w:rPr>
-              <w:t>datetime</w:t>
+            </w:pPr>
+            <w:r>
+              <w:rPr>
+                <w:rFonts w:hint="eastAsia"/>
+              </w:rPr>
+              <w:t>d</w:t>
+            </w:r>
+            <w:r>
+              <w:rPr>
+                <w:rFonts w:hint="eastAsia"/>
+              </w:rPr>
+              <w:t>ate</w:t>
+            </w:r>
+            <w:r>
+              <w:rPr>
+                <w:rFonts w:hint="eastAsia"/>
+              </w:rPr>
+              <w:t>t</w:t>
+            </w:r>
+            <w:r>
+              <w:rPr>
+                <w:rFonts w:hint="eastAsia"/>
+              </w:rPr>
+              <w:t>ime</w:t>
             </w:r>
           </w:p>
         </w:tc>
@@ -6881,9 +6101,6 @@
           <w:p>
             <w:pPr>
               <w:spacing w:after="0" w:line="240" w:lineRule="auto"/>
-              <w:rPr>
-                <w:rFonts w:hint="eastAsia"/>
-              </w:rPr>
             </w:pPr>
           </w:p>
         </w:tc>
@@ -6894,9 +6111,6 @@
           <w:p>
             <w:pPr>
               <w:spacing w:after="0" w:line="240" w:lineRule="auto"/>
-              <w:rPr>
-                <w:rFonts w:hint="eastAsia"/>
-              </w:rPr>
             </w:pPr>
             <w:r>
               <w:rPr>
@@ -6913,9 +6127,6 @@
           <w:p>
             <w:pPr>
               <w:spacing w:after="0" w:line="240" w:lineRule="auto"/>
-              <w:rPr>
-                <w:rFonts w:hint="eastAsia"/>
-              </w:rPr>
             </w:pPr>
             <w:r>
               <w:rPr>
@@ -6935,9 +6146,6 @@
           <w:p>
             <w:pPr>
               <w:spacing w:after="0" w:line="240" w:lineRule="auto"/>
-              <w:rPr>
-                <w:rFonts w:hint="eastAsia"/>
-              </w:rPr>
             </w:pPr>
             <w:r>
               <w:rPr>
@@ -6955,9 +6163,6 @@
           <w:p>
             <w:pPr>
               <w:spacing w:after="0" w:line="240" w:lineRule="auto"/>
-              <w:rPr>
-                <w:rFonts w:hint="eastAsia"/>
-              </w:rPr>
             </w:pPr>
             <w:r>
               <w:rPr>
@@ -6975,9 +6180,6 @@
           <w:p>
             <w:pPr>
               <w:spacing w:after="0" w:line="240" w:lineRule="auto"/>
-              <w:rPr>
-                <w:rFonts w:hint="eastAsia"/>
-              </w:rPr>
             </w:pPr>
           </w:p>
         </w:tc>
@@ -6989,9 +6191,6 @@
           <w:p>
             <w:pPr>
               <w:spacing w:after="0" w:line="240" w:lineRule="auto"/>
-              <w:rPr>
-                <w:rFonts w:hint="eastAsia"/>
-              </w:rPr>
             </w:pPr>
             <w:r>
               <w:rPr>
@@ -7009,9 +6208,6 @@
           <w:p>
             <w:pPr>
               <w:spacing w:after="0" w:line="240" w:lineRule="auto"/>
-              <w:rPr>
-                <w:rFonts w:hint="eastAsia"/>
-              </w:rPr>
             </w:pPr>
             <w:r>
               <w:t>‘</w:t>
@@ -7047,9 +6243,6 @@
           <w:p>
             <w:pPr>
               <w:spacing w:after="0" w:line="240" w:lineRule="auto"/>
-              <w:rPr>
-                <w:rFonts w:hint="eastAsia"/>
-              </w:rPr>
             </w:pPr>
             <w:r>
               <w:rPr>
@@ -7073,13 +6266,7 @@
         </w:tc>
       </w:tr>
     </w:tbl>
-    <w:p>
-      <w:pPr>
-        <w:rPr>
-          <w:rFonts w:hint="eastAsia"/>
-        </w:rPr>
-      </w:pPr>
-    </w:p>
+    <w:p/>
     <w:sectPr>
       <w:pgSz w:w="11906" w:h="16838"/>
       <w:pgMar w:top="1440" w:right="1800" w:bottom="1440" w:left="1800" w:header="851" w:footer="992" w:gutter="0"/>
@@ -7091,14 +6278,11 @@
 </file>
 
 <file path=word/endnotes.xml><?xml version="1.0" encoding="utf-8"?>
-<w:endnotes xmlns:wpc="http://schemas.microsoft.com/office/word/2010/wordprocessingCanvas" xmlns:cx="http://schemas.microsoft.com/office/drawing/2014/chartex" xmlns:cx1="http://schemas.microsoft.com/office/drawing/2015/9/8/chartex" xmlns:cx2="http://schemas.microsoft.com/office/drawing/2015/10/21/chartex" xmlns:cx3="http://schemas.microsoft.com/office/drawing/2016/5/9/chartex" xmlns:cx4="http://schemas.microsoft.com/office/drawing/2016/5/10/chartex" xmlns:cx5="http://schemas.microsoft.com/office/drawing/2016/5/11/chartex" xmlns:cx6="http://schemas.microsoft.com/office/drawing/2016/5/12/chartex" xmlns:cx7="http://schemas.microsoft.com/office/drawing/2016/5/13/chartex" xmlns:cx8="http://schemas.microsoft.com/office/drawing/2016/5/14/chartex" xmlns:mc="http://schemas.openxmlformats.org/markup-compatibility/2006" xmlns:aink="http://schemas.microsoft.com/office/drawing/2016/ink" xmlns:am3d="http://schemas.microsoft.com/office/drawing/2017/model3d" xmlns:o="urn:schemas-microsoft-com:office:office" xmlns:oel="http://schemas.microsoft.com/office/2019/extlst" xmlns:r="http://schemas.openxmlformats.org/officeDocument/2006/relationships" xmlns:m="http://schemas.openxmlformats.org/officeDocument/2006/math" xmlns:v="urn:schemas-microsoft-com:vml" xmlns:wp14="http://schemas.microsoft.com/office/word/2010/wordprocessingDrawing" xmlns:wp="http://schemas.openxmlformats.org/drawingml/2006/wordprocessingDrawing" xmlns:w10="urn:schemas-microsoft-com:office:word" xmlns:w="http://schemas.openxmlformats.org/wordprocessingml/2006/main" xmlns:w14="http://schemas.microsoft.com/office/word/2010/wordml" xmlns:w15="http://schemas.microsoft.com/office/word/2012/wordml" xmlns:w16cex="http://schemas.microsoft.com/office/word/2018/wordml/cex" xmlns:w16cid="http://schemas.microsoft.com/office/word/2016/wordml/cid" xmlns:w16="http://schemas.microsoft.com/office/word/2018/wordml" xmlns:w16sdtdh="http://schemas.microsoft.com/office/word/2020/wordml/sdtdatahash" xmlns:w16se="http://schemas.microsoft.com/office/word/2015/wordml/symex" xmlns:wpg="http://schemas.microsoft.com/office/word/2010/wordprocessingGroup" xmlns:wpi="http://schemas.microsoft.com/office/word/2010/wordprocessingInk" xmlns:wne="http://schemas.microsoft.com/office/word/2006/wordml" xmlns:wps="http://schemas.microsoft.com/office/word/2010/wordprocessingShape" mc:Ignorable="w14 w15 w16se w16cid w16 w16cex w16sdtdh wp14">
+<w:endnotes xmlns:wpc="http://schemas.microsoft.com/office/word/2010/wordprocessingCanvas" xmlns:cx="http://schemas.microsoft.com/office/drawing/2014/chartex" xmlns:mc="http://schemas.openxmlformats.org/markup-compatibility/2006" xmlns:o="urn:schemas-microsoft-com:office:office" xmlns:r="http://schemas.openxmlformats.org/officeDocument/2006/relationships" xmlns:m="http://schemas.openxmlformats.org/officeDocument/2006/math" xmlns:v="urn:schemas-microsoft-com:vml" xmlns:wp14="http://schemas.microsoft.com/office/word/2010/wordprocessingDrawing" xmlns:wp="http://schemas.openxmlformats.org/drawingml/2006/wordprocessingDrawing" xmlns:w10="urn:schemas-microsoft-com:office:word" xmlns:w="http://schemas.openxmlformats.org/wordprocessingml/2006/main" xmlns:w14="http://schemas.microsoft.com/office/word/2010/wordml" xmlns:w15="http://schemas.microsoft.com/office/word/2012/wordml" xmlns:w16se="http://schemas.microsoft.com/office/word/2015/wordml/symex" xmlns:wpg="http://schemas.microsoft.com/office/word/2010/wordprocessingGroup" xmlns:wpi="http://schemas.microsoft.com/office/word/2010/wordprocessingInk" xmlns:wne="http://schemas.microsoft.com/office/word/2006/wordml" xmlns:wps="http://schemas.microsoft.com/office/word/2010/wordprocessingShape" mc:Ignorable="w14 w15 w16se wp14">
   <w:endnote w:type="separator" w:id="-1">
     <w:p>
       <w:pPr>
         <w:spacing w:line="240" w:lineRule="auto"/>
-        <w:rPr>
-          <w:rFonts w:hint="eastAsia"/>
-        </w:rPr>
       </w:pPr>
       <w:r>
         <w:separator/>
@@ -7109,9 +6293,6 @@
     <w:p>
       <w:pPr>
         <w:spacing w:line="240" w:lineRule="auto"/>
-        <w:rPr>
-          <w:rFonts w:hint="eastAsia"/>
-        </w:rPr>
       </w:pPr>
       <w:r>
         <w:continuationSeparator/>
@@ -7122,14 +6303,11 @@
 </file>
 
 <file path=word/footnotes.xml><?xml version="1.0" encoding="utf-8"?>
-<w:footnotes xmlns:wpc="http://schemas.microsoft.com/office/word/2010/wordprocessingCanvas" xmlns:cx="http://schemas.microsoft.com/office/drawing/2014/chartex" xmlns:cx1="http://schemas.microsoft.com/office/drawing/2015/9/8/chartex" xmlns:cx2="http://schemas.microsoft.com/office/drawing/2015/10/21/chartex" xmlns:cx3="http://schemas.microsoft.com/office/drawing/2016/5/9/chartex" xmlns:cx4="http://schemas.microsoft.com/office/drawing/2016/5/10/chartex" xmlns:cx5="http://schemas.microsoft.com/office/drawing/2016/5/11/chartex" xmlns:cx6="http://schemas.microsoft.com/office/drawing/2016/5/12/chartex" xmlns:cx7="http://schemas.microsoft.com/office/drawing/2016/5/13/chartex" xmlns:cx8="http://schemas.microsoft.com/office/drawing/2016/5/14/chartex" xmlns:mc="http://schemas.openxmlformats.org/markup-compatibility/2006" xmlns:aink="http://schemas.microsoft.com/office/drawing/2016/ink" xmlns:am3d="http://schemas.microsoft.com/office/drawing/2017/model3d" xmlns:o="urn:schemas-microsoft-com:office:office" xmlns:oel="http://schemas.microsoft.com/office/2019/extlst" xmlns:r="http://schemas.openxmlformats.org/officeDocument/2006/relationships" xmlns:m="http://schemas.openxmlformats.org/officeDocument/2006/math" xmlns:v="urn:schemas-microsoft-com:vml" xmlns:wp14="http://schemas.microsoft.com/office/word/2010/wordprocessingDrawing" xmlns:wp="http://schemas.openxmlformats.org/drawingml/2006/wordprocessingDrawing" xmlns:w10="urn:schemas-microsoft-com:office:word" xmlns:w="http://schemas.openxmlformats.org/wordprocessingml/2006/main" xmlns:w14="http://schemas.microsoft.com/office/word/2010/wordml" xmlns:w15="http://schemas.microsoft.com/office/word/2012/wordml" xmlns:w16cex="http://schemas.microsoft.com/office/word/2018/wordml/cex" xmlns:w16cid="http://schemas.microsoft.com/office/word/2016/wordml/cid" xmlns:w16="http://schemas.microsoft.com/office/word/2018/wordml" xmlns:w16sdtdh="http://schemas.microsoft.com/office/word/2020/wordml/sdtdatahash" xmlns:w16se="http://schemas.microsoft.com/office/word/2015/wordml/symex" xmlns:wpg="http://schemas.microsoft.com/office/word/2010/wordprocessingGroup" xmlns:wpi="http://schemas.microsoft.com/office/word/2010/wordprocessingInk" xmlns:wne="http://schemas.microsoft.com/office/word/2006/wordml" xmlns:wps="http://schemas.microsoft.com/office/word/2010/wordprocessingShape" mc:Ignorable="w14 w15 w16se w16cid w16 w16cex w16sdtdh wp14">
+<w:footnotes xmlns:wpc="http://schemas.microsoft.com/office/word/2010/wordprocessingCanvas" xmlns:cx="http://schemas.microsoft.com/office/drawing/2014/chartex" xmlns:mc="http://schemas.openxmlformats.org/markup-compatibility/2006" xmlns:o="urn:schemas-microsoft-com:office:office" xmlns:r="http://schemas.openxmlformats.org/officeDocument/2006/relationships" xmlns:m="http://schemas.openxmlformats.org/officeDocument/2006/math" xmlns:v="urn:schemas-microsoft-com:vml" xmlns:wp14="http://schemas.microsoft.com/office/word/2010/wordprocessingDrawing" xmlns:wp="http://schemas.openxmlformats.org/drawingml/2006/wordprocessingDrawing" xmlns:w10="urn:schemas-microsoft-com:office:word" xmlns:w="http://schemas.openxmlformats.org/wordprocessingml/2006/main" xmlns:w14="http://schemas.microsoft.com/office/word/2010/wordml" xmlns:w15="http://schemas.microsoft.com/office/word/2012/wordml" xmlns:w16se="http://schemas.microsoft.com/office/word/2015/wordml/symex" xmlns:wpg="http://schemas.microsoft.com/office/word/2010/wordprocessingGroup" xmlns:wpi="http://schemas.microsoft.com/office/word/2010/wordprocessingInk" xmlns:wne="http://schemas.microsoft.com/office/word/2006/wordml" xmlns:wps="http://schemas.microsoft.com/office/word/2010/wordprocessingShape" mc:Ignorable="w14 w15 w16se wp14">
   <w:footnote w:type="separator" w:id="-1">
     <w:p>
       <w:pPr>
         <w:spacing w:after="0"/>
-        <w:rPr>
-          <w:rFonts w:hint="eastAsia"/>
-        </w:rPr>
       </w:pPr>
       <w:r>
         <w:separator/>
@@ -7140,9 +6318,6 @@
     <w:p>
       <w:pPr>
         <w:spacing w:after="0"/>
-        <w:rPr>
-          <w:rFonts w:hint="eastAsia"/>
-        </w:rPr>
       </w:pPr>
       <w:r>
         <w:continuationSeparator/>
@@ -7153,7 +6328,7 @@
 </file>
 
 <file path=word/styles.xml><?xml version="1.0" encoding="utf-8"?>
-<w:styles xmlns:mc="http://schemas.openxmlformats.org/markup-compatibility/2006" xmlns:r="http://schemas.openxmlformats.org/officeDocument/2006/relationships" xmlns:w="http://schemas.openxmlformats.org/wordprocessingml/2006/main" xmlns:w14="http://schemas.microsoft.com/office/word/2010/wordml" xmlns:w15="http://schemas.microsoft.com/office/word/2012/wordml" xmlns:w16cex="http://schemas.microsoft.com/office/word/2018/wordml/cex" xmlns:w16cid="http://schemas.microsoft.com/office/word/2016/wordml/cid" xmlns:w16="http://schemas.microsoft.com/office/word/2018/wordml" xmlns:w16sdtdh="http://schemas.microsoft.com/office/word/2020/wordml/sdtdatahash" xmlns:w16se="http://schemas.microsoft.com/office/word/2015/wordml/symex" mc:Ignorable="w14 w15 w16se w16cid w16 w16cex w16sdtdh">
+<w:styles xmlns:mc="http://schemas.openxmlformats.org/markup-compatibility/2006" xmlns:r="http://schemas.openxmlformats.org/officeDocument/2006/relationships" xmlns:w="http://schemas.openxmlformats.org/wordprocessingml/2006/main" xmlns:w14="http://schemas.microsoft.com/office/word/2010/wordml" xmlns:w15="http://schemas.microsoft.com/office/word/2012/wordml" xmlns:w16se="http://schemas.microsoft.com/office/word/2015/wordml/symex" mc:Ignorable="w14 w15 w16se">
   <w:docDefaults>
     <w:rPrDefault>
       <w:rPr>
@@ -7163,7 +6338,7 @@
     </w:rPrDefault>
     <w:pPrDefault/>
   </w:docDefaults>
-  <w:latentStyles w:defLockedState="0" w:defUIPriority="99" w:defSemiHidden="0" w:defUnhideWhenUsed="0" w:defQFormat="0" w:count="376">
+  <w:latentStyles w:defLockedState="0" w:defUIPriority="99" w:defSemiHidden="0" w:defUnhideWhenUsed="0" w:defQFormat="0" w:count="371">
     <w:lsdException w:name="Normal" w:uiPriority="0" w:qFormat="1"/>
     <w:lsdException w:name="heading 1" w:uiPriority="9" w:qFormat="1"/>
     <w:lsdException w:name="heading 2" w:semiHidden="1" w:uiPriority="9" w:unhideWhenUsed="1" w:qFormat="1"/>
@@ -7318,10 +6493,9 @@
     <w:lsdException w:name="Table Web 2" w:semiHidden="1" w:unhideWhenUsed="1"/>
     <w:lsdException w:name="Table Web 3" w:semiHidden="1" w:unhideWhenUsed="1"/>
     <w:lsdException w:name="Balloon Text" w:semiHidden="1" w:unhideWhenUsed="1"/>
-    <w:lsdException w:name="Table Grid" w:uiPriority="39" w:qFormat="1"/>
+    <w:lsdException w:name="Table Grid" w:semiHidden="1" w:uiPriority="39" w:unhideWhenUsed="1" w:qFormat="1"/>
     <w:lsdException w:name="Table Theme" w:semiHidden="1" w:unhideWhenUsed="1"/>
-    <w:lsdException w:name="Placeholder Text" w:semiHidden="1" w:unhideWhenUsed="1"/>
-    <w:lsdException w:name="No Spacing" w:semiHidden="1" w:unhideWhenUsed="1"/>
+    <w:lsdException w:name="Placeholder Text" w:semiHidden="1"/>
     <w:lsdException w:name="Light Shading" w:uiPriority="60"/>
     <w:lsdException w:name="Light List" w:uiPriority="61"/>
     <w:lsdException w:name="Light Grid" w:uiPriority="62"/>
@@ -7342,7 +6516,7 @@
     <w:lsdException w:name="Medium Shading 1 Accent 1" w:uiPriority="63"/>
     <w:lsdException w:name="Medium Shading 2 Accent 1" w:uiPriority="64"/>
     <w:lsdException w:name="Medium List 1 Accent 1" w:uiPriority="65"/>
-    <w:lsdException w:name="Revision" w:semiHidden="1" w:unhideWhenUsed="1"/>
+    <w:lsdException w:name="Revision" w:semiHidden="1"/>
     <w:lsdException w:name="List Paragraph" w:uiPriority="34" w:qFormat="1"/>
     <w:lsdException w:name="Quote" w:uiPriority="29" w:qFormat="1"/>
     <w:lsdException w:name="Intense Quote" w:uiPriority="30" w:qFormat="1"/>
@@ -7535,13 +6709,8 @@
     <w:lsdException w:name="List Table 5 Dark Accent 6" w:uiPriority="50"/>
     <w:lsdException w:name="List Table 6 Colorful Accent 6" w:uiPriority="51"/>
     <w:lsdException w:name="List Table 7 Colorful Accent 6" w:uiPriority="52"/>
-    <w:lsdException w:name="Mention" w:semiHidden="1" w:unhideWhenUsed="1"/>
-    <w:lsdException w:name="Smart Hyperlink" w:semiHidden="1" w:unhideWhenUsed="1"/>
-    <w:lsdException w:name="Hashtag" w:semiHidden="1" w:unhideWhenUsed="1"/>
-    <w:lsdException w:name="Unresolved Mention" w:semiHidden="1" w:unhideWhenUsed="1"/>
-    <w:lsdException w:name="Smart Link" w:semiHidden="1" w:unhideWhenUsed="1"/>
   </w:latentStyles>
-  <w:style w:type="paragraph" w:default="1" w:styleId="a">
+  <w:style w:type="paragraph" w:default="1" w:styleId="Normal">
     <w:name w:val="Normal"/>
     <w:qFormat/>
     <w:pPr>
@@ -7556,11 +6725,11 @@
       <w14:ligatures w14:val="standardContextual"/>
     </w:rPr>
   </w:style>
-  <w:style w:type="paragraph" w:styleId="1">
+  <w:style w:type="paragraph" w:styleId="Heading1">
     <w:name w:val="heading 1"/>
-    <w:basedOn w:val="a"/>
-    <w:next w:val="a"/>
-    <w:link w:val="10"/>
+    <w:basedOn w:val="Normal"/>
+    <w:next w:val="Normal"/>
+    <w:link w:val="Heading1Char"/>
     <w:uiPriority w:val="9"/>
     <w:qFormat/>
     <w:pPr>
@@ -7576,11 +6745,11 @@
       <w:szCs w:val="48"/>
     </w:rPr>
   </w:style>
-  <w:style w:type="paragraph" w:styleId="2">
+  <w:style w:type="paragraph" w:styleId="Heading2">
     <w:name w:val="heading 2"/>
-    <w:basedOn w:val="a"/>
-    <w:next w:val="a"/>
-    <w:link w:val="20"/>
+    <w:basedOn w:val="Normal"/>
+    <w:next w:val="Normal"/>
+    <w:link w:val="Heading2Char"/>
     <w:uiPriority w:val="9"/>
     <w:semiHidden/>
     <w:unhideWhenUsed/>
@@ -7598,11 +6767,11 @@
       <w:szCs w:val="40"/>
     </w:rPr>
   </w:style>
-  <w:style w:type="paragraph" w:styleId="3">
+  <w:style w:type="paragraph" w:styleId="Heading3">
     <w:name w:val="heading 3"/>
-    <w:basedOn w:val="a"/>
-    <w:next w:val="a"/>
-    <w:link w:val="30"/>
+    <w:basedOn w:val="Normal"/>
+    <w:next w:val="Normal"/>
+    <w:link w:val="Heading3Char"/>
     <w:uiPriority w:val="9"/>
     <w:semiHidden/>
     <w:unhideWhenUsed/>
@@ -7620,11 +6789,11 @@
       <w:szCs w:val="32"/>
     </w:rPr>
   </w:style>
-  <w:style w:type="paragraph" w:styleId="4">
+  <w:style w:type="paragraph" w:styleId="Heading4">
     <w:name w:val="heading 4"/>
-    <w:basedOn w:val="a"/>
-    <w:next w:val="a"/>
-    <w:link w:val="40"/>
+    <w:basedOn w:val="Normal"/>
+    <w:next w:val="Normal"/>
+    <w:link w:val="Heading4Char"/>
     <w:uiPriority w:val="9"/>
     <w:semiHidden/>
     <w:unhideWhenUsed/>
@@ -7642,11 +6811,11 @@
       <w:szCs w:val="28"/>
     </w:rPr>
   </w:style>
-  <w:style w:type="paragraph" w:styleId="5">
+  <w:style w:type="paragraph" w:styleId="Heading5">
     <w:name w:val="heading 5"/>
-    <w:basedOn w:val="a"/>
-    <w:next w:val="a"/>
-    <w:link w:val="50"/>
+    <w:basedOn w:val="Normal"/>
+    <w:next w:val="Normal"/>
+    <w:link w:val="Heading5Char"/>
     <w:uiPriority w:val="9"/>
     <w:semiHidden/>
     <w:unhideWhenUsed/>
@@ -7663,11 +6832,11 @@
       <w:sz w:val="24"/>
     </w:rPr>
   </w:style>
-  <w:style w:type="paragraph" w:styleId="6">
+  <w:style w:type="paragraph" w:styleId="Heading6">
     <w:name w:val="heading 6"/>
-    <w:basedOn w:val="a"/>
-    <w:next w:val="a"/>
-    <w:link w:val="60"/>
+    <w:basedOn w:val="Normal"/>
+    <w:next w:val="Normal"/>
+    <w:link w:val="Heading6Char"/>
     <w:uiPriority w:val="9"/>
     <w:semiHidden/>
     <w:unhideWhenUsed/>
@@ -7685,11 +6854,11 @@
       <w:color w:val="2F5496" w:themeColor="accent1" w:themeShade="BF"/>
     </w:rPr>
   </w:style>
-  <w:style w:type="paragraph" w:styleId="7">
+  <w:style w:type="paragraph" w:styleId="Heading7">
     <w:name w:val="heading 7"/>
-    <w:basedOn w:val="a"/>
-    <w:next w:val="a"/>
-    <w:link w:val="70"/>
+    <w:basedOn w:val="Normal"/>
+    <w:next w:val="Normal"/>
+    <w:link w:val="Heading7Char"/>
     <w:uiPriority w:val="9"/>
     <w:semiHidden/>
     <w:unhideWhenUsed/>
@@ -7707,11 +6876,11 @@
       <w:color w:val="595959" w:themeColor="text1" w:themeTint="A6"/>
     </w:rPr>
   </w:style>
-  <w:style w:type="paragraph" w:styleId="8">
+  <w:style w:type="paragraph" w:styleId="Heading8">
     <w:name w:val="heading 8"/>
-    <w:basedOn w:val="a"/>
-    <w:next w:val="a"/>
-    <w:link w:val="80"/>
+    <w:basedOn w:val="Normal"/>
+    <w:next w:val="Normal"/>
+    <w:link w:val="Heading8Char"/>
     <w:uiPriority w:val="9"/>
     <w:semiHidden/>
     <w:unhideWhenUsed/>
@@ -7727,11 +6896,11 @@
       <w:color w:val="595959" w:themeColor="text1" w:themeTint="A6"/>
     </w:rPr>
   </w:style>
-  <w:style w:type="paragraph" w:styleId="9">
+  <w:style w:type="paragraph" w:styleId="Heading9">
     <w:name w:val="heading 9"/>
-    <w:basedOn w:val="a"/>
-    <w:next w:val="a"/>
-    <w:link w:val="90"/>
+    <w:basedOn w:val="Normal"/>
+    <w:next w:val="Normal"/>
+    <w:link w:val="Heading9Char"/>
     <w:uiPriority w:val="9"/>
     <w:semiHidden/>
     <w:unhideWhenUsed/>
@@ -7747,12 +6916,13 @@
       <w:color w:val="595959" w:themeColor="text1" w:themeTint="A6"/>
     </w:rPr>
   </w:style>
-  <w:style w:type="character" w:default="1" w:styleId="a0">
+  <w:style w:type="character" w:default="1" w:styleId="DefaultParagraphFont">
     <w:name w:val="Default Paragraph Font"/>
     <w:uiPriority w:val="1"/>
+    <w:semiHidden/>
     <w:unhideWhenUsed/>
   </w:style>
-  <w:style w:type="table" w:default="1" w:styleId="a1">
+  <w:style w:type="table" w:default="1" w:styleId="TableNormal">
     <w:name w:val="Normal Table"/>
     <w:uiPriority w:val="99"/>
     <w:semiHidden/>
@@ -7767,16 +6937,16 @@
       </w:tblCellMar>
     </w:tblPr>
   </w:style>
-  <w:style w:type="numbering" w:default="1" w:styleId="a2">
+  <w:style w:type="numbering" w:default="1" w:styleId="NoList">
     <w:name w:val="No List"/>
     <w:uiPriority w:val="99"/>
     <w:semiHidden/>
     <w:unhideWhenUsed/>
   </w:style>
-  <w:style w:type="paragraph" w:styleId="a3">
+  <w:style w:type="paragraph" w:styleId="Footer">
     <w:name w:val="footer"/>
-    <w:basedOn w:val="a"/>
-    <w:link w:val="a4"/>
+    <w:basedOn w:val="Normal"/>
+    <w:link w:val="FooterChar"/>
     <w:uiPriority w:val="99"/>
     <w:unhideWhenUsed/>
     <w:qFormat/>
@@ -7793,10 +6963,10 @@
       <w:szCs w:val="18"/>
     </w:rPr>
   </w:style>
-  <w:style w:type="paragraph" w:styleId="a5">
+  <w:style w:type="paragraph" w:styleId="Header">
     <w:name w:val="header"/>
-    <w:basedOn w:val="a"/>
-    <w:link w:val="a6"/>
+    <w:basedOn w:val="Normal"/>
+    <w:link w:val="HeaderChar"/>
     <w:uiPriority w:val="99"/>
     <w:unhideWhenUsed/>
     <w:qFormat/>
@@ -7814,11 +6984,11 @@
       <w:szCs w:val="18"/>
     </w:rPr>
   </w:style>
-  <w:style w:type="paragraph" w:styleId="a7">
+  <w:style w:type="paragraph" w:styleId="Subtitle">
     <w:name w:val="Subtitle"/>
-    <w:basedOn w:val="a"/>
-    <w:next w:val="a"/>
-    <w:link w:val="a8"/>
+    <w:basedOn w:val="Normal"/>
+    <w:next w:val="Normal"/>
+    <w:link w:val="SubtitleChar"/>
     <w:uiPriority w:val="11"/>
     <w:qFormat/>
     <w:pPr>
@@ -7832,11 +7002,11 @@
       <w:szCs w:val="28"/>
     </w:rPr>
   </w:style>
-  <w:style w:type="paragraph" w:styleId="a9">
+  <w:style w:type="paragraph" w:styleId="Title">
     <w:name w:val="Title"/>
-    <w:basedOn w:val="a"/>
-    <w:next w:val="a"/>
-    <w:link w:val="aa"/>
+    <w:basedOn w:val="Normal"/>
+    <w:next w:val="Normal"/>
+    <w:link w:val="TitleChar"/>
     <w:uiPriority w:val="10"/>
     <w:qFormat/>
     <w:pPr>
@@ -7852,9 +7022,9 @@
       <w:szCs w:val="56"/>
     </w:rPr>
   </w:style>
-  <w:style w:type="table" w:styleId="ab">
+  <w:style w:type="table" w:styleId="TableGrid">
     <w:name w:val="Table Grid"/>
-    <w:basedOn w:val="a1"/>
+    <w:basedOn w:val="TableNormal"/>
     <w:uiPriority w:val="39"/>
     <w:qFormat/>
     <w:tblPr>
@@ -7868,10 +7038,10 @@
       </w:tblBorders>
     </w:tblPr>
   </w:style>
-  <w:style w:type="character" w:customStyle="1" w:styleId="10">
-    <w:name w:val="标题 1 字符"/>
-    <w:basedOn w:val="a0"/>
-    <w:link w:val="1"/>
+  <w:style w:type="character" w:customStyle="1" w:styleId="Heading1Char">
+    <w:name w:val="Heading 1 Char"/>
+    <w:basedOn w:val="DefaultParagraphFont"/>
+    <w:link w:val="Heading1"/>
     <w:uiPriority w:val="9"/>
     <w:qFormat/>
     <w:rPr>
@@ -7881,10 +7051,10 @@
       <w:szCs w:val="48"/>
     </w:rPr>
   </w:style>
-  <w:style w:type="character" w:customStyle="1" w:styleId="20">
-    <w:name w:val="标题 2 字符"/>
-    <w:basedOn w:val="a0"/>
-    <w:link w:val="2"/>
+  <w:style w:type="character" w:customStyle="1" w:styleId="Heading2Char">
+    <w:name w:val="Heading 2 Char"/>
+    <w:basedOn w:val="DefaultParagraphFont"/>
+    <w:link w:val="Heading2"/>
     <w:uiPriority w:val="9"/>
     <w:semiHidden/>
     <w:qFormat/>
@@ -7895,10 +7065,10 @@
       <w:szCs w:val="40"/>
     </w:rPr>
   </w:style>
-  <w:style w:type="character" w:customStyle="1" w:styleId="30">
-    <w:name w:val="标题 3 字符"/>
-    <w:basedOn w:val="a0"/>
-    <w:link w:val="3"/>
+  <w:style w:type="character" w:customStyle="1" w:styleId="Heading3Char">
+    <w:name w:val="Heading 3 Char"/>
+    <w:basedOn w:val="DefaultParagraphFont"/>
+    <w:link w:val="Heading3"/>
     <w:uiPriority w:val="9"/>
     <w:semiHidden/>
     <w:qFormat/>
@@ -7909,10 +7079,10 @@
       <w:szCs w:val="32"/>
     </w:rPr>
   </w:style>
-  <w:style w:type="character" w:customStyle="1" w:styleId="40">
-    <w:name w:val="标题 4 字符"/>
-    <w:basedOn w:val="a0"/>
-    <w:link w:val="4"/>
+  <w:style w:type="character" w:customStyle="1" w:styleId="Heading4Char">
+    <w:name w:val="Heading 4 Char"/>
+    <w:basedOn w:val="DefaultParagraphFont"/>
+    <w:link w:val="Heading4"/>
     <w:uiPriority w:val="9"/>
     <w:semiHidden/>
     <w:qFormat/>
@@ -7923,10 +7093,10 @@
       <w:szCs w:val="28"/>
     </w:rPr>
   </w:style>
-  <w:style w:type="character" w:customStyle="1" w:styleId="50">
-    <w:name w:val="标题 5 字符"/>
-    <w:basedOn w:val="a0"/>
-    <w:link w:val="5"/>
+  <w:style w:type="character" w:customStyle="1" w:styleId="Heading5Char">
+    <w:name w:val="Heading 5 Char"/>
+    <w:basedOn w:val="DefaultParagraphFont"/>
+    <w:link w:val="Heading5"/>
     <w:uiPriority w:val="9"/>
     <w:semiHidden/>
     <w:qFormat/>
@@ -7936,10 +7106,10 @@
       <w:sz w:val="24"/>
     </w:rPr>
   </w:style>
-  <w:style w:type="character" w:customStyle="1" w:styleId="60">
-    <w:name w:val="标题 6 字符"/>
-    <w:basedOn w:val="a0"/>
-    <w:link w:val="6"/>
+  <w:style w:type="character" w:customStyle="1" w:styleId="Heading6Char">
+    <w:name w:val="Heading 6 Char"/>
+    <w:basedOn w:val="DefaultParagraphFont"/>
+    <w:link w:val="Heading6"/>
     <w:uiPriority w:val="9"/>
     <w:semiHidden/>
     <w:qFormat/>
@@ -7950,10 +7120,10 @@
       <w:color w:val="2F5496" w:themeColor="accent1" w:themeShade="BF"/>
     </w:rPr>
   </w:style>
-  <w:style w:type="character" w:customStyle="1" w:styleId="70">
-    <w:name w:val="标题 7 字符"/>
-    <w:basedOn w:val="a0"/>
-    <w:link w:val="7"/>
+  <w:style w:type="character" w:customStyle="1" w:styleId="Heading7Char">
+    <w:name w:val="Heading 7 Char"/>
+    <w:basedOn w:val="DefaultParagraphFont"/>
+    <w:link w:val="Heading7"/>
     <w:uiPriority w:val="9"/>
     <w:semiHidden/>
     <w:qFormat/>
@@ -7964,10 +7134,10 @@
       <w:color w:val="595959" w:themeColor="text1" w:themeTint="A6"/>
     </w:rPr>
   </w:style>
-  <w:style w:type="character" w:customStyle="1" w:styleId="80">
-    <w:name w:val="标题 8 字符"/>
-    <w:basedOn w:val="a0"/>
-    <w:link w:val="8"/>
+  <w:style w:type="character" w:customStyle="1" w:styleId="Heading8Char">
+    <w:name w:val="Heading 8 Char"/>
+    <w:basedOn w:val="DefaultParagraphFont"/>
+    <w:link w:val="Heading8"/>
     <w:uiPriority w:val="9"/>
     <w:semiHidden/>
     <w:qFormat/>
@@ -7976,10 +7146,10 @@
       <w:color w:val="595959" w:themeColor="text1" w:themeTint="A6"/>
     </w:rPr>
   </w:style>
-  <w:style w:type="character" w:customStyle="1" w:styleId="90">
-    <w:name w:val="标题 9 字符"/>
-    <w:basedOn w:val="a0"/>
-    <w:link w:val="9"/>
+  <w:style w:type="character" w:customStyle="1" w:styleId="Heading9Char">
+    <w:name w:val="Heading 9 Char"/>
+    <w:basedOn w:val="DefaultParagraphFont"/>
+    <w:link w:val="Heading9"/>
     <w:uiPriority w:val="9"/>
     <w:semiHidden/>
     <w:qFormat/>
@@ -7988,10 +7158,10 @@
       <w:color w:val="595959" w:themeColor="text1" w:themeTint="A6"/>
     </w:rPr>
   </w:style>
-  <w:style w:type="character" w:customStyle="1" w:styleId="aa">
-    <w:name w:val="标题 字符"/>
-    <w:basedOn w:val="a0"/>
-    <w:link w:val="a9"/>
+  <w:style w:type="character" w:customStyle="1" w:styleId="TitleChar">
+    <w:name w:val="Title Char"/>
+    <w:basedOn w:val="DefaultParagraphFont"/>
+    <w:link w:val="Title"/>
     <w:uiPriority w:val="10"/>
     <w:qFormat/>
     <w:rPr>
@@ -8002,10 +7172,10 @@
       <w:szCs w:val="56"/>
     </w:rPr>
   </w:style>
-  <w:style w:type="character" w:customStyle="1" w:styleId="a8">
-    <w:name w:val="副标题 字符"/>
-    <w:basedOn w:val="a0"/>
-    <w:link w:val="a7"/>
+  <w:style w:type="character" w:customStyle="1" w:styleId="SubtitleChar">
+    <w:name w:val="Subtitle Char"/>
+    <w:basedOn w:val="DefaultParagraphFont"/>
+    <w:link w:val="Subtitle"/>
     <w:uiPriority w:val="11"/>
     <w:qFormat/>
     <w:rPr>
@@ -8016,11 +7186,11 @@
       <w:szCs w:val="28"/>
     </w:rPr>
   </w:style>
-  <w:style w:type="paragraph" w:styleId="ac">
+  <w:style w:type="paragraph" w:styleId="Quote">
     <w:name w:val="Quote"/>
-    <w:basedOn w:val="a"/>
-    <w:next w:val="a"/>
-    <w:link w:val="ad"/>
+    <w:basedOn w:val="Normal"/>
+    <w:next w:val="Normal"/>
+    <w:link w:val="QuoteChar"/>
     <w:uiPriority w:val="29"/>
     <w:qFormat/>
     <w:pPr>
@@ -8033,10 +7203,10 @@
       <w:color w:val="404040" w:themeColor="text1" w:themeTint="BF"/>
     </w:rPr>
   </w:style>
-  <w:style w:type="character" w:customStyle="1" w:styleId="ad">
-    <w:name w:val="引用 字符"/>
-    <w:basedOn w:val="a0"/>
-    <w:link w:val="ac"/>
+  <w:style w:type="character" w:customStyle="1" w:styleId="QuoteChar">
+    <w:name w:val="Quote Char"/>
+    <w:basedOn w:val="DefaultParagraphFont"/>
+    <w:link w:val="Quote"/>
     <w:uiPriority w:val="29"/>
     <w:qFormat/>
     <w:rPr>
@@ -8045,9 +7215,9 @@
       <w:color w:val="404040" w:themeColor="text1" w:themeTint="BF"/>
     </w:rPr>
   </w:style>
-  <w:style w:type="paragraph" w:styleId="ae">
+  <w:style w:type="paragraph" w:styleId="ListParagraph">
     <w:name w:val="List Paragraph"/>
-    <w:basedOn w:val="a"/>
+    <w:basedOn w:val="Normal"/>
     <w:uiPriority w:val="34"/>
     <w:qFormat/>
     <w:pPr>
@@ -8055,9 +7225,9 @@
       <w:contextualSpacing/>
     </w:pPr>
   </w:style>
-  <w:style w:type="character" w:customStyle="1" w:styleId="11">
+  <w:style w:type="character" w:customStyle="1" w:styleId="1">
     <w:name w:val="明显强调1"/>
-    <w:basedOn w:val="a0"/>
+    <w:basedOn w:val="DefaultParagraphFont"/>
     <w:uiPriority w:val="21"/>
     <w:qFormat/>
     <w:rPr>
@@ -8066,11 +7236,11 @@
       <w:color w:val="2F5496" w:themeColor="accent1" w:themeShade="BF"/>
     </w:rPr>
   </w:style>
-  <w:style w:type="paragraph" w:styleId="af">
+  <w:style w:type="paragraph" w:styleId="IntenseQuote">
     <w:name w:val="Intense Quote"/>
-    <w:basedOn w:val="a"/>
-    <w:next w:val="a"/>
-    <w:link w:val="af0"/>
+    <w:basedOn w:val="Normal"/>
+    <w:next w:val="Normal"/>
+    <w:link w:val="IntenseQuoteChar"/>
     <w:uiPriority w:val="30"/>
     <w:qFormat/>
     <w:pPr>
@@ -8088,10 +7258,10 @@
       <w:color w:val="2F5496" w:themeColor="accent1" w:themeShade="BF"/>
     </w:rPr>
   </w:style>
-  <w:style w:type="character" w:customStyle="1" w:styleId="af0">
-    <w:name w:val="明显引用 字符"/>
-    <w:basedOn w:val="a0"/>
-    <w:link w:val="af"/>
+  <w:style w:type="character" w:customStyle="1" w:styleId="IntenseQuoteChar">
+    <w:name w:val="Intense Quote Char"/>
+    <w:basedOn w:val="DefaultParagraphFont"/>
+    <w:link w:val="IntenseQuote"/>
     <w:uiPriority w:val="30"/>
     <w:qFormat/>
     <w:rPr>
@@ -8100,9 +7270,9 @@
       <w:color w:val="2F5496" w:themeColor="accent1" w:themeShade="BF"/>
     </w:rPr>
   </w:style>
-  <w:style w:type="character" w:customStyle="1" w:styleId="12">
+  <w:style w:type="character" w:customStyle="1" w:styleId="10">
     <w:name w:val="明显参考1"/>
-    <w:basedOn w:val="a0"/>
+    <w:basedOn w:val="DefaultParagraphFont"/>
     <w:uiPriority w:val="32"/>
     <w:qFormat/>
     <w:rPr>
@@ -8113,10 +7283,10 @@
       <w:spacing w:val="5"/>
     </w:rPr>
   </w:style>
-  <w:style w:type="character" w:customStyle="1" w:styleId="a6">
-    <w:name w:val="页眉 字符"/>
-    <w:basedOn w:val="a0"/>
-    <w:link w:val="a5"/>
+  <w:style w:type="character" w:customStyle="1" w:styleId="HeaderChar">
+    <w:name w:val="Header Char"/>
+    <w:basedOn w:val="DefaultParagraphFont"/>
+    <w:link w:val="Header"/>
     <w:uiPriority w:val="99"/>
     <w:qFormat/>
     <w:rPr>
@@ -8124,10 +7294,10 @@
       <w:szCs w:val="18"/>
     </w:rPr>
   </w:style>
-  <w:style w:type="character" w:customStyle="1" w:styleId="a4">
-    <w:name w:val="页脚 字符"/>
-    <w:basedOn w:val="a0"/>
-    <w:link w:val="a3"/>
+  <w:style w:type="character" w:customStyle="1" w:styleId="FooterChar">
+    <w:name w:val="Footer Char"/>
+    <w:basedOn w:val="DefaultParagraphFont"/>
+    <w:link w:val="Footer"/>
     <w:uiPriority w:val="99"/>
     <w:qFormat/>
     <w:rPr>

--- a/Documents/数据库表.docx
+++ b/Documents/数据库表.docx
@@ -168,13 +168,7 @@
               <w:rPr>
                 <w:rFonts w:hint="eastAsia"/>
               </w:rPr>
-              <w:t>宠物</w:t>
-            </w:r>
-            <w:r>
-              <w:rPr>
-                <w:rFonts w:hint="eastAsia"/>
-              </w:rPr>
-              <w:t>id</w:t>
+              <w:t>宠物id</w:t>
             </w:r>
           </w:p>
         </w:tc>
@@ -618,13 +612,7 @@
               <w:rPr>
                 <w:rFonts w:hint="eastAsia"/>
               </w:rPr>
-              <w:t>用户</w:t>
-            </w:r>
-            <w:r>
-              <w:rPr>
-                <w:rFonts w:hint="eastAsia"/>
-              </w:rPr>
-              <w:t>id</w:t>
+              <w:t>用户id</w:t>
             </w:r>
           </w:p>
         </w:tc>
@@ -640,25 +628,7 @@
               <w:rPr>
                 <w:rFonts w:hint="eastAsia"/>
               </w:rPr>
-              <w:t>外码引用</w:t>
-            </w:r>
-            <w:r>
-              <w:rPr>
-                <w:rFonts w:hint="eastAsia"/>
-              </w:rPr>
-              <w:t>user</w:t>
-            </w:r>
-            <w:r>
-              <w:rPr>
-                <w:rFonts w:hint="eastAsia"/>
-              </w:rPr>
-              <w:t>表中的</w:t>
-            </w:r>
-            <w:r>
-              <w:rPr>
-                <w:rFonts w:hint="eastAsia"/>
-              </w:rPr>
-              <w:t>user_id</w:t>
+              <w:t>外码引用user表中的user_id</w:t>
             </w:r>
           </w:p>
         </w:tc>
@@ -831,13 +801,7 @@
               <w:rPr>
                 <w:rFonts w:hint="eastAsia"/>
               </w:rPr>
-              <w:t>状态</w:t>
-            </w:r>
-            <w:r>
-              <w:rPr>
-                <w:rFonts w:hint="eastAsia"/>
-              </w:rPr>
-              <w:t>id</w:t>
+              <w:t>状态id</w:t>
             </w:r>
           </w:p>
         </w:tc>
@@ -1063,13 +1027,7 @@
               <w:rPr>
                 <w:rFonts w:hint="eastAsia"/>
               </w:rPr>
-              <w:t>宠物</w:t>
-            </w:r>
-            <w:r>
-              <w:rPr>
-                <w:rFonts w:hint="eastAsia"/>
-              </w:rPr>
-              <w:t>id</w:t>
+              <w:t>宠物id</w:t>
             </w:r>
           </w:p>
         </w:tc>
@@ -1086,37 +1044,7 @@
               <w:rPr>
                 <w:rFonts w:hint="eastAsia"/>
               </w:rPr>
-              <w:t>外码</w:t>
-            </w:r>
-            <w:r>
-              <w:rPr>
-                <w:rFonts w:hint="eastAsia"/>
-              </w:rPr>
-              <w:t xml:space="preserve"> </w:t>
-            </w:r>
-            <w:r>
-              <w:rPr>
-                <w:rFonts w:hint="eastAsia"/>
-              </w:rPr>
-              <w:t>引用</w:t>
-            </w:r>
-            <w:r>
-              <w:rPr>
-                <w:rFonts w:hint="eastAsia"/>
-              </w:rPr>
-              <w:t>pets</w:t>
-            </w:r>
-            <w:r>
-              <w:rPr>
-                <w:rFonts w:hint="eastAsia"/>
-              </w:rPr>
-              <w:t>中的</w:t>
-            </w:r>
-            <w:r>
-              <w:rPr>
-                <w:rFonts w:hint="eastAsia"/>
-              </w:rPr>
-              <w:t>pet_id</w:t>
+              <w:t>外码 引用pets中的pet_id</w:t>
             </w:r>
           </w:p>
         </w:tc>
@@ -1289,13 +1217,7 @@
               <w:rPr>
                 <w:rFonts w:hint="eastAsia"/>
               </w:rPr>
-              <w:t>活动</w:t>
-            </w:r>
-            <w:r>
-              <w:rPr>
-                <w:rFonts w:hint="eastAsia"/>
-              </w:rPr>
-              <w:t>id</w:t>
+              <w:t>活动id</w:t>
             </w:r>
           </w:p>
         </w:tc>
@@ -1458,37 +1380,7 @@
               <w:rPr>
                 <w:rFonts w:hint="eastAsia"/>
               </w:rPr>
-              <w:t>外码</w:t>
-            </w:r>
-            <w:r>
-              <w:rPr>
-                <w:rFonts w:hint="eastAsia"/>
-              </w:rPr>
-              <w:t xml:space="preserve"> </w:t>
-            </w:r>
-            <w:r>
-              <w:rPr>
-                <w:rFonts w:hint="eastAsia"/>
-              </w:rPr>
-              <w:t>引用</w:t>
-            </w:r>
-            <w:r>
-              <w:rPr>
-                <w:rFonts w:hint="eastAsia"/>
-              </w:rPr>
-              <w:t>activity_kind</w:t>
-            </w:r>
-            <w:r>
-              <w:rPr>
-                <w:rFonts w:hint="eastAsia"/>
-              </w:rPr>
-              <w:t>表中的</w:t>
-            </w:r>
-            <w:r>
-              <w:rPr>
-                <w:rFonts w:hint="eastAsia"/>
-              </w:rPr>
-              <w:t>activity_kind_id</w:t>
+              <w:t>外码 引用activity_kind表中的activity_kind_id</w:t>
             </w:r>
           </w:p>
         </w:tc>
@@ -1549,13 +1441,7 @@
               <w:rPr>
                 <w:rFonts w:hint="eastAsia"/>
               </w:rPr>
-              <w:t>宠物</w:t>
-            </w:r>
-            <w:r>
-              <w:rPr>
-                <w:rFonts w:hint="eastAsia"/>
-              </w:rPr>
-              <w:t>id</w:t>
+              <w:t>宠物id</w:t>
             </w:r>
           </w:p>
         </w:tc>
@@ -1571,37 +1457,7 @@
               <w:rPr>
                 <w:rFonts w:hint="eastAsia"/>
               </w:rPr>
-              <w:t>外码</w:t>
-            </w:r>
-            <w:r>
-              <w:rPr>
-                <w:rFonts w:hint="eastAsia"/>
-              </w:rPr>
-              <w:t xml:space="preserve"> </w:t>
-            </w:r>
-            <w:r>
-              <w:rPr>
-                <w:rFonts w:hint="eastAsia"/>
-              </w:rPr>
-              <w:t>引用</w:t>
-            </w:r>
-            <w:r>
-              <w:rPr>
-                <w:rFonts w:hint="eastAsia"/>
-              </w:rPr>
-              <w:t>pets</w:t>
-            </w:r>
-            <w:r>
-              <w:rPr>
-                <w:rFonts w:hint="eastAsia"/>
-              </w:rPr>
-              <w:t>中的</w:t>
-            </w:r>
-            <w:r>
-              <w:rPr>
-                <w:rFonts w:hint="eastAsia"/>
-              </w:rPr>
-              <w:t>pet_id</w:t>
+              <w:t>外码 引用pets中的pet_id</w:t>
             </w:r>
           </w:p>
         </w:tc>
@@ -2034,13 +1890,7 @@
               <w:rPr>
                 <w:rFonts w:hint="eastAsia"/>
               </w:rPr>
-              <w:t>活动</w:t>
-            </w:r>
-            <w:r>
-              <w:rPr>
-                <w:rFonts w:hint="eastAsia"/>
-              </w:rPr>
-              <w:t>id</w:t>
+              <w:t>活动id</w:t>
             </w:r>
           </w:p>
         </w:tc>
@@ -2056,42 +1906,18 @@
               <w:rPr>
                 <w:rFonts w:hint="eastAsia"/>
               </w:rPr>
-              <w:t>外码</w:t>
-            </w:r>
-            <w:r>
-              <w:rPr>
-                <w:rFonts w:hint="eastAsia"/>
-              </w:rPr>
-              <w:t xml:space="preserve"> </w:t>
-            </w:r>
-            <w:r>
-              <w:rPr>
-                <w:rFonts w:hint="eastAsia"/>
-              </w:rPr>
-              <w:t>引用</w:t>
-            </w:r>
-            <w:r>
-              <w:rPr>
-                <w:rFonts w:hint="eastAsia"/>
-              </w:rPr>
-              <w:t>activities</w:t>
-            </w:r>
-          </w:p>
-          <w:p>
-            <w:pPr>
-              <w:spacing w:after="0" w:line="240" w:lineRule="auto"/>
-            </w:pPr>
-            <w:r>
-              <w:rPr>
-                <w:rFonts w:hint="eastAsia"/>
-              </w:rPr>
-              <w:t>中的</w:t>
-            </w:r>
-            <w:r>
-              <w:rPr>
-                <w:rFonts w:hint="eastAsia"/>
-              </w:rPr>
-              <w:t>activity_id</w:t>
+              <w:t>外码 引用activities</w:t>
+            </w:r>
+          </w:p>
+          <w:p>
+            <w:pPr>
+              <w:spacing w:after="0" w:line="240" w:lineRule="auto"/>
+            </w:pPr>
+            <w:r>
+              <w:rPr>
+                <w:rFonts w:hint="eastAsia"/>
+              </w:rPr>
+              <w:t>中的activity_id</w:t>
             </w:r>
           </w:p>
         </w:tc>
@@ -2151,13 +1977,7 @@
               <w:rPr>
                 <w:rFonts w:hint="eastAsia"/>
               </w:rPr>
-              <w:t>宠物</w:t>
-            </w:r>
-            <w:r>
-              <w:rPr>
-                <w:rFonts w:hint="eastAsia"/>
-              </w:rPr>
-              <w:t>id</w:t>
+              <w:t>宠物id</w:t>
             </w:r>
           </w:p>
         </w:tc>
@@ -2173,37 +1993,7 @@
               <w:rPr>
                 <w:rFonts w:hint="eastAsia"/>
               </w:rPr>
-              <w:t>外码</w:t>
-            </w:r>
-            <w:r>
-              <w:rPr>
-                <w:rFonts w:hint="eastAsia"/>
-              </w:rPr>
-              <w:t xml:space="preserve"> </w:t>
-            </w:r>
-            <w:r>
-              <w:rPr>
-                <w:rFonts w:hint="eastAsia"/>
-              </w:rPr>
-              <w:t>引用</w:t>
-            </w:r>
-            <w:r>
-              <w:rPr>
-                <w:rFonts w:hint="eastAsia"/>
-              </w:rPr>
-              <w:t>pets</w:t>
-            </w:r>
-            <w:r>
-              <w:rPr>
-                <w:rFonts w:hint="eastAsia"/>
-              </w:rPr>
-              <w:t>中的</w:t>
-            </w:r>
-            <w:r>
-              <w:rPr>
-                <w:rFonts w:hint="eastAsia"/>
-              </w:rPr>
-              <w:t>pet_id</w:t>
+              <w:t>外码 引用pets中的pet_id</w:t>
             </w:r>
           </w:p>
         </w:tc>
@@ -2403,13 +2193,7 @@
               <w:rPr>
                 <w:rFonts w:hint="eastAsia"/>
               </w:rPr>
-              <w:t>活动记录</w:t>
-            </w:r>
-            <w:r>
-              <w:rPr>
-                <w:rFonts w:hint="eastAsia"/>
-              </w:rPr>
-              <w:t>id</w:t>
+              <w:t>活动记录id</w:t>
             </w:r>
           </w:p>
         </w:tc>
@@ -2721,13 +2505,7 @@
               <w:rPr>
                 <w:rFonts w:hint="eastAsia"/>
               </w:rPr>
-              <w:t>用户</w:t>
-            </w:r>
-            <w:r>
-              <w:rPr>
-                <w:rFonts w:hint="eastAsia"/>
-              </w:rPr>
-              <w:t>id</w:t>
+              <w:t>用户id</w:t>
             </w:r>
           </w:p>
         </w:tc>
@@ -2926,13 +2704,7 @@
               <w:rPr>
                 <w:rFonts w:hint="eastAsia"/>
               </w:rPr>
-              <w:t>d</w:t>
-            </w:r>
-            <w:r>
-              <w:rPr>
-                <w:rFonts w:hint="eastAsia"/>
-              </w:rPr>
-              <w:t>ateTime</w:t>
+              <w:t>dateTime</w:t>
             </w:r>
           </w:p>
         </w:tc>
@@ -2974,15 +2746,7 @@
         </w:tc>
       </w:tr>
     </w:tbl>
-    <w:p>
-      <w:pPr>
-        <w:rPr>
-          <w:rFonts w:hint="eastAsia"/>
-        </w:rPr>
-      </w:pPr>
-      <w:bookmarkStart w:id="0" w:name="_GoBack"/>
-      <w:bookmarkEnd w:id="0"/>
-    </w:p>
+    <w:p/>
     <w:p>
       <w:r>
         <w:rPr>
@@ -3149,13 +2913,7 @@
               <w:rPr>
                 <w:rFonts w:hint="eastAsia"/>
               </w:rPr>
-              <w:t>媒体文件</w:t>
-            </w:r>
-            <w:r>
-              <w:rPr>
-                <w:rFonts w:hint="eastAsia"/>
-              </w:rPr>
-              <w:t>id</w:t>
+              <w:t>媒体文件id</w:t>
             </w:r>
           </w:p>
         </w:tc>
@@ -3301,19 +3059,7 @@
               <w:rPr>
                 <w:rFonts w:hint="eastAsia"/>
               </w:rPr>
-              <w:t>腾讯云</w:t>
-            </w:r>
-            <w:r>
-              <w:rPr>
-                <w:rFonts w:hint="eastAsia"/>
-              </w:rPr>
-              <w:t>COS</w:t>
-            </w:r>
-            <w:r>
-              <w:rPr>
-                <w:rFonts w:hint="eastAsia"/>
-              </w:rPr>
-              <w:t>上的存储位置</w:t>
+              <w:t>腾讯云COS上的存储位置</w:t>
             </w:r>
           </w:p>
         </w:tc>
@@ -3428,25 +3174,7 @@
               <w:rPr>
                 <w:rFonts w:hint="eastAsia"/>
               </w:rPr>
-              <w:t>int</w:t>
-            </w:r>
-            <w:r>
-              <w:rPr>
-                <w:rFonts w:hint="eastAsia"/>
-              </w:rPr>
-              <w:t>（</w:t>
-            </w:r>
-            <w:r>
-              <w:rPr>
-                <w:rFonts w:hint="eastAsia"/>
-              </w:rPr>
-              <w:t>11</w:t>
-            </w:r>
-            <w:r>
-              <w:rPr>
-                <w:rFonts w:hint="eastAsia"/>
-              </w:rPr>
-              <w:t>）</w:t>
+              <w:t>int（11）</w:t>
             </w:r>
           </w:p>
         </w:tc>
@@ -3612,13 +3340,7 @@
               <w:rPr>
                 <w:rFonts w:hint="eastAsia"/>
               </w:rPr>
-              <w:t>所属宠物</w:t>
-            </w:r>
-            <w:r>
-              <w:rPr>
-                <w:rFonts w:hint="eastAsia"/>
-              </w:rPr>
-              <w:t>id</w:t>
+              <w:t>所属宠物id</w:t>
             </w:r>
           </w:p>
         </w:tc>
@@ -3634,37 +3356,7 @@
               <w:rPr>
                 <w:rFonts w:hint="eastAsia"/>
               </w:rPr>
-              <w:t>外码</w:t>
-            </w:r>
-            <w:r>
-              <w:rPr>
-                <w:rFonts w:hint="eastAsia"/>
-              </w:rPr>
-              <w:t xml:space="preserve"> </w:t>
-            </w:r>
-            <w:r>
-              <w:rPr>
-                <w:rFonts w:hint="eastAsia"/>
-              </w:rPr>
-              <w:t>引用</w:t>
-            </w:r>
-            <w:r>
-              <w:rPr>
-                <w:rFonts w:hint="eastAsia"/>
-              </w:rPr>
-              <w:t>pets</w:t>
-            </w:r>
-            <w:r>
-              <w:rPr>
-                <w:rFonts w:hint="eastAsia"/>
-              </w:rPr>
-              <w:t>中的</w:t>
-            </w:r>
-            <w:r>
-              <w:rPr>
-                <w:rFonts w:hint="eastAsia"/>
-              </w:rPr>
-              <w:t>pet_id</w:t>
+              <w:t>外码 引用pets中的pet_id</w:t>
             </w:r>
           </w:p>
         </w:tc>
@@ -3698,31 +3390,7 @@
               <w:rPr>
                 <w:rFonts w:hint="eastAsia"/>
               </w:rPr>
-              <w:t>enum(</w:t>
-            </w:r>
-            <w:r>
-              <w:rPr>
-                <w:rFonts w:hint="eastAsia"/>
-              </w:rPr>
-              <w:t>‘</w:t>
-            </w:r>
-            <w:r>
-              <w:rPr>
-                <w:rFonts w:hint="eastAsia"/>
-              </w:rPr>
-              <w:t>ACTIVITY</w:t>
-            </w:r>
-            <w:r>
-              <w:rPr>
-                <w:rFonts w:hint="eastAsia"/>
-              </w:rPr>
-              <w:t>’</w:t>
-            </w:r>
-            <w:r>
-              <w:rPr>
-                <w:rFonts w:hint="eastAsia"/>
-              </w:rPr>
-              <w:t>,</w:t>
+              <w:t>enum(‘ACTIVITY’,</w:t>
             </w:r>
             <w:r>
               <w:t>’</w:t>
@@ -3877,13 +3545,7 @@
               <w:rPr>
                 <w:rFonts w:hint="eastAsia"/>
               </w:rPr>
-              <w:t>关联的业务</w:t>
-            </w:r>
-            <w:r>
-              <w:rPr>
-                <w:rFonts w:hint="eastAsia"/>
-              </w:rPr>
-              <w:t>id</w:t>
+              <w:t>关联的业务id</w:t>
             </w:r>
           </w:p>
         </w:tc>
@@ -3924,10 +3586,15 @@
               <w:spacing w:after="0" w:line="240" w:lineRule="auto"/>
             </w:pPr>
             <w:r>
-              <w:rPr>
-                <w:rFonts w:hint="eastAsia"/>
-              </w:rPr>
-              <w:t>Varchar(10)</w:t>
+              <w:t>v</w:t>
+            </w:r>
+            <w:bookmarkStart w:id="0" w:name="_GoBack"/>
+            <w:bookmarkEnd w:id="0"/>
+            <w:r>
+              <w:rPr>
+                <w:rFonts w:hint="eastAsia"/>
+              </w:rPr>
+              <w:t>archar(10)</w:t>
             </w:r>
           </w:p>
         </w:tc>
@@ -4246,13 +3913,7 @@
               <w:rPr>
                 <w:rFonts w:hint="eastAsia"/>
               </w:rPr>
-              <w:t>动态</w:t>
-            </w:r>
-            <w:r>
-              <w:rPr>
-                <w:rFonts w:hint="eastAsia"/>
-              </w:rPr>
-              <w:t>id</w:t>
+              <w:t>动态id</w:t>
             </w:r>
           </w:p>
         </w:tc>
@@ -4328,13 +3989,7 @@
               <w:rPr>
                 <w:rFonts w:hint="eastAsia"/>
               </w:rPr>
-              <w:t>用户</w:t>
-            </w:r>
-            <w:r>
-              <w:rPr>
-                <w:rFonts w:hint="eastAsia"/>
-              </w:rPr>
-              <w:t>id</w:t>
+              <w:t>用户id</w:t>
             </w:r>
           </w:p>
         </w:tc>
@@ -4460,25 +4115,7 @@
               <w:rPr>
                 <w:rFonts w:hint="eastAsia"/>
               </w:rPr>
-              <w:t>d</w:t>
-            </w:r>
-            <w:r>
-              <w:rPr>
-                <w:rFonts w:hint="eastAsia"/>
-              </w:rPr>
-              <w:t>ate</w:t>
-            </w:r>
-            <w:r>
-              <w:rPr>
-                <w:rFonts w:hint="eastAsia"/>
-              </w:rPr>
-              <w:t>t</w:t>
-            </w:r>
-            <w:r>
-              <w:rPr>
-                <w:rFonts w:hint="eastAsia"/>
-              </w:rPr>
-              <w:t>ime</w:t>
+              <w:t>datetime</w:t>
             </w:r>
           </w:p>
         </w:tc>
@@ -4662,9 +4299,6 @@
           <w:p>
             <w:pPr>
               <w:spacing w:after="0" w:line="240" w:lineRule="auto"/>
-              <w:rPr>
-                <w:rFonts w:hint="eastAsia"/>
-              </w:rPr>
             </w:pPr>
             <w:r>
               <w:t>audit_status</w:t>
@@ -4679,9 +4313,6 @@
           <w:p>
             <w:pPr>
               <w:spacing w:after="0" w:line="240" w:lineRule="auto"/>
-              <w:rPr>
-                <w:rFonts w:hint="eastAsia"/>
-              </w:rPr>
             </w:pPr>
             <w:r>
               <w:t>Varchar(20)</w:t>
@@ -4707,9 +4338,6 @@
           <w:p>
             <w:pPr>
               <w:spacing w:after="0" w:line="240" w:lineRule="auto"/>
-              <w:rPr>
-                <w:rFonts w:hint="eastAsia"/>
-              </w:rPr>
             </w:pPr>
             <w:r>
               <w:rPr>
@@ -4989,13 +4617,7 @@
               <w:rPr>
                 <w:rFonts w:hint="eastAsia"/>
               </w:rPr>
-              <w:t>评论</w:t>
-            </w:r>
-            <w:r>
-              <w:rPr>
-                <w:rFonts w:hint="eastAsia"/>
-              </w:rPr>
-              <w:t>id</w:t>
+              <w:t>评论id</w:t>
             </w:r>
           </w:p>
         </w:tc>
@@ -5071,13 +4693,7 @@
               <w:rPr>
                 <w:rFonts w:hint="eastAsia"/>
               </w:rPr>
-              <w:t>所属动态</w:t>
-            </w:r>
-            <w:r>
-              <w:rPr>
-                <w:rFonts w:hint="eastAsia"/>
-              </w:rPr>
-              <w:t>id</w:t>
+              <w:t>所属动态id</w:t>
             </w:r>
           </w:p>
         </w:tc>
@@ -5148,13 +4764,7 @@
               <w:rPr>
                 <w:rFonts w:hint="eastAsia"/>
               </w:rPr>
-              <w:t>用户</w:t>
-            </w:r>
-            <w:r>
-              <w:rPr>
-                <w:rFonts w:hint="eastAsia"/>
-              </w:rPr>
-              <w:t>id</w:t>
+              <w:t>用户id</w:t>
             </w:r>
           </w:p>
         </w:tc>
@@ -5294,13 +4904,7 @@
               <w:rPr>
                 <w:rFonts w:hint="eastAsia"/>
               </w:rPr>
-              <w:t>所评论的评论</w:t>
-            </w:r>
-            <w:r>
-              <w:rPr>
-                <w:rFonts w:hint="eastAsia"/>
-              </w:rPr>
-              <w:t>id</w:t>
+              <w:t>所评论的评论id</w:t>
             </w:r>
           </w:p>
         </w:tc>
@@ -5316,31 +4920,7 @@
               <w:rPr>
                 <w:rFonts w:hint="eastAsia"/>
               </w:rPr>
-              <w:t>如果是</w:t>
-            </w:r>
-            <w:r>
-              <w:rPr>
-                <w:rFonts w:hint="eastAsia"/>
-              </w:rPr>
-              <w:t>1</w:t>
-            </w:r>
-            <w:r>
-              <w:rPr>
-                <w:rFonts w:hint="eastAsia"/>
-              </w:rPr>
-              <w:t>级评论，则为空（最高</w:t>
-            </w:r>
-            <w:r>
-              <w:rPr>
-                <w:rFonts w:hint="eastAsia"/>
-              </w:rPr>
-              <w:t>2</w:t>
-            </w:r>
-            <w:r>
-              <w:rPr>
-                <w:rFonts w:hint="eastAsia"/>
-              </w:rPr>
-              <w:t>级）</w:t>
+              <w:t>如果是1级评论，则为空（最高2级）</w:t>
             </w:r>
           </w:p>
         </w:tc>
@@ -5386,25 +4966,7 @@
               <w:rPr>
                 <w:rFonts w:hint="eastAsia"/>
               </w:rPr>
-              <w:t>d</w:t>
-            </w:r>
-            <w:r>
-              <w:rPr>
-                <w:rFonts w:hint="eastAsia"/>
-              </w:rPr>
-              <w:t>ate</w:t>
-            </w:r>
-            <w:r>
-              <w:rPr>
-                <w:rFonts w:hint="eastAsia"/>
-              </w:rPr>
-              <w:t>t</w:t>
-            </w:r>
-            <w:r>
-              <w:rPr>
-                <w:rFonts w:hint="eastAsia"/>
-              </w:rPr>
-              <w:t>ime</w:t>
+              <w:t>datetime</w:t>
             </w:r>
           </w:p>
         </w:tc>
@@ -5747,13 +5309,7 @@
               <w:rPr>
                 <w:rFonts w:hint="eastAsia"/>
               </w:rPr>
-              <w:t>点赞</w:t>
-            </w:r>
-            <w:r>
-              <w:rPr>
-                <w:rFonts w:hint="eastAsia"/>
-              </w:rPr>
-              <w:t>id</w:t>
+              <w:t>点赞id</w:t>
             </w:r>
           </w:p>
         </w:tc>
@@ -5829,13 +5385,7 @@
               <w:rPr>
                 <w:rFonts w:hint="eastAsia"/>
               </w:rPr>
-              <w:t>用户</w:t>
-            </w:r>
-            <w:r>
-              <w:rPr>
-                <w:rFonts w:hint="eastAsia"/>
-              </w:rPr>
-              <w:t>id</w:t>
+              <w:t>用户id</w:t>
             </w:r>
           </w:p>
         </w:tc>
@@ -5986,13 +5536,7 @@
               <w:rPr>
                 <w:rFonts w:hint="eastAsia"/>
               </w:rPr>
-              <w:t>所点赞的对象</w:t>
-            </w:r>
-            <w:r>
-              <w:rPr>
-                <w:rFonts w:hint="eastAsia"/>
-              </w:rPr>
-              <w:t>id</w:t>
+              <w:t>所点赞的对象id</w:t>
             </w:r>
           </w:p>
         </w:tc>
@@ -6008,25 +5552,7 @@
               <w:rPr>
                 <w:rFonts w:hint="eastAsia"/>
               </w:rPr>
-              <w:t>可能是动态</w:t>
-            </w:r>
-            <w:r>
-              <w:rPr>
-                <w:rFonts w:hint="eastAsia"/>
-              </w:rPr>
-              <w:t>id</w:t>
-            </w:r>
-            <w:r>
-              <w:rPr>
-                <w:rFonts w:hint="eastAsia"/>
-              </w:rPr>
-              <w:t>，也可能是评论</w:t>
-            </w:r>
-            <w:r>
-              <w:rPr>
-                <w:rFonts w:hint="eastAsia"/>
-              </w:rPr>
-              <w:t>id</w:t>
+              <w:t>可能是动态id，也可能是评论id</w:t>
             </w:r>
           </w:p>
         </w:tc>
@@ -6072,25 +5598,7 @@
               <w:rPr>
                 <w:rFonts w:hint="eastAsia"/>
               </w:rPr>
-              <w:t>d</w:t>
-            </w:r>
-            <w:r>
-              <w:rPr>
-                <w:rFonts w:hint="eastAsia"/>
-              </w:rPr>
-              <w:t>ate</w:t>
-            </w:r>
-            <w:r>
-              <w:rPr>
-                <w:rFonts w:hint="eastAsia"/>
-              </w:rPr>
-              <w:t>t</w:t>
-            </w:r>
-            <w:r>
-              <w:rPr>
-                <w:rFonts w:hint="eastAsia"/>
-              </w:rPr>
-              <w:t>ime</w:t>
+              <w:t>datetime</w:t>
             </w:r>
           </w:p>
         </w:tc>
@@ -6493,7 +6001,7 @@
     <w:lsdException w:name="Table Web 2" w:semiHidden="1" w:unhideWhenUsed="1"/>
     <w:lsdException w:name="Table Web 3" w:semiHidden="1" w:unhideWhenUsed="1"/>
     <w:lsdException w:name="Balloon Text" w:semiHidden="1" w:unhideWhenUsed="1"/>
-    <w:lsdException w:name="Table Grid" w:semiHidden="1" w:uiPriority="39" w:unhideWhenUsed="1" w:qFormat="1"/>
+    <w:lsdException w:name="Table Grid" w:uiPriority="39" w:qFormat="1"/>
     <w:lsdException w:name="Table Theme" w:semiHidden="1" w:unhideWhenUsed="1"/>
     <w:lsdException w:name="Placeholder Text" w:semiHidden="1"/>
     <w:lsdException w:name="Light Shading" w:uiPriority="60"/>
